--- a/public/labs/pmzi/pz-23/ЛР7_ПМЗІ_Реалізація_алгоритму_SHA.docx
+++ b/public/labs/pmzi/pz-23/ЛР7_ПМЗІ_Реалізація_алгоритму_SHA.docx
@@ -219,164 +219,162 @@
     <w:p>
       <w:pPr>
         <w:pStyle w:val="SourceCode"/>
-      </w:pPr>
-      <w:r>
-        <w:rPr>
-          <w:rStyle w:val="VerbatimChar"/>
-        </w:rPr>
+        <w:spacing w:before="120" w:after="0" w:line="200" w:lineRule="auto"/>
+      </w:pPr>
+      <w:r>
         <w:t xml:space="preserve">┌───────────────────────────────────────────────────────────────────────┐</w:t>
       </w:r>
-      <w:r>
-        <w:br/>
-      </w:r>
-      <w:r>
-        <w:rPr>
-          <w:rStyle w:val="VerbatimChar"/>
-        </w:rPr>
+    </w:p>
+    <w:p>
+      <w:pPr>
+        <w:pStyle w:val="SourceCode"/>
+        <w:spacing w:before="0" w:after="0" w:line="200" w:lineRule="auto"/>
+      </w:pPr>
+      <w:r>
         <w:t xml:space="preserve">│                      АЛГОРИТМ SHA-256                                 │</w:t>
       </w:r>
-      <w:r>
-        <w:br/>
-      </w:r>
-      <w:r>
-        <w:rPr>
-          <w:rStyle w:val="VerbatimChar"/>
-        </w:rPr>
+    </w:p>
+    <w:p>
+      <w:pPr>
+        <w:pStyle w:val="SourceCode"/>
+        <w:spacing w:before="0" w:after="0" w:line="200" w:lineRule="auto"/>
+      </w:pPr>
+      <w:r>
         <w:t xml:space="preserve">├───────────────────────────────────────────────────────────────────────┤</w:t>
       </w:r>
-      <w:r>
-        <w:br/>
-      </w:r>
-      <w:r>
-        <w:rPr>
-          <w:rStyle w:val="VerbatimChar"/>
-        </w:rPr>
+    </w:p>
+    <w:p>
+      <w:pPr>
+        <w:pStyle w:val="SourceCode"/>
+        <w:spacing w:before="0" w:after="0" w:line="200" w:lineRule="auto"/>
+      </w:pPr>
+      <w:r>
         <w:t xml:space="preserve">│                                                                       │</w:t>
       </w:r>
-      <w:r>
-        <w:br/>
-      </w:r>
-      <w:r>
-        <w:rPr>
-          <w:rStyle w:val="VerbatimChar"/>
-        </w:rPr>
+    </w:p>
+    <w:p>
+      <w:pPr>
+        <w:pStyle w:val="SourceCode"/>
+        <w:spacing w:before="0" w:after="0" w:line="200" w:lineRule="auto"/>
+      </w:pPr>
+      <w:r>
         <w:t xml:space="preserve">│  Повідомлення ──► [PADDING] ──► [РОЗБИТТЯ] ──► [ОБРОБКА] ──► Хеш      │</w:t>
       </w:r>
-      <w:r>
-        <w:br/>
-      </w:r>
-      <w:r>
-        <w:rPr>
-          <w:rStyle w:val="VerbatimChar"/>
-        </w:rPr>
+    </w:p>
+    <w:p>
+      <w:pPr>
+        <w:pStyle w:val="SourceCode"/>
+        <w:spacing w:before="0" w:after="0" w:line="200" w:lineRule="auto"/>
+      </w:pPr>
+      <w:r>
         <w:t xml:space="preserve">│                                  512 біт      64 раунди    256 біт    │</w:t>
       </w:r>
-      <w:r>
-        <w:br/>
-      </w:r>
-      <w:r>
-        <w:rPr>
-          <w:rStyle w:val="VerbatimChar"/>
-        </w:rPr>
+    </w:p>
+    <w:p>
+      <w:pPr>
+        <w:pStyle w:val="SourceCode"/>
+        <w:spacing w:before="0" w:after="0" w:line="200" w:lineRule="auto"/>
+      </w:pPr>
+      <w:r>
         <w:t xml:space="preserve">│                                                                       │</w:t>
       </w:r>
-      <w:r>
-        <w:br/>
-      </w:r>
-      <w:r>
-        <w:rPr>
-          <w:rStyle w:val="VerbatimChar"/>
-        </w:rPr>
+    </w:p>
+    <w:p>
+      <w:pPr>
+        <w:pStyle w:val="SourceCode"/>
+        <w:spacing w:before="0" w:after="0" w:line="200" w:lineRule="auto"/>
+      </w:pPr>
+      <w:r>
         <w:t xml:space="preserve">│  ЕТАПИ:                                                               │</w:t>
       </w:r>
-      <w:r>
-        <w:br/>
-      </w:r>
-      <w:r>
-        <w:rPr>
-          <w:rStyle w:val="VerbatimChar"/>
-        </w:rPr>
+    </w:p>
+    <w:p>
+      <w:pPr>
+        <w:pStyle w:val="SourceCode"/>
+        <w:spacing w:before="0" w:after="0" w:line="200" w:lineRule="auto"/>
+      </w:pPr>
+      <w:r>
         <w:t xml:space="preserve">│  1. Доповнення повідомлення до кратного 512 біт                       │</w:t>
       </w:r>
-      <w:r>
-        <w:br/>
-      </w:r>
-      <w:r>
-        <w:rPr>
-          <w:rStyle w:val="VerbatimChar"/>
-        </w:rPr>
+    </w:p>
+    <w:p>
+      <w:pPr>
+        <w:pStyle w:val="SourceCode"/>
+        <w:spacing w:before="0" w:after="0" w:line="200" w:lineRule="auto"/>
+      </w:pPr>
+      <w:r>
         <w:t xml:space="preserve">│  2. Розбиття на блоки по 512 біт                                      │</w:t>
       </w:r>
-      <w:r>
-        <w:br/>
-      </w:r>
-      <w:r>
-        <w:rPr>
-          <w:rStyle w:val="VerbatimChar"/>
-        </w:rPr>
+    </w:p>
+    <w:p>
+      <w:pPr>
+        <w:pStyle w:val="SourceCode"/>
+        <w:spacing w:before="0" w:after="0" w:line="200" w:lineRule="auto"/>
+      </w:pPr>
+      <w:r>
         <w:t xml:space="preserve">│  3. Ініціалізація 8 робочих змінних (H0-H7)                           │</w:t>
       </w:r>
-      <w:r>
-        <w:br/>
-      </w:r>
-      <w:r>
-        <w:rPr>
-          <w:rStyle w:val="VerbatimChar"/>
-        </w:rPr>
+    </w:p>
+    <w:p>
+      <w:pPr>
+        <w:pStyle w:val="SourceCode"/>
+        <w:spacing w:before="0" w:after="0" w:line="200" w:lineRule="auto"/>
+      </w:pPr>
+      <w:r>
         <w:t xml:space="preserve">│  4. Для кожного блоку:                                                │</w:t>
       </w:r>
-      <w:r>
-        <w:br/>
-      </w:r>
-      <w:r>
-        <w:rPr>
-          <w:rStyle w:val="VerbatimChar"/>
-        </w:rPr>
+    </w:p>
+    <w:p>
+      <w:pPr>
+        <w:pStyle w:val="SourceCode"/>
+        <w:spacing w:before="0" w:after="0" w:line="200" w:lineRule="auto"/>
+      </w:pPr>
+      <w:r>
         <w:t xml:space="preserve">│     - Розширення 16 слів до 64 слів                                   │</w:t>
       </w:r>
-      <w:r>
-        <w:br/>
-      </w:r>
-      <w:r>
-        <w:rPr>
-          <w:rStyle w:val="VerbatimChar"/>
-        </w:rPr>
+    </w:p>
+    <w:p>
+      <w:pPr>
+        <w:pStyle w:val="SourceCode"/>
+        <w:spacing w:before="0" w:after="0" w:line="200" w:lineRule="auto"/>
+      </w:pPr>
+      <w:r>
         <w:t xml:space="preserve">│     - 64 раунди функції стиснення                                     │</w:t>
       </w:r>
-      <w:r>
-        <w:br/>
-      </w:r>
-      <w:r>
-        <w:rPr>
-          <w:rStyle w:val="VerbatimChar"/>
-        </w:rPr>
+    </w:p>
+    <w:p>
+      <w:pPr>
+        <w:pStyle w:val="SourceCode"/>
+        <w:spacing w:before="0" w:after="0" w:line="200" w:lineRule="auto"/>
+      </w:pPr>
+      <w:r>
         <w:t xml:space="preserve">│     - Додавання результату до H0-H7                                   │</w:t>
       </w:r>
-      <w:r>
-        <w:br/>
-      </w:r>
-      <w:r>
-        <w:rPr>
-          <w:rStyle w:val="VerbatimChar"/>
-        </w:rPr>
+    </w:p>
+    <w:p>
+      <w:pPr>
+        <w:pStyle w:val="SourceCode"/>
+        <w:spacing w:before="0" w:after="0" w:line="200" w:lineRule="auto"/>
+      </w:pPr>
+      <w:r>
         <w:t xml:space="preserve">│  5. Конкатенація H0-H7 → 256-бітний хеш                               │</w:t>
       </w:r>
-      <w:r>
-        <w:br/>
-      </w:r>
-      <w:r>
-        <w:rPr>
-          <w:rStyle w:val="VerbatimChar"/>
-        </w:rPr>
+    </w:p>
+    <w:p>
+      <w:pPr>
+        <w:pStyle w:val="SourceCode"/>
+        <w:spacing w:before="0" w:after="0" w:line="200" w:lineRule="auto"/>
+      </w:pPr>
+      <w:r>
         <w:t xml:space="preserve">│                                                                       │</w:t>
       </w:r>
-      <w:r>
-        <w:br/>
-      </w:r>
-      <w:r>
-        <w:rPr>
-          <w:rStyle w:val="VerbatimChar"/>
-        </w:rPr>
+    </w:p>
+    <w:p>
+      <w:pPr>
+        <w:pStyle w:val="SourceCode"/>
+        <w:spacing w:before="0" w:after="120" w:line="200" w:lineRule="auto"/>
+      </w:pPr>
+      <w:r>
         <w:t xml:space="preserve">└───────────────────────────────────────────────────────────────────────┘</w:t>
       </w:r>
     </w:p>
@@ -455,65 +453,63 @@
     <w:p>
       <w:pPr>
         <w:pStyle w:val="SourceCode"/>
-      </w:pPr>
-      <w:r>
-        <w:rPr>
-          <w:rStyle w:val="VerbatimChar"/>
-        </w:rPr>
+        <w:spacing w:before="120" w:after="0" w:line="200" w:lineRule="auto"/>
+      </w:pPr>
+      <w:r>
         <w:t xml:space="preserve">Оригінал:     M (L біт)</w:t>
       </w:r>
-      <w:r>
-        <w:br/>
-      </w:r>
-      <w:r>
-        <w:rPr>
-          <w:rStyle w:val="VerbatimChar"/>
-        </w:rPr>
+    </w:p>
+    <w:p>
+      <w:pPr>
+        <w:pStyle w:val="SourceCode"/>
+        <w:spacing w:before="0" w:after="0" w:line="200" w:lineRule="auto"/>
+      </w:pPr>
+      <w:r>
         <w:t xml:space="preserve">Доповнене:    M || 1 || 0...0 || L(64 біти)</w:t>
       </w:r>
-      <w:r>
-        <w:br/>
-      </w:r>
-      <w:r>
-        <w:rPr>
-          <w:rStyle w:val="VerbatimChar"/>
-        </w:rPr>
+    </w:p>
+    <w:p>
+      <w:pPr>
+        <w:pStyle w:val="SourceCode"/>
+        <w:spacing w:before="0" w:after="0" w:line="200" w:lineRule="auto"/>
+      </w:pPr>
+      <w:r>
         <w:t xml:space="preserve">              ↑    ↑    ↑         ↑</w:t>
       </w:r>
-      <w:r>
-        <w:br/>
-      </w:r>
-      <w:r>
-        <w:rPr>
-          <w:rStyle w:val="VerbatimChar"/>
-        </w:rPr>
+    </w:p>
+    <w:p>
+      <w:pPr>
+        <w:pStyle w:val="SourceCode"/>
+        <w:spacing w:before="0" w:after="0" w:line="200" w:lineRule="auto"/>
+      </w:pPr>
+      <w:r>
         <w:t xml:space="preserve">              |    |    |         Довжина у бітах (big-endian)</w:t>
       </w:r>
-      <w:r>
-        <w:br/>
-      </w:r>
-      <w:r>
-        <w:rPr>
-          <w:rStyle w:val="VerbatimChar"/>
-        </w:rPr>
+    </w:p>
+    <w:p>
+      <w:pPr>
+        <w:pStyle w:val="SourceCode"/>
+        <w:spacing w:before="0" w:after="0" w:line="200" w:lineRule="auto"/>
+      </w:pPr>
+      <w:r>
         <w:t xml:space="preserve">              |    |    Нулі для вирівнювання</w:t>
       </w:r>
-      <w:r>
-        <w:br/>
-      </w:r>
-      <w:r>
-        <w:rPr>
-          <w:rStyle w:val="VerbatimChar"/>
-        </w:rPr>
+    </w:p>
+    <w:p>
+      <w:pPr>
+        <w:pStyle w:val="SourceCode"/>
+        <w:spacing w:before="0" w:after="0" w:line="200" w:lineRule="auto"/>
+      </w:pPr>
+      <w:r>
         <w:t xml:space="preserve">              |    Обов'язковий біт "1"</w:t>
       </w:r>
-      <w:r>
-        <w:br/>
-      </w:r>
-      <w:r>
-        <w:rPr>
-          <w:rStyle w:val="VerbatimChar"/>
-        </w:rPr>
+    </w:p>
+    <w:p>
+      <w:pPr>
+        <w:pStyle w:val="SourceCode"/>
+        <w:spacing w:before="0" w:after="120" w:line="200" w:lineRule="auto"/>
+      </w:pPr>
+      <w:r>
         <w:t xml:space="preserve">              Повідомлення</w:t>
       </w:r>
     </w:p>
@@ -625,89 +621,93 @@
     <w:p>
       <w:pPr>
         <w:pStyle w:val="SourceCode"/>
-      </w:pPr>
-      <w:r>
-        <w:rPr>
-          <w:rStyle w:val="VerbatimChar"/>
-        </w:rPr>
+        <w:spacing w:before="120" w:after="0" w:line="200" w:lineRule="auto"/>
+      </w:pPr>
+      <w:r>
         <w:t xml:space="preserve">// Функції вибору та більшості</w:t>
       </w:r>
-      <w:r>
-        <w:br/>
-      </w:r>
-      <w:r>
-        <w:rPr>
-          <w:rStyle w:val="VerbatimChar"/>
-        </w:rPr>
+    </w:p>
+    <w:p>
+      <w:pPr>
+        <w:pStyle w:val="SourceCode"/>
+        <w:spacing w:before="0" w:after="0" w:line="200" w:lineRule="auto"/>
+      </w:pPr>
+      <w:r>
         <w:t xml:space="preserve">#define Ch(x,y,z)  ((x &amp; y) ^ (~x &amp; z))</w:t>
       </w:r>
-      <w:r>
-        <w:br/>
-      </w:r>
-      <w:r>
-        <w:rPr>
-          <w:rStyle w:val="VerbatimChar"/>
-        </w:rPr>
+    </w:p>
+    <w:p>
+      <w:pPr>
+        <w:pStyle w:val="SourceCode"/>
+        <w:spacing w:before="0" w:after="0" w:line="200" w:lineRule="auto"/>
+      </w:pPr>
+      <w:r>
         <w:t xml:space="preserve">#define Maj(x,y,z) ((x &amp; y) ^ (x &amp; z) ^ (y &amp; z))</w:t>
       </w:r>
-      <w:r>
-        <w:br/>
-      </w:r>
-      <w:r>
-        <w:br/>
-      </w:r>
-      <w:r>
-        <w:rPr>
-          <w:rStyle w:val="VerbatimChar"/>
-        </w:rPr>
+    </w:p>
+    <w:p>
+      <w:pPr>
+        <w:pStyle w:val="SourceCode"/>
+        <w:spacing w:before="0" w:after="0" w:line="200" w:lineRule="auto"/>
+      </w:pPr>
+    </w:p>
+    <w:p>
+      <w:pPr>
+        <w:pStyle w:val="SourceCode"/>
+        <w:spacing w:before="0" w:after="0" w:line="200" w:lineRule="auto"/>
+      </w:pPr>
+      <w:r>
         <w:t xml:space="preserve">// Функції обертання (Σ - sigma)</w:t>
       </w:r>
-      <w:r>
-        <w:br/>
-      </w:r>
-      <w:r>
-        <w:rPr>
-          <w:rStyle w:val="VerbatimChar"/>
-        </w:rPr>
+    </w:p>
+    <w:p>
+      <w:pPr>
+        <w:pStyle w:val="SourceCode"/>
+        <w:spacing w:before="0" w:after="0" w:line="200" w:lineRule="auto"/>
+      </w:pPr>
+      <w:r>
         <w:t xml:space="preserve">#define ROTR(x,n)  ((x &gt;&gt; n) | (x &lt;&lt; (32-n)))</w:t>
       </w:r>
-      <w:r>
-        <w:br/>
-      </w:r>
-      <w:r>
-        <w:br/>
-      </w:r>
-      <w:r>
-        <w:rPr>
-          <w:rStyle w:val="VerbatimChar"/>
-        </w:rPr>
+    </w:p>
+    <w:p>
+      <w:pPr>
+        <w:pStyle w:val="SourceCode"/>
+        <w:spacing w:before="0" w:after="0" w:line="200" w:lineRule="auto"/>
+      </w:pPr>
+    </w:p>
+    <w:p>
+      <w:pPr>
+        <w:pStyle w:val="SourceCode"/>
+        <w:spacing w:before="0" w:after="0" w:line="200" w:lineRule="auto"/>
+      </w:pPr>
+      <w:r>
         <w:t xml:space="preserve">#define Σ0(x)  (ROTR(x,2) ^ ROTR(x,13) ^ ROTR(x,22))</w:t>
       </w:r>
-      <w:r>
-        <w:br/>
-      </w:r>
-      <w:r>
-        <w:rPr>
-          <w:rStyle w:val="VerbatimChar"/>
-        </w:rPr>
+    </w:p>
+    <w:p>
+      <w:pPr>
+        <w:pStyle w:val="SourceCode"/>
+        <w:spacing w:before="0" w:after="0" w:line="200" w:lineRule="auto"/>
+      </w:pPr>
+      <w:r>
         <w:t xml:space="preserve">#define Σ1(x)  (ROTR(x,6) ^ ROTR(x,11) ^ ROTR(x,25))</w:t>
       </w:r>
-      <w:r>
-        <w:br/>
-      </w:r>
-      <w:r>
-        <w:rPr>
-          <w:rStyle w:val="VerbatimChar"/>
-        </w:rPr>
+    </w:p>
+    <w:p>
+      <w:pPr>
+        <w:pStyle w:val="SourceCode"/>
+        <w:spacing w:before="0" w:after="0" w:line="200" w:lineRule="auto"/>
+      </w:pPr>
+      <w:r>
         <w:t xml:space="preserve">#define σ0(x)  (ROTR(x,7) ^ ROTR(x,18) ^ (x &gt;&gt; 3))</w:t>
       </w:r>
-      <w:r>
-        <w:br/>
-      </w:r>
-      <w:r>
-        <w:rPr>
-          <w:rStyle w:val="VerbatimChar"/>
-        </w:rPr>
+    </w:p>
+    <w:p>
+      <w:pPr>
+        <w:pStyle w:val="SourceCode"/>
+        <w:spacing w:before="0" w:after="120" w:line="200" w:lineRule="auto"/>
+      </w:pPr>
+      <w:r>
         <w:t xml:space="preserve">#define σ1(x)  (ROTR(x,17) ^ ROTR(x,19) ^ (x &gt;&gt; 10))</w:t>
       </w:r>
     </w:p>
@@ -742,38 +742,36 @@
     <w:p>
       <w:pPr>
         <w:pStyle w:val="SourceCode"/>
-      </w:pPr>
-      <w:r>
-        <w:rPr>
-          <w:rStyle w:val="VerbatimChar"/>
-        </w:rPr>
+        <w:spacing w:before="120" w:after="0" w:line="200" w:lineRule="auto"/>
+      </w:pPr>
+      <w:r>
         <w:t xml:space="preserve">uint32_t H[8] = {</w:t>
       </w:r>
-      <w:r>
-        <w:br/>
-      </w:r>
-      <w:r>
-        <w:rPr>
-          <w:rStyle w:val="VerbatimChar"/>
-        </w:rPr>
+    </w:p>
+    <w:p>
+      <w:pPr>
+        <w:pStyle w:val="SourceCode"/>
+        <w:spacing w:before="0" w:after="0" w:line="200" w:lineRule="auto"/>
+      </w:pPr>
+      <w:r>
         <w:t xml:space="preserve">    0x6a09e667, 0xbb67ae85, 0x3c6ef372, 0xa54ff53a,</w:t>
       </w:r>
-      <w:r>
-        <w:br/>
-      </w:r>
-      <w:r>
-        <w:rPr>
-          <w:rStyle w:val="VerbatimChar"/>
-        </w:rPr>
+    </w:p>
+    <w:p>
+      <w:pPr>
+        <w:pStyle w:val="SourceCode"/>
+        <w:spacing w:before="0" w:after="0" w:line="200" w:lineRule="auto"/>
+      </w:pPr>
+      <w:r>
         <w:t xml:space="preserve">    0x510e527f, 0x9b05688c, 0x1f83d9ab, 0x5be0cd19</w:t>
       </w:r>
-      <w:r>
-        <w:br/>
-      </w:r>
-      <w:r>
-        <w:rPr>
-          <w:rStyle w:val="VerbatimChar"/>
-        </w:rPr>
+    </w:p>
+    <w:p>
+      <w:pPr>
+        <w:pStyle w:val="SourceCode"/>
+        <w:spacing w:before="0" w:after="120" w:line="200" w:lineRule="auto"/>
+      </w:pPr>
+      <w:r>
         <w:t xml:space="preserve">};</w:t>
       </w:r>
     </w:p>
@@ -798,47 +796,45 @@
     <w:p>
       <w:pPr>
         <w:pStyle w:val="SourceCode"/>
-      </w:pPr>
-      <w:r>
-        <w:rPr>
-          <w:rStyle w:val="VerbatimChar"/>
-        </w:rPr>
+        <w:spacing w:before="120" w:after="0" w:line="200" w:lineRule="auto"/>
+      </w:pPr>
+      <w:r>
         <w:t xml:space="preserve">uint32_t K[64] = {</w:t>
       </w:r>
-      <w:r>
-        <w:br/>
-      </w:r>
-      <w:r>
-        <w:rPr>
-          <w:rStyle w:val="VerbatimChar"/>
-        </w:rPr>
+    </w:p>
+    <w:p>
+      <w:pPr>
+        <w:pStyle w:val="SourceCode"/>
+        <w:spacing w:before="0" w:after="0" w:line="200" w:lineRule="auto"/>
+      </w:pPr>
+      <w:r>
         <w:t xml:space="preserve">    0x428a2f98, 0x71374491, 0xb5c0fbcf, 0xe9b5dba5,</w:t>
       </w:r>
-      <w:r>
-        <w:br/>
-      </w:r>
-      <w:r>
-        <w:rPr>
-          <w:rStyle w:val="VerbatimChar"/>
-        </w:rPr>
+    </w:p>
+    <w:p>
+      <w:pPr>
+        <w:pStyle w:val="SourceCode"/>
+        <w:spacing w:before="0" w:after="0" w:line="200" w:lineRule="auto"/>
+      </w:pPr>
+      <w:r>
         <w:t xml:space="preserve">    0x3956c25b, 0x59f111f1, 0x923f82a4, 0xab1c5ed5,</w:t>
       </w:r>
-      <w:r>
-        <w:br/>
-      </w:r>
-      <w:r>
-        <w:rPr>
-          <w:rStyle w:val="VerbatimChar"/>
-        </w:rPr>
+    </w:p>
+    <w:p>
+      <w:pPr>
+        <w:pStyle w:val="SourceCode"/>
+        <w:spacing w:before="0" w:after="0" w:line="200" w:lineRule="auto"/>
+      </w:pPr>
+      <w:r>
         <w:t xml:space="preserve">    // ... (всього 64 значення)</w:t>
       </w:r>
-      <w:r>
-        <w:br/>
-      </w:r>
-      <w:r>
-        <w:rPr>
-          <w:rStyle w:val="VerbatimChar"/>
-        </w:rPr>
+    </w:p>
+    <w:p>
+      <w:pPr>
+        <w:pStyle w:val="SourceCode"/>
+        <w:spacing w:before="0" w:after="120" w:line="200" w:lineRule="auto"/>
+      </w:pPr>
+      <w:r>
         <w:t xml:space="preserve">};</w:t>
       </w:r>
     </w:p>
@@ -855,236 +851,234 @@
     <w:p>
       <w:pPr>
         <w:pStyle w:val="SourceCode"/>
-      </w:pPr>
-      <w:r>
-        <w:rPr>
-          <w:rStyle w:val="VerbatimChar"/>
-        </w:rPr>
+        <w:spacing w:before="120" w:after="0" w:line="200" w:lineRule="auto"/>
+      </w:pPr>
+      <w:r>
         <w:t xml:space="preserve">┌─────────────────────────────────────────────────────────────┐</w:t>
       </w:r>
-      <w:r>
-        <w:br/>
-      </w:r>
-      <w:r>
-        <w:rPr>
-          <w:rStyle w:val="VerbatimChar"/>
-        </w:rPr>
+    </w:p>
+    <w:p>
+      <w:pPr>
+        <w:pStyle w:val="SourceCode"/>
+        <w:spacing w:before="0" w:after="0" w:line="200" w:lineRule="auto"/>
+      </w:pPr>
+      <w:r>
         <w:t xml:space="preserve">│                   РАУНД SHA-256                             │</w:t>
       </w:r>
-      <w:r>
-        <w:br/>
-      </w:r>
-      <w:r>
-        <w:rPr>
-          <w:rStyle w:val="VerbatimChar"/>
-        </w:rPr>
+    </w:p>
+    <w:p>
+      <w:pPr>
+        <w:pStyle w:val="SourceCode"/>
+        <w:spacing w:before="0" w:after="0" w:line="200" w:lineRule="auto"/>
+      </w:pPr>
+      <w:r>
         <w:t xml:space="preserve">├─────────────────────────────────────────────────────────────┤</w:t>
       </w:r>
-      <w:r>
-        <w:br/>
-      </w:r>
-      <w:r>
-        <w:rPr>
-          <w:rStyle w:val="VerbatimChar"/>
-        </w:rPr>
+    </w:p>
+    <w:p>
+      <w:pPr>
+        <w:pStyle w:val="SourceCode"/>
+        <w:spacing w:before="0" w:after="0" w:line="200" w:lineRule="auto"/>
+      </w:pPr>
+      <w:r>
         <w:t xml:space="preserve">│                                                             │</w:t>
       </w:r>
-      <w:r>
-        <w:br/>
-      </w:r>
-      <w:r>
-        <w:rPr>
-          <w:rStyle w:val="VerbatimChar"/>
-        </w:rPr>
+    </w:p>
+    <w:p>
+      <w:pPr>
+        <w:pStyle w:val="SourceCode"/>
+        <w:spacing w:before="0" w:after="0" w:line="200" w:lineRule="auto"/>
+      </w:pPr>
+      <w:r>
         <w:t xml:space="preserve">│  a ─────────────────────────────────────────────────► a'    │</w:t>
       </w:r>
-      <w:r>
-        <w:br/>
-      </w:r>
-      <w:r>
-        <w:rPr>
-          <w:rStyle w:val="VerbatimChar"/>
-        </w:rPr>
+    </w:p>
+    <w:p>
+      <w:pPr>
+        <w:pStyle w:val="SourceCode"/>
+        <w:spacing w:before="0" w:after="0" w:line="200" w:lineRule="auto"/>
+      </w:pPr>
+      <w:r>
         <w:t xml:space="preserve">│  b ─────────────────────────────────────────────────► b'    │</w:t>
       </w:r>
-      <w:r>
-        <w:br/>
-      </w:r>
-      <w:r>
-        <w:rPr>
-          <w:rStyle w:val="VerbatimChar"/>
-        </w:rPr>
+    </w:p>
+    <w:p>
+      <w:pPr>
+        <w:pStyle w:val="SourceCode"/>
+        <w:spacing w:before="0" w:after="0" w:line="200" w:lineRule="auto"/>
+      </w:pPr>
+      <w:r>
         <w:t xml:space="preserve">│  c ─────────────────────────────────────────────────► c'    │</w:t>
       </w:r>
-      <w:r>
-        <w:br/>
-      </w:r>
-      <w:r>
-        <w:rPr>
-          <w:rStyle w:val="VerbatimChar"/>
-        </w:rPr>
+    </w:p>
+    <w:p>
+      <w:pPr>
+        <w:pStyle w:val="SourceCode"/>
+        <w:spacing w:before="0" w:after="0" w:line="200" w:lineRule="auto"/>
+      </w:pPr>
+      <w:r>
         <w:t xml:space="preserve">│  d ────────────────────────────[+T1]────────────────► d'    │</w:t>
       </w:r>
-      <w:r>
-        <w:br/>
-      </w:r>
-      <w:r>
-        <w:rPr>
-          <w:rStyle w:val="VerbatimChar"/>
-        </w:rPr>
+    </w:p>
+    <w:p>
+      <w:pPr>
+        <w:pStyle w:val="SourceCode"/>
+        <w:spacing w:before="0" w:after="0" w:line="200" w:lineRule="auto"/>
+      </w:pPr>
+      <w:r>
         <w:t xml:space="preserve">│  e ─────────────────────────────────────────────────► e'    │</w:t>
       </w:r>
-      <w:r>
-        <w:br/>
-      </w:r>
-      <w:r>
-        <w:rPr>
-          <w:rStyle w:val="VerbatimChar"/>
-        </w:rPr>
+    </w:p>
+    <w:p>
+      <w:pPr>
+        <w:pStyle w:val="SourceCode"/>
+        <w:spacing w:before="0" w:after="0" w:line="200" w:lineRule="auto"/>
+      </w:pPr>
+      <w:r>
         <w:t xml:space="preserve">│  f ─────────────────────────────────────────────────► f'    │</w:t>
       </w:r>
-      <w:r>
-        <w:br/>
-      </w:r>
-      <w:r>
-        <w:rPr>
-          <w:rStyle w:val="VerbatimChar"/>
-        </w:rPr>
+    </w:p>
+    <w:p>
+      <w:pPr>
+        <w:pStyle w:val="SourceCode"/>
+        <w:spacing w:before="0" w:after="0" w:line="200" w:lineRule="auto"/>
+      </w:pPr>
+      <w:r>
         <w:t xml:space="preserve">│  g ─────────────────────────────────────────────────► g'    │</w:t>
       </w:r>
-      <w:r>
-        <w:br/>
-      </w:r>
-      <w:r>
-        <w:rPr>
-          <w:rStyle w:val="VerbatimChar"/>
-        </w:rPr>
+    </w:p>
+    <w:p>
+      <w:pPr>
+        <w:pStyle w:val="SourceCode"/>
+        <w:spacing w:before="0" w:after="0" w:line="200" w:lineRule="auto"/>
+      </w:pPr>
+      <w:r>
         <w:t xml:space="preserve">│  h ──[+Σ1(e)+Ch(e,f,g)+K+W]─────────────────────────► h'    │</w:t>
       </w:r>
-      <w:r>
-        <w:br/>
-      </w:r>
-      <w:r>
-        <w:rPr>
-          <w:rStyle w:val="VerbatimChar"/>
-        </w:rPr>
+    </w:p>
+    <w:p>
+      <w:pPr>
+        <w:pStyle w:val="SourceCode"/>
+        <w:spacing w:before="0" w:after="0" w:line="200" w:lineRule="auto"/>
+      </w:pPr>
+      <w:r>
         <w:t xml:space="preserve">│                                                             │</w:t>
       </w:r>
-      <w:r>
-        <w:br/>
-      </w:r>
-      <w:r>
-        <w:rPr>
-          <w:rStyle w:val="VerbatimChar"/>
-        </w:rPr>
+    </w:p>
+    <w:p>
+      <w:pPr>
+        <w:pStyle w:val="SourceCode"/>
+        <w:spacing w:before="0" w:after="0" w:line="200" w:lineRule="auto"/>
+      </w:pPr>
+      <w:r>
         <w:t xml:space="preserve">│  T1 = h + Σ1(e) + Ch(e,f,g) + K[i] + W[i]                   │</w:t>
       </w:r>
-      <w:r>
-        <w:br/>
-      </w:r>
-      <w:r>
-        <w:rPr>
-          <w:rStyle w:val="VerbatimChar"/>
-        </w:rPr>
+    </w:p>
+    <w:p>
+      <w:pPr>
+        <w:pStyle w:val="SourceCode"/>
+        <w:spacing w:before="0" w:after="0" w:line="200" w:lineRule="auto"/>
+      </w:pPr>
+      <w:r>
         <w:t xml:space="preserve">│  T2 = Σ0(a) + Maj(a,b,c)                                    │</w:t>
       </w:r>
-      <w:r>
-        <w:br/>
-      </w:r>
-      <w:r>
-        <w:rPr>
-          <w:rStyle w:val="VerbatimChar"/>
-        </w:rPr>
+    </w:p>
+    <w:p>
+      <w:pPr>
+        <w:pStyle w:val="SourceCode"/>
+        <w:spacing w:before="0" w:after="0" w:line="200" w:lineRule="auto"/>
+      </w:pPr>
+      <w:r>
         <w:t xml:space="preserve">│                                                             │</w:t>
       </w:r>
-      <w:r>
-        <w:br/>
-      </w:r>
-      <w:r>
-        <w:rPr>
-          <w:rStyle w:val="VerbatimChar"/>
-        </w:rPr>
+    </w:p>
+    <w:p>
+      <w:pPr>
+        <w:pStyle w:val="SourceCode"/>
+        <w:spacing w:before="0" w:after="0" w:line="200" w:lineRule="auto"/>
+      </w:pPr>
+      <w:r>
         <w:t xml:space="preserve">│  h' = g                                                     │</w:t>
       </w:r>
-      <w:r>
-        <w:br/>
-      </w:r>
-      <w:r>
-        <w:rPr>
-          <w:rStyle w:val="VerbatimChar"/>
-        </w:rPr>
+    </w:p>
+    <w:p>
+      <w:pPr>
+        <w:pStyle w:val="SourceCode"/>
+        <w:spacing w:before="0" w:after="0" w:line="200" w:lineRule="auto"/>
+      </w:pPr>
+      <w:r>
         <w:t xml:space="preserve">│  g' = f                                                     │</w:t>
       </w:r>
-      <w:r>
-        <w:br/>
-      </w:r>
-      <w:r>
-        <w:rPr>
-          <w:rStyle w:val="VerbatimChar"/>
-        </w:rPr>
+    </w:p>
+    <w:p>
+      <w:pPr>
+        <w:pStyle w:val="SourceCode"/>
+        <w:spacing w:before="0" w:after="0" w:line="200" w:lineRule="auto"/>
+      </w:pPr>
+      <w:r>
         <w:t xml:space="preserve">│  f' = e                                                     │</w:t>
       </w:r>
-      <w:r>
-        <w:br/>
-      </w:r>
-      <w:r>
-        <w:rPr>
-          <w:rStyle w:val="VerbatimChar"/>
-        </w:rPr>
+    </w:p>
+    <w:p>
+      <w:pPr>
+        <w:pStyle w:val="SourceCode"/>
+        <w:spacing w:before="0" w:after="0" w:line="200" w:lineRule="auto"/>
+      </w:pPr>
+      <w:r>
         <w:t xml:space="preserve">│  e' = d + T1                                                │</w:t>
       </w:r>
-      <w:r>
-        <w:br/>
-      </w:r>
-      <w:r>
-        <w:rPr>
-          <w:rStyle w:val="VerbatimChar"/>
-        </w:rPr>
+    </w:p>
+    <w:p>
+      <w:pPr>
+        <w:pStyle w:val="SourceCode"/>
+        <w:spacing w:before="0" w:after="0" w:line="200" w:lineRule="auto"/>
+      </w:pPr>
+      <w:r>
         <w:t xml:space="preserve">│  d' = c                                                     │</w:t>
       </w:r>
-      <w:r>
-        <w:br/>
-      </w:r>
-      <w:r>
-        <w:rPr>
-          <w:rStyle w:val="VerbatimChar"/>
-        </w:rPr>
+    </w:p>
+    <w:p>
+      <w:pPr>
+        <w:pStyle w:val="SourceCode"/>
+        <w:spacing w:before="0" w:after="0" w:line="200" w:lineRule="auto"/>
+      </w:pPr>
+      <w:r>
         <w:t xml:space="preserve">│  c' = b                                                     │</w:t>
       </w:r>
-      <w:r>
-        <w:br/>
-      </w:r>
-      <w:r>
-        <w:rPr>
-          <w:rStyle w:val="VerbatimChar"/>
-        </w:rPr>
+    </w:p>
+    <w:p>
+      <w:pPr>
+        <w:pStyle w:val="SourceCode"/>
+        <w:spacing w:before="0" w:after="0" w:line="200" w:lineRule="auto"/>
+      </w:pPr>
+      <w:r>
         <w:t xml:space="preserve">│  b' = a                                                     │</w:t>
       </w:r>
-      <w:r>
-        <w:br/>
-      </w:r>
-      <w:r>
-        <w:rPr>
-          <w:rStyle w:val="VerbatimChar"/>
-        </w:rPr>
+    </w:p>
+    <w:p>
+      <w:pPr>
+        <w:pStyle w:val="SourceCode"/>
+        <w:spacing w:before="0" w:after="0" w:line="200" w:lineRule="auto"/>
+      </w:pPr>
+      <w:r>
         <w:t xml:space="preserve">│  a' = T1 + T2                                               │</w:t>
       </w:r>
-      <w:r>
-        <w:br/>
-      </w:r>
-      <w:r>
-        <w:rPr>
-          <w:rStyle w:val="VerbatimChar"/>
-        </w:rPr>
+    </w:p>
+    <w:p>
+      <w:pPr>
+        <w:pStyle w:val="SourceCode"/>
+        <w:spacing w:before="0" w:after="0" w:line="200" w:lineRule="auto"/>
+      </w:pPr>
+      <w:r>
         <w:t xml:space="preserve">│                                                             │</w:t>
       </w:r>
-      <w:r>
-        <w:br/>
-      </w:r>
-      <w:r>
-        <w:rPr>
-          <w:rStyle w:val="VerbatimChar"/>
-        </w:rPr>
+    </w:p>
+    <w:p>
+      <w:pPr>
+        <w:pStyle w:val="SourceCode"/>
+        <w:spacing w:before="0" w:after="120" w:line="200" w:lineRule="auto"/>
+      </w:pPr>
+      <w:r>
         <w:t xml:space="preserve">└─────────────────────────────────────────────────────────────┘</w:t>
       </w:r>
     </w:p>
@@ -1111,272 +1105,288 @@
     <w:p>
       <w:pPr>
         <w:pStyle w:val="SourceCode"/>
-      </w:pPr>
-      <w:r>
-        <w:rPr>
-          <w:rStyle w:val="VerbatimChar"/>
-        </w:rPr>
+        <w:spacing w:before="120" w:after="0" w:line="200" w:lineRule="auto"/>
+      </w:pPr>
+      <w:r>
         <w:t xml:space="preserve">#include &lt;iostream&gt;</w:t>
       </w:r>
-      <w:r>
-        <w:br/>
-      </w:r>
-      <w:r>
-        <w:rPr>
-          <w:rStyle w:val="VerbatimChar"/>
-        </w:rPr>
+    </w:p>
+    <w:p>
+      <w:pPr>
+        <w:pStyle w:val="SourceCode"/>
+        <w:spacing w:before="0" w:after="0" w:line="200" w:lineRule="auto"/>
+      </w:pPr>
+      <w:r>
         <w:t xml:space="preserve">#include &lt;cstdint&gt;</w:t>
       </w:r>
-      <w:r>
-        <w:br/>
-      </w:r>
-      <w:r>
-        <w:rPr>
-          <w:rStyle w:val="VerbatimChar"/>
-        </w:rPr>
+    </w:p>
+    <w:p>
+      <w:pPr>
+        <w:pStyle w:val="SourceCode"/>
+        <w:spacing w:before="0" w:after="0" w:line="200" w:lineRule="auto"/>
+      </w:pPr>
+      <w:r>
         <w:t xml:space="preserve">#include &lt;cstring&gt;</w:t>
       </w:r>
-      <w:r>
-        <w:br/>
-      </w:r>
-      <w:r>
-        <w:rPr>
-          <w:rStyle w:val="VerbatimChar"/>
-        </w:rPr>
+    </w:p>
+    <w:p>
+      <w:pPr>
+        <w:pStyle w:val="SourceCode"/>
+        <w:spacing w:before="0" w:after="0" w:line="200" w:lineRule="auto"/>
+      </w:pPr>
+      <w:r>
         <w:t xml:space="preserve">#include &lt;iomanip&gt;</w:t>
       </w:r>
-      <w:r>
-        <w:br/>
-      </w:r>
-      <w:r>
-        <w:rPr>
-          <w:rStyle w:val="VerbatimChar"/>
-        </w:rPr>
+    </w:p>
+    <w:p>
+      <w:pPr>
+        <w:pStyle w:val="SourceCode"/>
+        <w:spacing w:before="0" w:after="0" w:line="200" w:lineRule="auto"/>
+      </w:pPr>
+      <w:r>
         <w:t xml:space="preserve">#include &lt;sstream&gt;</w:t>
       </w:r>
-      <w:r>
-        <w:br/>
-      </w:r>
-      <w:r>
-        <w:br/>
-      </w:r>
-      <w:r>
-        <w:rPr>
-          <w:rStyle w:val="VerbatimChar"/>
-        </w:rPr>
+    </w:p>
+    <w:p>
+      <w:pPr>
+        <w:pStyle w:val="SourceCode"/>
+        <w:spacing w:before="0" w:after="0" w:line="200" w:lineRule="auto"/>
+      </w:pPr>
+    </w:p>
+    <w:p>
+      <w:pPr>
+        <w:pStyle w:val="SourceCode"/>
+        <w:spacing w:before="0" w:after="0" w:line="200" w:lineRule="auto"/>
+      </w:pPr>
+      <w:r>
         <w:t xml:space="preserve">// Функції обертання вправо</w:t>
       </w:r>
-      <w:r>
-        <w:br/>
-      </w:r>
-      <w:r>
-        <w:rPr>
-          <w:rStyle w:val="VerbatimChar"/>
-        </w:rPr>
+    </w:p>
+    <w:p>
+      <w:pPr>
+        <w:pStyle w:val="SourceCode"/>
+        <w:spacing w:before="0" w:after="0" w:line="200" w:lineRule="auto"/>
+      </w:pPr>
+      <w:r>
         <w:t xml:space="preserve">#define ROTR(x, n) (((x) &gt;&gt; (n)) | ((x) &lt;&lt; (32 - (n))))</w:t>
       </w:r>
-      <w:r>
-        <w:br/>
-      </w:r>
-      <w:r>
-        <w:br/>
-      </w:r>
-      <w:r>
-        <w:rPr>
-          <w:rStyle w:val="VerbatimChar"/>
-        </w:rPr>
+    </w:p>
+    <w:p>
+      <w:pPr>
+        <w:pStyle w:val="SourceCode"/>
+        <w:spacing w:before="0" w:after="0" w:line="200" w:lineRule="auto"/>
+      </w:pPr>
+    </w:p>
+    <w:p>
+      <w:pPr>
+        <w:pStyle w:val="SourceCode"/>
+        <w:spacing w:before="0" w:after="0" w:line="200" w:lineRule="auto"/>
+      </w:pPr>
+      <w:r>
         <w:t xml:space="preserve">// Логічні функції SHA-256</w:t>
       </w:r>
-      <w:r>
-        <w:br/>
-      </w:r>
-      <w:r>
-        <w:rPr>
-          <w:rStyle w:val="VerbatimChar"/>
-        </w:rPr>
+    </w:p>
+    <w:p>
+      <w:pPr>
+        <w:pStyle w:val="SourceCode"/>
+        <w:spacing w:before="0" w:after="0" w:line="200" w:lineRule="auto"/>
+      </w:pPr>
+      <w:r>
         <w:t xml:space="preserve">#define Ch(x, y, z)  (((x) &amp; (y)) ^ (~(x) &amp; (z)))</w:t>
       </w:r>
-      <w:r>
-        <w:br/>
-      </w:r>
-      <w:r>
-        <w:rPr>
-          <w:rStyle w:val="VerbatimChar"/>
-        </w:rPr>
+    </w:p>
+    <w:p>
+      <w:pPr>
+        <w:pStyle w:val="SourceCode"/>
+        <w:spacing w:before="0" w:after="0" w:line="200" w:lineRule="auto"/>
+      </w:pPr>
+      <w:r>
         <w:t xml:space="preserve">#define Maj(x, y, z) (((x) &amp; (y)) ^ ((x) &amp; (z)) ^ ((y) &amp; (z)))</w:t>
       </w:r>
-      <w:r>
-        <w:br/>
-      </w:r>
-      <w:r>
-        <w:rPr>
-          <w:rStyle w:val="VerbatimChar"/>
-        </w:rPr>
+    </w:p>
+    <w:p>
+      <w:pPr>
+        <w:pStyle w:val="SourceCode"/>
+        <w:spacing w:before="0" w:after="0" w:line="200" w:lineRule="auto"/>
+      </w:pPr>
+      <w:r>
         <w:t xml:space="preserve">#define Sigma0(x)    (ROTR(x, 2) ^ ROTR(x, 13) ^ ROTR(x, 22))</w:t>
       </w:r>
-      <w:r>
-        <w:br/>
-      </w:r>
-      <w:r>
-        <w:rPr>
-          <w:rStyle w:val="VerbatimChar"/>
-        </w:rPr>
+    </w:p>
+    <w:p>
+      <w:pPr>
+        <w:pStyle w:val="SourceCode"/>
+        <w:spacing w:before="0" w:after="0" w:line="200" w:lineRule="auto"/>
+      </w:pPr>
+      <w:r>
         <w:t xml:space="preserve">#define Sigma1(x)    (ROTR(x, 6) ^ ROTR(x, 11) ^ ROTR(x, 25))</w:t>
       </w:r>
-      <w:r>
-        <w:br/>
-      </w:r>
-      <w:r>
-        <w:rPr>
-          <w:rStyle w:val="VerbatimChar"/>
-        </w:rPr>
+    </w:p>
+    <w:p>
+      <w:pPr>
+        <w:pStyle w:val="SourceCode"/>
+        <w:spacing w:before="0" w:after="0" w:line="200" w:lineRule="auto"/>
+      </w:pPr>
+      <w:r>
         <w:t xml:space="preserve">#define sigma0(x)    (ROTR(x, 7) ^ ROTR(x, 18) ^ ((x) &gt;&gt; 3))</w:t>
       </w:r>
-      <w:r>
-        <w:br/>
-      </w:r>
-      <w:r>
-        <w:rPr>
-          <w:rStyle w:val="VerbatimChar"/>
-        </w:rPr>
+    </w:p>
+    <w:p>
+      <w:pPr>
+        <w:pStyle w:val="SourceCode"/>
+        <w:spacing w:before="0" w:after="0" w:line="200" w:lineRule="auto"/>
+      </w:pPr>
+      <w:r>
         <w:t xml:space="preserve">#define sigma1(x)    (ROTR(x, 17) ^ ROTR(x, 19) ^ ((x) &gt;&gt; 10))</w:t>
       </w:r>
-      <w:r>
-        <w:br/>
-      </w:r>
-      <w:r>
-        <w:br/>
-      </w:r>
-      <w:r>
-        <w:rPr>
-          <w:rStyle w:val="VerbatimChar"/>
-        </w:rPr>
+    </w:p>
+    <w:p>
+      <w:pPr>
+        <w:pStyle w:val="SourceCode"/>
+        <w:spacing w:before="0" w:after="0" w:line="200" w:lineRule="auto"/>
+      </w:pPr>
+    </w:p>
+    <w:p>
+      <w:pPr>
+        <w:pStyle w:val="SourceCode"/>
+        <w:spacing w:before="0" w:after="0" w:line="200" w:lineRule="auto"/>
+      </w:pPr>
+      <w:r>
         <w:t xml:space="preserve">class SHA256 {</w:t>
       </w:r>
-      <w:r>
-        <w:br/>
-      </w:r>
-      <w:r>
-        <w:rPr>
-          <w:rStyle w:val="VerbatimChar"/>
-        </w:rPr>
+    </w:p>
+    <w:p>
+      <w:pPr>
+        <w:pStyle w:val="SourceCode"/>
+        <w:spacing w:before="0" w:after="0" w:line="200" w:lineRule="auto"/>
+      </w:pPr>
+      <w:r>
         <w:t xml:space="preserve">private:</w:t>
       </w:r>
-      <w:r>
-        <w:br/>
-      </w:r>
-      <w:r>
-        <w:rPr>
-          <w:rStyle w:val="VerbatimChar"/>
-        </w:rPr>
+    </w:p>
+    <w:p>
+      <w:pPr>
+        <w:pStyle w:val="SourceCode"/>
+        <w:spacing w:before="0" w:after="0" w:line="200" w:lineRule="auto"/>
+      </w:pPr>
+      <w:r>
         <w:t xml:space="preserve">    uint32_t H[8];  // Стан хешу</w:t>
       </w:r>
-      <w:r>
-        <w:br/>
-      </w:r>
-      <w:r>
-        <w:rPr>
-          <w:rStyle w:val="VerbatimChar"/>
-        </w:rPr>
+    </w:p>
+    <w:p>
+      <w:pPr>
+        <w:pStyle w:val="SourceCode"/>
+        <w:spacing w:before="0" w:after="0" w:line="200" w:lineRule="auto"/>
+      </w:pPr>
+      <w:r>
         <w:t xml:space="preserve">    uint8_t buffer[64];  // Буфер для неповного блоку</w:t>
       </w:r>
-      <w:r>
-        <w:br/>
-      </w:r>
-      <w:r>
-        <w:rPr>
-          <w:rStyle w:val="VerbatimChar"/>
-        </w:rPr>
+    </w:p>
+    <w:p>
+      <w:pPr>
+        <w:pStyle w:val="SourceCode"/>
+        <w:spacing w:before="0" w:after="0" w:line="200" w:lineRule="auto"/>
+      </w:pPr>
+      <w:r>
         <w:t xml:space="preserve">    uint64_t bitLength;  // Довжина повідомлення в бітах</w:t>
       </w:r>
-      <w:r>
-        <w:br/>
-      </w:r>
-      <w:r>
-        <w:rPr>
-          <w:rStyle w:val="VerbatimChar"/>
-        </w:rPr>
+    </w:p>
+    <w:p>
+      <w:pPr>
+        <w:pStyle w:val="SourceCode"/>
+        <w:spacing w:before="0" w:after="0" w:line="200" w:lineRule="auto"/>
+      </w:pPr>
+      <w:r>
         <w:t xml:space="preserve">    uint32_t bufferLength;  // Заповнення буфера</w:t>
       </w:r>
-      <w:r>
-        <w:br/>
-      </w:r>
-      <w:r>
-        <w:br/>
-      </w:r>
-      <w:r>
-        <w:rPr>
-          <w:rStyle w:val="VerbatimChar"/>
-        </w:rPr>
+    </w:p>
+    <w:p>
+      <w:pPr>
+        <w:pStyle w:val="SourceCode"/>
+        <w:spacing w:before="0" w:after="0" w:line="200" w:lineRule="auto"/>
+      </w:pPr>
+    </w:p>
+    <w:p>
+      <w:pPr>
+        <w:pStyle w:val="SourceCode"/>
+        <w:spacing w:before="0" w:after="0" w:line="200" w:lineRule="auto"/>
+      </w:pPr>
+      <w:r>
         <w:t xml:space="preserve">    // Раундові константи K</w:t>
       </w:r>
-      <w:r>
-        <w:br/>
-      </w:r>
-      <w:r>
-        <w:rPr>
-          <w:rStyle w:val="VerbatimChar"/>
-        </w:rPr>
+    </w:p>
+    <w:p>
+      <w:pPr>
+        <w:pStyle w:val="SourceCode"/>
+        <w:spacing w:before="0" w:after="0" w:line="200" w:lineRule="auto"/>
+      </w:pPr>
+      <w:r>
         <w:t xml:space="preserve">    static const uint32_t K[64];</w:t>
       </w:r>
-      <w:r>
-        <w:br/>
-      </w:r>
-      <w:r>
-        <w:br/>
-      </w:r>
-      <w:r>
-        <w:rPr>
-          <w:rStyle w:val="VerbatimChar"/>
-        </w:rPr>
+    </w:p>
+    <w:p>
+      <w:pPr>
+        <w:pStyle w:val="SourceCode"/>
+        <w:spacing w:before="0" w:after="0" w:line="200" w:lineRule="auto"/>
+      </w:pPr>
+    </w:p>
+    <w:p>
+      <w:pPr>
+        <w:pStyle w:val="SourceCode"/>
+        <w:spacing w:before="0" w:after="0" w:line="200" w:lineRule="auto"/>
+      </w:pPr>
+      <w:r>
         <w:t xml:space="preserve">    void processBlock(const uint8_t* block);</w:t>
       </w:r>
-      <w:r>
-        <w:br/>
-      </w:r>
-      <w:r>
-        <w:br/>
-      </w:r>
-      <w:r>
-        <w:rPr>
-          <w:rStyle w:val="VerbatimChar"/>
-        </w:rPr>
+    </w:p>
+    <w:p>
+      <w:pPr>
+        <w:pStyle w:val="SourceCode"/>
+        <w:spacing w:before="0" w:after="0" w:line="200" w:lineRule="auto"/>
+      </w:pPr>
+    </w:p>
+    <w:p>
+      <w:pPr>
+        <w:pStyle w:val="SourceCode"/>
+        <w:spacing w:before="0" w:after="0" w:line="200" w:lineRule="auto"/>
+      </w:pPr>
+      <w:r>
         <w:t xml:space="preserve">public:</w:t>
       </w:r>
-      <w:r>
-        <w:br/>
-      </w:r>
-      <w:r>
-        <w:rPr>
-          <w:rStyle w:val="VerbatimChar"/>
-        </w:rPr>
+    </w:p>
+    <w:p>
+      <w:pPr>
+        <w:pStyle w:val="SourceCode"/>
+        <w:spacing w:before="0" w:after="0" w:line="200" w:lineRule="auto"/>
+      </w:pPr>
+      <w:r>
         <w:t xml:space="preserve">    SHA256();</w:t>
       </w:r>
-      <w:r>
-        <w:br/>
-      </w:r>
-      <w:r>
-        <w:rPr>
-          <w:rStyle w:val="VerbatimChar"/>
-        </w:rPr>
+    </w:p>
+    <w:p>
+      <w:pPr>
+        <w:pStyle w:val="SourceCode"/>
+        <w:spacing w:before="0" w:after="0" w:line="200" w:lineRule="auto"/>
+      </w:pPr>
+      <w:r>
         <w:t xml:space="preserve">    void update(const uint8_t* data, size_t length);</w:t>
       </w:r>
-      <w:r>
-        <w:br/>
-      </w:r>
-      <w:r>
-        <w:rPr>
-          <w:rStyle w:val="VerbatimChar"/>
-        </w:rPr>
+    </w:p>
+    <w:p>
+      <w:pPr>
+        <w:pStyle w:val="SourceCode"/>
+        <w:spacing w:before="0" w:after="0" w:line="200" w:lineRule="auto"/>
+      </w:pPr>
+      <w:r>
         <w:t xml:space="preserve">    std::string finalize();</w:t>
       </w:r>
-      <w:r>
-        <w:br/>
-      </w:r>
-      <w:r>
-        <w:rPr>
-          <w:rStyle w:val="VerbatimChar"/>
-        </w:rPr>
+    </w:p>
+    <w:p>
+      <w:pPr>
+        <w:pStyle w:val="SourceCode"/>
+        <w:spacing w:before="0" w:after="120" w:line="200" w:lineRule="auto"/>
+      </w:pPr>
+      <w:r>
         <w:t xml:space="preserve">};</w:t>
       </w:r>
     </w:p>
@@ -1393,293 +1403,294 @@
     <w:p>
       <w:pPr>
         <w:pStyle w:val="SourceCode"/>
-      </w:pPr>
-      <w:r>
-        <w:rPr>
-          <w:rStyle w:val="VerbatimChar"/>
-        </w:rPr>
+        <w:spacing w:before="120" w:after="0" w:line="200" w:lineRule="auto"/>
+      </w:pPr>
+      <w:r>
         <w:t xml:space="preserve">// Початкові значення H</w:t>
       </w:r>
-      <w:r>
-        <w:br/>
-      </w:r>
-      <w:r>
-        <w:rPr>
-          <w:rStyle w:val="VerbatimChar"/>
-        </w:rPr>
+    </w:p>
+    <w:p>
+      <w:pPr>
+        <w:pStyle w:val="SourceCode"/>
+        <w:spacing w:before="0" w:after="0" w:line="200" w:lineRule="auto"/>
+      </w:pPr>
+      <w:r>
         <w:t xml:space="preserve">SHA256::SHA256() {</w:t>
       </w:r>
-      <w:r>
-        <w:br/>
-      </w:r>
-      <w:r>
-        <w:rPr>
-          <w:rStyle w:val="VerbatimChar"/>
-        </w:rPr>
+    </w:p>
+    <w:p>
+      <w:pPr>
+        <w:pStyle w:val="SourceCode"/>
+        <w:spacing w:before="0" w:after="0" w:line="200" w:lineRule="auto"/>
+      </w:pPr>
+      <w:r>
         <w:t xml:space="preserve">    H[0] = 0x6a09e667;</w:t>
       </w:r>
-      <w:r>
-        <w:br/>
-      </w:r>
-      <w:r>
-        <w:rPr>
-          <w:rStyle w:val="VerbatimChar"/>
-        </w:rPr>
+    </w:p>
+    <w:p>
+      <w:pPr>
+        <w:pStyle w:val="SourceCode"/>
+        <w:spacing w:before="0" w:after="0" w:line="200" w:lineRule="auto"/>
+      </w:pPr>
+      <w:r>
         <w:t xml:space="preserve">    H[1] = 0xbb67ae85;</w:t>
       </w:r>
-      <w:r>
-        <w:br/>
-      </w:r>
-      <w:r>
-        <w:rPr>
-          <w:rStyle w:val="VerbatimChar"/>
-        </w:rPr>
+    </w:p>
+    <w:p>
+      <w:pPr>
+        <w:pStyle w:val="SourceCode"/>
+        <w:spacing w:before="0" w:after="0" w:line="200" w:lineRule="auto"/>
+      </w:pPr>
+      <w:r>
         <w:t xml:space="preserve">    H[2] = 0x3c6ef372;</w:t>
       </w:r>
-      <w:r>
-        <w:br/>
-      </w:r>
-      <w:r>
-        <w:rPr>
-          <w:rStyle w:val="VerbatimChar"/>
-        </w:rPr>
+    </w:p>
+    <w:p>
+      <w:pPr>
+        <w:pStyle w:val="SourceCode"/>
+        <w:spacing w:before="0" w:after="0" w:line="200" w:lineRule="auto"/>
+      </w:pPr>
+      <w:r>
         <w:t xml:space="preserve">    H[3] = 0xa54ff53a;</w:t>
       </w:r>
-      <w:r>
-        <w:br/>
-      </w:r>
-      <w:r>
-        <w:rPr>
-          <w:rStyle w:val="VerbatimChar"/>
-        </w:rPr>
+    </w:p>
+    <w:p>
+      <w:pPr>
+        <w:pStyle w:val="SourceCode"/>
+        <w:spacing w:before="0" w:after="0" w:line="200" w:lineRule="auto"/>
+      </w:pPr>
+      <w:r>
         <w:t xml:space="preserve">    H[4] = 0x510e527f;</w:t>
       </w:r>
-      <w:r>
-        <w:br/>
-      </w:r>
-      <w:r>
-        <w:rPr>
-          <w:rStyle w:val="VerbatimChar"/>
-        </w:rPr>
+    </w:p>
+    <w:p>
+      <w:pPr>
+        <w:pStyle w:val="SourceCode"/>
+        <w:spacing w:before="0" w:after="0" w:line="200" w:lineRule="auto"/>
+      </w:pPr>
+      <w:r>
         <w:t xml:space="preserve">    H[5] = 0x9b05688c;</w:t>
       </w:r>
-      <w:r>
-        <w:br/>
-      </w:r>
-      <w:r>
-        <w:rPr>
-          <w:rStyle w:val="VerbatimChar"/>
-        </w:rPr>
+    </w:p>
+    <w:p>
+      <w:pPr>
+        <w:pStyle w:val="SourceCode"/>
+        <w:spacing w:before="0" w:after="0" w:line="200" w:lineRule="auto"/>
+      </w:pPr>
+      <w:r>
         <w:t xml:space="preserve">    H[6] = 0x1f83d9ab;</w:t>
       </w:r>
-      <w:r>
-        <w:br/>
-      </w:r>
-      <w:r>
-        <w:rPr>
-          <w:rStyle w:val="VerbatimChar"/>
-        </w:rPr>
+    </w:p>
+    <w:p>
+      <w:pPr>
+        <w:pStyle w:val="SourceCode"/>
+        <w:spacing w:before="0" w:after="0" w:line="200" w:lineRule="auto"/>
+      </w:pPr>
+      <w:r>
         <w:t xml:space="preserve">    H[7] = 0x5be0cd19;</w:t>
       </w:r>
-      <w:r>
-        <w:br/>
-      </w:r>
-      <w:r>
-        <w:rPr>
-          <w:rStyle w:val="VerbatimChar"/>
-        </w:rPr>
+    </w:p>
+    <w:p>
+      <w:pPr>
+        <w:pStyle w:val="SourceCode"/>
+        <w:spacing w:before="0" w:after="0" w:line="200" w:lineRule="auto"/>
+      </w:pPr>
+      <w:r>
         <w:t xml:space="preserve">    bitLength = 0;</w:t>
       </w:r>
-      <w:r>
-        <w:br/>
-      </w:r>
-      <w:r>
-        <w:rPr>
-          <w:rStyle w:val="VerbatimChar"/>
-        </w:rPr>
+    </w:p>
+    <w:p>
+      <w:pPr>
+        <w:pStyle w:val="SourceCode"/>
+        <w:spacing w:before="0" w:after="0" w:line="200" w:lineRule="auto"/>
+      </w:pPr>
+      <w:r>
         <w:t xml:space="preserve">    bufferLength = 0;</w:t>
       </w:r>
-      <w:r>
-        <w:br/>
-      </w:r>
-      <w:r>
-        <w:rPr>
-          <w:rStyle w:val="VerbatimChar"/>
-        </w:rPr>
+    </w:p>
+    <w:p>
+      <w:pPr>
+        <w:pStyle w:val="SourceCode"/>
+        <w:spacing w:before="0" w:after="0" w:line="200" w:lineRule="auto"/>
+      </w:pPr>
+      <w:r>
         <w:t xml:space="preserve">}</w:t>
       </w:r>
-      <w:r>
-        <w:br/>
-      </w:r>
-      <w:r>
-        <w:br/>
-      </w:r>
-      <w:r>
-        <w:rPr>
-          <w:rStyle w:val="VerbatimChar"/>
-        </w:rPr>
+    </w:p>
+    <w:p>
+      <w:pPr>
+        <w:pStyle w:val="SourceCode"/>
+        <w:spacing w:before="0" w:after="0" w:line="200" w:lineRule="auto"/>
+      </w:pPr>
+    </w:p>
+    <w:p>
+      <w:pPr>
+        <w:pStyle w:val="SourceCode"/>
+        <w:spacing w:before="0" w:after="0" w:line="200" w:lineRule="auto"/>
+      </w:pPr>
+      <w:r>
         <w:t xml:space="preserve">// Раундові константи K (перші 64)</w:t>
       </w:r>
-      <w:r>
-        <w:br/>
-      </w:r>
-      <w:r>
-        <w:rPr>
-          <w:rStyle w:val="VerbatimChar"/>
-        </w:rPr>
+    </w:p>
+    <w:p>
+      <w:pPr>
+        <w:pStyle w:val="SourceCode"/>
+        <w:spacing w:before="0" w:after="0" w:line="200" w:lineRule="auto"/>
+      </w:pPr>
+      <w:r>
         <w:t xml:space="preserve">const uint32_t SHA256::K[64] = {</w:t>
       </w:r>
-      <w:r>
-        <w:br/>
-      </w:r>
-      <w:r>
-        <w:rPr>
-          <w:rStyle w:val="VerbatimChar"/>
-        </w:rPr>
+    </w:p>
+    <w:p>
+      <w:pPr>
+        <w:pStyle w:val="SourceCode"/>
+        <w:spacing w:before="0" w:after="0" w:line="200" w:lineRule="auto"/>
+      </w:pPr>
+      <w:r>
         <w:t xml:space="preserve">    0x428a2f98, 0x71374491, 0xb5c0fbcf, 0xe9b5dba5,</w:t>
       </w:r>
-      <w:r>
-        <w:br/>
-      </w:r>
-      <w:r>
-        <w:rPr>
-          <w:rStyle w:val="VerbatimChar"/>
-        </w:rPr>
+    </w:p>
+    <w:p>
+      <w:pPr>
+        <w:pStyle w:val="SourceCode"/>
+        <w:spacing w:before="0" w:after="0" w:line="200" w:lineRule="auto"/>
+      </w:pPr>
+      <w:r>
         <w:t xml:space="preserve">    0x3956c25b, 0x59f111f1, 0x923f82a4, 0xab1c5ed5,</w:t>
       </w:r>
-      <w:r>
-        <w:br/>
-      </w:r>
-      <w:r>
-        <w:rPr>
-          <w:rStyle w:val="VerbatimChar"/>
-        </w:rPr>
+    </w:p>
+    <w:p>
+      <w:pPr>
+        <w:pStyle w:val="SourceCode"/>
+        <w:spacing w:before="0" w:after="0" w:line="200" w:lineRule="auto"/>
+      </w:pPr>
+      <w:r>
         <w:t xml:space="preserve">    0xd807aa98, 0x12835b01, 0x243185be, 0x550c7dc3,</w:t>
       </w:r>
-      <w:r>
-        <w:br/>
-      </w:r>
-      <w:r>
-        <w:rPr>
-          <w:rStyle w:val="VerbatimChar"/>
-        </w:rPr>
+    </w:p>
+    <w:p>
+      <w:pPr>
+        <w:pStyle w:val="SourceCode"/>
+        <w:spacing w:before="0" w:after="0" w:line="200" w:lineRule="auto"/>
+      </w:pPr>
+      <w:r>
         <w:t xml:space="preserve">    0x72be5d74, 0x80deb1fe, 0x9bdc06a7, 0xc19bf174,</w:t>
       </w:r>
-      <w:r>
-        <w:br/>
-      </w:r>
-      <w:r>
-        <w:rPr>
-          <w:rStyle w:val="VerbatimChar"/>
-        </w:rPr>
+    </w:p>
+    <w:p>
+      <w:pPr>
+        <w:pStyle w:val="SourceCode"/>
+        <w:spacing w:before="0" w:after="0" w:line="200" w:lineRule="auto"/>
+      </w:pPr>
+      <w:r>
         <w:t xml:space="preserve">    0xe49b69c1, 0xefbe4786, 0x0fc19dc6, 0x240ca1cc,</w:t>
       </w:r>
-      <w:r>
-        <w:br/>
-      </w:r>
-      <w:r>
-        <w:rPr>
-          <w:rStyle w:val="VerbatimChar"/>
-        </w:rPr>
+    </w:p>
+    <w:p>
+      <w:pPr>
+        <w:pStyle w:val="SourceCode"/>
+        <w:spacing w:before="0" w:after="0" w:line="200" w:lineRule="auto"/>
+      </w:pPr>
+      <w:r>
         <w:t xml:space="preserve">    0x2de92c6f, 0x4a7484aa, 0x5cb0a9dc, 0x76f988da,</w:t>
       </w:r>
-      <w:r>
-        <w:br/>
-      </w:r>
-      <w:r>
-        <w:rPr>
-          <w:rStyle w:val="VerbatimChar"/>
-        </w:rPr>
+    </w:p>
+    <w:p>
+      <w:pPr>
+        <w:pStyle w:val="SourceCode"/>
+        <w:spacing w:before="0" w:after="0" w:line="200" w:lineRule="auto"/>
+      </w:pPr>
+      <w:r>
         <w:t xml:space="preserve">    0x983e5152, 0xa831c66d, 0xb00327c8, 0xbf597fc7,</w:t>
       </w:r>
-      <w:r>
-        <w:br/>
-      </w:r>
-      <w:r>
-        <w:rPr>
-          <w:rStyle w:val="VerbatimChar"/>
-        </w:rPr>
+    </w:p>
+    <w:p>
+      <w:pPr>
+        <w:pStyle w:val="SourceCode"/>
+        <w:spacing w:before="0" w:after="0" w:line="200" w:lineRule="auto"/>
+      </w:pPr>
+      <w:r>
         <w:t xml:space="preserve">    0xc6e00bf3, 0xd5a79147, 0x06ca6351, 0x14292967,</w:t>
       </w:r>
-      <w:r>
-        <w:br/>
-      </w:r>
-      <w:r>
-        <w:rPr>
-          <w:rStyle w:val="VerbatimChar"/>
-        </w:rPr>
+    </w:p>
+    <w:p>
+      <w:pPr>
+        <w:pStyle w:val="SourceCode"/>
+        <w:spacing w:before="0" w:after="0" w:line="200" w:lineRule="auto"/>
+      </w:pPr>
+      <w:r>
         <w:t xml:space="preserve">    0x27b70a85, 0x2e1b2138, 0x4d2c6dfc, 0x53380d13,</w:t>
       </w:r>
-      <w:r>
-        <w:br/>
-      </w:r>
-      <w:r>
-        <w:rPr>
-          <w:rStyle w:val="VerbatimChar"/>
-        </w:rPr>
+    </w:p>
+    <w:p>
+      <w:pPr>
+        <w:pStyle w:val="SourceCode"/>
+        <w:spacing w:before="0" w:after="0" w:line="200" w:lineRule="auto"/>
+      </w:pPr>
+      <w:r>
         <w:t xml:space="preserve">    0x650a7354, 0x766a0abb, 0x81c2c92e, 0x92722c85,</w:t>
       </w:r>
-      <w:r>
-        <w:br/>
-      </w:r>
-      <w:r>
-        <w:rPr>
-          <w:rStyle w:val="VerbatimChar"/>
-        </w:rPr>
+    </w:p>
+    <w:p>
+      <w:pPr>
+        <w:pStyle w:val="SourceCode"/>
+        <w:spacing w:before="0" w:after="0" w:line="200" w:lineRule="auto"/>
+      </w:pPr>
+      <w:r>
         <w:t xml:space="preserve">    0xa2bfe8a1, 0xa81a664b, 0xc24b8b70, 0xc76c51a3,</w:t>
       </w:r>
-      <w:r>
-        <w:br/>
-      </w:r>
-      <w:r>
-        <w:rPr>
-          <w:rStyle w:val="VerbatimChar"/>
-        </w:rPr>
+    </w:p>
+    <w:p>
+      <w:pPr>
+        <w:pStyle w:val="SourceCode"/>
+        <w:spacing w:before="0" w:after="0" w:line="200" w:lineRule="auto"/>
+      </w:pPr>
+      <w:r>
         <w:t xml:space="preserve">    0xd192e819, 0xd6990624, 0xf40e3585, 0x106aa070,</w:t>
       </w:r>
-      <w:r>
-        <w:br/>
-      </w:r>
-      <w:r>
-        <w:rPr>
-          <w:rStyle w:val="VerbatimChar"/>
-        </w:rPr>
+    </w:p>
+    <w:p>
+      <w:pPr>
+        <w:pStyle w:val="SourceCode"/>
+        <w:spacing w:before="0" w:after="0" w:line="200" w:lineRule="auto"/>
+      </w:pPr>
+      <w:r>
         <w:t xml:space="preserve">    0x19a4c116, 0x1e376c08, 0x2748774c, 0x34b0bcb5,</w:t>
       </w:r>
-      <w:r>
-        <w:br/>
-      </w:r>
-      <w:r>
-        <w:rPr>
-          <w:rStyle w:val="VerbatimChar"/>
-        </w:rPr>
+    </w:p>
+    <w:p>
+      <w:pPr>
+        <w:pStyle w:val="SourceCode"/>
+        <w:spacing w:before="0" w:after="0" w:line="200" w:lineRule="auto"/>
+      </w:pPr>
+      <w:r>
         <w:t xml:space="preserve">    0x391c0cb3, 0x4ed8aa4a, 0x5b9cca4f, 0x682e6ff3,</w:t>
       </w:r>
-      <w:r>
-        <w:br/>
-      </w:r>
-      <w:r>
-        <w:rPr>
-          <w:rStyle w:val="VerbatimChar"/>
-        </w:rPr>
+    </w:p>
+    <w:p>
+      <w:pPr>
+        <w:pStyle w:val="SourceCode"/>
+        <w:spacing w:before="0" w:after="0" w:line="200" w:lineRule="auto"/>
+      </w:pPr>
+      <w:r>
         <w:t xml:space="preserve">    0x748f82ee, 0x78a5636f, 0x84c87814, 0x8cc70208,</w:t>
       </w:r>
-      <w:r>
-        <w:br/>
-      </w:r>
-      <w:r>
-        <w:rPr>
-          <w:rStyle w:val="VerbatimChar"/>
-        </w:rPr>
+    </w:p>
+    <w:p>
+      <w:pPr>
+        <w:pStyle w:val="SourceCode"/>
+        <w:spacing w:before="0" w:after="0" w:line="200" w:lineRule="auto"/>
+      </w:pPr>
+      <w:r>
         <w:t xml:space="preserve">    0x90befffa, 0xa4506ceb, 0xbef9a3f7, 0xc67178f2</w:t>
       </w:r>
-      <w:r>
-        <w:br/>
-      </w:r>
-      <w:r>
-        <w:rPr>
-          <w:rStyle w:val="VerbatimChar"/>
-        </w:rPr>
+    </w:p>
+    <w:p>
+      <w:pPr>
+        <w:pStyle w:val="SourceCode"/>
+        <w:spacing w:before="0" w:after="120" w:line="200" w:lineRule="auto"/>
+      </w:pPr>
+      <w:r>
         <w:t xml:space="preserve">};</w:t>
       </w:r>
     </w:p>
@@ -1696,305 +1707,318 @@
     <w:p>
       <w:pPr>
         <w:pStyle w:val="SourceCode"/>
-      </w:pPr>
-      <w:r>
-        <w:rPr>
-          <w:rStyle w:val="VerbatimChar"/>
-        </w:rPr>
+        <w:spacing w:before="120" w:after="0" w:line="200" w:lineRule="auto"/>
+      </w:pPr>
+      <w:r>
         <w:t xml:space="preserve">void SHA256::processBlock(const uint8_t* block) {</w:t>
       </w:r>
-      <w:r>
-        <w:br/>
-      </w:r>
-      <w:r>
-        <w:rPr>
-          <w:rStyle w:val="VerbatimChar"/>
-        </w:rPr>
+    </w:p>
+    <w:p>
+      <w:pPr>
+        <w:pStyle w:val="SourceCode"/>
+        <w:spacing w:before="0" w:after="0" w:line="200" w:lineRule="auto"/>
+      </w:pPr>
+      <w:r>
         <w:t xml:space="preserve">    uint32_t W[64];  // Розширений масив слів</w:t>
       </w:r>
-      <w:r>
-        <w:br/>
-      </w:r>
-      <w:r>
-        <w:rPr>
-          <w:rStyle w:val="VerbatimChar"/>
-        </w:rPr>
+    </w:p>
+    <w:p>
+      <w:pPr>
+        <w:pStyle w:val="SourceCode"/>
+        <w:spacing w:before="0" w:after="0" w:line="200" w:lineRule="auto"/>
+      </w:pPr>
+      <w:r>
         <w:t xml:space="preserve">    uint32_t a, b, c, d, e, f, g, h;</w:t>
       </w:r>
-      <w:r>
-        <w:br/>
-      </w:r>
-      <w:r>
-        <w:br/>
-      </w:r>
-      <w:r>
-        <w:rPr>
-          <w:rStyle w:val="VerbatimChar"/>
-        </w:rPr>
+    </w:p>
+    <w:p>
+      <w:pPr>
+        <w:pStyle w:val="SourceCode"/>
+        <w:spacing w:before="0" w:after="0" w:line="200" w:lineRule="auto"/>
+      </w:pPr>
+    </w:p>
+    <w:p>
+      <w:pPr>
+        <w:pStyle w:val="SourceCode"/>
+        <w:spacing w:before="0" w:after="0" w:line="200" w:lineRule="auto"/>
+      </w:pPr>
+      <w:r>
         <w:t xml:space="preserve">    // Перші 16 слів — з блоку (big-endian)</w:t>
       </w:r>
-      <w:r>
-        <w:br/>
-      </w:r>
-      <w:r>
-        <w:rPr>
-          <w:rStyle w:val="VerbatimChar"/>
-        </w:rPr>
+    </w:p>
+    <w:p>
+      <w:pPr>
+        <w:pStyle w:val="SourceCode"/>
+        <w:spacing w:before="0" w:after="0" w:line="200" w:lineRule="auto"/>
+      </w:pPr>
+      <w:r>
         <w:t xml:space="preserve">    for (int i = 0; i &lt; 16; i++) {</w:t>
       </w:r>
-      <w:r>
-        <w:br/>
-      </w:r>
-      <w:r>
-        <w:rPr>
-          <w:rStyle w:val="VerbatimChar"/>
-        </w:rPr>
+    </w:p>
+    <w:p>
+      <w:pPr>
+        <w:pStyle w:val="SourceCode"/>
+        <w:spacing w:before="0" w:after="0" w:line="200" w:lineRule="auto"/>
+      </w:pPr>
+      <w:r>
         <w:t xml:space="preserve">        W[i] = (block[i*4] &lt;&lt; 24) | (block[i*4+1] &lt;&lt; 16) |</w:t>
       </w:r>
-      <w:r>
-        <w:br/>
-      </w:r>
-      <w:r>
-        <w:rPr>
-          <w:rStyle w:val="VerbatimChar"/>
-        </w:rPr>
+    </w:p>
+    <w:p>
+      <w:pPr>
+        <w:pStyle w:val="SourceCode"/>
+        <w:spacing w:before="0" w:after="0" w:line="200" w:lineRule="auto"/>
+      </w:pPr>
+      <w:r>
         <w:t xml:space="preserve">               (block[i*4+2] &lt;&lt; 8) | block[i*4+3];</w:t>
       </w:r>
-      <w:r>
-        <w:br/>
-      </w:r>
-      <w:r>
-        <w:rPr>
-          <w:rStyle w:val="VerbatimChar"/>
-        </w:rPr>
+    </w:p>
+    <w:p>
+      <w:pPr>
+        <w:pStyle w:val="SourceCode"/>
+        <w:spacing w:before="0" w:after="0" w:line="200" w:lineRule="auto"/>
+      </w:pPr>
+      <w:r>
         <w:t xml:space="preserve">    }</w:t>
       </w:r>
-      <w:r>
-        <w:br/>
-      </w:r>
-      <w:r>
-        <w:br/>
-      </w:r>
-      <w:r>
-        <w:rPr>
-          <w:rStyle w:val="VerbatimChar"/>
-        </w:rPr>
+    </w:p>
+    <w:p>
+      <w:pPr>
+        <w:pStyle w:val="SourceCode"/>
+        <w:spacing w:before="0" w:after="0" w:line="200" w:lineRule="auto"/>
+      </w:pPr>
+    </w:p>
+    <w:p>
+      <w:pPr>
+        <w:pStyle w:val="SourceCode"/>
+        <w:spacing w:before="0" w:after="0" w:line="200" w:lineRule="auto"/>
+      </w:pPr>
+      <w:r>
         <w:t xml:space="preserve">    // Розширення до 64 слів</w:t>
       </w:r>
-      <w:r>
-        <w:br/>
-      </w:r>
-      <w:r>
-        <w:rPr>
-          <w:rStyle w:val="VerbatimChar"/>
-        </w:rPr>
+    </w:p>
+    <w:p>
+      <w:pPr>
+        <w:pStyle w:val="SourceCode"/>
+        <w:spacing w:before="0" w:after="0" w:line="200" w:lineRule="auto"/>
+      </w:pPr>
+      <w:r>
         <w:t xml:space="preserve">    for (int i = 16; i &lt; 64; i++) {</w:t>
       </w:r>
-      <w:r>
-        <w:br/>
-      </w:r>
-      <w:r>
-        <w:rPr>
-          <w:rStyle w:val="VerbatimChar"/>
-        </w:rPr>
+    </w:p>
+    <w:p>
+      <w:pPr>
+        <w:pStyle w:val="SourceCode"/>
+        <w:spacing w:before="0" w:after="0" w:line="200" w:lineRule="auto"/>
+      </w:pPr>
+      <w:r>
         <w:t xml:space="preserve">        W[i] = sigma1(W[i-2]) + W[i-7] + sigma0(W[i-15]) + W[i-16];</w:t>
       </w:r>
-      <w:r>
-        <w:br/>
-      </w:r>
-      <w:r>
-        <w:rPr>
-          <w:rStyle w:val="VerbatimChar"/>
-        </w:rPr>
+    </w:p>
+    <w:p>
+      <w:pPr>
+        <w:pStyle w:val="SourceCode"/>
+        <w:spacing w:before="0" w:after="0" w:line="200" w:lineRule="auto"/>
+      </w:pPr>
+      <w:r>
         <w:t xml:space="preserve">    }</w:t>
       </w:r>
-      <w:r>
-        <w:br/>
-      </w:r>
-      <w:r>
-        <w:br/>
-      </w:r>
-      <w:r>
-        <w:rPr>
-          <w:rStyle w:val="VerbatimChar"/>
-        </w:rPr>
+    </w:p>
+    <w:p>
+      <w:pPr>
+        <w:pStyle w:val="SourceCode"/>
+        <w:spacing w:before="0" w:after="0" w:line="200" w:lineRule="auto"/>
+      </w:pPr>
+    </w:p>
+    <w:p>
+      <w:pPr>
+        <w:pStyle w:val="SourceCode"/>
+        <w:spacing w:before="0" w:after="0" w:line="200" w:lineRule="auto"/>
+      </w:pPr>
+      <w:r>
         <w:t xml:space="preserve">    // Ініціалізація робочих змінних</w:t>
       </w:r>
-      <w:r>
-        <w:br/>
-      </w:r>
-      <w:r>
-        <w:rPr>
-          <w:rStyle w:val="VerbatimChar"/>
-        </w:rPr>
+    </w:p>
+    <w:p>
+      <w:pPr>
+        <w:pStyle w:val="SourceCode"/>
+        <w:spacing w:before="0" w:after="0" w:line="200" w:lineRule="auto"/>
+      </w:pPr>
+      <w:r>
         <w:t xml:space="preserve">    a = H[0]; b = H[1]; c = H[2]; d = H[3];</w:t>
       </w:r>
-      <w:r>
-        <w:br/>
-      </w:r>
-      <w:r>
-        <w:rPr>
-          <w:rStyle w:val="VerbatimChar"/>
-        </w:rPr>
+    </w:p>
+    <w:p>
+      <w:pPr>
+        <w:pStyle w:val="SourceCode"/>
+        <w:spacing w:before="0" w:after="0" w:line="200" w:lineRule="auto"/>
+      </w:pPr>
+      <w:r>
         <w:t xml:space="preserve">    e = H[4]; f = H[5]; g = H[6]; h = H[7];</w:t>
       </w:r>
-      <w:r>
-        <w:br/>
-      </w:r>
-      <w:r>
-        <w:br/>
-      </w:r>
-      <w:r>
-        <w:rPr>
-          <w:rStyle w:val="VerbatimChar"/>
-        </w:rPr>
+    </w:p>
+    <w:p>
+      <w:pPr>
+        <w:pStyle w:val="SourceCode"/>
+        <w:spacing w:before="0" w:after="0" w:line="200" w:lineRule="auto"/>
+      </w:pPr>
+    </w:p>
+    <w:p>
+      <w:pPr>
+        <w:pStyle w:val="SourceCode"/>
+        <w:spacing w:before="0" w:after="0" w:line="200" w:lineRule="auto"/>
+      </w:pPr>
+      <w:r>
         <w:t xml:space="preserve">    // 64 раунди</w:t>
       </w:r>
-      <w:r>
-        <w:br/>
-      </w:r>
-      <w:r>
-        <w:rPr>
-          <w:rStyle w:val="VerbatimChar"/>
-        </w:rPr>
+    </w:p>
+    <w:p>
+      <w:pPr>
+        <w:pStyle w:val="SourceCode"/>
+        <w:spacing w:before="0" w:after="0" w:line="200" w:lineRule="auto"/>
+      </w:pPr>
+      <w:r>
         <w:t xml:space="preserve">    for (int i = 0; i &lt; 64; i++) {</w:t>
       </w:r>
-      <w:r>
-        <w:br/>
-      </w:r>
-      <w:r>
-        <w:rPr>
-          <w:rStyle w:val="VerbatimChar"/>
-        </w:rPr>
+    </w:p>
+    <w:p>
+      <w:pPr>
+        <w:pStyle w:val="SourceCode"/>
+        <w:spacing w:before="0" w:after="0" w:line="200" w:lineRule="auto"/>
+      </w:pPr>
+      <w:r>
         <w:t xml:space="preserve">        uint32_t T1 = h + Sigma1(e) + Ch(e,f,g) + K[i] + W[i];</w:t>
       </w:r>
-      <w:r>
-        <w:br/>
-      </w:r>
-      <w:r>
-        <w:rPr>
-          <w:rStyle w:val="VerbatimChar"/>
-        </w:rPr>
+    </w:p>
+    <w:p>
+      <w:pPr>
+        <w:pStyle w:val="SourceCode"/>
+        <w:spacing w:before="0" w:after="0" w:line="200" w:lineRule="auto"/>
+      </w:pPr>
+      <w:r>
         <w:t xml:space="preserve">        uint32_t T2 = Sigma0(a) + Maj(a,b,c);</w:t>
       </w:r>
-      <w:r>
-        <w:br/>
-      </w:r>
-      <w:r>
-        <w:rPr>
-          <w:rStyle w:val="VerbatimChar"/>
-        </w:rPr>
+    </w:p>
+    <w:p>
+      <w:pPr>
+        <w:pStyle w:val="SourceCode"/>
+        <w:spacing w:before="0" w:after="0" w:line="200" w:lineRule="auto"/>
+      </w:pPr>
+      <w:r>
         <w:t xml:space="preserve">        h = g;</w:t>
       </w:r>
-      <w:r>
-        <w:br/>
-      </w:r>
-      <w:r>
-        <w:rPr>
-          <w:rStyle w:val="VerbatimChar"/>
-        </w:rPr>
+    </w:p>
+    <w:p>
+      <w:pPr>
+        <w:pStyle w:val="SourceCode"/>
+        <w:spacing w:before="0" w:after="0" w:line="200" w:lineRule="auto"/>
+      </w:pPr>
+      <w:r>
         <w:t xml:space="preserve">        g = f;</w:t>
       </w:r>
-      <w:r>
-        <w:br/>
-      </w:r>
-      <w:r>
-        <w:rPr>
-          <w:rStyle w:val="VerbatimChar"/>
-        </w:rPr>
+    </w:p>
+    <w:p>
+      <w:pPr>
+        <w:pStyle w:val="SourceCode"/>
+        <w:spacing w:before="0" w:after="0" w:line="200" w:lineRule="auto"/>
+      </w:pPr>
+      <w:r>
         <w:t xml:space="preserve">        f = e;</w:t>
       </w:r>
-      <w:r>
-        <w:br/>
-      </w:r>
-      <w:r>
-        <w:rPr>
-          <w:rStyle w:val="VerbatimChar"/>
-        </w:rPr>
+    </w:p>
+    <w:p>
+      <w:pPr>
+        <w:pStyle w:val="SourceCode"/>
+        <w:spacing w:before="0" w:after="0" w:line="200" w:lineRule="auto"/>
+      </w:pPr>
+      <w:r>
         <w:t xml:space="preserve">        e = d + T1;</w:t>
       </w:r>
-      <w:r>
-        <w:br/>
-      </w:r>
-      <w:r>
-        <w:rPr>
-          <w:rStyle w:val="VerbatimChar"/>
-        </w:rPr>
+    </w:p>
+    <w:p>
+      <w:pPr>
+        <w:pStyle w:val="SourceCode"/>
+        <w:spacing w:before="0" w:after="0" w:line="200" w:lineRule="auto"/>
+      </w:pPr>
+      <w:r>
         <w:t xml:space="preserve">        d = c;</w:t>
       </w:r>
-      <w:r>
-        <w:br/>
-      </w:r>
-      <w:r>
-        <w:rPr>
-          <w:rStyle w:val="VerbatimChar"/>
-        </w:rPr>
+    </w:p>
+    <w:p>
+      <w:pPr>
+        <w:pStyle w:val="SourceCode"/>
+        <w:spacing w:before="0" w:after="0" w:line="200" w:lineRule="auto"/>
+      </w:pPr>
+      <w:r>
         <w:t xml:space="preserve">        c = b;</w:t>
       </w:r>
-      <w:r>
-        <w:br/>
-      </w:r>
-      <w:r>
-        <w:rPr>
-          <w:rStyle w:val="VerbatimChar"/>
-        </w:rPr>
+    </w:p>
+    <w:p>
+      <w:pPr>
+        <w:pStyle w:val="SourceCode"/>
+        <w:spacing w:before="0" w:after="0" w:line="200" w:lineRule="auto"/>
+      </w:pPr>
+      <w:r>
         <w:t xml:space="preserve">        b = a;</w:t>
       </w:r>
-      <w:r>
-        <w:br/>
-      </w:r>
-      <w:r>
-        <w:rPr>
-          <w:rStyle w:val="VerbatimChar"/>
-        </w:rPr>
+    </w:p>
+    <w:p>
+      <w:pPr>
+        <w:pStyle w:val="SourceCode"/>
+        <w:spacing w:before="0" w:after="0" w:line="200" w:lineRule="auto"/>
+      </w:pPr>
+      <w:r>
         <w:t xml:space="preserve">        a = T1 + T2;</w:t>
       </w:r>
-      <w:r>
-        <w:br/>
-      </w:r>
-      <w:r>
-        <w:rPr>
-          <w:rStyle w:val="VerbatimChar"/>
-        </w:rPr>
+    </w:p>
+    <w:p>
+      <w:pPr>
+        <w:pStyle w:val="SourceCode"/>
+        <w:spacing w:before="0" w:after="0" w:line="200" w:lineRule="auto"/>
+      </w:pPr>
+      <w:r>
         <w:t xml:space="preserve">    }</w:t>
       </w:r>
-      <w:r>
-        <w:br/>
-      </w:r>
-      <w:r>
-        <w:br/>
-      </w:r>
-      <w:r>
-        <w:rPr>
-          <w:rStyle w:val="VerbatimChar"/>
-        </w:rPr>
+    </w:p>
+    <w:p>
+      <w:pPr>
+        <w:pStyle w:val="SourceCode"/>
+        <w:spacing w:before="0" w:after="0" w:line="200" w:lineRule="auto"/>
+      </w:pPr>
+    </w:p>
+    <w:p>
+      <w:pPr>
+        <w:pStyle w:val="SourceCode"/>
+        <w:spacing w:before="0" w:after="0" w:line="200" w:lineRule="auto"/>
+      </w:pPr>
+      <w:r>
         <w:t xml:space="preserve">    // Додавання до поточного хешу</w:t>
       </w:r>
-      <w:r>
-        <w:br/>
-      </w:r>
-      <w:r>
-        <w:rPr>
-          <w:rStyle w:val="VerbatimChar"/>
-        </w:rPr>
+    </w:p>
+    <w:p>
+      <w:pPr>
+        <w:pStyle w:val="SourceCode"/>
+        <w:spacing w:before="0" w:after="0" w:line="200" w:lineRule="auto"/>
+      </w:pPr>
+      <w:r>
         <w:t xml:space="preserve">    H[0] += a; H[1] += b; H[2] += c; H[3] += d;</w:t>
       </w:r>
-      <w:r>
-        <w:br/>
-      </w:r>
-      <w:r>
-        <w:rPr>
-          <w:rStyle w:val="VerbatimChar"/>
-        </w:rPr>
+    </w:p>
+    <w:p>
+      <w:pPr>
+        <w:pStyle w:val="SourceCode"/>
+        <w:spacing w:before="0" w:after="0" w:line="200" w:lineRule="auto"/>
+      </w:pPr>
+      <w:r>
         <w:t xml:space="preserve">    H[4] += e; H[5] += f; H[6] += g; H[7] += h;</w:t>
       </w:r>
-      <w:r>
-        <w:br/>
-      </w:r>
-      <w:r>
-        <w:rPr>
-          <w:rStyle w:val="VerbatimChar"/>
-        </w:rPr>
+    </w:p>
+    <w:p>
+      <w:pPr>
+        <w:pStyle w:val="SourceCode"/>
+        <w:spacing w:before="0" w:after="120" w:line="200" w:lineRule="auto"/>
+      </w:pPr>
+      <w:r>
         <w:t xml:space="preserve">}</w:t>
       </w:r>
     </w:p>
@@ -2011,338 +2035,357 @@
     <w:p>
       <w:pPr>
         <w:pStyle w:val="SourceCode"/>
-      </w:pPr>
-      <w:r>
-        <w:rPr>
-          <w:rStyle w:val="VerbatimChar"/>
-        </w:rPr>
+        <w:spacing w:before="120" w:after="0" w:line="200" w:lineRule="auto"/>
+      </w:pPr>
+      <w:r>
         <w:t xml:space="preserve">void SHA256::update(const uint8_t* data, size_t length) {</w:t>
       </w:r>
-      <w:r>
-        <w:br/>
-      </w:r>
-      <w:r>
-        <w:rPr>
-          <w:rStyle w:val="VerbatimChar"/>
-        </w:rPr>
+    </w:p>
+    <w:p>
+      <w:pPr>
+        <w:pStyle w:val="SourceCode"/>
+        <w:spacing w:before="0" w:after="0" w:line="200" w:lineRule="auto"/>
+      </w:pPr>
+      <w:r>
         <w:t xml:space="preserve">    for (size_t i = 0; i &lt; length; i++) {</w:t>
       </w:r>
-      <w:r>
-        <w:br/>
-      </w:r>
-      <w:r>
-        <w:rPr>
-          <w:rStyle w:val="VerbatimChar"/>
-        </w:rPr>
+    </w:p>
+    <w:p>
+      <w:pPr>
+        <w:pStyle w:val="SourceCode"/>
+        <w:spacing w:before="0" w:after="0" w:line="200" w:lineRule="auto"/>
+      </w:pPr>
+      <w:r>
         <w:t xml:space="preserve">        buffer[bufferLength++] = data[i];</w:t>
       </w:r>
-      <w:r>
-        <w:br/>
-      </w:r>
-      <w:r>
-        <w:rPr>
-          <w:rStyle w:val="VerbatimChar"/>
-        </w:rPr>
+    </w:p>
+    <w:p>
+      <w:pPr>
+        <w:pStyle w:val="SourceCode"/>
+        <w:spacing w:before="0" w:after="0" w:line="200" w:lineRule="auto"/>
+      </w:pPr>
+      <w:r>
         <w:t xml:space="preserve">        if (bufferLength == 64) {</w:t>
       </w:r>
-      <w:r>
-        <w:br/>
-      </w:r>
-      <w:r>
-        <w:rPr>
-          <w:rStyle w:val="VerbatimChar"/>
-        </w:rPr>
+    </w:p>
+    <w:p>
+      <w:pPr>
+        <w:pStyle w:val="SourceCode"/>
+        <w:spacing w:before="0" w:after="0" w:line="200" w:lineRule="auto"/>
+      </w:pPr>
+      <w:r>
         <w:t xml:space="preserve">            processBlock(buffer);</w:t>
       </w:r>
-      <w:r>
-        <w:br/>
-      </w:r>
-      <w:r>
-        <w:rPr>
-          <w:rStyle w:val="VerbatimChar"/>
-        </w:rPr>
+    </w:p>
+    <w:p>
+      <w:pPr>
+        <w:pStyle w:val="SourceCode"/>
+        <w:spacing w:before="0" w:after="0" w:line="200" w:lineRule="auto"/>
+      </w:pPr>
+      <w:r>
         <w:t xml:space="preserve">            bitLength += 512;</w:t>
       </w:r>
-      <w:r>
-        <w:br/>
-      </w:r>
-      <w:r>
-        <w:rPr>
-          <w:rStyle w:val="VerbatimChar"/>
-        </w:rPr>
+    </w:p>
+    <w:p>
+      <w:pPr>
+        <w:pStyle w:val="SourceCode"/>
+        <w:spacing w:before="0" w:after="0" w:line="200" w:lineRule="auto"/>
+      </w:pPr>
+      <w:r>
         <w:t xml:space="preserve">            bufferLength = 0;</w:t>
       </w:r>
-      <w:r>
-        <w:br/>
-      </w:r>
-      <w:r>
-        <w:rPr>
-          <w:rStyle w:val="VerbatimChar"/>
-        </w:rPr>
+    </w:p>
+    <w:p>
+      <w:pPr>
+        <w:pStyle w:val="SourceCode"/>
+        <w:spacing w:before="0" w:after="0" w:line="200" w:lineRule="auto"/>
+      </w:pPr>
+      <w:r>
         <w:t xml:space="preserve">        }</w:t>
       </w:r>
-      <w:r>
-        <w:br/>
-      </w:r>
-      <w:r>
-        <w:rPr>
-          <w:rStyle w:val="VerbatimChar"/>
-        </w:rPr>
+    </w:p>
+    <w:p>
+      <w:pPr>
+        <w:pStyle w:val="SourceCode"/>
+        <w:spacing w:before="0" w:after="0" w:line="200" w:lineRule="auto"/>
+      </w:pPr>
+      <w:r>
         <w:t xml:space="preserve">    }</w:t>
       </w:r>
-      <w:r>
-        <w:br/>
-      </w:r>
-      <w:r>
-        <w:rPr>
-          <w:rStyle w:val="VerbatimChar"/>
-        </w:rPr>
+    </w:p>
+    <w:p>
+      <w:pPr>
+        <w:pStyle w:val="SourceCode"/>
+        <w:spacing w:before="0" w:after="0" w:line="200" w:lineRule="auto"/>
+      </w:pPr>
+      <w:r>
         <w:t xml:space="preserve">}</w:t>
       </w:r>
-      <w:r>
-        <w:br/>
-      </w:r>
-      <w:r>
-        <w:br/>
-      </w:r>
-      <w:r>
-        <w:rPr>
-          <w:rStyle w:val="VerbatimChar"/>
-        </w:rPr>
+    </w:p>
+    <w:p>
+      <w:pPr>
+        <w:pStyle w:val="SourceCode"/>
+        <w:spacing w:before="0" w:after="0" w:line="200" w:lineRule="auto"/>
+      </w:pPr>
+    </w:p>
+    <w:p>
+      <w:pPr>
+        <w:pStyle w:val="SourceCode"/>
+        <w:spacing w:before="0" w:after="0" w:line="200" w:lineRule="auto"/>
+      </w:pPr>
+      <w:r>
         <w:t xml:space="preserve">std::string SHA256::finalize() {</w:t>
       </w:r>
-      <w:r>
-        <w:br/>
-      </w:r>
-      <w:r>
-        <w:rPr>
-          <w:rStyle w:val="VerbatimChar"/>
-        </w:rPr>
+    </w:p>
+    <w:p>
+      <w:pPr>
+        <w:pStyle w:val="SourceCode"/>
+        <w:spacing w:before="0" w:after="0" w:line="200" w:lineRule="auto"/>
+      </w:pPr>
+      <w:r>
         <w:t xml:space="preserve">    // Додати довжину оброблених бітів + залишок у буфері</w:t>
       </w:r>
-      <w:r>
-        <w:br/>
-      </w:r>
-      <w:r>
-        <w:rPr>
-          <w:rStyle w:val="VerbatimChar"/>
-        </w:rPr>
+    </w:p>
+    <w:p>
+      <w:pPr>
+        <w:pStyle w:val="SourceCode"/>
+        <w:spacing w:before="0" w:after="0" w:line="200" w:lineRule="auto"/>
+      </w:pPr>
+      <w:r>
         <w:t xml:space="preserve">    bitLength += bufferLength * 8;</w:t>
       </w:r>
-      <w:r>
-        <w:br/>
-      </w:r>
-      <w:r>
-        <w:br/>
-      </w:r>
-      <w:r>
-        <w:rPr>
-          <w:rStyle w:val="VerbatimChar"/>
-        </w:rPr>
+    </w:p>
+    <w:p>
+      <w:pPr>
+        <w:pStyle w:val="SourceCode"/>
+        <w:spacing w:before="0" w:after="0" w:line="200" w:lineRule="auto"/>
+      </w:pPr>
+    </w:p>
+    <w:p>
+      <w:pPr>
+        <w:pStyle w:val="SourceCode"/>
+        <w:spacing w:before="0" w:after="0" w:line="200" w:lineRule="auto"/>
+      </w:pPr>
+      <w:r>
         <w:t xml:space="preserve">    // Padding: додати біт 1</w:t>
       </w:r>
-      <w:r>
-        <w:br/>
-      </w:r>
-      <w:r>
-        <w:rPr>
-          <w:rStyle w:val="VerbatimChar"/>
-        </w:rPr>
+    </w:p>
+    <w:p>
+      <w:pPr>
+        <w:pStyle w:val="SourceCode"/>
+        <w:spacing w:before="0" w:after="0" w:line="200" w:lineRule="auto"/>
+      </w:pPr>
+      <w:r>
         <w:t xml:space="preserve">    buffer[bufferLength++] = 0x80;</w:t>
       </w:r>
-      <w:r>
-        <w:br/>
-      </w:r>
-      <w:r>
-        <w:br/>
-      </w:r>
-      <w:r>
-        <w:rPr>
-          <w:rStyle w:val="VerbatimChar"/>
-        </w:rPr>
+    </w:p>
+    <w:p>
+      <w:pPr>
+        <w:pStyle w:val="SourceCode"/>
+        <w:spacing w:before="0" w:after="0" w:line="200" w:lineRule="auto"/>
+      </w:pPr>
+    </w:p>
+    <w:p>
+      <w:pPr>
+        <w:pStyle w:val="SourceCode"/>
+        <w:spacing w:before="0" w:after="0" w:line="200" w:lineRule="auto"/>
+      </w:pPr>
+      <w:r>
         <w:t xml:space="preserve">    // Якщо не вистачає місця для довжини (8 байт), обробити блок</w:t>
       </w:r>
-      <w:r>
-        <w:br/>
-      </w:r>
-      <w:r>
-        <w:rPr>
-          <w:rStyle w:val="VerbatimChar"/>
-        </w:rPr>
+    </w:p>
+    <w:p>
+      <w:pPr>
+        <w:pStyle w:val="SourceCode"/>
+        <w:spacing w:before="0" w:after="0" w:line="200" w:lineRule="auto"/>
+      </w:pPr>
+      <w:r>
         <w:t xml:space="preserve">    if (bufferLength &gt; 56) {</w:t>
       </w:r>
-      <w:r>
-        <w:br/>
-      </w:r>
-      <w:r>
-        <w:rPr>
-          <w:rStyle w:val="VerbatimChar"/>
-        </w:rPr>
+    </w:p>
+    <w:p>
+      <w:pPr>
+        <w:pStyle w:val="SourceCode"/>
+        <w:spacing w:before="0" w:after="0" w:line="200" w:lineRule="auto"/>
+      </w:pPr>
+      <w:r>
         <w:t xml:space="preserve">        while (bufferLength &lt; 64) buffer[bufferLength++] = 0;</w:t>
       </w:r>
-      <w:r>
-        <w:br/>
-      </w:r>
-      <w:r>
-        <w:rPr>
-          <w:rStyle w:val="VerbatimChar"/>
-        </w:rPr>
+    </w:p>
+    <w:p>
+      <w:pPr>
+        <w:pStyle w:val="SourceCode"/>
+        <w:spacing w:before="0" w:after="0" w:line="200" w:lineRule="auto"/>
+      </w:pPr>
+      <w:r>
         <w:t xml:space="preserve">        processBlock(buffer);</w:t>
       </w:r>
-      <w:r>
-        <w:br/>
-      </w:r>
-      <w:r>
-        <w:rPr>
-          <w:rStyle w:val="VerbatimChar"/>
-        </w:rPr>
+    </w:p>
+    <w:p>
+      <w:pPr>
+        <w:pStyle w:val="SourceCode"/>
+        <w:spacing w:before="0" w:after="0" w:line="200" w:lineRule="auto"/>
+      </w:pPr>
+      <w:r>
         <w:t xml:space="preserve">        bufferLength = 0;</w:t>
       </w:r>
-      <w:r>
-        <w:br/>
-      </w:r>
-      <w:r>
-        <w:rPr>
-          <w:rStyle w:val="VerbatimChar"/>
-        </w:rPr>
+    </w:p>
+    <w:p>
+      <w:pPr>
+        <w:pStyle w:val="SourceCode"/>
+        <w:spacing w:before="0" w:after="0" w:line="200" w:lineRule="auto"/>
+      </w:pPr>
+      <w:r>
         <w:t xml:space="preserve">    }</w:t>
       </w:r>
-      <w:r>
-        <w:br/>
-      </w:r>
-      <w:r>
-        <w:br/>
-      </w:r>
-      <w:r>
-        <w:rPr>
-          <w:rStyle w:val="VerbatimChar"/>
-        </w:rPr>
+    </w:p>
+    <w:p>
+      <w:pPr>
+        <w:pStyle w:val="SourceCode"/>
+        <w:spacing w:before="0" w:after="0" w:line="200" w:lineRule="auto"/>
+      </w:pPr>
+    </w:p>
+    <w:p>
+      <w:pPr>
+        <w:pStyle w:val="SourceCode"/>
+        <w:spacing w:before="0" w:after="0" w:line="200" w:lineRule="auto"/>
+      </w:pPr>
+      <w:r>
         <w:t xml:space="preserve">    // Заповнити нулями до позиції 56</w:t>
       </w:r>
-      <w:r>
-        <w:br/>
-      </w:r>
-      <w:r>
-        <w:rPr>
-          <w:rStyle w:val="VerbatimChar"/>
-        </w:rPr>
+    </w:p>
+    <w:p>
+      <w:pPr>
+        <w:pStyle w:val="SourceCode"/>
+        <w:spacing w:before="0" w:after="0" w:line="200" w:lineRule="auto"/>
+      </w:pPr>
+      <w:r>
         <w:t xml:space="preserve">    while (bufferLength &lt; 56) buffer[bufferLength++] = 0;</w:t>
       </w:r>
-      <w:r>
-        <w:br/>
-      </w:r>
-      <w:r>
-        <w:br/>
-      </w:r>
-      <w:r>
-        <w:rPr>
-          <w:rStyle w:val="VerbatimChar"/>
-        </w:rPr>
+    </w:p>
+    <w:p>
+      <w:pPr>
+        <w:pStyle w:val="SourceCode"/>
+        <w:spacing w:before="0" w:after="0" w:line="200" w:lineRule="auto"/>
+      </w:pPr>
+    </w:p>
+    <w:p>
+      <w:pPr>
+        <w:pStyle w:val="SourceCode"/>
+        <w:spacing w:before="0" w:after="0" w:line="200" w:lineRule="auto"/>
+      </w:pPr>
+      <w:r>
         <w:t xml:space="preserve">    // Додати довжину (big-endian, 64 біти)</w:t>
       </w:r>
-      <w:r>
-        <w:br/>
-      </w:r>
-      <w:r>
-        <w:rPr>
-          <w:rStyle w:val="VerbatimChar"/>
-        </w:rPr>
+    </w:p>
+    <w:p>
+      <w:pPr>
+        <w:pStyle w:val="SourceCode"/>
+        <w:spacing w:before="0" w:after="0" w:line="200" w:lineRule="auto"/>
+      </w:pPr>
+      <w:r>
         <w:t xml:space="preserve">    for (int i = 7; i &gt;= 0; i--) {</w:t>
       </w:r>
-      <w:r>
-        <w:br/>
-      </w:r>
-      <w:r>
-        <w:rPr>
-          <w:rStyle w:val="VerbatimChar"/>
-        </w:rPr>
+    </w:p>
+    <w:p>
+      <w:pPr>
+        <w:pStyle w:val="SourceCode"/>
+        <w:spacing w:before="0" w:after="0" w:line="200" w:lineRule="auto"/>
+      </w:pPr>
+      <w:r>
         <w:t xml:space="preserve">        buffer[bufferLength++] = (bitLength &gt;&gt; (i * 8)) &amp; 0xff;</w:t>
       </w:r>
-      <w:r>
-        <w:br/>
-      </w:r>
-      <w:r>
-        <w:rPr>
-          <w:rStyle w:val="VerbatimChar"/>
-        </w:rPr>
+    </w:p>
+    <w:p>
+      <w:pPr>
+        <w:pStyle w:val="SourceCode"/>
+        <w:spacing w:before="0" w:after="0" w:line="200" w:lineRule="auto"/>
+      </w:pPr>
+      <w:r>
         <w:t xml:space="preserve">    }</w:t>
       </w:r>
-      <w:r>
-        <w:br/>
-      </w:r>
-      <w:r>
-        <w:br/>
-      </w:r>
-      <w:r>
-        <w:rPr>
-          <w:rStyle w:val="VerbatimChar"/>
-        </w:rPr>
+    </w:p>
+    <w:p>
+      <w:pPr>
+        <w:pStyle w:val="SourceCode"/>
+        <w:spacing w:before="0" w:after="0" w:line="200" w:lineRule="auto"/>
+      </w:pPr>
+    </w:p>
+    <w:p>
+      <w:pPr>
+        <w:pStyle w:val="SourceCode"/>
+        <w:spacing w:before="0" w:after="0" w:line="200" w:lineRule="auto"/>
+      </w:pPr>
+      <w:r>
         <w:t xml:space="preserve">    processBlock(buffer);</w:t>
       </w:r>
-      <w:r>
-        <w:br/>
-      </w:r>
-      <w:r>
-        <w:br/>
-      </w:r>
-      <w:r>
-        <w:rPr>
-          <w:rStyle w:val="VerbatimChar"/>
-        </w:rPr>
+    </w:p>
+    <w:p>
+      <w:pPr>
+        <w:pStyle w:val="SourceCode"/>
+        <w:spacing w:before="0" w:after="0" w:line="200" w:lineRule="auto"/>
+      </w:pPr>
+    </w:p>
+    <w:p>
+      <w:pPr>
+        <w:pStyle w:val="SourceCode"/>
+        <w:spacing w:before="0" w:after="0" w:line="200" w:lineRule="auto"/>
+      </w:pPr>
+      <w:r>
         <w:t xml:space="preserve">    // Формування результату</w:t>
       </w:r>
-      <w:r>
-        <w:br/>
-      </w:r>
-      <w:r>
-        <w:rPr>
-          <w:rStyle w:val="VerbatimChar"/>
-        </w:rPr>
+    </w:p>
+    <w:p>
+      <w:pPr>
+        <w:pStyle w:val="SourceCode"/>
+        <w:spacing w:before="0" w:after="0" w:line="200" w:lineRule="auto"/>
+      </w:pPr>
+      <w:r>
         <w:t xml:space="preserve">    std::stringstream ss;</w:t>
       </w:r>
-      <w:r>
-        <w:br/>
-      </w:r>
-      <w:r>
-        <w:rPr>
-          <w:rStyle w:val="VerbatimChar"/>
-        </w:rPr>
+    </w:p>
+    <w:p>
+      <w:pPr>
+        <w:pStyle w:val="SourceCode"/>
+        <w:spacing w:before="0" w:after="0" w:line="200" w:lineRule="auto"/>
+      </w:pPr>
+      <w:r>
         <w:t xml:space="preserve">    for (int i = 0; i &lt; 8; i++) {</w:t>
       </w:r>
-      <w:r>
-        <w:br/>
-      </w:r>
-      <w:r>
-        <w:rPr>
-          <w:rStyle w:val="VerbatimChar"/>
-        </w:rPr>
+    </w:p>
+    <w:p>
+      <w:pPr>
+        <w:pStyle w:val="SourceCode"/>
+        <w:spacing w:before="0" w:after="0" w:line="200" w:lineRule="auto"/>
+      </w:pPr>
+      <w:r>
         <w:t xml:space="preserve">        ss &lt;&lt; std::hex &lt;&lt; std::setfill('0') &lt;&lt; std::setw(8) &lt;&lt; H[i];</w:t>
       </w:r>
-      <w:r>
-        <w:br/>
-      </w:r>
-      <w:r>
-        <w:rPr>
-          <w:rStyle w:val="VerbatimChar"/>
-        </w:rPr>
+    </w:p>
+    <w:p>
+      <w:pPr>
+        <w:pStyle w:val="SourceCode"/>
+        <w:spacing w:before="0" w:after="0" w:line="200" w:lineRule="auto"/>
+      </w:pPr>
+      <w:r>
         <w:t xml:space="preserve">    }</w:t>
       </w:r>
-      <w:r>
-        <w:br/>
-      </w:r>
-      <w:r>
-        <w:rPr>
-          <w:rStyle w:val="VerbatimChar"/>
-        </w:rPr>
+    </w:p>
+    <w:p>
+      <w:pPr>
+        <w:pStyle w:val="SourceCode"/>
+        <w:spacing w:before="0" w:after="0" w:line="200" w:lineRule="auto"/>
+      </w:pPr>
+      <w:r>
         <w:t xml:space="preserve">    return ss.str();</w:t>
       </w:r>
-      <w:r>
-        <w:br/>
-      </w:r>
-      <w:r>
-        <w:rPr>
-          <w:rStyle w:val="VerbatimChar"/>
-        </w:rPr>
+    </w:p>
+    <w:p>
+      <w:pPr>
+        <w:pStyle w:val="SourceCode"/>
+        <w:spacing w:before="0" w:after="120" w:line="200" w:lineRule="auto"/>
+      </w:pPr>
+      <w:r>
         <w:t xml:space="preserve">}</w:t>
       </w:r>
     </w:p>
@@ -2359,437 +2402,519 @@
     <w:p>
       <w:pPr>
         <w:pStyle w:val="SourceCode"/>
-      </w:pPr>
-      <w:r>
-        <w:rPr>
-          <w:rStyle w:val="VerbatimChar"/>
-        </w:rPr>
+        <w:spacing w:before="120" w:after="0" w:line="200" w:lineRule="auto"/>
+      </w:pPr>
+      <w:r>
         <w:t xml:space="preserve">std::string sha256(const std::string&amp; message) {</w:t>
       </w:r>
-      <w:r>
-        <w:br/>
-      </w:r>
-      <w:r>
-        <w:rPr>
-          <w:rStyle w:val="VerbatimChar"/>
-        </w:rPr>
+    </w:p>
+    <w:p>
+      <w:pPr>
+        <w:pStyle w:val="SourceCode"/>
+        <w:spacing w:before="0" w:after="0" w:line="200" w:lineRule="auto"/>
+      </w:pPr>
+      <w:r>
         <w:t xml:space="preserve">    SHA256 hasher;</w:t>
       </w:r>
-      <w:r>
-        <w:br/>
-      </w:r>
-      <w:r>
-        <w:rPr>
-          <w:rStyle w:val="VerbatimChar"/>
-        </w:rPr>
+    </w:p>
+    <w:p>
+      <w:pPr>
+        <w:pStyle w:val="SourceCode"/>
+        <w:spacing w:before="0" w:after="0" w:line="200" w:lineRule="auto"/>
+      </w:pPr>
+      <w:r>
         <w:t xml:space="preserve">    hasher.update(reinterpret_cast&lt;const uint8_t*&gt;(message.c_str()),</w:t>
       </w:r>
-      <w:r>
-        <w:br/>
-      </w:r>
-      <w:r>
-        <w:rPr>
-          <w:rStyle w:val="VerbatimChar"/>
-        </w:rPr>
+    </w:p>
+    <w:p>
+      <w:pPr>
+        <w:pStyle w:val="SourceCode"/>
+        <w:spacing w:before="0" w:after="0" w:line="200" w:lineRule="auto"/>
+      </w:pPr>
+      <w:r>
         <w:t xml:space="preserve">                  message.length());</w:t>
       </w:r>
-      <w:r>
-        <w:br/>
-      </w:r>
-      <w:r>
-        <w:rPr>
-          <w:rStyle w:val="VerbatimChar"/>
-        </w:rPr>
+    </w:p>
+    <w:p>
+      <w:pPr>
+        <w:pStyle w:val="SourceCode"/>
+        <w:spacing w:before="0" w:after="0" w:line="200" w:lineRule="auto"/>
+      </w:pPr>
+      <w:r>
         <w:t xml:space="preserve">    return hasher.finalize();</w:t>
       </w:r>
-      <w:r>
-        <w:br/>
-      </w:r>
-      <w:r>
-        <w:rPr>
-          <w:rStyle w:val="VerbatimChar"/>
-        </w:rPr>
+    </w:p>
+    <w:p>
+      <w:pPr>
+        <w:pStyle w:val="SourceCode"/>
+        <w:spacing w:before="0" w:after="0" w:line="200" w:lineRule="auto"/>
+      </w:pPr>
+      <w:r>
         <w:t xml:space="preserve">}</w:t>
       </w:r>
-      <w:r>
-        <w:br/>
-      </w:r>
-      <w:r>
-        <w:br/>
-      </w:r>
-      <w:r>
-        <w:rPr>
-          <w:rStyle w:val="VerbatimChar"/>
-        </w:rPr>
+    </w:p>
+    <w:p>
+      <w:pPr>
+        <w:pStyle w:val="SourceCode"/>
+        <w:spacing w:before="0" w:after="0" w:line="200" w:lineRule="auto"/>
+      </w:pPr>
+    </w:p>
+    <w:p>
+      <w:pPr>
+        <w:pStyle w:val="SourceCode"/>
+        <w:spacing w:before="0" w:after="0" w:line="200" w:lineRule="auto"/>
+      </w:pPr>
+      <w:r>
         <w:t xml:space="preserve">// Той самий хеш, але 32 байтами замість 64 шістнадцяткових символів.</w:t>
       </w:r>
-      <w:r>
-        <w:br/>
-      </w:r>
-      <w:r>
-        <w:rPr>
-          <w:rStyle w:val="VerbatimChar"/>
-        </w:rPr>
+    </w:p>
+    <w:p>
+      <w:pPr>
+        <w:pStyle w:val="SourceCode"/>
+        <w:spacing w:before="0" w:after="0" w:line="200" w:lineRule="auto"/>
+      </w:pPr>
+      <w:r>
         <w:t xml:space="preserve">// Потрібен там, де хеш є не текстом для показу, а даними: ключем,</w:t>
       </w:r>
-      <w:r>
-        <w:br/>
-      </w:r>
-      <w:r>
-        <w:rPr>
-          <w:rStyle w:val="VerbatimChar"/>
-        </w:rPr>
+    </w:p>
+    <w:p>
+      <w:pPr>
+        <w:pStyle w:val="SourceCode"/>
+        <w:spacing w:before="0" w:after="0" w:line="200" w:lineRule="auto"/>
+      </w:pPr>
+      <w:r>
         <w:t xml:space="preserve">// вкладеним повідомленням, аргументом HMAC (лабораторна робота №10).</w:t>
       </w:r>
-      <w:r>
-        <w:br/>
-      </w:r>
-      <w:r>
-        <w:rPr>
-          <w:rStyle w:val="VerbatimChar"/>
-        </w:rPr>
+    </w:p>
+    <w:p>
+      <w:pPr>
+        <w:pStyle w:val="SourceCode"/>
+        <w:spacing w:before="0" w:after="0" w:line="200" w:lineRule="auto"/>
+      </w:pPr>
+      <w:r>
         <w:t xml:space="preserve">std::vector&lt;unsigned char&gt; sha256Raw(const std::string&amp; message) {</w:t>
       </w:r>
-      <w:r>
-        <w:br/>
-      </w:r>
-      <w:r>
-        <w:rPr>
-          <w:rStyle w:val="VerbatimChar"/>
-        </w:rPr>
+    </w:p>
+    <w:p>
+      <w:pPr>
+        <w:pStyle w:val="SourceCode"/>
+        <w:spacing w:before="0" w:after="0" w:line="200" w:lineRule="auto"/>
+      </w:pPr>
+      <w:r>
         <w:t xml:space="preserve">    std::string hex = sha256(message);</w:t>
       </w:r>
-      <w:r>
-        <w:br/>
-      </w:r>
-      <w:r>
-        <w:rPr>
-          <w:rStyle w:val="VerbatimChar"/>
-        </w:rPr>
+    </w:p>
+    <w:p>
+      <w:pPr>
+        <w:pStyle w:val="SourceCode"/>
+        <w:spacing w:before="0" w:after="0" w:line="200" w:lineRule="auto"/>
+      </w:pPr>
+      <w:r>
         <w:t xml:space="preserve">    std::vector&lt;unsigned char&gt; raw(32);</w:t>
       </w:r>
-      <w:r>
-        <w:br/>
-      </w:r>
-      <w:r>
-        <w:br/>
-      </w:r>
-      <w:r>
-        <w:rPr>
-          <w:rStyle w:val="VerbatimChar"/>
-        </w:rPr>
+    </w:p>
+    <w:p>
+      <w:pPr>
+        <w:pStyle w:val="SourceCode"/>
+        <w:spacing w:before="0" w:after="0" w:line="200" w:lineRule="auto"/>
+      </w:pPr>
+    </w:p>
+    <w:p>
+      <w:pPr>
+        <w:pStyle w:val="SourceCode"/>
+        <w:spacing w:before="0" w:after="0" w:line="200" w:lineRule="auto"/>
+      </w:pPr>
+      <w:r>
         <w:t xml:space="preserve">    for (int i = 0; i &lt; 32; i++) {</w:t>
       </w:r>
-      <w:r>
-        <w:br/>
-      </w:r>
-      <w:r>
-        <w:rPr>
-          <w:rStyle w:val="VerbatimChar"/>
-        </w:rPr>
+    </w:p>
+    <w:p>
+      <w:pPr>
+        <w:pStyle w:val="SourceCode"/>
+        <w:spacing w:before="0" w:after="0" w:line="200" w:lineRule="auto"/>
+      </w:pPr>
+      <w:r>
         <w:t xml:space="preserve">        raw[i] = static_cast&lt;unsigned char&gt;(</w:t>
       </w:r>
-      <w:r>
-        <w:br/>
-      </w:r>
-      <w:r>
-        <w:rPr>
-          <w:rStyle w:val="VerbatimChar"/>
-        </w:rPr>
+    </w:p>
+    <w:p>
+      <w:pPr>
+        <w:pStyle w:val="SourceCode"/>
+        <w:spacing w:before="0" w:after="0" w:line="200" w:lineRule="auto"/>
+      </w:pPr>
+      <w:r>
         <w:t xml:space="preserve">            std::stoi(hex.substr(i * 2, 2), nullptr, 16));</w:t>
       </w:r>
-      <w:r>
-        <w:br/>
-      </w:r>
-      <w:r>
-        <w:rPr>
-          <w:rStyle w:val="VerbatimChar"/>
-        </w:rPr>
+    </w:p>
+    <w:p>
+      <w:pPr>
+        <w:pStyle w:val="SourceCode"/>
+        <w:spacing w:before="0" w:after="0" w:line="200" w:lineRule="auto"/>
+      </w:pPr>
+      <w:r>
         <w:t xml:space="preserve">    }</w:t>
       </w:r>
-      <w:r>
-        <w:br/>
-      </w:r>
-      <w:r>
-        <w:br/>
-      </w:r>
-      <w:r>
-        <w:rPr>
-          <w:rStyle w:val="VerbatimChar"/>
-        </w:rPr>
+    </w:p>
+    <w:p>
+      <w:pPr>
+        <w:pStyle w:val="SourceCode"/>
+        <w:spacing w:before="0" w:after="0" w:line="200" w:lineRule="auto"/>
+      </w:pPr>
+    </w:p>
+    <w:p>
+      <w:pPr>
+        <w:pStyle w:val="SourceCode"/>
+        <w:spacing w:before="0" w:after="0" w:line="200" w:lineRule="auto"/>
+      </w:pPr>
+      <w:r>
         <w:t xml:space="preserve">    return raw;</w:t>
       </w:r>
-      <w:r>
-        <w:br/>
-      </w:r>
-      <w:r>
-        <w:rPr>
-          <w:rStyle w:val="VerbatimChar"/>
-        </w:rPr>
+    </w:p>
+    <w:p>
+      <w:pPr>
+        <w:pStyle w:val="SourceCode"/>
+        <w:spacing w:before="0" w:after="0" w:line="200" w:lineRule="auto"/>
+      </w:pPr>
+      <w:r>
         <w:t xml:space="preserve">}</w:t>
       </w:r>
-      <w:r>
-        <w:br/>
-      </w:r>
-      <w:r>
-        <w:br/>
-      </w:r>
-      <w:r>
-        <w:rPr>
-          <w:rStyle w:val="VerbatimChar"/>
-        </w:rPr>
+    </w:p>
+    <w:p>
+      <w:pPr>
+        <w:pStyle w:val="SourceCode"/>
+        <w:spacing w:before="0" w:after="0" w:line="200" w:lineRule="auto"/>
+      </w:pPr>
+    </w:p>
+    <w:p>
+      <w:pPr>
+        <w:pStyle w:val="SourceCode"/>
+        <w:spacing w:before="0" w:after="0" w:line="200" w:lineRule="auto"/>
+      </w:pPr>
+      <w:r>
         <w:t xml:space="preserve">int main() {</w:t>
       </w:r>
-      <w:r>
-        <w:br/>
-      </w:r>
-      <w:r>
-        <w:rPr>
-          <w:rStyle w:val="VerbatimChar"/>
-        </w:rPr>
+    </w:p>
+    <w:p>
+      <w:pPr>
+        <w:pStyle w:val="SourceCode"/>
+        <w:spacing w:before="0" w:after="0" w:line="200" w:lineRule="auto"/>
+      </w:pPr>
+      <w:r>
         <w:t xml:space="preserve">    // Тестові вектори NIST</w:t>
       </w:r>
-      <w:r>
-        <w:br/>
-      </w:r>
-      <w:r>
-        <w:rPr>
-          <w:rStyle w:val="VerbatimChar"/>
-        </w:rPr>
+    </w:p>
+    <w:p>
+      <w:pPr>
+        <w:pStyle w:val="SourceCode"/>
+        <w:spacing w:before="0" w:after="0" w:line="200" w:lineRule="auto"/>
+      </w:pPr>
+      <w:r>
         <w:t xml:space="preserve">    std::cout &lt;&lt; "=== Тестові вектори SHA-256 ===\n\n";</w:t>
       </w:r>
-      <w:r>
-        <w:br/>
-      </w:r>
-      <w:r>
-        <w:br/>
-      </w:r>
-      <w:r>
-        <w:rPr>
-          <w:rStyle w:val="VerbatimChar"/>
-        </w:rPr>
+    </w:p>
+    <w:p>
+      <w:pPr>
+        <w:pStyle w:val="SourceCode"/>
+        <w:spacing w:before="0" w:after="0" w:line="200" w:lineRule="auto"/>
+      </w:pPr>
+    </w:p>
+    <w:p>
+      <w:pPr>
+        <w:pStyle w:val="SourceCode"/>
+        <w:spacing w:before="0" w:after="0" w:line="200" w:lineRule="auto"/>
+      </w:pPr>
+      <w:r>
         <w:t xml:space="preserve">    // Тест 1: порожній рядок</w:t>
       </w:r>
-      <w:r>
-        <w:br/>
-      </w:r>
-      <w:r>
-        <w:rPr>
-          <w:rStyle w:val="VerbatimChar"/>
-        </w:rPr>
+    </w:p>
+    <w:p>
+      <w:pPr>
+        <w:pStyle w:val="SourceCode"/>
+        <w:spacing w:before="0" w:after="0" w:line="200" w:lineRule="auto"/>
+      </w:pPr>
+      <w:r>
         <w:t xml:space="preserve">    std::string test1 = "";</w:t>
       </w:r>
-      <w:r>
-        <w:br/>
-      </w:r>
-      <w:r>
-        <w:rPr>
-          <w:rStyle w:val="VerbatimChar"/>
-        </w:rPr>
+    </w:p>
+    <w:p>
+      <w:pPr>
+        <w:pStyle w:val="SourceCode"/>
+        <w:spacing w:before="0" w:after="0" w:line="200" w:lineRule="auto"/>
+      </w:pPr>
+      <w:r>
         <w:t xml:space="preserve">    std::cout &lt;&lt; "Вхід: (порожній рядок)\n";</w:t>
       </w:r>
-      <w:r>
-        <w:br/>
-      </w:r>
-      <w:r>
-        <w:rPr>
-          <w:rStyle w:val="VerbatimChar"/>
-        </w:rPr>
+    </w:p>
+    <w:p>
+      <w:pPr>
+        <w:pStyle w:val="SourceCode"/>
+        <w:spacing w:before="0" w:after="0" w:line="200" w:lineRule="auto"/>
+      </w:pPr>
+      <w:r>
+        <w:t xml:space="preserve">    std::string expect1 =</w:t>
+      </w:r>
+    </w:p>
+    <w:p>
+      <w:pPr>
+        <w:pStyle w:val="SourceCode"/>
+        <w:spacing w:before="0" w:after="0" w:line="200" w:lineRule="auto"/>
+      </w:pPr>
+      <w:r>
+        <w:t xml:space="preserve">        "e3b0c44298fc1c149afbf4c8996fb92427ae41e4649b934ca495991b7852b855";</w:t>
+      </w:r>
+    </w:p>
+    <w:p>
+      <w:pPr>
+        <w:pStyle w:val="SourceCode"/>
+        <w:spacing w:before="0" w:after="0" w:line="200" w:lineRule="auto"/>
+      </w:pPr>
+      <w:r>
         <w:t xml:space="preserve">    std::cout &lt;&lt; "Хеш: " &lt;&lt; sha256(test1) &lt;&lt; "\n";</w:t>
       </w:r>
-      <w:r>
-        <w:br/>
-      </w:r>
-      <w:r>
-        <w:rPr>
-          <w:rStyle w:val="VerbatimChar"/>
-        </w:rPr>
-        <w:t xml:space="preserve">    std::cout &lt;&lt; "Очік: e3b0c44298fc1c149afbf4c8996fb92427ae41e4649b934ca495991b7852b855\n\n";</w:t>
-      </w:r>
-      <w:r>
-        <w:br/>
-      </w:r>
-      <w:r>
-        <w:br/>
-      </w:r>
-      <w:r>
-        <w:rPr>
-          <w:rStyle w:val="VerbatimChar"/>
-        </w:rPr>
+    </w:p>
+    <w:p>
+      <w:pPr>
+        <w:pStyle w:val="SourceCode"/>
+        <w:spacing w:before="0" w:after="0" w:line="200" w:lineRule="auto"/>
+      </w:pPr>
+      <w:r>
+        <w:t xml:space="preserve">    std::cout &lt;&lt; "Очік: " &lt;&lt; expect1 &lt;&lt; "\n\n";</w:t>
+      </w:r>
+    </w:p>
+    <w:p>
+      <w:pPr>
+        <w:pStyle w:val="SourceCode"/>
+        <w:spacing w:before="0" w:after="0" w:line="200" w:lineRule="auto"/>
+      </w:pPr>
+    </w:p>
+    <w:p>
+      <w:pPr>
+        <w:pStyle w:val="SourceCode"/>
+        <w:spacing w:before="0" w:after="0" w:line="200" w:lineRule="auto"/>
+      </w:pPr>
+      <w:r>
         <w:t xml:space="preserve">    // Тест 2: "abc"</w:t>
       </w:r>
-      <w:r>
-        <w:br/>
-      </w:r>
-      <w:r>
-        <w:rPr>
-          <w:rStyle w:val="VerbatimChar"/>
-        </w:rPr>
+    </w:p>
+    <w:p>
+      <w:pPr>
+        <w:pStyle w:val="SourceCode"/>
+        <w:spacing w:before="0" w:after="0" w:line="200" w:lineRule="auto"/>
+      </w:pPr>
+      <w:r>
         <w:t xml:space="preserve">    std::string test2 = "abc";</w:t>
       </w:r>
-      <w:r>
-        <w:br/>
-      </w:r>
-      <w:r>
-        <w:rPr>
-          <w:rStyle w:val="VerbatimChar"/>
-        </w:rPr>
+    </w:p>
+    <w:p>
+      <w:pPr>
+        <w:pStyle w:val="SourceCode"/>
+        <w:spacing w:before="0" w:after="0" w:line="200" w:lineRule="auto"/>
+      </w:pPr>
+      <w:r>
         <w:t xml:space="preserve">    std::cout &lt;&lt; "Вхід: \"abc\"\n";</w:t>
       </w:r>
-      <w:r>
-        <w:br/>
-      </w:r>
-      <w:r>
-        <w:rPr>
-          <w:rStyle w:val="VerbatimChar"/>
-        </w:rPr>
+    </w:p>
+    <w:p>
+      <w:pPr>
+        <w:pStyle w:val="SourceCode"/>
+        <w:spacing w:before="0" w:after="0" w:line="200" w:lineRule="auto"/>
+      </w:pPr>
+      <w:r>
+        <w:t xml:space="preserve">    std::string expect2 =</w:t>
+      </w:r>
+    </w:p>
+    <w:p>
+      <w:pPr>
+        <w:pStyle w:val="SourceCode"/>
+        <w:spacing w:before="0" w:after="0" w:line="200" w:lineRule="auto"/>
+      </w:pPr>
+      <w:r>
+        <w:t xml:space="preserve">        "ba7816bf8f01cfea414140de5dae2223b00361a396177a9cb410ff61f20015ad";</w:t>
+      </w:r>
+    </w:p>
+    <w:p>
+      <w:pPr>
+        <w:pStyle w:val="SourceCode"/>
+        <w:spacing w:before="0" w:after="0" w:line="200" w:lineRule="auto"/>
+      </w:pPr>
+      <w:r>
         <w:t xml:space="preserve">    std::cout &lt;&lt; "Хеш: " &lt;&lt; sha256(test2) &lt;&lt; "\n";</w:t>
       </w:r>
-      <w:r>
-        <w:br/>
-      </w:r>
-      <w:r>
-        <w:rPr>
-          <w:rStyle w:val="VerbatimChar"/>
-        </w:rPr>
-        <w:t xml:space="preserve">    std::cout &lt;&lt; "Очік: ba7816bf8f01cfea414140de5dae2223b00361a396177a9cb410ff61f20015ad\n\n";</w:t>
-      </w:r>
-      <w:r>
-        <w:br/>
-      </w:r>
-      <w:r>
-        <w:br/>
-      </w:r>
-      <w:r>
-        <w:rPr>
-          <w:rStyle w:val="VerbatimChar"/>
-        </w:rPr>
+    </w:p>
+    <w:p>
+      <w:pPr>
+        <w:pStyle w:val="SourceCode"/>
+        <w:spacing w:before="0" w:after="0" w:line="200" w:lineRule="auto"/>
+      </w:pPr>
+      <w:r>
+        <w:t xml:space="preserve">    std::cout &lt;&lt; "Очік: " &lt;&lt; expect2 &lt;&lt; "\n\n";</w:t>
+      </w:r>
+    </w:p>
+    <w:p>
+      <w:pPr>
+        <w:pStyle w:val="SourceCode"/>
+        <w:spacing w:before="0" w:after="0" w:line="200" w:lineRule="auto"/>
+      </w:pPr>
+    </w:p>
+    <w:p>
+      <w:pPr>
+        <w:pStyle w:val="SourceCode"/>
+        <w:spacing w:before="0" w:after="0" w:line="200" w:lineRule="auto"/>
+      </w:pPr>
+      <w:r>
         <w:t xml:space="preserve">    // Тест 3: довге повідомлення (448 біт)</w:t>
       </w:r>
-      <w:r>
-        <w:br/>
-      </w:r>
-      <w:r>
-        <w:rPr>
-          <w:rStyle w:val="VerbatimChar"/>
-        </w:rPr>
+    </w:p>
+    <w:p>
+      <w:pPr>
+        <w:pStyle w:val="SourceCode"/>
+        <w:spacing w:before="0" w:after="0" w:line="200" w:lineRule="auto"/>
+      </w:pPr>
+      <w:r>
         <w:t xml:space="preserve">    std::string test3 = "abcdbcdecdefdefgefghfghighijhijkijkljklmklmnlmnomnopnopq";</w:t>
       </w:r>
-      <w:r>
-        <w:br/>
-      </w:r>
-      <w:r>
-        <w:rPr>
-          <w:rStyle w:val="VerbatimChar"/>
-        </w:rPr>
+    </w:p>
+    <w:p>
+      <w:pPr>
+        <w:pStyle w:val="SourceCode"/>
+        <w:spacing w:before="0" w:after="0" w:line="200" w:lineRule="auto"/>
+      </w:pPr>
+      <w:r>
         <w:t xml:space="preserve">    std::cout &lt;&lt; "Вхід: \"abcdbcdecdefdefgefghfghighijhijkijkljklmklmnlmnomnopnopq\"\n";</w:t>
       </w:r>
-      <w:r>
-        <w:br/>
-      </w:r>
-      <w:r>
-        <w:rPr>
-          <w:rStyle w:val="VerbatimChar"/>
-        </w:rPr>
+    </w:p>
+    <w:p>
+      <w:pPr>
+        <w:pStyle w:val="SourceCode"/>
+        <w:spacing w:before="0" w:after="0" w:line="200" w:lineRule="auto"/>
+      </w:pPr>
+      <w:r>
+        <w:t xml:space="preserve">    std::string expect3 =</w:t>
+      </w:r>
+    </w:p>
+    <w:p>
+      <w:pPr>
+        <w:pStyle w:val="SourceCode"/>
+        <w:spacing w:before="0" w:after="0" w:line="200" w:lineRule="auto"/>
+      </w:pPr>
+      <w:r>
+        <w:t xml:space="preserve">        "248d6a61d20638b8e5c026930c3e6039a33ce45964ff2167f6ecedd419db06c1";</w:t>
+      </w:r>
+    </w:p>
+    <w:p>
+      <w:pPr>
+        <w:pStyle w:val="SourceCode"/>
+        <w:spacing w:before="0" w:after="0" w:line="200" w:lineRule="auto"/>
+      </w:pPr>
+      <w:r>
         <w:t xml:space="preserve">    std::cout &lt;&lt; "Хеш: " &lt;&lt; sha256(test3) &lt;&lt; "\n";</w:t>
       </w:r>
-      <w:r>
-        <w:br/>
-      </w:r>
-      <w:r>
-        <w:rPr>
-          <w:rStyle w:val="VerbatimChar"/>
-        </w:rPr>
-        <w:t xml:space="preserve">    std::cout &lt;&lt; "Очік: 248d6a61d20638b8e5c026930c3e6039a33ce45964ff2167f6ecedd419db06c1\n\n";</w:t>
-      </w:r>
-      <w:r>
-        <w:br/>
-      </w:r>
-      <w:r>
-        <w:br/>
-      </w:r>
-      <w:r>
-        <w:rPr>
-          <w:rStyle w:val="VerbatimChar"/>
-        </w:rPr>
+    </w:p>
+    <w:p>
+      <w:pPr>
+        <w:pStyle w:val="SourceCode"/>
+        <w:spacing w:before="0" w:after="0" w:line="200" w:lineRule="auto"/>
+      </w:pPr>
+      <w:r>
+        <w:t xml:space="preserve">    std::cout &lt;&lt; "Очік: " &lt;&lt; expect3 &lt;&lt; "\n\n";</w:t>
+      </w:r>
+    </w:p>
+    <w:p>
+      <w:pPr>
+        <w:pStyle w:val="SourceCode"/>
+        <w:spacing w:before="0" w:after="0" w:line="200" w:lineRule="auto"/>
+      </w:pPr>
+    </w:p>
+    <w:p>
+      <w:pPr>
+        <w:pStyle w:val="SourceCode"/>
+        <w:spacing w:before="0" w:after="0" w:line="200" w:lineRule="auto"/>
+      </w:pPr>
+      <w:r>
         <w:t xml:space="preserve">    // Демонстрація лавинного ефекту</w:t>
       </w:r>
-      <w:r>
-        <w:br/>
-      </w:r>
-      <w:r>
-        <w:rPr>
-          <w:rStyle w:val="VerbatimChar"/>
-        </w:rPr>
+    </w:p>
+    <w:p>
+      <w:pPr>
+        <w:pStyle w:val="SourceCode"/>
+        <w:spacing w:before="0" w:after="0" w:line="200" w:lineRule="auto"/>
+      </w:pPr>
+      <w:r>
         <w:t xml:space="preserve">    std::cout &lt;&lt; "=== Лавинний ефект ===\n\n";</w:t>
       </w:r>
-      <w:r>
-        <w:br/>
-      </w:r>
-      <w:r>
-        <w:rPr>
-          <w:rStyle w:val="VerbatimChar"/>
-        </w:rPr>
+    </w:p>
+    <w:p>
+      <w:pPr>
+        <w:pStyle w:val="SourceCode"/>
+        <w:spacing w:before="0" w:after="0" w:line="200" w:lineRule="auto"/>
+      </w:pPr>
+      <w:r>
         <w:t xml:space="preserve">    std::string msg1 = "Hello";</w:t>
       </w:r>
-      <w:r>
-        <w:br/>
-      </w:r>
-      <w:r>
-        <w:rPr>
-          <w:rStyle w:val="VerbatimChar"/>
-        </w:rPr>
+    </w:p>
+    <w:p>
+      <w:pPr>
+        <w:pStyle w:val="SourceCode"/>
+        <w:spacing w:before="0" w:after="0" w:line="200" w:lineRule="auto"/>
+      </w:pPr>
+      <w:r>
         <w:t xml:space="preserve">    std::string msg2 = "hello";  // Відрізняється на 1 біт</w:t>
       </w:r>
-      <w:r>
-        <w:br/>
-      </w:r>
-      <w:r>
-        <w:br/>
-      </w:r>
-      <w:r>
-        <w:rPr>
-          <w:rStyle w:val="VerbatimChar"/>
-        </w:rPr>
+    </w:p>
+    <w:p>
+      <w:pPr>
+        <w:pStyle w:val="SourceCode"/>
+        <w:spacing w:before="0" w:after="0" w:line="200" w:lineRule="auto"/>
+      </w:pPr>
+    </w:p>
+    <w:p>
+      <w:pPr>
+        <w:pStyle w:val="SourceCode"/>
+        <w:spacing w:before="0" w:after="0" w:line="200" w:lineRule="auto"/>
+      </w:pPr>
+      <w:r>
         <w:t xml:space="preserve">    std::cout &lt;&lt; "\"Hello\": " &lt;&lt; sha256(msg1) &lt;&lt; "\n";</w:t>
       </w:r>
-      <w:r>
-        <w:br/>
-      </w:r>
-      <w:r>
-        <w:rPr>
-          <w:rStyle w:val="VerbatimChar"/>
-        </w:rPr>
+    </w:p>
+    <w:p>
+      <w:pPr>
+        <w:pStyle w:val="SourceCode"/>
+        <w:spacing w:before="0" w:after="0" w:line="200" w:lineRule="auto"/>
+      </w:pPr>
+      <w:r>
         <w:t xml:space="preserve">    std::cout &lt;&lt; "\"hello\": " &lt;&lt; sha256(msg2) &lt;&lt; "\n";</w:t>
       </w:r>
-      <w:r>
-        <w:br/>
-      </w:r>
-      <w:r>
-        <w:rPr>
-          <w:rStyle w:val="VerbatimChar"/>
-        </w:rPr>
+    </w:p>
+    <w:p>
+      <w:pPr>
+        <w:pStyle w:val="SourceCode"/>
+        <w:spacing w:before="0" w:after="0" w:line="200" w:lineRule="auto"/>
+      </w:pPr>
+      <w:r>
         <w:t xml:space="preserve">    std::cout &lt;&lt; "(зміна 1 біта — повністю інший хеш)\n";</w:t>
       </w:r>
-      <w:r>
-        <w:br/>
-      </w:r>
-      <w:r>
-        <w:br/>
-      </w:r>
-      <w:r>
-        <w:rPr>
-          <w:rStyle w:val="VerbatimChar"/>
-        </w:rPr>
+    </w:p>
+    <w:p>
+      <w:pPr>
+        <w:pStyle w:val="SourceCode"/>
+        <w:spacing w:before="0" w:after="0" w:line="200" w:lineRule="auto"/>
+      </w:pPr>
+    </w:p>
+    <w:p>
+      <w:pPr>
+        <w:pStyle w:val="SourceCode"/>
+        <w:spacing w:before="0" w:after="0" w:line="200" w:lineRule="auto"/>
+      </w:pPr>
+      <w:r>
         <w:t xml:space="preserve">    return 0;</w:t>
       </w:r>
-      <w:r>
-        <w:br/>
-      </w:r>
-      <w:r>
-        <w:rPr>
-          <w:rStyle w:val="VerbatimChar"/>
-        </w:rPr>
+    </w:p>
+    <w:p>
+      <w:pPr>
+        <w:pStyle w:val="SourceCode"/>
+        <w:spacing w:before="0" w:after="120" w:line="200" w:lineRule="auto"/>
+      </w:pPr>
+      <w:r>
         <w:t xml:space="preserve">}</w:t>
       </w:r>
     </w:p>
@@ -2808,143 +2933,156 @@
     <w:p>
       <w:pPr>
         <w:pStyle w:val="SourceCode"/>
-      </w:pPr>
-      <w:r>
-        <w:rPr>
-          <w:rStyle w:val="VerbatimChar"/>
-        </w:rPr>
+        <w:spacing w:before="120" w:after="0" w:line="200" w:lineRule="auto"/>
+      </w:pPr>
+      <w:r>
         <w:t xml:space="preserve">=== Тестові вектори SHA-256 ===</w:t>
       </w:r>
-      <w:r>
-        <w:br/>
-      </w:r>
-      <w:r>
-        <w:br/>
-      </w:r>
-      <w:r>
-        <w:rPr>
-          <w:rStyle w:val="VerbatimChar"/>
-        </w:rPr>
+    </w:p>
+    <w:p>
+      <w:pPr>
+        <w:pStyle w:val="SourceCode"/>
+        <w:spacing w:before="0" w:after="0" w:line="200" w:lineRule="auto"/>
+      </w:pPr>
+    </w:p>
+    <w:p>
+      <w:pPr>
+        <w:pStyle w:val="SourceCode"/>
+        <w:spacing w:before="0" w:after="0" w:line="200" w:lineRule="auto"/>
+      </w:pPr>
+      <w:r>
         <w:t xml:space="preserve">Вхід: (порожній рядок)</w:t>
       </w:r>
-      <w:r>
-        <w:br/>
-      </w:r>
-      <w:r>
-        <w:rPr>
-          <w:rStyle w:val="VerbatimChar"/>
-        </w:rPr>
+    </w:p>
+    <w:p>
+      <w:pPr>
+        <w:pStyle w:val="SourceCode"/>
+        <w:spacing w:before="0" w:after="0" w:line="200" w:lineRule="auto"/>
+      </w:pPr>
+      <w:r>
         <w:t xml:space="preserve">Хеш: e3b0c44298fc1c149afbf4c8996fb92427ae41e4649b934ca495991b7852b855</w:t>
       </w:r>
-      <w:r>
-        <w:br/>
-      </w:r>
-      <w:r>
-        <w:rPr>
-          <w:rStyle w:val="VerbatimChar"/>
-        </w:rPr>
+    </w:p>
+    <w:p>
+      <w:pPr>
+        <w:pStyle w:val="SourceCode"/>
+        <w:spacing w:before="0" w:after="0" w:line="200" w:lineRule="auto"/>
+      </w:pPr>
+      <w:r>
         <w:t xml:space="preserve">Очік: e3b0c44298fc1c149afbf4c8996fb92427ae41e4649b934ca495991b7852b855</w:t>
       </w:r>
-      <w:r>
-        <w:br/>
-      </w:r>
-      <w:r>
-        <w:br/>
-      </w:r>
-      <w:r>
-        <w:rPr>
-          <w:rStyle w:val="VerbatimChar"/>
-        </w:rPr>
+    </w:p>
+    <w:p>
+      <w:pPr>
+        <w:pStyle w:val="SourceCode"/>
+        <w:spacing w:before="0" w:after="0" w:line="200" w:lineRule="auto"/>
+      </w:pPr>
+    </w:p>
+    <w:p>
+      <w:pPr>
+        <w:pStyle w:val="SourceCode"/>
+        <w:spacing w:before="0" w:after="0" w:line="200" w:lineRule="auto"/>
+      </w:pPr>
+      <w:r>
         <w:t xml:space="preserve">Вхід: "abc"</w:t>
       </w:r>
-      <w:r>
-        <w:br/>
-      </w:r>
-      <w:r>
-        <w:rPr>
-          <w:rStyle w:val="VerbatimChar"/>
-        </w:rPr>
+    </w:p>
+    <w:p>
+      <w:pPr>
+        <w:pStyle w:val="SourceCode"/>
+        <w:spacing w:before="0" w:after="0" w:line="200" w:lineRule="auto"/>
+      </w:pPr>
+      <w:r>
         <w:t xml:space="preserve">Хеш: ba7816bf8f01cfea414140de5dae2223b00361a396177a9cb410ff61f20015ad</w:t>
       </w:r>
-      <w:r>
-        <w:br/>
-      </w:r>
-      <w:r>
-        <w:rPr>
-          <w:rStyle w:val="VerbatimChar"/>
-        </w:rPr>
+    </w:p>
+    <w:p>
+      <w:pPr>
+        <w:pStyle w:val="SourceCode"/>
+        <w:spacing w:before="0" w:after="0" w:line="200" w:lineRule="auto"/>
+      </w:pPr>
+      <w:r>
         <w:t xml:space="preserve">Очік: ba7816bf8f01cfea414140de5dae2223b00361a396177a9cb410ff61f20015ad</w:t>
       </w:r>
-      <w:r>
-        <w:br/>
-      </w:r>
-      <w:r>
-        <w:br/>
-      </w:r>
-      <w:r>
-        <w:rPr>
-          <w:rStyle w:val="VerbatimChar"/>
-        </w:rPr>
+    </w:p>
+    <w:p>
+      <w:pPr>
+        <w:pStyle w:val="SourceCode"/>
+        <w:spacing w:before="0" w:after="0" w:line="200" w:lineRule="auto"/>
+      </w:pPr>
+    </w:p>
+    <w:p>
+      <w:pPr>
+        <w:pStyle w:val="SourceCode"/>
+        <w:spacing w:before="0" w:after="0" w:line="200" w:lineRule="auto"/>
+      </w:pPr>
+      <w:r>
         <w:t xml:space="preserve">Вхід: "abcdbcdecdefdefgefghfghighijhijkijkljklmklmnlmnomnopnopq"</w:t>
       </w:r>
-      <w:r>
-        <w:br/>
-      </w:r>
-      <w:r>
-        <w:rPr>
-          <w:rStyle w:val="VerbatimChar"/>
-        </w:rPr>
+    </w:p>
+    <w:p>
+      <w:pPr>
+        <w:pStyle w:val="SourceCode"/>
+        <w:spacing w:before="0" w:after="0" w:line="200" w:lineRule="auto"/>
+      </w:pPr>
+      <w:r>
         <w:t xml:space="preserve">Хеш: 248d6a61d20638b8e5c026930c3e6039a33ce45964ff2167f6ecedd419db06c1</w:t>
       </w:r>
-      <w:r>
-        <w:br/>
-      </w:r>
-      <w:r>
-        <w:rPr>
-          <w:rStyle w:val="VerbatimChar"/>
-        </w:rPr>
+    </w:p>
+    <w:p>
+      <w:pPr>
+        <w:pStyle w:val="SourceCode"/>
+        <w:spacing w:before="0" w:after="0" w:line="200" w:lineRule="auto"/>
+      </w:pPr>
+      <w:r>
         <w:t xml:space="preserve">Очік: 248d6a61d20638b8e5c026930c3e6039a33ce45964ff2167f6ecedd419db06c1</w:t>
       </w:r>
-      <w:r>
-        <w:br/>
-      </w:r>
-      <w:r>
-        <w:br/>
-      </w:r>
-      <w:r>
-        <w:rPr>
-          <w:rStyle w:val="VerbatimChar"/>
-        </w:rPr>
+    </w:p>
+    <w:p>
+      <w:pPr>
+        <w:pStyle w:val="SourceCode"/>
+        <w:spacing w:before="0" w:after="0" w:line="200" w:lineRule="auto"/>
+      </w:pPr>
+    </w:p>
+    <w:p>
+      <w:pPr>
+        <w:pStyle w:val="SourceCode"/>
+        <w:spacing w:before="0" w:after="0" w:line="200" w:lineRule="auto"/>
+      </w:pPr>
+      <w:r>
         <w:t xml:space="preserve">=== Лавинний ефект ===</w:t>
       </w:r>
-      <w:r>
-        <w:br/>
-      </w:r>
-      <w:r>
-        <w:br/>
-      </w:r>
-      <w:r>
-        <w:rPr>
-          <w:rStyle w:val="VerbatimChar"/>
-        </w:rPr>
+    </w:p>
+    <w:p>
+      <w:pPr>
+        <w:pStyle w:val="SourceCode"/>
+        <w:spacing w:before="0" w:after="0" w:line="200" w:lineRule="auto"/>
+      </w:pPr>
+    </w:p>
+    <w:p>
+      <w:pPr>
+        <w:pStyle w:val="SourceCode"/>
+        <w:spacing w:before="0" w:after="0" w:line="200" w:lineRule="auto"/>
+      </w:pPr>
+      <w:r>
         <w:t xml:space="preserve">"Hello": 185f8db32271fe25f561a6fc938b2e264306ec304eda518007d1764826381969</w:t>
       </w:r>
-      <w:r>
-        <w:br/>
-      </w:r>
-      <w:r>
-        <w:rPr>
-          <w:rStyle w:val="VerbatimChar"/>
-        </w:rPr>
+    </w:p>
+    <w:p>
+      <w:pPr>
+        <w:pStyle w:val="SourceCode"/>
+        <w:spacing w:before="0" w:after="0" w:line="200" w:lineRule="auto"/>
+      </w:pPr>
+      <w:r>
         <w:t xml:space="preserve">"hello": 2cf24dba5fb0a30e26e83b2ac5b9e29e1b161e5c1fa7425e73043362938b9824</w:t>
       </w:r>
-      <w:r>
-        <w:br/>
-      </w:r>
-      <w:r>
-        <w:rPr>
-          <w:rStyle w:val="VerbatimChar"/>
-        </w:rPr>
+    </w:p>
+    <w:p>
+      <w:pPr>
+        <w:pStyle w:val="SourceCode"/>
+        <w:spacing w:before="0" w:after="120" w:line="200" w:lineRule="auto"/>
+      </w:pPr>
+      <w:r>
         <w:t xml:space="preserve">(зміна 1 біта — повністю інший хеш)</w:t>
       </w:r>
     </w:p>
@@ -5243,15 +5381,8 @@
     <w:basedOn w:val="Normal"/>
     <w:qFormat/>
     <w:pPr>
-      <w:pBdr>
-        <w:top w:color="BFBFBF" w:space="4" w:sz="4" w:val="single"/>
-        <w:left w:color="BFBFBF" w:space="4" w:sz="4" w:val="single"/>
-        <w:bottom w:color="BFBFBF" w:space="4" w:sz="4" w:val="single"/>
-        <w:right w:color="BFBFBF" w:space="4" w:sz="4" w:val="single"/>
-      </w:pBdr>
-      <w:shd w:color="auto" w:fill="F4F4F4" w:val="clear"/>
       <w:spacing w:after="120" w:before="120" w:line="200" w:lineRule="auto"/>
-      <w:ind w:firstLine="0" w:left="284" w:right="284"/>
+      <w:ind w:hanging="340" w:left="340" w:right="0"/>
       <w:jc w:val="left"/>
     </w:pPr>
     <w:rPr>

--- a/public/labs/pmzi/pz-23/ЛР7_ПМЗІ_Реалізація_алгоритму_SHA.docx
+++ b/public/labs/pmzi/pz-23/ЛР7_ПМЗІ_Реалізація_алгоритму_SHA.docx
@@ -218,165 +218,214 @@
     </w:p>
     <w:p>
       <w:pPr>
-        <w:pStyle w:val="SourceCode"/>
-        <w:spacing w:before="120" w:after="0" w:line="200" w:lineRule="auto"/>
-      </w:pPr>
-      <w:r>
-        <w:t xml:space="preserve">┌───────────────────────────────────────────────────────────────────────┐</w:t>
-      </w:r>
-    </w:p>
-    <w:p>
-      <w:pPr>
-        <w:pStyle w:val="SourceCode"/>
-        <w:spacing w:before="0" w:after="0" w:line="200" w:lineRule="auto"/>
-      </w:pPr>
-      <w:r>
-        <w:t xml:space="preserve">│                      АЛГОРИТМ SHA-256                                 │</w:t>
-      </w:r>
-    </w:p>
-    <w:p>
-      <w:pPr>
-        <w:pStyle w:val="SourceCode"/>
-        <w:spacing w:before="0" w:after="0" w:line="200" w:lineRule="auto"/>
-      </w:pPr>
-      <w:r>
-        <w:t xml:space="preserve">├───────────────────────────────────────────────────────────────────────┤</w:t>
-      </w:r>
-    </w:p>
-    <w:p>
-      <w:pPr>
-        <w:pStyle w:val="SourceCode"/>
-        <w:spacing w:before="0" w:after="0" w:line="200" w:lineRule="auto"/>
-      </w:pPr>
-      <w:r>
-        <w:t xml:space="preserve">│                                                                       │</w:t>
-      </w:r>
-    </w:p>
-    <w:p>
-      <w:pPr>
-        <w:pStyle w:val="SourceCode"/>
-        <w:spacing w:before="0" w:after="0" w:line="200" w:lineRule="auto"/>
-      </w:pPr>
-      <w:r>
-        <w:t xml:space="preserve">│  Повідомлення ──► [PADDING] ──► [РОЗБИТТЯ] ──► [ОБРОБКА] ──► Хеш      │</w:t>
-      </w:r>
-    </w:p>
-    <w:p>
-      <w:pPr>
-        <w:pStyle w:val="SourceCode"/>
-        <w:spacing w:before="0" w:after="0" w:line="200" w:lineRule="auto"/>
-      </w:pPr>
-      <w:r>
-        <w:t xml:space="preserve">│                                  512 біт      64 раунди    256 біт    │</w:t>
-      </w:r>
-    </w:p>
-    <w:p>
-      <w:pPr>
-        <w:pStyle w:val="SourceCode"/>
-        <w:spacing w:before="0" w:after="0" w:line="200" w:lineRule="auto"/>
-      </w:pPr>
-      <w:r>
-        <w:t xml:space="preserve">│                                                                       │</w:t>
-      </w:r>
-    </w:p>
-    <w:p>
-      <w:pPr>
-        <w:pStyle w:val="SourceCode"/>
-        <w:spacing w:before="0" w:after="0" w:line="200" w:lineRule="auto"/>
-      </w:pPr>
-      <w:r>
-        <w:t xml:space="preserve">│  ЕТАПИ:                                                               │</w:t>
-      </w:r>
-    </w:p>
-    <w:p>
-      <w:pPr>
-        <w:pStyle w:val="SourceCode"/>
-        <w:spacing w:before="0" w:after="0" w:line="200" w:lineRule="auto"/>
-      </w:pPr>
-      <w:r>
-        <w:t xml:space="preserve">│  1. Доповнення повідомлення до кратного 512 біт                       │</w:t>
-      </w:r>
-    </w:p>
-    <w:p>
-      <w:pPr>
-        <w:pStyle w:val="SourceCode"/>
-        <w:spacing w:before="0" w:after="0" w:line="200" w:lineRule="auto"/>
-      </w:pPr>
-      <w:r>
-        <w:t xml:space="preserve">│  2. Розбиття на блоки по 512 біт                                      │</w:t>
-      </w:r>
-    </w:p>
-    <w:p>
-      <w:pPr>
-        <w:pStyle w:val="SourceCode"/>
-        <w:spacing w:before="0" w:after="0" w:line="200" w:lineRule="auto"/>
-      </w:pPr>
-      <w:r>
-        <w:t xml:space="preserve">│  3. Ініціалізація 8 робочих змінних (H0-H7)                           │</w:t>
-      </w:r>
-    </w:p>
-    <w:p>
-      <w:pPr>
-        <w:pStyle w:val="SourceCode"/>
-        <w:spacing w:before="0" w:after="0" w:line="200" w:lineRule="auto"/>
-      </w:pPr>
-      <w:r>
-        <w:t xml:space="preserve">│  4. Для кожного блоку:                                                │</w:t>
-      </w:r>
-    </w:p>
-    <w:p>
-      <w:pPr>
-        <w:pStyle w:val="SourceCode"/>
-        <w:spacing w:before="0" w:after="0" w:line="200" w:lineRule="auto"/>
-      </w:pPr>
-      <w:r>
-        <w:t xml:space="preserve">│     - Розширення 16 слів до 64 слів                                   │</w:t>
-      </w:r>
-    </w:p>
-    <w:p>
-      <w:pPr>
-        <w:pStyle w:val="SourceCode"/>
-        <w:spacing w:before="0" w:after="0" w:line="200" w:lineRule="auto"/>
-      </w:pPr>
-      <w:r>
-        <w:t xml:space="preserve">│     - 64 раунди функції стиснення                                     │</w:t>
-      </w:r>
-    </w:p>
-    <w:p>
-      <w:pPr>
-        <w:pStyle w:val="SourceCode"/>
-        <w:spacing w:before="0" w:after="0" w:line="200" w:lineRule="auto"/>
-      </w:pPr>
-      <w:r>
-        <w:t xml:space="preserve">│     - Додавання результату до H0-H7                                   │</w:t>
-      </w:r>
-    </w:p>
-    <w:p>
-      <w:pPr>
-        <w:pStyle w:val="SourceCode"/>
-        <w:spacing w:before="0" w:after="0" w:line="200" w:lineRule="auto"/>
-      </w:pPr>
-      <w:r>
-        <w:t xml:space="preserve">│  5. Конкатенація H0-H7 → 256-бітний хеш                               │</w:t>
-      </w:r>
-    </w:p>
-    <w:p>
-      <w:pPr>
-        <w:pStyle w:val="SourceCode"/>
-        <w:spacing w:before="0" w:after="0" w:line="200" w:lineRule="auto"/>
-      </w:pPr>
-      <w:r>
-        <w:t xml:space="preserve">│                                                                       │</w:t>
-      </w:r>
-    </w:p>
-    <w:p>
-      <w:pPr>
-        <w:pStyle w:val="SourceCode"/>
-        <w:spacing w:before="0" w:after="120" w:line="200" w:lineRule="auto"/>
-      </w:pPr>
-      <w:r>
-        <w:t xml:space="preserve">└───────────────────────────────────────────────────────────────────────┘</w:t>
-      </w:r>
+        <w:spacing w:before="0" w:after="0" w:line="120" w:lineRule="exact"/>
+        <w:rPr>
+          <w:sz w:val="4"/>
+          <w:szCs w:val="4"/>
+        </w:rPr>
+      </w:pPr>
+    </w:p>
+    <w:tbl>
+      <w:tblPr>
+        <w:tblStyle w:val="SourceCodeTable"/>
+        <w:tblW w:type="dxa" w:w="9637"/>
+        <w:tblInd w:w="0" w:type="dxa"/>
+        <w:tblBorders>
+          <w:top w:color="BFBFBF" w:space="0" w:sz="4" w:val="single"/>
+          <w:left w:color="BFBFBF" w:space="0" w:sz="4" w:val="single"/>
+          <w:bottom w:color="BFBFBF" w:space="0" w:sz="4" w:val="single"/>
+          <w:right w:color="BFBFBF" w:space="0" w:sz="4" w:val="single"/>
+        </w:tblBorders>
+        <w:tblLayout w:type="fixed"/>
+        <w:tblCellMar>
+          <w:top w:type="dxa" w:w="113"/>
+          <w:left w:type="dxa" w:w="113"/>
+          <w:bottom w:type="dxa" w:w="113"/>
+          <w:right w:type="dxa" w:w="113"/>
+        </w:tblCellMar>
+        <w:tblLook w:val="0000" w:firstRow="0" w:lastRow="0" w:firstColumn="0" w:lastColumn="0" w:noHBand="1" w:noVBand="1"/>
+      </w:tblPr>
+      <w:tblGrid>
+        <w:gridCol w:w="9637"/>
+      </w:tblGrid>
+      <w:tr>
+        <w:tc>
+          <w:tcPr>
+            <w:tcW w:type="dxa" w:w="9637"/>
+          </w:tcPr>
+          <w:p>
+            <w:pPr>
+              <w:pStyle w:val="SourceCode"/>
+              <w:spacing w:before="0" w:after="0" w:line="200" w:lineRule="auto"/>
+            </w:pPr>
+            <w:r>
+              <w:t xml:space="preserve">┌───────────────────────────────────────────────────────────────────────┐</w:t>
+            </w:r>
+          </w:p>
+          <w:p>
+            <w:pPr>
+              <w:pStyle w:val="SourceCode"/>
+              <w:spacing w:before="0" w:after="0" w:line="200" w:lineRule="auto"/>
+            </w:pPr>
+            <w:r>
+              <w:t xml:space="preserve">│                      АЛГОРИТМ SHA-256                                 │</w:t>
+            </w:r>
+          </w:p>
+          <w:p>
+            <w:pPr>
+              <w:pStyle w:val="SourceCode"/>
+              <w:spacing w:before="0" w:after="0" w:line="200" w:lineRule="auto"/>
+            </w:pPr>
+            <w:r>
+              <w:t xml:space="preserve">├───────────────────────────────────────────────────────────────────────┤</w:t>
+            </w:r>
+          </w:p>
+          <w:p>
+            <w:pPr>
+              <w:pStyle w:val="SourceCode"/>
+              <w:spacing w:before="0" w:after="0" w:line="200" w:lineRule="auto"/>
+            </w:pPr>
+            <w:r>
+              <w:t xml:space="preserve">│                                                                       │</w:t>
+            </w:r>
+          </w:p>
+          <w:p>
+            <w:pPr>
+              <w:pStyle w:val="SourceCode"/>
+              <w:spacing w:before="0" w:after="0" w:line="200" w:lineRule="auto"/>
+            </w:pPr>
+            <w:r>
+              <w:t xml:space="preserve">│  Повідомлення ──► [PADDING] ──► [РОЗБИТТЯ] ──► [ОБРОБКА] ──► Хеш      │</w:t>
+            </w:r>
+          </w:p>
+          <w:p>
+            <w:pPr>
+              <w:pStyle w:val="SourceCode"/>
+              <w:spacing w:before="0" w:after="0" w:line="200" w:lineRule="auto"/>
+            </w:pPr>
+            <w:r>
+              <w:t xml:space="preserve">│                                  512 біт      64 раунди    256 біт    │</w:t>
+            </w:r>
+          </w:p>
+          <w:p>
+            <w:pPr>
+              <w:pStyle w:val="SourceCode"/>
+              <w:spacing w:before="0" w:after="0" w:line="200" w:lineRule="auto"/>
+            </w:pPr>
+            <w:r>
+              <w:t xml:space="preserve">│                                                                       │</w:t>
+            </w:r>
+          </w:p>
+          <w:p>
+            <w:pPr>
+              <w:pStyle w:val="SourceCode"/>
+              <w:spacing w:before="0" w:after="0" w:line="200" w:lineRule="auto"/>
+            </w:pPr>
+            <w:r>
+              <w:t xml:space="preserve">│  ЕТАПИ:                                                               │</w:t>
+            </w:r>
+          </w:p>
+          <w:p>
+            <w:pPr>
+              <w:pStyle w:val="SourceCode"/>
+              <w:spacing w:before="0" w:after="0" w:line="200" w:lineRule="auto"/>
+            </w:pPr>
+            <w:r>
+              <w:t xml:space="preserve">│  1. Доповнення повідомлення до кратного 512 біт                       │</w:t>
+            </w:r>
+          </w:p>
+          <w:p>
+            <w:pPr>
+              <w:pStyle w:val="SourceCode"/>
+              <w:spacing w:before="0" w:after="0" w:line="200" w:lineRule="auto"/>
+            </w:pPr>
+            <w:r>
+              <w:t xml:space="preserve">│  2. Розбиття на блоки по 512 біт                                      │</w:t>
+            </w:r>
+          </w:p>
+          <w:p>
+            <w:pPr>
+              <w:pStyle w:val="SourceCode"/>
+              <w:spacing w:before="0" w:after="0" w:line="200" w:lineRule="auto"/>
+            </w:pPr>
+            <w:r>
+              <w:t xml:space="preserve">│  3. Ініціалізація 8 робочих змінних (H0-H7)                           │</w:t>
+            </w:r>
+          </w:p>
+          <w:p>
+            <w:pPr>
+              <w:pStyle w:val="SourceCode"/>
+              <w:spacing w:before="0" w:after="0" w:line="200" w:lineRule="auto"/>
+            </w:pPr>
+            <w:r>
+              <w:t xml:space="preserve">│  4. Для кожного блоку:                                                │</w:t>
+            </w:r>
+          </w:p>
+          <w:p>
+            <w:pPr>
+              <w:pStyle w:val="SourceCode"/>
+              <w:spacing w:before="0" w:after="0" w:line="200" w:lineRule="auto"/>
+            </w:pPr>
+            <w:r>
+              <w:t xml:space="preserve">│     - Розширення 16 слів до 64 слів                                   │</w:t>
+            </w:r>
+          </w:p>
+          <w:p>
+            <w:pPr>
+              <w:pStyle w:val="SourceCode"/>
+              <w:spacing w:before="0" w:after="0" w:line="200" w:lineRule="auto"/>
+            </w:pPr>
+            <w:r>
+              <w:t xml:space="preserve">│     - 64 раунди функції стиснення                                     │</w:t>
+            </w:r>
+          </w:p>
+          <w:p>
+            <w:pPr>
+              <w:pStyle w:val="SourceCode"/>
+              <w:spacing w:before="0" w:after="0" w:line="200" w:lineRule="auto"/>
+            </w:pPr>
+            <w:r>
+              <w:t xml:space="preserve">│     - Додавання результату до H0-H7                                   │</w:t>
+            </w:r>
+          </w:p>
+          <w:p>
+            <w:pPr>
+              <w:pStyle w:val="SourceCode"/>
+              <w:spacing w:before="0" w:after="0" w:line="200" w:lineRule="auto"/>
+            </w:pPr>
+            <w:r>
+              <w:t xml:space="preserve">│  5. Конкатенація H0-H7 → 256-бітний хеш                               │</w:t>
+            </w:r>
+          </w:p>
+          <w:p>
+            <w:pPr>
+              <w:pStyle w:val="SourceCode"/>
+              <w:spacing w:before="0" w:after="0" w:line="200" w:lineRule="auto"/>
+            </w:pPr>
+            <w:r>
+              <w:t xml:space="preserve">│                                                                       │</w:t>
+            </w:r>
+          </w:p>
+          <w:p>
+            <w:pPr>
+              <w:pStyle w:val="SourceCode"/>
+              <w:spacing w:before="0" w:after="0" w:line="200" w:lineRule="auto"/>
+            </w:pPr>
+            <w:r>
+              <w:t xml:space="preserve">└───────────────────────────────────────────────────────────────────────┘</w:t>
+            </w:r>
+          </w:p>
+        </w:tc>
+      </w:tr>
+    </w:tbl>
+    <w:p>
+      <w:pPr>
+        <w:spacing w:before="0" w:after="0" w:line="120" w:lineRule="exact"/>
+        <w:rPr>
+          <w:sz w:val="4"/>
+          <w:szCs w:val="4"/>
+        </w:rPr>
+      </w:pPr>
     </w:p>
     <w:bookmarkEnd w:id="10"/>
     <w:bookmarkStart w:id="11" w:name="доповнення-повідомлення-padding"/>
@@ -452,66 +501,115 @@
     </w:p>
     <w:p>
       <w:pPr>
-        <w:pStyle w:val="SourceCode"/>
-        <w:spacing w:before="120" w:after="0" w:line="200" w:lineRule="auto"/>
-      </w:pPr>
-      <w:r>
-        <w:t xml:space="preserve">Оригінал:     M (L біт)</w:t>
-      </w:r>
-    </w:p>
-    <w:p>
-      <w:pPr>
-        <w:pStyle w:val="SourceCode"/>
-        <w:spacing w:before="0" w:after="0" w:line="200" w:lineRule="auto"/>
-      </w:pPr>
-      <w:r>
-        <w:t xml:space="preserve">Доповнене:    M || 1 || 0...0 || L(64 біти)</w:t>
-      </w:r>
-    </w:p>
-    <w:p>
-      <w:pPr>
-        <w:pStyle w:val="SourceCode"/>
-        <w:spacing w:before="0" w:after="0" w:line="200" w:lineRule="auto"/>
-      </w:pPr>
-      <w:r>
-        <w:t xml:space="preserve">              ↑    ↑    ↑         ↑</w:t>
-      </w:r>
-    </w:p>
-    <w:p>
-      <w:pPr>
-        <w:pStyle w:val="SourceCode"/>
-        <w:spacing w:before="0" w:after="0" w:line="200" w:lineRule="auto"/>
-      </w:pPr>
-      <w:r>
-        <w:t xml:space="preserve">              |    |    |         Довжина у бітах (big-endian)</w:t>
-      </w:r>
-    </w:p>
-    <w:p>
-      <w:pPr>
-        <w:pStyle w:val="SourceCode"/>
-        <w:spacing w:before="0" w:after="0" w:line="200" w:lineRule="auto"/>
-      </w:pPr>
-      <w:r>
-        <w:t xml:space="preserve">              |    |    Нулі для вирівнювання</w:t>
-      </w:r>
-    </w:p>
-    <w:p>
-      <w:pPr>
-        <w:pStyle w:val="SourceCode"/>
-        <w:spacing w:before="0" w:after="0" w:line="200" w:lineRule="auto"/>
-      </w:pPr>
-      <w:r>
-        <w:t xml:space="preserve">              |    Обов'язковий біт "1"</w:t>
-      </w:r>
-    </w:p>
-    <w:p>
-      <w:pPr>
-        <w:pStyle w:val="SourceCode"/>
-        <w:spacing w:before="0" w:after="120" w:line="200" w:lineRule="auto"/>
-      </w:pPr>
-      <w:r>
-        <w:t xml:space="preserve">              Повідомлення</w:t>
-      </w:r>
+        <w:spacing w:before="0" w:after="0" w:line="120" w:lineRule="exact"/>
+        <w:rPr>
+          <w:sz w:val="4"/>
+          <w:szCs w:val="4"/>
+        </w:rPr>
+      </w:pPr>
+    </w:p>
+    <w:tbl>
+      <w:tblPr>
+        <w:tblStyle w:val="SourceCodeTable"/>
+        <w:tblW w:type="dxa" w:w="9637"/>
+        <w:tblInd w:w="0" w:type="dxa"/>
+        <w:tblBorders>
+          <w:top w:color="BFBFBF" w:space="0" w:sz="4" w:val="single"/>
+          <w:left w:color="BFBFBF" w:space="0" w:sz="4" w:val="single"/>
+          <w:bottom w:color="BFBFBF" w:space="0" w:sz="4" w:val="single"/>
+          <w:right w:color="BFBFBF" w:space="0" w:sz="4" w:val="single"/>
+        </w:tblBorders>
+        <w:tblLayout w:type="fixed"/>
+        <w:tblCellMar>
+          <w:top w:type="dxa" w:w="113"/>
+          <w:left w:type="dxa" w:w="113"/>
+          <w:bottom w:type="dxa" w:w="113"/>
+          <w:right w:type="dxa" w:w="113"/>
+        </w:tblCellMar>
+        <w:tblLook w:val="0000" w:firstRow="0" w:lastRow="0" w:firstColumn="0" w:lastColumn="0" w:noHBand="1" w:noVBand="1"/>
+      </w:tblPr>
+      <w:tblGrid>
+        <w:gridCol w:w="9637"/>
+      </w:tblGrid>
+      <w:tr>
+        <w:tc>
+          <w:tcPr>
+            <w:tcW w:type="dxa" w:w="9637"/>
+          </w:tcPr>
+          <w:p>
+            <w:pPr>
+              <w:pStyle w:val="SourceCode"/>
+              <w:spacing w:before="0" w:after="0" w:line="200" w:lineRule="auto"/>
+            </w:pPr>
+            <w:r>
+              <w:t xml:space="preserve">Оригінал:     M (L біт)</w:t>
+            </w:r>
+          </w:p>
+          <w:p>
+            <w:pPr>
+              <w:pStyle w:val="SourceCode"/>
+              <w:spacing w:before="0" w:after="0" w:line="200" w:lineRule="auto"/>
+            </w:pPr>
+            <w:r>
+              <w:t xml:space="preserve">Доповнене:    M || 1 || 0...0 || L(64 біти)</w:t>
+            </w:r>
+          </w:p>
+          <w:p>
+            <w:pPr>
+              <w:pStyle w:val="SourceCode"/>
+              <w:spacing w:before="0" w:after="0" w:line="200" w:lineRule="auto"/>
+            </w:pPr>
+            <w:r>
+              <w:t xml:space="preserve">              ↑    ↑    ↑         ↑</w:t>
+            </w:r>
+          </w:p>
+          <w:p>
+            <w:pPr>
+              <w:pStyle w:val="SourceCode"/>
+              <w:spacing w:before="0" w:after="0" w:line="200" w:lineRule="auto"/>
+            </w:pPr>
+            <w:r>
+              <w:t xml:space="preserve">              |    |    |         Довжина у бітах (big-endian)</w:t>
+            </w:r>
+          </w:p>
+          <w:p>
+            <w:pPr>
+              <w:pStyle w:val="SourceCode"/>
+              <w:spacing w:before="0" w:after="0" w:line="200" w:lineRule="auto"/>
+            </w:pPr>
+            <w:r>
+              <w:t xml:space="preserve">              |    |    Нулі для вирівнювання</w:t>
+            </w:r>
+          </w:p>
+          <w:p>
+            <w:pPr>
+              <w:pStyle w:val="SourceCode"/>
+              <w:spacing w:before="0" w:after="0" w:line="200" w:lineRule="auto"/>
+            </w:pPr>
+            <w:r>
+              <w:t xml:space="preserve">              |    Обов'язковий біт "1"</w:t>
+            </w:r>
+          </w:p>
+          <w:p>
+            <w:pPr>
+              <w:pStyle w:val="SourceCode"/>
+              <w:spacing w:before="0" w:after="0" w:line="200" w:lineRule="auto"/>
+            </w:pPr>
+            <w:r>
+              <w:t xml:space="preserve">              Повідомлення</w:t>
+            </w:r>
+          </w:p>
+        </w:tc>
+      </w:tr>
+    </w:tbl>
+    <w:p>
+      <w:pPr>
+        <w:spacing w:before="0" w:after="0" w:line="120" w:lineRule="exact"/>
+        <w:rPr>
+          <w:sz w:val="4"/>
+          <w:szCs w:val="4"/>
+        </w:rPr>
+      </w:pPr>
     </w:p>
     <w:p>
       <w:pPr>
@@ -620,96 +718,145 @@
     </w:p>
     <w:p>
       <w:pPr>
-        <w:pStyle w:val="SourceCode"/>
-        <w:spacing w:before="120" w:after="0" w:line="200" w:lineRule="auto"/>
-      </w:pPr>
-      <w:r>
-        <w:t xml:space="preserve">// Функції вибору та більшості</w:t>
-      </w:r>
-    </w:p>
-    <w:p>
-      <w:pPr>
-        <w:pStyle w:val="SourceCode"/>
-        <w:spacing w:before="0" w:after="0" w:line="200" w:lineRule="auto"/>
-      </w:pPr>
-      <w:r>
-        <w:t xml:space="preserve">#define Ch(x,y,z)  ((x &amp; y) ^ (~x &amp; z))</w:t>
-      </w:r>
-    </w:p>
-    <w:p>
-      <w:pPr>
-        <w:pStyle w:val="SourceCode"/>
-        <w:spacing w:before="0" w:after="0" w:line="200" w:lineRule="auto"/>
-      </w:pPr>
-      <w:r>
-        <w:t xml:space="preserve">#define Maj(x,y,z) ((x &amp; y) ^ (x &amp; z) ^ (y &amp; z))</w:t>
-      </w:r>
-    </w:p>
-    <w:p>
-      <w:pPr>
-        <w:pStyle w:val="SourceCode"/>
-        <w:spacing w:before="0" w:after="0" w:line="200" w:lineRule="auto"/>
-      </w:pPr>
-    </w:p>
-    <w:p>
-      <w:pPr>
-        <w:pStyle w:val="SourceCode"/>
-        <w:spacing w:before="0" w:after="0" w:line="200" w:lineRule="auto"/>
-      </w:pPr>
-      <w:r>
-        <w:t xml:space="preserve">// Функції обертання (Σ - sigma)</w:t>
-      </w:r>
-    </w:p>
-    <w:p>
-      <w:pPr>
-        <w:pStyle w:val="SourceCode"/>
-        <w:spacing w:before="0" w:after="0" w:line="200" w:lineRule="auto"/>
-      </w:pPr>
-      <w:r>
-        <w:t xml:space="preserve">#define ROTR(x,n)  ((x &gt;&gt; n) | (x &lt;&lt; (32-n)))</w:t>
-      </w:r>
-    </w:p>
-    <w:p>
-      <w:pPr>
-        <w:pStyle w:val="SourceCode"/>
-        <w:spacing w:before="0" w:after="0" w:line="200" w:lineRule="auto"/>
-      </w:pPr>
-    </w:p>
-    <w:p>
-      <w:pPr>
-        <w:pStyle w:val="SourceCode"/>
-        <w:spacing w:before="0" w:after="0" w:line="200" w:lineRule="auto"/>
-      </w:pPr>
-      <w:r>
-        <w:t xml:space="preserve">#define Σ0(x)  (ROTR(x,2) ^ ROTR(x,13) ^ ROTR(x,22))</w:t>
-      </w:r>
-    </w:p>
-    <w:p>
-      <w:pPr>
-        <w:pStyle w:val="SourceCode"/>
-        <w:spacing w:before="0" w:after="0" w:line="200" w:lineRule="auto"/>
-      </w:pPr>
-      <w:r>
-        <w:t xml:space="preserve">#define Σ1(x)  (ROTR(x,6) ^ ROTR(x,11) ^ ROTR(x,25))</w:t>
-      </w:r>
-    </w:p>
-    <w:p>
-      <w:pPr>
-        <w:pStyle w:val="SourceCode"/>
-        <w:spacing w:before="0" w:after="0" w:line="200" w:lineRule="auto"/>
-      </w:pPr>
-      <w:r>
-        <w:t xml:space="preserve">#define σ0(x)  (ROTR(x,7) ^ ROTR(x,18) ^ (x &gt;&gt; 3))</w:t>
-      </w:r>
-    </w:p>
-    <w:p>
-      <w:pPr>
-        <w:pStyle w:val="SourceCode"/>
-        <w:spacing w:before="0" w:after="120" w:line="200" w:lineRule="auto"/>
-      </w:pPr>
-      <w:r>
-        <w:t xml:space="preserve">#define σ1(x)  (ROTR(x,17) ^ ROTR(x,19) ^ (x &gt;&gt; 10))</w:t>
-      </w:r>
+        <w:spacing w:before="0" w:after="0" w:line="120" w:lineRule="exact"/>
+        <w:rPr>
+          <w:sz w:val="4"/>
+          <w:szCs w:val="4"/>
+        </w:rPr>
+      </w:pPr>
+    </w:p>
+    <w:tbl>
+      <w:tblPr>
+        <w:tblStyle w:val="SourceCodeTable"/>
+        <w:tblW w:type="dxa" w:w="9637"/>
+        <w:tblInd w:w="0" w:type="dxa"/>
+        <w:tblBorders>
+          <w:top w:color="BFBFBF" w:space="0" w:sz="4" w:val="single"/>
+          <w:left w:color="BFBFBF" w:space="0" w:sz="4" w:val="single"/>
+          <w:bottom w:color="BFBFBF" w:space="0" w:sz="4" w:val="single"/>
+          <w:right w:color="BFBFBF" w:space="0" w:sz="4" w:val="single"/>
+        </w:tblBorders>
+        <w:tblLayout w:type="fixed"/>
+        <w:tblCellMar>
+          <w:top w:type="dxa" w:w="113"/>
+          <w:left w:type="dxa" w:w="113"/>
+          <w:bottom w:type="dxa" w:w="113"/>
+          <w:right w:type="dxa" w:w="113"/>
+        </w:tblCellMar>
+        <w:tblLook w:val="0000" w:firstRow="0" w:lastRow="0" w:firstColumn="0" w:lastColumn="0" w:noHBand="1" w:noVBand="1"/>
+      </w:tblPr>
+      <w:tblGrid>
+        <w:gridCol w:w="9637"/>
+      </w:tblGrid>
+      <w:tr>
+        <w:tc>
+          <w:tcPr>
+            <w:tcW w:type="dxa" w:w="9637"/>
+          </w:tcPr>
+          <w:p>
+            <w:pPr>
+              <w:pStyle w:val="SourceCode"/>
+              <w:spacing w:before="0" w:after="0" w:line="200" w:lineRule="auto"/>
+            </w:pPr>
+            <w:r>
+              <w:t xml:space="preserve">// Функції вибору та більшості</w:t>
+            </w:r>
+          </w:p>
+          <w:p>
+            <w:pPr>
+              <w:pStyle w:val="SourceCode"/>
+              <w:spacing w:before="0" w:after="0" w:line="200" w:lineRule="auto"/>
+            </w:pPr>
+            <w:r>
+              <w:t xml:space="preserve">#define Ch(x,y,z)  ((x &amp; y) ^ (~x &amp; z))</w:t>
+            </w:r>
+          </w:p>
+          <w:p>
+            <w:pPr>
+              <w:pStyle w:val="SourceCode"/>
+              <w:spacing w:before="0" w:after="0" w:line="200" w:lineRule="auto"/>
+            </w:pPr>
+            <w:r>
+              <w:t xml:space="preserve">#define Maj(x,y,z) ((x &amp; y) ^ (x &amp; z) ^ (y &amp; z))</w:t>
+            </w:r>
+          </w:p>
+          <w:p>
+            <w:pPr>
+              <w:pStyle w:val="SourceCode"/>
+              <w:spacing w:before="0" w:after="0" w:line="200" w:lineRule="auto"/>
+            </w:pPr>
+          </w:p>
+          <w:p>
+            <w:pPr>
+              <w:pStyle w:val="SourceCode"/>
+              <w:spacing w:before="0" w:after="0" w:line="200" w:lineRule="auto"/>
+            </w:pPr>
+            <w:r>
+              <w:t xml:space="preserve">// Функції обертання (Σ - sigma)</w:t>
+            </w:r>
+          </w:p>
+          <w:p>
+            <w:pPr>
+              <w:pStyle w:val="SourceCode"/>
+              <w:spacing w:before="0" w:after="0" w:line="200" w:lineRule="auto"/>
+            </w:pPr>
+            <w:r>
+              <w:t xml:space="preserve">#define ROTR(x,n)  ((x &gt;&gt; n) | (x &lt;&lt; (32-n)))</w:t>
+            </w:r>
+          </w:p>
+          <w:p>
+            <w:pPr>
+              <w:pStyle w:val="SourceCode"/>
+              <w:spacing w:before="0" w:after="0" w:line="200" w:lineRule="auto"/>
+            </w:pPr>
+          </w:p>
+          <w:p>
+            <w:pPr>
+              <w:pStyle w:val="SourceCode"/>
+              <w:spacing w:before="0" w:after="0" w:line="200" w:lineRule="auto"/>
+            </w:pPr>
+            <w:r>
+              <w:t xml:space="preserve">#define Σ0(x)  (ROTR(x,2) ^ ROTR(x,13) ^ ROTR(x,22))</w:t>
+            </w:r>
+          </w:p>
+          <w:p>
+            <w:pPr>
+              <w:pStyle w:val="SourceCode"/>
+              <w:spacing w:before="0" w:after="0" w:line="200" w:lineRule="auto"/>
+            </w:pPr>
+            <w:r>
+              <w:t xml:space="preserve">#define Σ1(x)  (ROTR(x,6) ^ ROTR(x,11) ^ ROTR(x,25))</w:t>
+            </w:r>
+          </w:p>
+          <w:p>
+            <w:pPr>
+              <w:pStyle w:val="SourceCode"/>
+              <w:spacing w:before="0" w:after="0" w:line="200" w:lineRule="auto"/>
+            </w:pPr>
+            <w:r>
+              <w:t xml:space="preserve">#define σ0(x)  (ROTR(x,7) ^ ROTR(x,18) ^ (x &gt;&gt; 3))</w:t>
+            </w:r>
+          </w:p>
+          <w:p>
+            <w:pPr>
+              <w:pStyle w:val="SourceCode"/>
+              <w:spacing w:before="0" w:after="0" w:line="200" w:lineRule="auto"/>
+            </w:pPr>
+            <w:r>
+              <w:t xml:space="preserve">#define σ1(x)  (ROTR(x,17) ^ ROTR(x,19) ^ (x &gt;&gt; 10))</w:t>
+            </w:r>
+          </w:p>
+        </w:tc>
+      </w:tr>
+    </w:tbl>
+    <w:p>
+      <w:pPr>
+        <w:spacing w:before="0" w:after="0" w:line="120" w:lineRule="exact"/>
+        <w:rPr>
+          <w:sz w:val="4"/>
+          <w:szCs w:val="4"/>
+        </w:rPr>
+      </w:pPr>
     </w:p>
     <w:bookmarkEnd w:id="12"/>
     <w:bookmarkStart w:id="13" w:name="константи-алгоритму"/>
@@ -741,39 +888,88 @@
     </w:p>
     <w:p>
       <w:pPr>
-        <w:pStyle w:val="SourceCode"/>
-        <w:spacing w:before="120" w:after="0" w:line="200" w:lineRule="auto"/>
-      </w:pPr>
-      <w:r>
-        <w:t xml:space="preserve">uint32_t H[8] = {</w:t>
-      </w:r>
-    </w:p>
-    <w:p>
-      <w:pPr>
-        <w:pStyle w:val="SourceCode"/>
-        <w:spacing w:before="0" w:after="0" w:line="200" w:lineRule="auto"/>
-      </w:pPr>
-      <w:r>
-        <w:t xml:space="preserve">    0x6a09e667, 0xbb67ae85, 0x3c6ef372, 0xa54ff53a,</w:t>
-      </w:r>
-    </w:p>
-    <w:p>
-      <w:pPr>
-        <w:pStyle w:val="SourceCode"/>
-        <w:spacing w:before="0" w:after="0" w:line="200" w:lineRule="auto"/>
-      </w:pPr>
-      <w:r>
-        <w:t xml:space="preserve">    0x510e527f, 0x9b05688c, 0x1f83d9ab, 0x5be0cd19</w:t>
-      </w:r>
-    </w:p>
-    <w:p>
-      <w:pPr>
-        <w:pStyle w:val="SourceCode"/>
-        <w:spacing w:before="0" w:after="120" w:line="200" w:lineRule="auto"/>
-      </w:pPr>
-      <w:r>
-        <w:t xml:space="preserve">};</w:t>
-      </w:r>
+        <w:spacing w:before="0" w:after="0" w:line="120" w:lineRule="exact"/>
+        <w:rPr>
+          <w:sz w:val="4"/>
+          <w:szCs w:val="4"/>
+        </w:rPr>
+      </w:pPr>
+    </w:p>
+    <w:tbl>
+      <w:tblPr>
+        <w:tblStyle w:val="SourceCodeTable"/>
+        <w:tblW w:type="dxa" w:w="9637"/>
+        <w:tblInd w:w="0" w:type="dxa"/>
+        <w:tblBorders>
+          <w:top w:color="BFBFBF" w:space="0" w:sz="4" w:val="single"/>
+          <w:left w:color="BFBFBF" w:space="0" w:sz="4" w:val="single"/>
+          <w:bottom w:color="BFBFBF" w:space="0" w:sz="4" w:val="single"/>
+          <w:right w:color="BFBFBF" w:space="0" w:sz="4" w:val="single"/>
+        </w:tblBorders>
+        <w:tblLayout w:type="fixed"/>
+        <w:tblCellMar>
+          <w:top w:type="dxa" w:w="113"/>
+          <w:left w:type="dxa" w:w="113"/>
+          <w:bottom w:type="dxa" w:w="113"/>
+          <w:right w:type="dxa" w:w="113"/>
+        </w:tblCellMar>
+        <w:tblLook w:val="0000" w:firstRow="0" w:lastRow="0" w:firstColumn="0" w:lastColumn="0" w:noHBand="1" w:noVBand="1"/>
+      </w:tblPr>
+      <w:tblGrid>
+        <w:gridCol w:w="9637"/>
+      </w:tblGrid>
+      <w:tr>
+        <w:tc>
+          <w:tcPr>
+            <w:tcW w:type="dxa" w:w="9637"/>
+          </w:tcPr>
+          <w:p>
+            <w:pPr>
+              <w:pStyle w:val="SourceCode"/>
+              <w:spacing w:before="0" w:after="0" w:line="200" w:lineRule="auto"/>
+            </w:pPr>
+            <w:r>
+              <w:t xml:space="preserve">uint32_t H[8] = {</w:t>
+            </w:r>
+          </w:p>
+          <w:p>
+            <w:pPr>
+              <w:pStyle w:val="SourceCode"/>
+              <w:spacing w:before="0" w:after="0" w:line="200" w:lineRule="auto"/>
+            </w:pPr>
+            <w:r>
+              <w:t xml:space="preserve">    0x6a09e667, 0xbb67ae85, 0x3c6ef372, 0xa54ff53a,</w:t>
+            </w:r>
+          </w:p>
+          <w:p>
+            <w:pPr>
+              <w:pStyle w:val="SourceCode"/>
+              <w:spacing w:before="0" w:after="0" w:line="200" w:lineRule="auto"/>
+            </w:pPr>
+            <w:r>
+              <w:t xml:space="preserve">    0x510e527f, 0x9b05688c, 0x1f83d9ab, 0x5be0cd19</w:t>
+            </w:r>
+          </w:p>
+          <w:p>
+            <w:pPr>
+              <w:pStyle w:val="SourceCode"/>
+              <w:spacing w:before="0" w:after="0" w:line="200" w:lineRule="auto"/>
+            </w:pPr>
+            <w:r>
+              <w:t xml:space="preserve">};</w:t>
+            </w:r>
+          </w:p>
+        </w:tc>
+      </w:tr>
+    </w:tbl>
+    <w:p>
+      <w:pPr>
+        <w:spacing w:before="0" w:after="0" w:line="120" w:lineRule="exact"/>
+        <w:rPr>
+          <w:sz w:val="4"/>
+          <w:szCs w:val="4"/>
+        </w:rPr>
+      </w:pPr>
     </w:p>
     <w:p>
       <w:pPr>
@@ -795,48 +991,97 @@
     </w:p>
     <w:p>
       <w:pPr>
-        <w:pStyle w:val="SourceCode"/>
-        <w:spacing w:before="120" w:after="0" w:line="200" w:lineRule="auto"/>
-      </w:pPr>
-      <w:r>
-        <w:t xml:space="preserve">uint32_t K[64] = {</w:t>
-      </w:r>
-    </w:p>
-    <w:p>
-      <w:pPr>
-        <w:pStyle w:val="SourceCode"/>
-        <w:spacing w:before="0" w:after="0" w:line="200" w:lineRule="auto"/>
-      </w:pPr>
-      <w:r>
-        <w:t xml:space="preserve">    0x428a2f98, 0x71374491, 0xb5c0fbcf, 0xe9b5dba5,</w:t>
-      </w:r>
-    </w:p>
-    <w:p>
-      <w:pPr>
-        <w:pStyle w:val="SourceCode"/>
-        <w:spacing w:before="0" w:after="0" w:line="200" w:lineRule="auto"/>
-      </w:pPr>
-      <w:r>
-        <w:t xml:space="preserve">    0x3956c25b, 0x59f111f1, 0x923f82a4, 0xab1c5ed5,</w:t>
-      </w:r>
-    </w:p>
-    <w:p>
-      <w:pPr>
-        <w:pStyle w:val="SourceCode"/>
-        <w:spacing w:before="0" w:after="0" w:line="200" w:lineRule="auto"/>
-      </w:pPr>
-      <w:r>
-        <w:t xml:space="preserve">    // ... (всього 64 значення)</w:t>
-      </w:r>
-    </w:p>
-    <w:p>
-      <w:pPr>
-        <w:pStyle w:val="SourceCode"/>
-        <w:spacing w:before="0" w:after="120" w:line="200" w:lineRule="auto"/>
-      </w:pPr>
-      <w:r>
-        <w:t xml:space="preserve">};</w:t>
-      </w:r>
+        <w:spacing w:before="0" w:after="0" w:line="120" w:lineRule="exact"/>
+        <w:rPr>
+          <w:sz w:val="4"/>
+          <w:szCs w:val="4"/>
+        </w:rPr>
+      </w:pPr>
+    </w:p>
+    <w:tbl>
+      <w:tblPr>
+        <w:tblStyle w:val="SourceCodeTable"/>
+        <w:tblW w:type="dxa" w:w="9637"/>
+        <w:tblInd w:w="0" w:type="dxa"/>
+        <w:tblBorders>
+          <w:top w:color="BFBFBF" w:space="0" w:sz="4" w:val="single"/>
+          <w:left w:color="BFBFBF" w:space="0" w:sz="4" w:val="single"/>
+          <w:bottom w:color="BFBFBF" w:space="0" w:sz="4" w:val="single"/>
+          <w:right w:color="BFBFBF" w:space="0" w:sz="4" w:val="single"/>
+        </w:tblBorders>
+        <w:tblLayout w:type="fixed"/>
+        <w:tblCellMar>
+          <w:top w:type="dxa" w:w="113"/>
+          <w:left w:type="dxa" w:w="113"/>
+          <w:bottom w:type="dxa" w:w="113"/>
+          <w:right w:type="dxa" w:w="113"/>
+        </w:tblCellMar>
+        <w:tblLook w:val="0000" w:firstRow="0" w:lastRow="0" w:firstColumn="0" w:lastColumn="0" w:noHBand="1" w:noVBand="1"/>
+      </w:tblPr>
+      <w:tblGrid>
+        <w:gridCol w:w="9637"/>
+      </w:tblGrid>
+      <w:tr>
+        <w:tc>
+          <w:tcPr>
+            <w:tcW w:type="dxa" w:w="9637"/>
+          </w:tcPr>
+          <w:p>
+            <w:pPr>
+              <w:pStyle w:val="SourceCode"/>
+              <w:spacing w:before="0" w:after="0" w:line="200" w:lineRule="auto"/>
+            </w:pPr>
+            <w:r>
+              <w:t xml:space="preserve">uint32_t K[64] = {</w:t>
+            </w:r>
+          </w:p>
+          <w:p>
+            <w:pPr>
+              <w:pStyle w:val="SourceCode"/>
+              <w:spacing w:before="0" w:after="0" w:line="200" w:lineRule="auto"/>
+            </w:pPr>
+            <w:r>
+              <w:t xml:space="preserve">    0x428a2f98, 0x71374491, 0xb5c0fbcf, 0xe9b5dba5,</w:t>
+            </w:r>
+          </w:p>
+          <w:p>
+            <w:pPr>
+              <w:pStyle w:val="SourceCode"/>
+              <w:spacing w:before="0" w:after="0" w:line="200" w:lineRule="auto"/>
+            </w:pPr>
+            <w:r>
+              <w:t xml:space="preserve">    0x3956c25b, 0x59f111f1, 0x923f82a4, 0xab1c5ed5,</w:t>
+            </w:r>
+          </w:p>
+          <w:p>
+            <w:pPr>
+              <w:pStyle w:val="SourceCode"/>
+              <w:spacing w:before="0" w:after="0" w:line="200" w:lineRule="auto"/>
+            </w:pPr>
+            <w:r>
+              <w:t xml:space="preserve">    // ... (всього 64 значення)</w:t>
+            </w:r>
+          </w:p>
+          <w:p>
+            <w:pPr>
+              <w:pStyle w:val="SourceCode"/>
+              <w:spacing w:before="0" w:after="0" w:line="200" w:lineRule="auto"/>
+            </w:pPr>
+            <w:r>
+              <w:t xml:space="preserve">};</w:t>
+            </w:r>
+          </w:p>
+        </w:tc>
+      </w:tr>
+    </w:tbl>
+    <w:p>
+      <w:pPr>
+        <w:spacing w:before="0" w:after="0" w:line="120" w:lineRule="exact"/>
+        <w:rPr>
+          <w:sz w:val="4"/>
+          <w:szCs w:val="4"/>
+        </w:rPr>
+      </w:pPr>
     </w:p>
     <w:bookmarkEnd w:id="13"/>
     <w:bookmarkStart w:id="14" w:name="цикл-стиснення-один-раунд"/>
@@ -850,237 +1095,286 @@
     </w:p>
     <w:p>
       <w:pPr>
-        <w:pStyle w:val="SourceCode"/>
-        <w:spacing w:before="120" w:after="0" w:line="200" w:lineRule="auto"/>
-      </w:pPr>
-      <w:r>
-        <w:t xml:space="preserve">┌─────────────────────────────────────────────────────────────┐</w:t>
-      </w:r>
-    </w:p>
-    <w:p>
-      <w:pPr>
-        <w:pStyle w:val="SourceCode"/>
-        <w:spacing w:before="0" w:after="0" w:line="200" w:lineRule="auto"/>
-      </w:pPr>
-      <w:r>
-        <w:t xml:space="preserve">│                   РАУНД SHA-256                             │</w:t>
-      </w:r>
-    </w:p>
-    <w:p>
-      <w:pPr>
-        <w:pStyle w:val="SourceCode"/>
-        <w:spacing w:before="0" w:after="0" w:line="200" w:lineRule="auto"/>
-      </w:pPr>
-      <w:r>
-        <w:t xml:space="preserve">├─────────────────────────────────────────────────────────────┤</w:t>
-      </w:r>
-    </w:p>
-    <w:p>
-      <w:pPr>
-        <w:pStyle w:val="SourceCode"/>
-        <w:spacing w:before="0" w:after="0" w:line="200" w:lineRule="auto"/>
-      </w:pPr>
-      <w:r>
-        <w:t xml:space="preserve">│                                                             │</w:t>
-      </w:r>
-    </w:p>
-    <w:p>
-      <w:pPr>
-        <w:pStyle w:val="SourceCode"/>
-        <w:spacing w:before="0" w:after="0" w:line="200" w:lineRule="auto"/>
-      </w:pPr>
-      <w:r>
-        <w:t xml:space="preserve">│  a ─────────────────────────────────────────────────► a'    │</w:t>
-      </w:r>
-    </w:p>
-    <w:p>
-      <w:pPr>
-        <w:pStyle w:val="SourceCode"/>
-        <w:spacing w:before="0" w:after="0" w:line="200" w:lineRule="auto"/>
-      </w:pPr>
-      <w:r>
-        <w:t xml:space="preserve">│  b ─────────────────────────────────────────────────► b'    │</w:t>
-      </w:r>
-    </w:p>
-    <w:p>
-      <w:pPr>
-        <w:pStyle w:val="SourceCode"/>
-        <w:spacing w:before="0" w:after="0" w:line="200" w:lineRule="auto"/>
-      </w:pPr>
-      <w:r>
-        <w:t xml:space="preserve">│  c ─────────────────────────────────────────────────► c'    │</w:t>
-      </w:r>
-    </w:p>
-    <w:p>
-      <w:pPr>
-        <w:pStyle w:val="SourceCode"/>
-        <w:spacing w:before="0" w:after="0" w:line="200" w:lineRule="auto"/>
-      </w:pPr>
-      <w:r>
-        <w:t xml:space="preserve">│  d ────────────────────────────[+T1]────────────────► d'    │</w:t>
-      </w:r>
-    </w:p>
-    <w:p>
-      <w:pPr>
-        <w:pStyle w:val="SourceCode"/>
-        <w:spacing w:before="0" w:after="0" w:line="200" w:lineRule="auto"/>
-      </w:pPr>
-      <w:r>
-        <w:t xml:space="preserve">│  e ─────────────────────────────────────────────────► e'    │</w:t>
-      </w:r>
-    </w:p>
-    <w:p>
-      <w:pPr>
-        <w:pStyle w:val="SourceCode"/>
-        <w:spacing w:before="0" w:after="0" w:line="200" w:lineRule="auto"/>
-      </w:pPr>
-      <w:r>
-        <w:t xml:space="preserve">│  f ─────────────────────────────────────────────────► f'    │</w:t>
-      </w:r>
-    </w:p>
-    <w:p>
-      <w:pPr>
-        <w:pStyle w:val="SourceCode"/>
-        <w:spacing w:before="0" w:after="0" w:line="200" w:lineRule="auto"/>
-      </w:pPr>
-      <w:r>
-        <w:t xml:space="preserve">│  g ─────────────────────────────────────────────────► g'    │</w:t>
-      </w:r>
-    </w:p>
-    <w:p>
-      <w:pPr>
-        <w:pStyle w:val="SourceCode"/>
-        <w:spacing w:before="0" w:after="0" w:line="200" w:lineRule="auto"/>
-      </w:pPr>
-      <w:r>
-        <w:t xml:space="preserve">│  h ──[+Σ1(e)+Ch(e,f,g)+K+W]─────────────────────────► h'    │</w:t>
-      </w:r>
-    </w:p>
-    <w:p>
-      <w:pPr>
-        <w:pStyle w:val="SourceCode"/>
-        <w:spacing w:before="0" w:after="0" w:line="200" w:lineRule="auto"/>
-      </w:pPr>
-      <w:r>
-        <w:t xml:space="preserve">│                                                             │</w:t>
-      </w:r>
-    </w:p>
-    <w:p>
-      <w:pPr>
-        <w:pStyle w:val="SourceCode"/>
-        <w:spacing w:before="0" w:after="0" w:line="200" w:lineRule="auto"/>
-      </w:pPr>
-      <w:r>
-        <w:t xml:space="preserve">│  T1 = h + Σ1(e) + Ch(e,f,g) + K[i] + W[i]                   │</w:t>
-      </w:r>
-    </w:p>
-    <w:p>
-      <w:pPr>
-        <w:pStyle w:val="SourceCode"/>
-        <w:spacing w:before="0" w:after="0" w:line="200" w:lineRule="auto"/>
-      </w:pPr>
-      <w:r>
-        <w:t xml:space="preserve">│  T2 = Σ0(a) + Maj(a,b,c)                                    │</w:t>
-      </w:r>
-    </w:p>
-    <w:p>
-      <w:pPr>
-        <w:pStyle w:val="SourceCode"/>
-        <w:spacing w:before="0" w:after="0" w:line="200" w:lineRule="auto"/>
-      </w:pPr>
-      <w:r>
-        <w:t xml:space="preserve">│                                                             │</w:t>
-      </w:r>
-    </w:p>
-    <w:p>
-      <w:pPr>
-        <w:pStyle w:val="SourceCode"/>
-        <w:spacing w:before="0" w:after="0" w:line="200" w:lineRule="auto"/>
-      </w:pPr>
-      <w:r>
-        <w:t xml:space="preserve">│  h' = g                                                     │</w:t>
-      </w:r>
-    </w:p>
-    <w:p>
-      <w:pPr>
-        <w:pStyle w:val="SourceCode"/>
-        <w:spacing w:before="0" w:after="0" w:line="200" w:lineRule="auto"/>
-      </w:pPr>
-      <w:r>
-        <w:t xml:space="preserve">│  g' = f                                                     │</w:t>
-      </w:r>
-    </w:p>
-    <w:p>
-      <w:pPr>
-        <w:pStyle w:val="SourceCode"/>
-        <w:spacing w:before="0" w:after="0" w:line="200" w:lineRule="auto"/>
-      </w:pPr>
-      <w:r>
-        <w:t xml:space="preserve">│  f' = e                                                     │</w:t>
-      </w:r>
-    </w:p>
-    <w:p>
-      <w:pPr>
-        <w:pStyle w:val="SourceCode"/>
-        <w:spacing w:before="0" w:after="0" w:line="200" w:lineRule="auto"/>
-      </w:pPr>
-      <w:r>
-        <w:t xml:space="preserve">│  e' = d + T1                                                │</w:t>
-      </w:r>
-    </w:p>
-    <w:p>
-      <w:pPr>
-        <w:pStyle w:val="SourceCode"/>
-        <w:spacing w:before="0" w:after="0" w:line="200" w:lineRule="auto"/>
-      </w:pPr>
-      <w:r>
-        <w:t xml:space="preserve">│  d' = c                                                     │</w:t>
-      </w:r>
-    </w:p>
-    <w:p>
-      <w:pPr>
-        <w:pStyle w:val="SourceCode"/>
-        <w:spacing w:before="0" w:after="0" w:line="200" w:lineRule="auto"/>
-      </w:pPr>
-      <w:r>
-        <w:t xml:space="preserve">│  c' = b                                                     │</w:t>
-      </w:r>
-    </w:p>
-    <w:p>
-      <w:pPr>
-        <w:pStyle w:val="SourceCode"/>
-        <w:spacing w:before="0" w:after="0" w:line="200" w:lineRule="auto"/>
-      </w:pPr>
-      <w:r>
-        <w:t xml:space="preserve">│  b' = a                                                     │</w:t>
-      </w:r>
-    </w:p>
-    <w:p>
-      <w:pPr>
-        <w:pStyle w:val="SourceCode"/>
-        <w:spacing w:before="0" w:after="0" w:line="200" w:lineRule="auto"/>
-      </w:pPr>
-      <w:r>
-        <w:t xml:space="preserve">│  a' = T1 + T2                                               │</w:t>
-      </w:r>
-    </w:p>
-    <w:p>
-      <w:pPr>
-        <w:pStyle w:val="SourceCode"/>
-        <w:spacing w:before="0" w:after="0" w:line="200" w:lineRule="auto"/>
-      </w:pPr>
-      <w:r>
-        <w:t xml:space="preserve">│                                                             │</w:t>
-      </w:r>
-    </w:p>
-    <w:p>
-      <w:pPr>
-        <w:pStyle w:val="SourceCode"/>
-        <w:spacing w:before="0" w:after="120" w:line="200" w:lineRule="auto"/>
-      </w:pPr>
-      <w:r>
-        <w:t xml:space="preserve">└─────────────────────────────────────────────────────────────┘</w:t>
-      </w:r>
+        <w:spacing w:before="0" w:after="0" w:line="120" w:lineRule="exact"/>
+        <w:rPr>
+          <w:sz w:val="4"/>
+          <w:szCs w:val="4"/>
+        </w:rPr>
+      </w:pPr>
+    </w:p>
+    <w:tbl>
+      <w:tblPr>
+        <w:tblStyle w:val="SourceCodeTable"/>
+        <w:tblW w:type="dxa" w:w="9637"/>
+        <w:tblInd w:w="0" w:type="dxa"/>
+        <w:tblBorders>
+          <w:top w:color="BFBFBF" w:space="0" w:sz="4" w:val="single"/>
+          <w:left w:color="BFBFBF" w:space="0" w:sz="4" w:val="single"/>
+          <w:bottom w:color="BFBFBF" w:space="0" w:sz="4" w:val="single"/>
+          <w:right w:color="BFBFBF" w:space="0" w:sz="4" w:val="single"/>
+        </w:tblBorders>
+        <w:tblLayout w:type="fixed"/>
+        <w:tblCellMar>
+          <w:top w:type="dxa" w:w="113"/>
+          <w:left w:type="dxa" w:w="113"/>
+          <w:bottom w:type="dxa" w:w="113"/>
+          <w:right w:type="dxa" w:w="113"/>
+        </w:tblCellMar>
+        <w:tblLook w:val="0000" w:firstRow="0" w:lastRow="0" w:firstColumn="0" w:lastColumn="0" w:noHBand="1" w:noVBand="1"/>
+      </w:tblPr>
+      <w:tblGrid>
+        <w:gridCol w:w="9637"/>
+      </w:tblGrid>
+      <w:tr>
+        <w:tc>
+          <w:tcPr>
+            <w:tcW w:type="dxa" w:w="9637"/>
+          </w:tcPr>
+          <w:p>
+            <w:pPr>
+              <w:pStyle w:val="SourceCode"/>
+              <w:spacing w:before="0" w:after="0" w:line="200" w:lineRule="auto"/>
+            </w:pPr>
+            <w:r>
+              <w:t xml:space="preserve">┌─────────────────────────────────────────────────────────────┐</w:t>
+            </w:r>
+          </w:p>
+          <w:p>
+            <w:pPr>
+              <w:pStyle w:val="SourceCode"/>
+              <w:spacing w:before="0" w:after="0" w:line="200" w:lineRule="auto"/>
+            </w:pPr>
+            <w:r>
+              <w:t xml:space="preserve">│                   РАУНД SHA-256                             │</w:t>
+            </w:r>
+          </w:p>
+          <w:p>
+            <w:pPr>
+              <w:pStyle w:val="SourceCode"/>
+              <w:spacing w:before="0" w:after="0" w:line="200" w:lineRule="auto"/>
+            </w:pPr>
+            <w:r>
+              <w:t xml:space="preserve">├─────────────────────────────────────────────────────────────┤</w:t>
+            </w:r>
+          </w:p>
+          <w:p>
+            <w:pPr>
+              <w:pStyle w:val="SourceCode"/>
+              <w:spacing w:before="0" w:after="0" w:line="200" w:lineRule="auto"/>
+            </w:pPr>
+            <w:r>
+              <w:t xml:space="preserve">│                                                             │</w:t>
+            </w:r>
+          </w:p>
+          <w:p>
+            <w:pPr>
+              <w:pStyle w:val="SourceCode"/>
+              <w:spacing w:before="0" w:after="0" w:line="200" w:lineRule="auto"/>
+            </w:pPr>
+            <w:r>
+              <w:t xml:space="preserve">│  a ─────────────────────────────────────────────────► a'    │</w:t>
+            </w:r>
+          </w:p>
+          <w:p>
+            <w:pPr>
+              <w:pStyle w:val="SourceCode"/>
+              <w:spacing w:before="0" w:after="0" w:line="200" w:lineRule="auto"/>
+            </w:pPr>
+            <w:r>
+              <w:t xml:space="preserve">│  b ─────────────────────────────────────────────────► b'    │</w:t>
+            </w:r>
+          </w:p>
+          <w:p>
+            <w:pPr>
+              <w:pStyle w:val="SourceCode"/>
+              <w:spacing w:before="0" w:after="0" w:line="200" w:lineRule="auto"/>
+            </w:pPr>
+            <w:r>
+              <w:t xml:space="preserve">│  c ─────────────────────────────────────────────────► c'    │</w:t>
+            </w:r>
+          </w:p>
+          <w:p>
+            <w:pPr>
+              <w:pStyle w:val="SourceCode"/>
+              <w:spacing w:before="0" w:after="0" w:line="200" w:lineRule="auto"/>
+            </w:pPr>
+            <w:r>
+              <w:t xml:space="preserve">│  d ────────────────────────────[+T1]────────────────► d'    │</w:t>
+            </w:r>
+          </w:p>
+          <w:p>
+            <w:pPr>
+              <w:pStyle w:val="SourceCode"/>
+              <w:spacing w:before="0" w:after="0" w:line="200" w:lineRule="auto"/>
+            </w:pPr>
+            <w:r>
+              <w:t xml:space="preserve">│  e ─────────────────────────────────────────────────► e'    │</w:t>
+            </w:r>
+          </w:p>
+          <w:p>
+            <w:pPr>
+              <w:pStyle w:val="SourceCode"/>
+              <w:spacing w:before="0" w:after="0" w:line="200" w:lineRule="auto"/>
+            </w:pPr>
+            <w:r>
+              <w:t xml:space="preserve">│  f ─────────────────────────────────────────────────► f'    │</w:t>
+            </w:r>
+          </w:p>
+          <w:p>
+            <w:pPr>
+              <w:pStyle w:val="SourceCode"/>
+              <w:spacing w:before="0" w:after="0" w:line="200" w:lineRule="auto"/>
+            </w:pPr>
+            <w:r>
+              <w:t xml:space="preserve">│  g ─────────────────────────────────────────────────► g'    │</w:t>
+            </w:r>
+          </w:p>
+          <w:p>
+            <w:pPr>
+              <w:pStyle w:val="SourceCode"/>
+              <w:spacing w:before="0" w:after="0" w:line="200" w:lineRule="auto"/>
+            </w:pPr>
+            <w:r>
+              <w:t xml:space="preserve">│  h ──[+Σ1(e)+Ch(e,f,g)+K+W]─────────────────────────► h'    │</w:t>
+            </w:r>
+          </w:p>
+          <w:p>
+            <w:pPr>
+              <w:pStyle w:val="SourceCode"/>
+              <w:spacing w:before="0" w:after="0" w:line="200" w:lineRule="auto"/>
+            </w:pPr>
+            <w:r>
+              <w:t xml:space="preserve">│                                                             │</w:t>
+            </w:r>
+          </w:p>
+          <w:p>
+            <w:pPr>
+              <w:pStyle w:val="SourceCode"/>
+              <w:spacing w:before="0" w:after="0" w:line="200" w:lineRule="auto"/>
+            </w:pPr>
+            <w:r>
+              <w:t xml:space="preserve">│  T1 = h + Σ1(e) + Ch(e,f,g) + K[i] + W[i]                   │</w:t>
+            </w:r>
+          </w:p>
+          <w:p>
+            <w:pPr>
+              <w:pStyle w:val="SourceCode"/>
+              <w:spacing w:before="0" w:after="0" w:line="200" w:lineRule="auto"/>
+            </w:pPr>
+            <w:r>
+              <w:t xml:space="preserve">│  T2 = Σ0(a) + Maj(a,b,c)                                    │</w:t>
+            </w:r>
+          </w:p>
+          <w:p>
+            <w:pPr>
+              <w:pStyle w:val="SourceCode"/>
+              <w:spacing w:before="0" w:after="0" w:line="200" w:lineRule="auto"/>
+            </w:pPr>
+            <w:r>
+              <w:t xml:space="preserve">│                                                             │</w:t>
+            </w:r>
+          </w:p>
+          <w:p>
+            <w:pPr>
+              <w:pStyle w:val="SourceCode"/>
+              <w:spacing w:before="0" w:after="0" w:line="200" w:lineRule="auto"/>
+            </w:pPr>
+            <w:r>
+              <w:t xml:space="preserve">│  h' = g                                                     │</w:t>
+            </w:r>
+          </w:p>
+          <w:p>
+            <w:pPr>
+              <w:pStyle w:val="SourceCode"/>
+              <w:spacing w:before="0" w:after="0" w:line="200" w:lineRule="auto"/>
+            </w:pPr>
+            <w:r>
+              <w:t xml:space="preserve">│  g' = f                                                     │</w:t>
+            </w:r>
+          </w:p>
+          <w:p>
+            <w:pPr>
+              <w:pStyle w:val="SourceCode"/>
+              <w:spacing w:before="0" w:after="0" w:line="200" w:lineRule="auto"/>
+            </w:pPr>
+            <w:r>
+              <w:t xml:space="preserve">│  f' = e                                                     │</w:t>
+            </w:r>
+          </w:p>
+          <w:p>
+            <w:pPr>
+              <w:pStyle w:val="SourceCode"/>
+              <w:spacing w:before="0" w:after="0" w:line="200" w:lineRule="auto"/>
+            </w:pPr>
+            <w:r>
+              <w:t xml:space="preserve">│  e' = d + T1                                                │</w:t>
+            </w:r>
+          </w:p>
+          <w:p>
+            <w:pPr>
+              <w:pStyle w:val="SourceCode"/>
+              <w:spacing w:before="0" w:after="0" w:line="200" w:lineRule="auto"/>
+            </w:pPr>
+            <w:r>
+              <w:t xml:space="preserve">│  d' = c                                                     │</w:t>
+            </w:r>
+          </w:p>
+          <w:p>
+            <w:pPr>
+              <w:pStyle w:val="SourceCode"/>
+              <w:spacing w:before="0" w:after="0" w:line="200" w:lineRule="auto"/>
+            </w:pPr>
+            <w:r>
+              <w:t xml:space="preserve">│  c' = b                                                     │</w:t>
+            </w:r>
+          </w:p>
+          <w:p>
+            <w:pPr>
+              <w:pStyle w:val="SourceCode"/>
+              <w:spacing w:before="0" w:after="0" w:line="200" w:lineRule="auto"/>
+            </w:pPr>
+            <w:r>
+              <w:t xml:space="preserve">│  b' = a                                                     │</w:t>
+            </w:r>
+          </w:p>
+          <w:p>
+            <w:pPr>
+              <w:pStyle w:val="SourceCode"/>
+              <w:spacing w:before="0" w:after="0" w:line="200" w:lineRule="auto"/>
+            </w:pPr>
+            <w:r>
+              <w:t xml:space="preserve">│  a' = T1 + T2                                               │</w:t>
+            </w:r>
+          </w:p>
+          <w:p>
+            <w:pPr>
+              <w:pStyle w:val="SourceCode"/>
+              <w:spacing w:before="0" w:after="0" w:line="200" w:lineRule="auto"/>
+            </w:pPr>
+            <w:r>
+              <w:t xml:space="preserve">│                                                             │</w:t>
+            </w:r>
+          </w:p>
+          <w:p>
+            <w:pPr>
+              <w:pStyle w:val="SourceCode"/>
+              <w:spacing w:before="0" w:after="0" w:line="200" w:lineRule="auto"/>
+            </w:pPr>
+            <w:r>
+              <w:t xml:space="preserve">└─────────────────────────────────────────────────────────────┘</w:t>
+            </w:r>
+          </w:p>
+        </w:tc>
+      </w:tr>
+    </w:tbl>
+    <w:p>
+      <w:pPr>
+        <w:spacing w:before="0" w:after="0" w:line="120" w:lineRule="exact"/>
+        <w:rPr>
+          <w:sz w:val="4"/>
+          <w:szCs w:val="4"/>
+        </w:rPr>
+      </w:pPr>
     </w:p>
     <w:bookmarkEnd w:id="14"/>
     <w:bookmarkEnd w:id="15"/>
@@ -1104,291 +1398,340 @@
     </w:p>
     <w:p>
       <w:pPr>
-        <w:pStyle w:val="SourceCode"/>
-        <w:spacing w:before="120" w:after="0" w:line="200" w:lineRule="auto"/>
-      </w:pPr>
-      <w:r>
-        <w:t xml:space="preserve">#include &lt;iostream&gt;</w:t>
-      </w:r>
-    </w:p>
-    <w:p>
-      <w:pPr>
-        <w:pStyle w:val="SourceCode"/>
-        <w:spacing w:before="0" w:after="0" w:line="200" w:lineRule="auto"/>
-      </w:pPr>
-      <w:r>
-        <w:t xml:space="preserve">#include &lt;cstdint&gt;</w:t>
-      </w:r>
-    </w:p>
-    <w:p>
-      <w:pPr>
-        <w:pStyle w:val="SourceCode"/>
-        <w:spacing w:before="0" w:after="0" w:line="200" w:lineRule="auto"/>
-      </w:pPr>
-      <w:r>
-        <w:t xml:space="preserve">#include &lt;cstring&gt;</w:t>
-      </w:r>
-    </w:p>
-    <w:p>
-      <w:pPr>
-        <w:pStyle w:val="SourceCode"/>
-        <w:spacing w:before="0" w:after="0" w:line="200" w:lineRule="auto"/>
-      </w:pPr>
-      <w:r>
-        <w:t xml:space="preserve">#include &lt;iomanip&gt;</w:t>
-      </w:r>
-    </w:p>
-    <w:p>
-      <w:pPr>
-        <w:pStyle w:val="SourceCode"/>
-        <w:spacing w:before="0" w:after="0" w:line="200" w:lineRule="auto"/>
-      </w:pPr>
-      <w:r>
-        <w:t xml:space="preserve">#include &lt;sstream&gt;</w:t>
-      </w:r>
-    </w:p>
-    <w:p>
-      <w:pPr>
-        <w:pStyle w:val="SourceCode"/>
-        <w:spacing w:before="0" w:after="0" w:line="200" w:lineRule="auto"/>
-      </w:pPr>
-    </w:p>
-    <w:p>
-      <w:pPr>
-        <w:pStyle w:val="SourceCode"/>
-        <w:spacing w:before="0" w:after="0" w:line="200" w:lineRule="auto"/>
-      </w:pPr>
-      <w:r>
-        <w:t xml:space="preserve">// Функції обертання вправо</w:t>
-      </w:r>
-    </w:p>
-    <w:p>
-      <w:pPr>
-        <w:pStyle w:val="SourceCode"/>
-        <w:spacing w:before="0" w:after="0" w:line="200" w:lineRule="auto"/>
-      </w:pPr>
-      <w:r>
-        <w:t xml:space="preserve">#define ROTR(x, n) (((x) &gt;&gt; (n)) | ((x) &lt;&lt; (32 - (n))))</w:t>
-      </w:r>
-    </w:p>
-    <w:p>
-      <w:pPr>
-        <w:pStyle w:val="SourceCode"/>
-        <w:spacing w:before="0" w:after="0" w:line="200" w:lineRule="auto"/>
-      </w:pPr>
-    </w:p>
-    <w:p>
-      <w:pPr>
-        <w:pStyle w:val="SourceCode"/>
-        <w:spacing w:before="0" w:after="0" w:line="200" w:lineRule="auto"/>
-      </w:pPr>
-      <w:r>
-        <w:t xml:space="preserve">// Логічні функції SHA-256</w:t>
-      </w:r>
-    </w:p>
-    <w:p>
-      <w:pPr>
-        <w:pStyle w:val="SourceCode"/>
-        <w:spacing w:before="0" w:after="0" w:line="200" w:lineRule="auto"/>
-      </w:pPr>
-      <w:r>
-        <w:t xml:space="preserve">#define Ch(x, y, z)  (((x) &amp; (y)) ^ (~(x) &amp; (z)))</w:t>
-      </w:r>
-    </w:p>
-    <w:p>
-      <w:pPr>
-        <w:pStyle w:val="SourceCode"/>
-        <w:spacing w:before="0" w:after="0" w:line="200" w:lineRule="auto"/>
-      </w:pPr>
-      <w:r>
-        <w:t xml:space="preserve">#define Maj(x, y, z) (((x) &amp; (y)) ^ ((x) &amp; (z)) ^ ((y) &amp; (z)))</w:t>
-      </w:r>
-    </w:p>
-    <w:p>
-      <w:pPr>
-        <w:pStyle w:val="SourceCode"/>
-        <w:spacing w:before="0" w:after="0" w:line="200" w:lineRule="auto"/>
-      </w:pPr>
-      <w:r>
-        <w:t xml:space="preserve">#define Sigma0(x)    (ROTR(x, 2) ^ ROTR(x, 13) ^ ROTR(x, 22))</w:t>
-      </w:r>
-    </w:p>
-    <w:p>
-      <w:pPr>
-        <w:pStyle w:val="SourceCode"/>
-        <w:spacing w:before="0" w:after="0" w:line="200" w:lineRule="auto"/>
-      </w:pPr>
-      <w:r>
-        <w:t xml:space="preserve">#define Sigma1(x)    (ROTR(x, 6) ^ ROTR(x, 11) ^ ROTR(x, 25))</w:t>
-      </w:r>
-    </w:p>
-    <w:p>
-      <w:pPr>
-        <w:pStyle w:val="SourceCode"/>
-        <w:spacing w:before="0" w:after="0" w:line="200" w:lineRule="auto"/>
-      </w:pPr>
-      <w:r>
-        <w:t xml:space="preserve">#define sigma0(x)    (ROTR(x, 7) ^ ROTR(x, 18) ^ ((x) &gt;&gt; 3))</w:t>
-      </w:r>
-    </w:p>
-    <w:p>
-      <w:pPr>
-        <w:pStyle w:val="SourceCode"/>
-        <w:spacing w:before="0" w:after="0" w:line="200" w:lineRule="auto"/>
-      </w:pPr>
-      <w:r>
-        <w:t xml:space="preserve">#define sigma1(x)    (ROTR(x, 17) ^ ROTR(x, 19) ^ ((x) &gt;&gt; 10))</w:t>
-      </w:r>
-    </w:p>
-    <w:p>
-      <w:pPr>
-        <w:pStyle w:val="SourceCode"/>
-        <w:spacing w:before="0" w:after="0" w:line="200" w:lineRule="auto"/>
-      </w:pPr>
-    </w:p>
-    <w:p>
-      <w:pPr>
-        <w:pStyle w:val="SourceCode"/>
-        <w:spacing w:before="0" w:after="0" w:line="200" w:lineRule="auto"/>
-      </w:pPr>
-      <w:r>
-        <w:t xml:space="preserve">class SHA256 {</w:t>
-      </w:r>
-    </w:p>
-    <w:p>
-      <w:pPr>
-        <w:pStyle w:val="SourceCode"/>
-        <w:spacing w:before="0" w:after="0" w:line="200" w:lineRule="auto"/>
-      </w:pPr>
-      <w:r>
-        <w:t xml:space="preserve">private:</w:t>
-      </w:r>
-    </w:p>
-    <w:p>
-      <w:pPr>
-        <w:pStyle w:val="SourceCode"/>
-        <w:spacing w:before="0" w:after="0" w:line="200" w:lineRule="auto"/>
-      </w:pPr>
-      <w:r>
-        <w:t xml:space="preserve">    uint32_t H[8];  // Стан хешу</w:t>
-      </w:r>
-    </w:p>
-    <w:p>
-      <w:pPr>
-        <w:pStyle w:val="SourceCode"/>
-        <w:spacing w:before="0" w:after="0" w:line="200" w:lineRule="auto"/>
-      </w:pPr>
-      <w:r>
-        <w:t xml:space="preserve">    uint8_t buffer[64];  // Буфер для неповного блоку</w:t>
-      </w:r>
-    </w:p>
-    <w:p>
-      <w:pPr>
-        <w:pStyle w:val="SourceCode"/>
-        <w:spacing w:before="0" w:after="0" w:line="200" w:lineRule="auto"/>
-      </w:pPr>
-      <w:r>
-        <w:t xml:space="preserve">    uint64_t bitLength;  // Довжина повідомлення в бітах</w:t>
-      </w:r>
-    </w:p>
-    <w:p>
-      <w:pPr>
-        <w:pStyle w:val="SourceCode"/>
-        <w:spacing w:before="0" w:after="0" w:line="200" w:lineRule="auto"/>
-      </w:pPr>
-      <w:r>
-        <w:t xml:space="preserve">    uint32_t bufferLength;  // Заповнення буфера</w:t>
-      </w:r>
-    </w:p>
-    <w:p>
-      <w:pPr>
-        <w:pStyle w:val="SourceCode"/>
-        <w:spacing w:before="0" w:after="0" w:line="200" w:lineRule="auto"/>
-      </w:pPr>
-    </w:p>
-    <w:p>
-      <w:pPr>
-        <w:pStyle w:val="SourceCode"/>
-        <w:spacing w:before="0" w:after="0" w:line="200" w:lineRule="auto"/>
-      </w:pPr>
-      <w:r>
-        <w:t xml:space="preserve">    // Раундові константи K</w:t>
-      </w:r>
-    </w:p>
-    <w:p>
-      <w:pPr>
-        <w:pStyle w:val="SourceCode"/>
-        <w:spacing w:before="0" w:after="0" w:line="200" w:lineRule="auto"/>
-      </w:pPr>
-      <w:r>
-        <w:t xml:space="preserve">    static const uint32_t K[64];</w:t>
-      </w:r>
-    </w:p>
-    <w:p>
-      <w:pPr>
-        <w:pStyle w:val="SourceCode"/>
-        <w:spacing w:before="0" w:after="0" w:line="200" w:lineRule="auto"/>
-      </w:pPr>
-    </w:p>
-    <w:p>
-      <w:pPr>
-        <w:pStyle w:val="SourceCode"/>
-        <w:spacing w:before="0" w:after="0" w:line="200" w:lineRule="auto"/>
-      </w:pPr>
-      <w:r>
-        <w:t xml:space="preserve">    void processBlock(const uint8_t* block);</w:t>
-      </w:r>
-    </w:p>
-    <w:p>
-      <w:pPr>
-        <w:pStyle w:val="SourceCode"/>
-        <w:spacing w:before="0" w:after="0" w:line="200" w:lineRule="auto"/>
-      </w:pPr>
-    </w:p>
-    <w:p>
-      <w:pPr>
-        <w:pStyle w:val="SourceCode"/>
-        <w:spacing w:before="0" w:after="0" w:line="200" w:lineRule="auto"/>
-      </w:pPr>
-      <w:r>
-        <w:t xml:space="preserve">public:</w:t>
-      </w:r>
-    </w:p>
-    <w:p>
-      <w:pPr>
-        <w:pStyle w:val="SourceCode"/>
-        <w:spacing w:before="0" w:after="0" w:line="200" w:lineRule="auto"/>
-      </w:pPr>
-      <w:r>
-        <w:t xml:space="preserve">    SHA256();</w:t>
-      </w:r>
-    </w:p>
-    <w:p>
-      <w:pPr>
-        <w:pStyle w:val="SourceCode"/>
-        <w:spacing w:before="0" w:after="0" w:line="200" w:lineRule="auto"/>
-      </w:pPr>
-      <w:r>
-        <w:t xml:space="preserve">    void update(const uint8_t* data, size_t length);</w:t>
-      </w:r>
-    </w:p>
-    <w:p>
-      <w:pPr>
-        <w:pStyle w:val="SourceCode"/>
-        <w:spacing w:before="0" w:after="0" w:line="200" w:lineRule="auto"/>
-      </w:pPr>
-      <w:r>
-        <w:t xml:space="preserve">    std::string finalize();</w:t>
-      </w:r>
-    </w:p>
-    <w:p>
-      <w:pPr>
-        <w:pStyle w:val="SourceCode"/>
-        <w:spacing w:before="0" w:after="120" w:line="200" w:lineRule="auto"/>
-      </w:pPr>
-      <w:r>
-        <w:t xml:space="preserve">};</w:t>
-      </w:r>
+        <w:spacing w:before="0" w:after="0" w:line="120" w:lineRule="exact"/>
+        <w:rPr>
+          <w:sz w:val="4"/>
+          <w:szCs w:val="4"/>
+        </w:rPr>
+      </w:pPr>
+    </w:p>
+    <w:tbl>
+      <w:tblPr>
+        <w:tblStyle w:val="SourceCodeTable"/>
+        <w:tblW w:type="dxa" w:w="9637"/>
+        <w:tblInd w:w="0" w:type="dxa"/>
+        <w:tblBorders>
+          <w:top w:color="BFBFBF" w:space="0" w:sz="4" w:val="single"/>
+          <w:left w:color="BFBFBF" w:space="0" w:sz="4" w:val="single"/>
+          <w:bottom w:color="BFBFBF" w:space="0" w:sz="4" w:val="single"/>
+          <w:right w:color="BFBFBF" w:space="0" w:sz="4" w:val="single"/>
+        </w:tblBorders>
+        <w:tblLayout w:type="fixed"/>
+        <w:tblCellMar>
+          <w:top w:type="dxa" w:w="113"/>
+          <w:left w:type="dxa" w:w="113"/>
+          <w:bottom w:type="dxa" w:w="113"/>
+          <w:right w:type="dxa" w:w="113"/>
+        </w:tblCellMar>
+        <w:tblLook w:val="0000" w:firstRow="0" w:lastRow="0" w:firstColumn="0" w:lastColumn="0" w:noHBand="1" w:noVBand="1"/>
+      </w:tblPr>
+      <w:tblGrid>
+        <w:gridCol w:w="9637"/>
+      </w:tblGrid>
+      <w:tr>
+        <w:tc>
+          <w:tcPr>
+            <w:tcW w:type="dxa" w:w="9637"/>
+          </w:tcPr>
+          <w:p>
+            <w:pPr>
+              <w:pStyle w:val="SourceCode"/>
+              <w:spacing w:before="0" w:after="0" w:line="200" w:lineRule="auto"/>
+            </w:pPr>
+            <w:r>
+              <w:t xml:space="preserve">#include &lt;iostream&gt;</w:t>
+            </w:r>
+          </w:p>
+          <w:p>
+            <w:pPr>
+              <w:pStyle w:val="SourceCode"/>
+              <w:spacing w:before="0" w:after="0" w:line="200" w:lineRule="auto"/>
+            </w:pPr>
+            <w:r>
+              <w:t xml:space="preserve">#include &lt;cstdint&gt;</w:t>
+            </w:r>
+          </w:p>
+          <w:p>
+            <w:pPr>
+              <w:pStyle w:val="SourceCode"/>
+              <w:spacing w:before="0" w:after="0" w:line="200" w:lineRule="auto"/>
+            </w:pPr>
+            <w:r>
+              <w:t xml:space="preserve">#include &lt;cstring&gt;</w:t>
+            </w:r>
+          </w:p>
+          <w:p>
+            <w:pPr>
+              <w:pStyle w:val="SourceCode"/>
+              <w:spacing w:before="0" w:after="0" w:line="200" w:lineRule="auto"/>
+            </w:pPr>
+            <w:r>
+              <w:t xml:space="preserve">#include &lt;iomanip&gt;</w:t>
+            </w:r>
+          </w:p>
+          <w:p>
+            <w:pPr>
+              <w:pStyle w:val="SourceCode"/>
+              <w:spacing w:before="0" w:after="0" w:line="200" w:lineRule="auto"/>
+            </w:pPr>
+            <w:r>
+              <w:t xml:space="preserve">#include &lt;sstream&gt;</w:t>
+            </w:r>
+          </w:p>
+          <w:p>
+            <w:pPr>
+              <w:pStyle w:val="SourceCode"/>
+              <w:spacing w:before="0" w:after="0" w:line="200" w:lineRule="auto"/>
+            </w:pPr>
+          </w:p>
+          <w:p>
+            <w:pPr>
+              <w:pStyle w:val="SourceCode"/>
+              <w:spacing w:before="0" w:after="0" w:line="200" w:lineRule="auto"/>
+            </w:pPr>
+            <w:r>
+              <w:t xml:space="preserve">// Функції обертання вправо</w:t>
+            </w:r>
+          </w:p>
+          <w:p>
+            <w:pPr>
+              <w:pStyle w:val="SourceCode"/>
+              <w:spacing w:before="0" w:after="0" w:line="200" w:lineRule="auto"/>
+            </w:pPr>
+            <w:r>
+              <w:t xml:space="preserve">#define ROTR(x, n) (((x) &gt;&gt; (n)) | ((x) &lt;&lt; (32 - (n))))</w:t>
+            </w:r>
+          </w:p>
+          <w:p>
+            <w:pPr>
+              <w:pStyle w:val="SourceCode"/>
+              <w:spacing w:before="0" w:after="0" w:line="200" w:lineRule="auto"/>
+            </w:pPr>
+          </w:p>
+          <w:p>
+            <w:pPr>
+              <w:pStyle w:val="SourceCode"/>
+              <w:spacing w:before="0" w:after="0" w:line="200" w:lineRule="auto"/>
+            </w:pPr>
+            <w:r>
+              <w:t xml:space="preserve">// Логічні функції SHA-256</w:t>
+            </w:r>
+          </w:p>
+          <w:p>
+            <w:pPr>
+              <w:pStyle w:val="SourceCode"/>
+              <w:spacing w:before="0" w:after="0" w:line="200" w:lineRule="auto"/>
+            </w:pPr>
+            <w:r>
+              <w:t xml:space="preserve">#define Ch(x, y, z)  (((x) &amp; (y)) ^ (~(x) &amp; (z)))</w:t>
+            </w:r>
+          </w:p>
+          <w:p>
+            <w:pPr>
+              <w:pStyle w:val="SourceCode"/>
+              <w:spacing w:before="0" w:after="0" w:line="200" w:lineRule="auto"/>
+            </w:pPr>
+            <w:r>
+              <w:t xml:space="preserve">#define Maj(x, y, z) (((x) &amp; (y)) ^ ((x) &amp; (z)) ^ ((y) &amp; (z)))</w:t>
+            </w:r>
+          </w:p>
+          <w:p>
+            <w:pPr>
+              <w:pStyle w:val="SourceCode"/>
+              <w:spacing w:before="0" w:after="0" w:line="200" w:lineRule="auto"/>
+            </w:pPr>
+            <w:r>
+              <w:t xml:space="preserve">#define Sigma0(x)    (ROTR(x, 2) ^ ROTR(x, 13) ^ ROTR(x, 22))</w:t>
+            </w:r>
+          </w:p>
+          <w:p>
+            <w:pPr>
+              <w:pStyle w:val="SourceCode"/>
+              <w:spacing w:before="0" w:after="0" w:line="200" w:lineRule="auto"/>
+            </w:pPr>
+            <w:r>
+              <w:t xml:space="preserve">#define Sigma1(x)    (ROTR(x, 6) ^ ROTR(x, 11) ^ ROTR(x, 25))</w:t>
+            </w:r>
+          </w:p>
+          <w:p>
+            <w:pPr>
+              <w:pStyle w:val="SourceCode"/>
+              <w:spacing w:before="0" w:after="0" w:line="200" w:lineRule="auto"/>
+            </w:pPr>
+            <w:r>
+              <w:t xml:space="preserve">#define sigma0(x)    (ROTR(x, 7) ^ ROTR(x, 18) ^ ((x) &gt;&gt; 3))</w:t>
+            </w:r>
+          </w:p>
+          <w:p>
+            <w:pPr>
+              <w:pStyle w:val="SourceCode"/>
+              <w:spacing w:before="0" w:after="0" w:line="200" w:lineRule="auto"/>
+            </w:pPr>
+            <w:r>
+              <w:t xml:space="preserve">#define sigma1(x)    (ROTR(x, 17) ^ ROTR(x, 19) ^ ((x) &gt;&gt; 10))</w:t>
+            </w:r>
+          </w:p>
+          <w:p>
+            <w:pPr>
+              <w:pStyle w:val="SourceCode"/>
+              <w:spacing w:before="0" w:after="0" w:line="200" w:lineRule="auto"/>
+            </w:pPr>
+          </w:p>
+          <w:p>
+            <w:pPr>
+              <w:pStyle w:val="SourceCode"/>
+              <w:spacing w:before="0" w:after="0" w:line="200" w:lineRule="auto"/>
+            </w:pPr>
+            <w:r>
+              <w:t xml:space="preserve">class SHA256 {</w:t>
+            </w:r>
+          </w:p>
+          <w:p>
+            <w:pPr>
+              <w:pStyle w:val="SourceCode"/>
+              <w:spacing w:before="0" w:after="0" w:line="200" w:lineRule="auto"/>
+            </w:pPr>
+            <w:r>
+              <w:t xml:space="preserve">private:</w:t>
+            </w:r>
+          </w:p>
+          <w:p>
+            <w:pPr>
+              <w:pStyle w:val="SourceCode"/>
+              <w:spacing w:before="0" w:after="0" w:line="200" w:lineRule="auto"/>
+            </w:pPr>
+            <w:r>
+              <w:t xml:space="preserve">    uint32_t H[8];  // Стан хешу</w:t>
+            </w:r>
+          </w:p>
+          <w:p>
+            <w:pPr>
+              <w:pStyle w:val="SourceCode"/>
+              <w:spacing w:before="0" w:after="0" w:line="200" w:lineRule="auto"/>
+            </w:pPr>
+            <w:r>
+              <w:t xml:space="preserve">    uint8_t buffer[64];  // Буфер для неповного блоку</w:t>
+            </w:r>
+          </w:p>
+          <w:p>
+            <w:pPr>
+              <w:pStyle w:val="SourceCode"/>
+              <w:spacing w:before="0" w:after="0" w:line="200" w:lineRule="auto"/>
+            </w:pPr>
+            <w:r>
+              <w:t xml:space="preserve">    uint64_t bitLength;  // Довжина повідомлення в бітах</w:t>
+            </w:r>
+          </w:p>
+          <w:p>
+            <w:pPr>
+              <w:pStyle w:val="SourceCode"/>
+              <w:spacing w:before="0" w:after="0" w:line="200" w:lineRule="auto"/>
+            </w:pPr>
+            <w:r>
+              <w:t xml:space="preserve">    uint32_t bufferLength;  // Заповнення буфера</w:t>
+            </w:r>
+          </w:p>
+          <w:p>
+            <w:pPr>
+              <w:pStyle w:val="SourceCode"/>
+              <w:spacing w:before="0" w:after="0" w:line="200" w:lineRule="auto"/>
+            </w:pPr>
+          </w:p>
+          <w:p>
+            <w:pPr>
+              <w:pStyle w:val="SourceCode"/>
+              <w:spacing w:before="0" w:after="0" w:line="200" w:lineRule="auto"/>
+            </w:pPr>
+            <w:r>
+              <w:t xml:space="preserve">    // Раундові константи K</w:t>
+            </w:r>
+          </w:p>
+          <w:p>
+            <w:pPr>
+              <w:pStyle w:val="SourceCode"/>
+              <w:spacing w:before="0" w:after="0" w:line="200" w:lineRule="auto"/>
+            </w:pPr>
+            <w:r>
+              <w:t xml:space="preserve">    static const uint32_t K[64];</w:t>
+            </w:r>
+          </w:p>
+          <w:p>
+            <w:pPr>
+              <w:pStyle w:val="SourceCode"/>
+              <w:spacing w:before="0" w:after="0" w:line="200" w:lineRule="auto"/>
+            </w:pPr>
+          </w:p>
+          <w:p>
+            <w:pPr>
+              <w:pStyle w:val="SourceCode"/>
+              <w:spacing w:before="0" w:after="0" w:line="200" w:lineRule="auto"/>
+            </w:pPr>
+            <w:r>
+              <w:t xml:space="preserve">    void processBlock(const uint8_t* block);</w:t>
+            </w:r>
+          </w:p>
+          <w:p>
+            <w:pPr>
+              <w:pStyle w:val="SourceCode"/>
+              <w:spacing w:before="0" w:after="0" w:line="200" w:lineRule="auto"/>
+            </w:pPr>
+          </w:p>
+          <w:p>
+            <w:pPr>
+              <w:pStyle w:val="SourceCode"/>
+              <w:spacing w:before="0" w:after="0" w:line="200" w:lineRule="auto"/>
+            </w:pPr>
+            <w:r>
+              <w:t xml:space="preserve">public:</w:t>
+            </w:r>
+          </w:p>
+          <w:p>
+            <w:pPr>
+              <w:pStyle w:val="SourceCode"/>
+              <w:spacing w:before="0" w:after="0" w:line="200" w:lineRule="auto"/>
+            </w:pPr>
+            <w:r>
+              <w:t xml:space="preserve">    SHA256();</w:t>
+            </w:r>
+          </w:p>
+          <w:p>
+            <w:pPr>
+              <w:pStyle w:val="SourceCode"/>
+              <w:spacing w:before="0" w:after="0" w:line="200" w:lineRule="auto"/>
+            </w:pPr>
+            <w:r>
+              <w:t xml:space="preserve">    void update(const uint8_t* data, size_t length);</w:t>
+            </w:r>
+          </w:p>
+          <w:p>
+            <w:pPr>
+              <w:pStyle w:val="SourceCode"/>
+              <w:spacing w:before="0" w:after="0" w:line="200" w:lineRule="auto"/>
+            </w:pPr>
+            <w:r>
+              <w:t xml:space="preserve">    std::string finalize();</w:t>
+            </w:r>
+          </w:p>
+          <w:p>
+            <w:pPr>
+              <w:pStyle w:val="SourceCode"/>
+              <w:spacing w:before="0" w:after="0" w:line="200" w:lineRule="auto"/>
+            </w:pPr>
+            <w:r>
+              <w:t xml:space="preserve">};</w:t>
+            </w:r>
+          </w:p>
+        </w:tc>
+      </w:tr>
+    </w:tbl>
+    <w:p>
+      <w:pPr>
+        <w:spacing w:before="0" w:after="0" w:line="120" w:lineRule="exact"/>
+        <w:rPr>
+          <w:sz w:val="4"/>
+          <w:szCs w:val="4"/>
+        </w:rPr>
+      </w:pPr>
     </w:p>
     <w:bookmarkEnd w:id="16"/>
     <w:bookmarkStart w:id="17" w:name="крок-2.-ініціалізація-констант"/>
@@ -1402,297 +1745,346 @@
     </w:p>
     <w:p>
       <w:pPr>
-        <w:pStyle w:val="SourceCode"/>
-        <w:spacing w:before="120" w:after="0" w:line="200" w:lineRule="auto"/>
-      </w:pPr>
-      <w:r>
-        <w:t xml:space="preserve">// Початкові значення H</w:t>
-      </w:r>
-    </w:p>
-    <w:p>
-      <w:pPr>
-        <w:pStyle w:val="SourceCode"/>
-        <w:spacing w:before="0" w:after="0" w:line="200" w:lineRule="auto"/>
-      </w:pPr>
-      <w:r>
-        <w:t xml:space="preserve">SHA256::SHA256() {</w:t>
-      </w:r>
-    </w:p>
-    <w:p>
-      <w:pPr>
-        <w:pStyle w:val="SourceCode"/>
-        <w:spacing w:before="0" w:after="0" w:line="200" w:lineRule="auto"/>
-      </w:pPr>
-      <w:r>
-        <w:t xml:space="preserve">    H[0] = 0x6a09e667;</w:t>
-      </w:r>
-    </w:p>
-    <w:p>
-      <w:pPr>
-        <w:pStyle w:val="SourceCode"/>
-        <w:spacing w:before="0" w:after="0" w:line="200" w:lineRule="auto"/>
-      </w:pPr>
-      <w:r>
-        <w:t xml:space="preserve">    H[1] = 0xbb67ae85;</w:t>
-      </w:r>
-    </w:p>
-    <w:p>
-      <w:pPr>
-        <w:pStyle w:val="SourceCode"/>
-        <w:spacing w:before="0" w:after="0" w:line="200" w:lineRule="auto"/>
-      </w:pPr>
-      <w:r>
-        <w:t xml:space="preserve">    H[2] = 0x3c6ef372;</w:t>
-      </w:r>
-    </w:p>
-    <w:p>
-      <w:pPr>
-        <w:pStyle w:val="SourceCode"/>
-        <w:spacing w:before="0" w:after="0" w:line="200" w:lineRule="auto"/>
-      </w:pPr>
-      <w:r>
-        <w:t xml:space="preserve">    H[3] = 0xa54ff53a;</w:t>
-      </w:r>
-    </w:p>
-    <w:p>
-      <w:pPr>
-        <w:pStyle w:val="SourceCode"/>
-        <w:spacing w:before="0" w:after="0" w:line="200" w:lineRule="auto"/>
-      </w:pPr>
-      <w:r>
-        <w:t xml:space="preserve">    H[4] = 0x510e527f;</w:t>
-      </w:r>
-    </w:p>
-    <w:p>
-      <w:pPr>
-        <w:pStyle w:val="SourceCode"/>
-        <w:spacing w:before="0" w:after="0" w:line="200" w:lineRule="auto"/>
-      </w:pPr>
-      <w:r>
-        <w:t xml:space="preserve">    H[5] = 0x9b05688c;</w:t>
-      </w:r>
-    </w:p>
-    <w:p>
-      <w:pPr>
-        <w:pStyle w:val="SourceCode"/>
-        <w:spacing w:before="0" w:after="0" w:line="200" w:lineRule="auto"/>
-      </w:pPr>
-      <w:r>
-        <w:t xml:space="preserve">    H[6] = 0x1f83d9ab;</w:t>
-      </w:r>
-    </w:p>
-    <w:p>
-      <w:pPr>
-        <w:pStyle w:val="SourceCode"/>
-        <w:spacing w:before="0" w:after="0" w:line="200" w:lineRule="auto"/>
-      </w:pPr>
-      <w:r>
-        <w:t xml:space="preserve">    H[7] = 0x5be0cd19;</w:t>
-      </w:r>
-    </w:p>
-    <w:p>
-      <w:pPr>
-        <w:pStyle w:val="SourceCode"/>
-        <w:spacing w:before="0" w:after="0" w:line="200" w:lineRule="auto"/>
-      </w:pPr>
-      <w:r>
-        <w:t xml:space="preserve">    bitLength = 0;</w:t>
-      </w:r>
-    </w:p>
-    <w:p>
-      <w:pPr>
-        <w:pStyle w:val="SourceCode"/>
-        <w:spacing w:before="0" w:after="0" w:line="200" w:lineRule="auto"/>
-      </w:pPr>
-      <w:r>
-        <w:t xml:space="preserve">    bufferLength = 0;</w:t>
-      </w:r>
-    </w:p>
-    <w:p>
-      <w:pPr>
-        <w:pStyle w:val="SourceCode"/>
-        <w:spacing w:before="0" w:after="0" w:line="200" w:lineRule="auto"/>
-      </w:pPr>
-      <w:r>
-        <w:t xml:space="preserve">}</w:t>
-      </w:r>
-    </w:p>
-    <w:p>
-      <w:pPr>
-        <w:pStyle w:val="SourceCode"/>
-        <w:spacing w:before="0" w:after="0" w:line="200" w:lineRule="auto"/>
-      </w:pPr>
-    </w:p>
-    <w:p>
-      <w:pPr>
-        <w:pStyle w:val="SourceCode"/>
-        <w:spacing w:before="0" w:after="0" w:line="200" w:lineRule="auto"/>
-      </w:pPr>
-      <w:r>
-        <w:t xml:space="preserve">// Раундові константи K (перші 64)</w:t>
-      </w:r>
-    </w:p>
-    <w:p>
-      <w:pPr>
-        <w:pStyle w:val="SourceCode"/>
-        <w:spacing w:before="0" w:after="0" w:line="200" w:lineRule="auto"/>
-      </w:pPr>
-      <w:r>
-        <w:t xml:space="preserve">const uint32_t SHA256::K[64] = {</w:t>
-      </w:r>
-    </w:p>
-    <w:p>
-      <w:pPr>
-        <w:pStyle w:val="SourceCode"/>
-        <w:spacing w:before="0" w:after="0" w:line="200" w:lineRule="auto"/>
-      </w:pPr>
-      <w:r>
-        <w:t xml:space="preserve">    0x428a2f98, 0x71374491, 0xb5c0fbcf, 0xe9b5dba5,</w:t>
-      </w:r>
-    </w:p>
-    <w:p>
-      <w:pPr>
-        <w:pStyle w:val="SourceCode"/>
-        <w:spacing w:before="0" w:after="0" w:line="200" w:lineRule="auto"/>
-      </w:pPr>
-      <w:r>
-        <w:t xml:space="preserve">    0x3956c25b, 0x59f111f1, 0x923f82a4, 0xab1c5ed5,</w:t>
-      </w:r>
-    </w:p>
-    <w:p>
-      <w:pPr>
-        <w:pStyle w:val="SourceCode"/>
-        <w:spacing w:before="0" w:after="0" w:line="200" w:lineRule="auto"/>
-      </w:pPr>
-      <w:r>
-        <w:t xml:space="preserve">    0xd807aa98, 0x12835b01, 0x243185be, 0x550c7dc3,</w:t>
-      </w:r>
-    </w:p>
-    <w:p>
-      <w:pPr>
-        <w:pStyle w:val="SourceCode"/>
-        <w:spacing w:before="0" w:after="0" w:line="200" w:lineRule="auto"/>
-      </w:pPr>
-      <w:r>
-        <w:t xml:space="preserve">    0x72be5d74, 0x80deb1fe, 0x9bdc06a7, 0xc19bf174,</w:t>
-      </w:r>
-    </w:p>
-    <w:p>
-      <w:pPr>
-        <w:pStyle w:val="SourceCode"/>
-        <w:spacing w:before="0" w:after="0" w:line="200" w:lineRule="auto"/>
-      </w:pPr>
-      <w:r>
-        <w:t xml:space="preserve">    0xe49b69c1, 0xefbe4786, 0x0fc19dc6, 0x240ca1cc,</w:t>
-      </w:r>
-    </w:p>
-    <w:p>
-      <w:pPr>
-        <w:pStyle w:val="SourceCode"/>
-        <w:spacing w:before="0" w:after="0" w:line="200" w:lineRule="auto"/>
-      </w:pPr>
-      <w:r>
-        <w:t xml:space="preserve">    0x2de92c6f, 0x4a7484aa, 0x5cb0a9dc, 0x76f988da,</w:t>
-      </w:r>
-    </w:p>
-    <w:p>
-      <w:pPr>
-        <w:pStyle w:val="SourceCode"/>
-        <w:spacing w:before="0" w:after="0" w:line="200" w:lineRule="auto"/>
-      </w:pPr>
-      <w:r>
-        <w:t xml:space="preserve">    0x983e5152, 0xa831c66d, 0xb00327c8, 0xbf597fc7,</w:t>
-      </w:r>
-    </w:p>
-    <w:p>
-      <w:pPr>
-        <w:pStyle w:val="SourceCode"/>
-        <w:spacing w:before="0" w:after="0" w:line="200" w:lineRule="auto"/>
-      </w:pPr>
-      <w:r>
-        <w:t xml:space="preserve">    0xc6e00bf3, 0xd5a79147, 0x06ca6351, 0x14292967,</w:t>
-      </w:r>
-    </w:p>
-    <w:p>
-      <w:pPr>
-        <w:pStyle w:val="SourceCode"/>
-        <w:spacing w:before="0" w:after="0" w:line="200" w:lineRule="auto"/>
-      </w:pPr>
-      <w:r>
-        <w:t xml:space="preserve">    0x27b70a85, 0x2e1b2138, 0x4d2c6dfc, 0x53380d13,</w:t>
-      </w:r>
-    </w:p>
-    <w:p>
-      <w:pPr>
-        <w:pStyle w:val="SourceCode"/>
-        <w:spacing w:before="0" w:after="0" w:line="200" w:lineRule="auto"/>
-      </w:pPr>
-      <w:r>
-        <w:t xml:space="preserve">    0x650a7354, 0x766a0abb, 0x81c2c92e, 0x92722c85,</w:t>
-      </w:r>
-    </w:p>
-    <w:p>
-      <w:pPr>
-        <w:pStyle w:val="SourceCode"/>
-        <w:spacing w:before="0" w:after="0" w:line="200" w:lineRule="auto"/>
-      </w:pPr>
-      <w:r>
-        <w:t xml:space="preserve">    0xa2bfe8a1, 0xa81a664b, 0xc24b8b70, 0xc76c51a3,</w:t>
-      </w:r>
-    </w:p>
-    <w:p>
-      <w:pPr>
-        <w:pStyle w:val="SourceCode"/>
-        <w:spacing w:before="0" w:after="0" w:line="200" w:lineRule="auto"/>
-      </w:pPr>
-      <w:r>
-        <w:t xml:space="preserve">    0xd192e819, 0xd6990624, 0xf40e3585, 0x106aa070,</w:t>
-      </w:r>
-    </w:p>
-    <w:p>
-      <w:pPr>
-        <w:pStyle w:val="SourceCode"/>
-        <w:spacing w:before="0" w:after="0" w:line="200" w:lineRule="auto"/>
-      </w:pPr>
-      <w:r>
-        <w:t xml:space="preserve">    0x19a4c116, 0x1e376c08, 0x2748774c, 0x34b0bcb5,</w:t>
-      </w:r>
-    </w:p>
-    <w:p>
-      <w:pPr>
-        <w:pStyle w:val="SourceCode"/>
-        <w:spacing w:before="0" w:after="0" w:line="200" w:lineRule="auto"/>
-      </w:pPr>
-      <w:r>
-        <w:t xml:space="preserve">    0x391c0cb3, 0x4ed8aa4a, 0x5b9cca4f, 0x682e6ff3,</w:t>
-      </w:r>
-    </w:p>
-    <w:p>
-      <w:pPr>
-        <w:pStyle w:val="SourceCode"/>
-        <w:spacing w:before="0" w:after="0" w:line="200" w:lineRule="auto"/>
-      </w:pPr>
-      <w:r>
-        <w:t xml:space="preserve">    0x748f82ee, 0x78a5636f, 0x84c87814, 0x8cc70208,</w:t>
-      </w:r>
-    </w:p>
-    <w:p>
-      <w:pPr>
-        <w:pStyle w:val="SourceCode"/>
-        <w:spacing w:before="0" w:after="0" w:line="200" w:lineRule="auto"/>
-      </w:pPr>
-      <w:r>
-        <w:t xml:space="preserve">    0x90befffa, 0xa4506ceb, 0xbef9a3f7, 0xc67178f2</w:t>
-      </w:r>
-    </w:p>
-    <w:p>
-      <w:pPr>
-        <w:pStyle w:val="SourceCode"/>
-        <w:spacing w:before="0" w:after="120" w:line="200" w:lineRule="auto"/>
-      </w:pPr>
-      <w:r>
-        <w:t xml:space="preserve">};</w:t>
-      </w:r>
+        <w:spacing w:before="0" w:after="0" w:line="120" w:lineRule="exact"/>
+        <w:rPr>
+          <w:sz w:val="4"/>
+          <w:szCs w:val="4"/>
+        </w:rPr>
+      </w:pPr>
+    </w:p>
+    <w:tbl>
+      <w:tblPr>
+        <w:tblStyle w:val="SourceCodeTable"/>
+        <w:tblW w:type="dxa" w:w="9637"/>
+        <w:tblInd w:w="0" w:type="dxa"/>
+        <w:tblBorders>
+          <w:top w:color="BFBFBF" w:space="0" w:sz="4" w:val="single"/>
+          <w:left w:color="BFBFBF" w:space="0" w:sz="4" w:val="single"/>
+          <w:bottom w:color="BFBFBF" w:space="0" w:sz="4" w:val="single"/>
+          <w:right w:color="BFBFBF" w:space="0" w:sz="4" w:val="single"/>
+        </w:tblBorders>
+        <w:tblLayout w:type="fixed"/>
+        <w:tblCellMar>
+          <w:top w:type="dxa" w:w="113"/>
+          <w:left w:type="dxa" w:w="113"/>
+          <w:bottom w:type="dxa" w:w="113"/>
+          <w:right w:type="dxa" w:w="113"/>
+        </w:tblCellMar>
+        <w:tblLook w:val="0000" w:firstRow="0" w:lastRow="0" w:firstColumn="0" w:lastColumn="0" w:noHBand="1" w:noVBand="1"/>
+      </w:tblPr>
+      <w:tblGrid>
+        <w:gridCol w:w="9637"/>
+      </w:tblGrid>
+      <w:tr>
+        <w:tc>
+          <w:tcPr>
+            <w:tcW w:type="dxa" w:w="9637"/>
+          </w:tcPr>
+          <w:p>
+            <w:pPr>
+              <w:pStyle w:val="SourceCode"/>
+              <w:spacing w:before="0" w:after="0" w:line="200" w:lineRule="auto"/>
+            </w:pPr>
+            <w:r>
+              <w:t xml:space="preserve">// Початкові значення H</w:t>
+            </w:r>
+          </w:p>
+          <w:p>
+            <w:pPr>
+              <w:pStyle w:val="SourceCode"/>
+              <w:spacing w:before="0" w:after="0" w:line="200" w:lineRule="auto"/>
+            </w:pPr>
+            <w:r>
+              <w:t xml:space="preserve">SHA256::SHA256() {</w:t>
+            </w:r>
+          </w:p>
+          <w:p>
+            <w:pPr>
+              <w:pStyle w:val="SourceCode"/>
+              <w:spacing w:before="0" w:after="0" w:line="200" w:lineRule="auto"/>
+            </w:pPr>
+            <w:r>
+              <w:t xml:space="preserve">    H[0] = 0x6a09e667;</w:t>
+            </w:r>
+          </w:p>
+          <w:p>
+            <w:pPr>
+              <w:pStyle w:val="SourceCode"/>
+              <w:spacing w:before="0" w:after="0" w:line="200" w:lineRule="auto"/>
+            </w:pPr>
+            <w:r>
+              <w:t xml:space="preserve">    H[1] = 0xbb67ae85;</w:t>
+            </w:r>
+          </w:p>
+          <w:p>
+            <w:pPr>
+              <w:pStyle w:val="SourceCode"/>
+              <w:spacing w:before="0" w:after="0" w:line="200" w:lineRule="auto"/>
+            </w:pPr>
+            <w:r>
+              <w:t xml:space="preserve">    H[2] = 0x3c6ef372;</w:t>
+            </w:r>
+          </w:p>
+          <w:p>
+            <w:pPr>
+              <w:pStyle w:val="SourceCode"/>
+              <w:spacing w:before="0" w:after="0" w:line="200" w:lineRule="auto"/>
+            </w:pPr>
+            <w:r>
+              <w:t xml:space="preserve">    H[3] = 0xa54ff53a;</w:t>
+            </w:r>
+          </w:p>
+          <w:p>
+            <w:pPr>
+              <w:pStyle w:val="SourceCode"/>
+              <w:spacing w:before="0" w:after="0" w:line="200" w:lineRule="auto"/>
+            </w:pPr>
+            <w:r>
+              <w:t xml:space="preserve">    H[4] = 0x510e527f;</w:t>
+            </w:r>
+          </w:p>
+          <w:p>
+            <w:pPr>
+              <w:pStyle w:val="SourceCode"/>
+              <w:spacing w:before="0" w:after="0" w:line="200" w:lineRule="auto"/>
+            </w:pPr>
+            <w:r>
+              <w:t xml:space="preserve">    H[5] = 0x9b05688c;</w:t>
+            </w:r>
+          </w:p>
+          <w:p>
+            <w:pPr>
+              <w:pStyle w:val="SourceCode"/>
+              <w:spacing w:before="0" w:after="0" w:line="200" w:lineRule="auto"/>
+            </w:pPr>
+            <w:r>
+              <w:t xml:space="preserve">    H[6] = 0x1f83d9ab;</w:t>
+            </w:r>
+          </w:p>
+          <w:p>
+            <w:pPr>
+              <w:pStyle w:val="SourceCode"/>
+              <w:spacing w:before="0" w:after="0" w:line="200" w:lineRule="auto"/>
+            </w:pPr>
+            <w:r>
+              <w:t xml:space="preserve">    H[7] = 0x5be0cd19;</w:t>
+            </w:r>
+          </w:p>
+          <w:p>
+            <w:pPr>
+              <w:pStyle w:val="SourceCode"/>
+              <w:spacing w:before="0" w:after="0" w:line="200" w:lineRule="auto"/>
+            </w:pPr>
+            <w:r>
+              <w:t xml:space="preserve">    bitLength = 0;</w:t>
+            </w:r>
+          </w:p>
+          <w:p>
+            <w:pPr>
+              <w:pStyle w:val="SourceCode"/>
+              <w:spacing w:before="0" w:after="0" w:line="200" w:lineRule="auto"/>
+            </w:pPr>
+            <w:r>
+              <w:t xml:space="preserve">    bufferLength = 0;</w:t>
+            </w:r>
+          </w:p>
+          <w:p>
+            <w:pPr>
+              <w:pStyle w:val="SourceCode"/>
+              <w:spacing w:before="0" w:after="0" w:line="200" w:lineRule="auto"/>
+            </w:pPr>
+            <w:r>
+              <w:t xml:space="preserve">}</w:t>
+            </w:r>
+          </w:p>
+          <w:p>
+            <w:pPr>
+              <w:pStyle w:val="SourceCode"/>
+              <w:spacing w:before="0" w:after="0" w:line="200" w:lineRule="auto"/>
+            </w:pPr>
+          </w:p>
+          <w:p>
+            <w:pPr>
+              <w:pStyle w:val="SourceCode"/>
+              <w:spacing w:before="0" w:after="0" w:line="200" w:lineRule="auto"/>
+            </w:pPr>
+            <w:r>
+              <w:t xml:space="preserve">// Раундові константи K (перші 64)</w:t>
+            </w:r>
+          </w:p>
+          <w:p>
+            <w:pPr>
+              <w:pStyle w:val="SourceCode"/>
+              <w:spacing w:before="0" w:after="0" w:line="200" w:lineRule="auto"/>
+            </w:pPr>
+            <w:r>
+              <w:t xml:space="preserve">const uint32_t SHA256::K[64] = {</w:t>
+            </w:r>
+          </w:p>
+          <w:p>
+            <w:pPr>
+              <w:pStyle w:val="SourceCode"/>
+              <w:spacing w:before="0" w:after="0" w:line="200" w:lineRule="auto"/>
+            </w:pPr>
+            <w:r>
+              <w:t xml:space="preserve">    0x428a2f98, 0x71374491, 0xb5c0fbcf, 0xe9b5dba5,</w:t>
+            </w:r>
+          </w:p>
+          <w:p>
+            <w:pPr>
+              <w:pStyle w:val="SourceCode"/>
+              <w:spacing w:before="0" w:after="0" w:line="200" w:lineRule="auto"/>
+            </w:pPr>
+            <w:r>
+              <w:t xml:space="preserve">    0x3956c25b, 0x59f111f1, 0x923f82a4, 0xab1c5ed5,</w:t>
+            </w:r>
+          </w:p>
+          <w:p>
+            <w:pPr>
+              <w:pStyle w:val="SourceCode"/>
+              <w:spacing w:before="0" w:after="0" w:line="200" w:lineRule="auto"/>
+            </w:pPr>
+            <w:r>
+              <w:t xml:space="preserve">    0xd807aa98, 0x12835b01, 0x243185be, 0x550c7dc3,</w:t>
+            </w:r>
+          </w:p>
+          <w:p>
+            <w:pPr>
+              <w:pStyle w:val="SourceCode"/>
+              <w:spacing w:before="0" w:after="0" w:line="200" w:lineRule="auto"/>
+            </w:pPr>
+            <w:r>
+              <w:t xml:space="preserve">    0x72be5d74, 0x80deb1fe, 0x9bdc06a7, 0xc19bf174,</w:t>
+            </w:r>
+          </w:p>
+          <w:p>
+            <w:pPr>
+              <w:pStyle w:val="SourceCode"/>
+              <w:spacing w:before="0" w:after="0" w:line="200" w:lineRule="auto"/>
+            </w:pPr>
+            <w:r>
+              <w:t xml:space="preserve">    0xe49b69c1, 0xefbe4786, 0x0fc19dc6, 0x240ca1cc,</w:t>
+            </w:r>
+          </w:p>
+          <w:p>
+            <w:pPr>
+              <w:pStyle w:val="SourceCode"/>
+              <w:spacing w:before="0" w:after="0" w:line="200" w:lineRule="auto"/>
+            </w:pPr>
+            <w:r>
+              <w:t xml:space="preserve">    0x2de92c6f, 0x4a7484aa, 0x5cb0a9dc, 0x76f988da,</w:t>
+            </w:r>
+          </w:p>
+          <w:p>
+            <w:pPr>
+              <w:pStyle w:val="SourceCode"/>
+              <w:spacing w:before="0" w:after="0" w:line="200" w:lineRule="auto"/>
+            </w:pPr>
+            <w:r>
+              <w:t xml:space="preserve">    0x983e5152, 0xa831c66d, 0xb00327c8, 0xbf597fc7,</w:t>
+            </w:r>
+          </w:p>
+          <w:p>
+            <w:pPr>
+              <w:pStyle w:val="SourceCode"/>
+              <w:spacing w:before="0" w:after="0" w:line="200" w:lineRule="auto"/>
+            </w:pPr>
+            <w:r>
+              <w:t xml:space="preserve">    0xc6e00bf3, 0xd5a79147, 0x06ca6351, 0x14292967,</w:t>
+            </w:r>
+          </w:p>
+          <w:p>
+            <w:pPr>
+              <w:pStyle w:val="SourceCode"/>
+              <w:spacing w:before="0" w:after="0" w:line="200" w:lineRule="auto"/>
+            </w:pPr>
+            <w:r>
+              <w:t xml:space="preserve">    0x27b70a85, 0x2e1b2138, 0x4d2c6dfc, 0x53380d13,</w:t>
+            </w:r>
+          </w:p>
+          <w:p>
+            <w:pPr>
+              <w:pStyle w:val="SourceCode"/>
+              <w:spacing w:before="0" w:after="0" w:line="200" w:lineRule="auto"/>
+            </w:pPr>
+            <w:r>
+              <w:t xml:space="preserve">    0x650a7354, 0x766a0abb, 0x81c2c92e, 0x92722c85,</w:t>
+            </w:r>
+          </w:p>
+          <w:p>
+            <w:pPr>
+              <w:pStyle w:val="SourceCode"/>
+              <w:spacing w:before="0" w:after="0" w:line="200" w:lineRule="auto"/>
+            </w:pPr>
+            <w:r>
+              <w:t xml:space="preserve">    0xa2bfe8a1, 0xa81a664b, 0xc24b8b70, 0xc76c51a3,</w:t>
+            </w:r>
+          </w:p>
+          <w:p>
+            <w:pPr>
+              <w:pStyle w:val="SourceCode"/>
+              <w:spacing w:before="0" w:after="0" w:line="200" w:lineRule="auto"/>
+            </w:pPr>
+            <w:r>
+              <w:t xml:space="preserve">    0xd192e819, 0xd6990624, 0xf40e3585, 0x106aa070,</w:t>
+            </w:r>
+          </w:p>
+          <w:p>
+            <w:pPr>
+              <w:pStyle w:val="SourceCode"/>
+              <w:spacing w:before="0" w:after="0" w:line="200" w:lineRule="auto"/>
+            </w:pPr>
+            <w:r>
+              <w:t xml:space="preserve">    0x19a4c116, 0x1e376c08, 0x2748774c, 0x34b0bcb5,</w:t>
+            </w:r>
+          </w:p>
+          <w:p>
+            <w:pPr>
+              <w:pStyle w:val="SourceCode"/>
+              <w:spacing w:before="0" w:after="0" w:line="200" w:lineRule="auto"/>
+            </w:pPr>
+            <w:r>
+              <w:t xml:space="preserve">    0x391c0cb3, 0x4ed8aa4a, 0x5b9cca4f, 0x682e6ff3,</w:t>
+            </w:r>
+          </w:p>
+          <w:p>
+            <w:pPr>
+              <w:pStyle w:val="SourceCode"/>
+              <w:spacing w:before="0" w:after="0" w:line="200" w:lineRule="auto"/>
+            </w:pPr>
+            <w:r>
+              <w:t xml:space="preserve">    0x748f82ee, 0x78a5636f, 0x84c87814, 0x8cc70208,</w:t>
+            </w:r>
+          </w:p>
+          <w:p>
+            <w:pPr>
+              <w:pStyle w:val="SourceCode"/>
+              <w:spacing w:before="0" w:after="0" w:line="200" w:lineRule="auto"/>
+            </w:pPr>
+            <w:r>
+              <w:t xml:space="preserve">    0x90befffa, 0xa4506ceb, 0xbef9a3f7, 0xc67178f2</w:t>
+            </w:r>
+          </w:p>
+          <w:p>
+            <w:pPr>
+              <w:pStyle w:val="SourceCode"/>
+              <w:spacing w:before="0" w:after="0" w:line="200" w:lineRule="auto"/>
+            </w:pPr>
+            <w:r>
+              <w:t xml:space="preserve">};</w:t>
+            </w:r>
+          </w:p>
+        </w:tc>
+      </w:tr>
+    </w:tbl>
+    <w:p>
+      <w:pPr>
+        <w:spacing w:before="0" w:after="0" w:line="120" w:lineRule="exact"/>
+        <w:rPr>
+          <w:sz w:val="4"/>
+          <w:szCs w:val="4"/>
+        </w:rPr>
+      </w:pPr>
     </w:p>
     <w:bookmarkEnd w:id="17"/>
     <w:bookmarkStart w:id="18" w:name="крок-3.-обробка-одного-блоку-64-раунди"/>
@@ -1706,321 +2098,370 @@
     </w:p>
     <w:p>
       <w:pPr>
-        <w:pStyle w:val="SourceCode"/>
-        <w:spacing w:before="120" w:after="0" w:line="200" w:lineRule="auto"/>
-      </w:pPr>
-      <w:r>
-        <w:t xml:space="preserve">void SHA256::processBlock(const uint8_t* block) {</w:t>
-      </w:r>
-    </w:p>
-    <w:p>
-      <w:pPr>
-        <w:pStyle w:val="SourceCode"/>
-        <w:spacing w:before="0" w:after="0" w:line="200" w:lineRule="auto"/>
-      </w:pPr>
-      <w:r>
-        <w:t xml:space="preserve">    uint32_t W[64];  // Розширений масив слів</w:t>
-      </w:r>
-    </w:p>
-    <w:p>
-      <w:pPr>
-        <w:pStyle w:val="SourceCode"/>
-        <w:spacing w:before="0" w:after="0" w:line="200" w:lineRule="auto"/>
-      </w:pPr>
-      <w:r>
-        <w:t xml:space="preserve">    uint32_t a, b, c, d, e, f, g, h;</w:t>
-      </w:r>
-    </w:p>
-    <w:p>
-      <w:pPr>
-        <w:pStyle w:val="SourceCode"/>
-        <w:spacing w:before="0" w:after="0" w:line="200" w:lineRule="auto"/>
-      </w:pPr>
-    </w:p>
-    <w:p>
-      <w:pPr>
-        <w:pStyle w:val="SourceCode"/>
-        <w:spacing w:before="0" w:after="0" w:line="200" w:lineRule="auto"/>
-      </w:pPr>
-      <w:r>
-        <w:t xml:space="preserve">    // Перші 16 слів — з блоку (big-endian)</w:t>
-      </w:r>
-    </w:p>
-    <w:p>
-      <w:pPr>
-        <w:pStyle w:val="SourceCode"/>
-        <w:spacing w:before="0" w:after="0" w:line="200" w:lineRule="auto"/>
-      </w:pPr>
-      <w:r>
-        <w:t xml:space="preserve">    for (int i = 0; i &lt; 16; i++) {</w:t>
-      </w:r>
-    </w:p>
-    <w:p>
-      <w:pPr>
-        <w:pStyle w:val="SourceCode"/>
-        <w:spacing w:before="0" w:after="0" w:line="200" w:lineRule="auto"/>
-      </w:pPr>
-      <w:r>
-        <w:t xml:space="preserve">        W[i] = (block[i*4] &lt;&lt; 24) | (block[i*4+1] &lt;&lt; 16) |</w:t>
-      </w:r>
-    </w:p>
-    <w:p>
-      <w:pPr>
-        <w:pStyle w:val="SourceCode"/>
-        <w:spacing w:before="0" w:after="0" w:line="200" w:lineRule="auto"/>
-      </w:pPr>
-      <w:r>
-        <w:t xml:space="preserve">               (block[i*4+2] &lt;&lt; 8) | block[i*4+3];</w:t>
-      </w:r>
-    </w:p>
-    <w:p>
-      <w:pPr>
-        <w:pStyle w:val="SourceCode"/>
-        <w:spacing w:before="0" w:after="0" w:line="200" w:lineRule="auto"/>
-      </w:pPr>
-      <w:r>
-        <w:t xml:space="preserve">    }</w:t>
-      </w:r>
-    </w:p>
-    <w:p>
-      <w:pPr>
-        <w:pStyle w:val="SourceCode"/>
-        <w:spacing w:before="0" w:after="0" w:line="200" w:lineRule="auto"/>
-      </w:pPr>
-    </w:p>
-    <w:p>
-      <w:pPr>
-        <w:pStyle w:val="SourceCode"/>
-        <w:spacing w:before="0" w:after="0" w:line="200" w:lineRule="auto"/>
-      </w:pPr>
-      <w:r>
-        <w:t xml:space="preserve">    // Розширення до 64 слів</w:t>
-      </w:r>
-    </w:p>
-    <w:p>
-      <w:pPr>
-        <w:pStyle w:val="SourceCode"/>
-        <w:spacing w:before="0" w:after="0" w:line="200" w:lineRule="auto"/>
-      </w:pPr>
-      <w:r>
-        <w:t xml:space="preserve">    for (int i = 16; i &lt; 64; i++) {</w:t>
-      </w:r>
-    </w:p>
-    <w:p>
-      <w:pPr>
-        <w:pStyle w:val="SourceCode"/>
-        <w:spacing w:before="0" w:after="0" w:line="200" w:lineRule="auto"/>
-      </w:pPr>
-      <w:r>
-        <w:t xml:space="preserve">        W[i] = sigma1(W[i-2]) + W[i-7] + sigma0(W[i-15]) + W[i-16];</w:t>
-      </w:r>
-    </w:p>
-    <w:p>
-      <w:pPr>
-        <w:pStyle w:val="SourceCode"/>
-        <w:spacing w:before="0" w:after="0" w:line="200" w:lineRule="auto"/>
-      </w:pPr>
-      <w:r>
-        <w:t xml:space="preserve">    }</w:t>
-      </w:r>
-    </w:p>
-    <w:p>
-      <w:pPr>
-        <w:pStyle w:val="SourceCode"/>
-        <w:spacing w:before="0" w:after="0" w:line="200" w:lineRule="auto"/>
-      </w:pPr>
-    </w:p>
-    <w:p>
-      <w:pPr>
-        <w:pStyle w:val="SourceCode"/>
-        <w:spacing w:before="0" w:after="0" w:line="200" w:lineRule="auto"/>
-      </w:pPr>
-      <w:r>
-        <w:t xml:space="preserve">    // Ініціалізація робочих змінних</w:t>
-      </w:r>
-    </w:p>
-    <w:p>
-      <w:pPr>
-        <w:pStyle w:val="SourceCode"/>
-        <w:spacing w:before="0" w:after="0" w:line="200" w:lineRule="auto"/>
-      </w:pPr>
-      <w:r>
-        <w:t xml:space="preserve">    a = H[0]; b = H[1]; c = H[2]; d = H[3];</w:t>
-      </w:r>
-    </w:p>
-    <w:p>
-      <w:pPr>
-        <w:pStyle w:val="SourceCode"/>
-        <w:spacing w:before="0" w:after="0" w:line="200" w:lineRule="auto"/>
-      </w:pPr>
-      <w:r>
-        <w:t xml:space="preserve">    e = H[4]; f = H[5]; g = H[6]; h = H[7];</w:t>
-      </w:r>
-    </w:p>
-    <w:p>
-      <w:pPr>
-        <w:pStyle w:val="SourceCode"/>
-        <w:spacing w:before="0" w:after="0" w:line="200" w:lineRule="auto"/>
-      </w:pPr>
-    </w:p>
-    <w:p>
-      <w:pPr>
-        <w:pStyle w:val="SourceCode"/>
-        <w:spacing w:before="0" w:after="0" w:line="200" w:lineRule="auto"/>
-      </w:pPr>
-      <w:r>
-        <w:t xml:space="preserve">    // 64 раунди</w:t>
-      </w:r>
-    </w:p>
-    <w:p>
-      <w:pPr>
-        <w:pStyle w:val="SourceCode"/>
-        <w:spacing w:before="0" w:after="0" w:line="200" w:lineRule="auto"/>
-      </w:pPr>
-      <w:r>
-        <w:t xml:space="preserve">    for (int i = 0; i &lt; 64; i++) {</w:t>
-      </w:r>
-    </w:p>
-    <w:p>
-      <w:pPr>
-        <w:pStyle w:val="SourceCode"/>
-        <w:spacing w:before="0" w:after="0" w:line="200" w:lineRule="auto"/>
-      </w:pPr>
-      <w:r>
-        <w:t xml:space="preserve">        uint32_t T1 = h + Sigma1(e) + Ch(e,f,g) + K[i] + W[i];</w:t>
-      </w:r>
-    </w:p>
-    <w:p>
-      <w:pPr>
-        <w:pStyle w:val="SourceCode"/>
-        <w:spacing w:before="0" w:after="0" w:line="200" w:lineRule="auto"/>
-      </w:pPr>
-      <w:r>
-        <w:t xml:space="preserve">        uint32_t T2 = Sigma0(a) + Maj(a,b,c);</w:t>
-      </w:r>
-    </w:p>
-    <w:p>
-      <w:pPr>
-        <w:pStyle w:val="SourceCode"/>
-        <w:spacing w:before="0" w:after="0" w:line="200" w:lineRule="auto"/>
-      </w:pPr>
-      <w:r>
-        <w:t xml:space="preserve">        h = g;</w:t>
-      </w:r>
-    </w:p>
-    <w:p>
-      <w:pPr>
-        <w:pStyle w:val="SourceCode"/>
-        <w:spacing w:before="0" w:after="0" w:line="200" w:lineRule="auto"/>
-      </w:pPr>
-      <w:r>
-        <w:t xml:space="preserve">        g = f;</w:t>
-      </w:r>
-    </w:p>
-    <w:p>
-      <w:pPr>
-        <w:pStyle w:val="SourceCode"/>
-        <w:spacing w:before="0" w:after="0" w:line="200" w:lineRule="auto"/>
-      </w:pPr>
-      <w:r>
-        <w:t xml:space="preserve">        f = e;</w:t>
-      </w:r>
-    </w:p>
-    <w:p>
-      <w:pPr>
-        <w:pStyle w:val="SourceCode"/>
-        <w:spacing w:before="0" w:after="0" w:line="200" w:lineRule="auto"/>
-      </w:pPr>
-      <w:r>
-        <w:t xml:space="preserve">        e = d + T1;</w:t>
-      </w:r>
-    </w:p>
-    <w:p>
-      <w:pPr>
-        <w:pStyle w:val="SourceCode"/>
-        <w:spacing w:before="0" w:after="0" w:line="200" w:lineRule="auto"/>
-      </w:pPr>
-      <w:r>
-        <w:t xml:space="preserve">        d = c;</w:t>
-      </w:r>
-    </w:p>
-    <w:p>
-      <w:pPr>
-        <w:pStyle w:val="SourceCode"/>
-        <w:spacing w:before="0" w:after="0" w:line="200" w:lineRule="auto"/>
-      </w:pPr>
-      <w:r>
-        <w:t xml:space="preserve">        c = b;</w:t>
-      </w:r>
-    </w:p>
-    <w:p>
-      <w:pPr>
-        <w:pStyle w:val="SourceCode"/>
-        <w:spacing w:before="0" w:after="0" w:line="200" w:lineRule="auto"/>
-      </w:pPr>
-      <w:r>
-        <w:t xml:space="preserve">        b = a;</w:t>
-      </w:r>
-    </w:p>
-    <w:p>
-      <w:pPr>
-        <w:pStyle w:val="SourceCode"/>
-        <w:spacing w:before="0" w:after="0" w:line="200" w:lineRule="auto"/>
-      </w:pPr>
-      <w:r>
-        <w:t xml:space="preserve">        a = T1 + T2;</w:t>
-      </w:r>
-    </w:p>
-    <w:p>
-      <w:pPr>
-        <w:pStyle w:val="SourceCode"/>
-        <w:spacing w:before="0" w:after="0" w:line="200" w:lineRule="auto"/>
-      </w:pPr>
-      <w:r>
-        <w:t xml:space="preserve">    }</w:t>
-      </w:r>
-    </w:p>
-    <w:p>
-      <w:pPr>
-        <w:pStyle w:val="SourceCode"/>
-        <w:spacing w:before="0" w:after="0" w:line="200" w:lineRule="auto"/>
-      </w:pPr>
-    </w:p>
-    <w:p>
-      <w:pPr>
-        <w:pStyle w:val="SourceCode"/>
-        <w:spacing w:before="0" w:after="0" w:line="200" w:lineRule="auto"/>
-      </w:pPr>
-      <w:r>
-        <w:t xml:space="preserve">    // Додавання до поточного хешу</w:t>
-      </w:r>
-    </w:p>
-    <w:p>
-      <w:pPr>
-        <w:pStyle w:val="SourceCode"/>
-        <w:spacing w:before="0" w:after="0" w:line="200" w:lineRule="auto"/>
-      </w:pPr>
-      <w:r>
-        <w:t xml:space="preserve">    H[0] += a; H[1] += b; H[2] += c; H[3] += d;</w:t>
-      </w:r>
-    </w:p>
-    <w:p>
-      <w:pPr>
-        <w:pStyle w:val="SourceCode"/>
-        <w:spacing w:before="0" w:after="0" w:line="200" w:lineRule="auto"/>
-      </w:pPr>
-      <w:r>
-        <w:t xml:space="preserve">    H[4] += e; H[5] += f; H[6] += g; H[7] += h;</w:t>
-      </w:r>
-    </w:p>
-    <w:p>
-      <w:pPr>
-        <w:pStyle w:val="SourceCode"/>
-        <w:spacing w:before="0" w:after="120" w:line="200" w:lineRule="auto"/>
-      </w:pPr>
-      <w:r>
-        <w:t xml:space="preserve">}</w:t>
-      </w:r>
+        <w:spacing w:before="0" w:after="0" w:line="120" w:lineRule="exact"/>
+        <w:rPr>
+          <w:sz w:val="4"/>
+          <w:szCs w:val="4"/>
+        </w:rPr>
+      </w:pPr>
+    </w:p>
+    <w:tbl>
+      <w:tblPr>
+        <w:tblStyle w:val="SourceCodeTable"/>
+        <w:tblW w:type="dxa" w:w="9637"/>
+        <w:tblInd w:w="0" w:type="dxa"/>
+        <w:tblBorders>
+          <w:top w:color="BFBFBF" w:space="0" w:sz="4" w:val="single"/>
+          <w:left w:color="BFBFBF" w:space="0" w:sz="4" w:val="single"/>
+          <w:bottom w:color="BFBFBF" w:space="0" w:sz="4" w:val="single"/>
+          <w:right w:color="BFBFBF" w:space="0" w:sz="4" w:val="single"/>
+        </w:tblBorders>
+        <w:tblLayout w:type="fixed"/>
+        <w:tblCellMar>
+          <w:top w:type="dxa" w:w="113"/>
+          <w:left w:type="dxa" w:w="113"/>
+          <w:bottom w:type="dxa" w:w="113"/>
+          <w:right w:type="dxa" w:w="113"/>
+        </w:tblCellMar>
+        <w:tblLook w:val="0000" w:firstRow="0" w:lastRow="0" w:firstColumn="0" w:lastColumn="0" w:noHBand="1" w:noVBand="1"/>
+      </w:tblPr>
+      <w:tblGrid>
+        <w:gridCol w:w="9637"/>
+      </w:tblGrid>
+      <w:tr>
+        <w:tc>
+          <w:tcPr>
+            <w:tcW w:type="dxa" w:w="9637"/>
+          </w:tcPr>
+          <w:p>
+            <w:pPr>
+              <w:pStyle w:val="SourceCode"/>
+              <w:spacing w:before="0" w:after="0" w:line="200" w:lineRule="auto"/>
+            </w:pPr>
+            <w:r>
+              <w:t xml:space="preserve">void SHA256::processBlock(const uint8_t* block) {</w:t>
+            </w:r>
+          </w:p>
+          <w:p>
+            <w:pPr>
+              <w:pStyle w:val="SourceCode"/>
+              <w:spacing w:before="0" w:after="0" w:line="200" w:lineRule="auto"/>
+            </w:pPr>
+            <w:r>
+              <w:t xml:space="preserve">    uint32_t W[64];  // Розширений масив слів</w:t>
+            </w:r>
+          </w:p>
+          <w:p>
+            <w:pPr>
+              <w:pStyle w:val="SourceCode"/>
+              <w:spacing w:before="0" w:after="0" w:line="200" w:lineRule="auto"/>
+            </w:pPr>
+            <w:r>
+              <w:t xml:space="preserve">    uint32_t a, b, c, d, e, f, g, h;</w:t>
+            </w:r>
+          </w:p>
+          <w:p>
+            <w:pPr>
+              <w:pStyle w:val="SourceCode"/>
+              <w:spacing w:before="0" w:after="0" w:line="200" w:lineRule="auto"/>
+            </w:pPr>
+          </w:p>
+          <w:p>
+            <w:pPr>
+              <w:pStyle w:val="SourceCode"/>
+              <w:spacing w:before="0" w:after="0" w:line="200" w:lineRule="auto"/>
+            </w:pPr>
+            <w:r>
+              <w:t xml:space="preserve">    // Перші 16 слів — з блоку (big-endian)</w:t>
+            </w:r>
+          </w:p>
+          <w:p>
+            <w:pPr>
+              <w:pStyle w:val="SourceCode"/>
+              <w:spacing w:before="0" w:after="0" w:line="200" w:lineRule="auto"/>
+            </w:pPr>
+            <w:r>
+              <w:t xml:space="preserve">    for (int i = 0; i &lt; 16; i++) {</w:t>
+            </w:r>
+          </w:p>
+          <w:p>
+            <w:pPr>
+              <w:pStyle w:val="SourceCode"/>
+              <w:spacing w:before="0" w:after="0" w:line="200" w:lineRule="auto"/>
+            </w:pPr>
+            <w:r>
+              <w:t xml:space="preserve">        W[i] = (block[i*4] &lt;&lt; 24) | (block[i*4+1] &lt;&lt; 16) |</w:t>
+            </w:r>
+          </w:p>
+          <w:p>
+            <w:pPr>
+              <w:pStyle w:val="SourceCode"/>
+              <w:spacing w:before="0" w:after="0" w:line="200" w:lineRule="auto"/>
+            </w:pPr>
+            <w:r>
+              <w:t xml:space="preserve">               (block[i*4+2] &lt;&lt; 8) | block[i*4+3];</w:t>
+            </w:r>
+          </w:p>
+          <w:p>
+            <w:pPr>
+              <w:pStyle w:val="SourceCode"/>
+              <w:spacing w:before="0" w:after="0" w:line="200" w:lineRule="auto"/>
+            </w:pPr>
+            <w:r>
+              <w:t xml:space="preserve">    }</w:t>
+            </w:r>
+          </w:p>
+          <w:p>
+            <w:pPr>
+              <w:pStyle w:val="SourceCode"/>
+              <w:spacing w:before="0" w:after="0" w:line="200" w:lineRule="auto"/>
+            </w:pPr>
+          </w:p>
+          <w:p>
+            <w:pPr>
+              <w:pStyle w:val="SourceCode"/>
+              <w:spacing w:before="0" w:after="0" w:line="200" w:lineRule="auto"/>
+            </w:pPr>
+            <w:r>
+              <w:t xml:space="preserve">    // Розширення до 64 слів</w:t>
+            </w:r>
+          </w:p>
+          <w:p>
+            <w:pPr>
+              <w:pStyle w:val="SourceCode"/>
+              <w:spacing w:before="0" w:after="0" w:line="200" w:lineRule="auto"/>
+            </w:pPr>
+            <w:r>
+              <w:t xml:space="preserve">    for (int i = 16; i &lt; 64; i++) {</w:t>
+            </w:r>
+          </w:p>
+          <w:p>
+            <w:pPr>
+              <w:pStyle w:val="SourceCode"/>
+              <w:spacing w:before="0" w:after="0" w:line="200" w:lineRule="auto"/>
+            </w:pPr>
+            <w:r>
+              <w:t xml:space="preserve">        W[i] = sigma1(W[i-2]) + W[i-7] + sigma0(W[i-15]) + W[i-16];</w:t>
+            </w:r>
+          </w:p>
+          <w:p>
+            <w:pPr>
+              <w:pStyle w:val="SourceCode"/>
+              <w:spacing w:before="0" w:after="0" w:line="200" w:lineRule="auto"/>
+            </w:pPr>
+            <w:r>
+              <w:t xml:space="preserve">    }</w:t>
+            </w:r>
+          </w:p>
+          <w:p>
+            <w:pPr>
+              <w:pStyle w:val="SourceCode"/>
+              <w:spacing w:before="0" w:after="0" w:line="200" w:lineRule="auto"/>
+            </w:pPr>
+          </w:p>
+          <w:p>
+            <w:pPr>
+              <w:pStyle w:val="SourceCode"/>
+              <w:spacing w:before="0" w:after="0" w:line="200" w:lineRule="auto"/>
+            </w:pPr>
+            <w:r>
+              <w:t xml:space="preserve">    // Ініціалізація робочих змінних</w:t>
+            </w:r>
+          </w:p>
+          <w:p>
+            <w:pPr>
+              <w:pStyle w:val="SourceCode"/>
+              <w:spacing w:before="0" w:after="0" w:line="200" w:lineRule="auto"/>
+            </w:pPr>
+            <w:r>
+              <w:t xml:space="preserve">    a = H[0]; b = H[1]; c = H[2]; d = H[3];</w:t>
+            </w:r>
+          </w:p>
+          <w:p>
+            <w:pPr>
+              <w:pStyle w:val="SourceCode"/>
+              <w:spacing w:before="0" w:after="0" w:line="200" w:lineRule="auto"/>
+            </w:pPr>
+            <w:r>
+              <w:t xml:space="preserve">    e = H[4]; f = H[5]; g = H[6]; h = H[7];</w:t>
+            </w:r>
+          </w:p>
+          <w:p>
+            <w:pPr>
+              <w:pStyle w:val="SourceCode"/>
+              <w:spacing w:before="0" w:after="0" w:line="200" w:lineRule="auto"/>
+            </w:pPr>
+          </w:p>
+          <w:p>
+            <w:pPr>
+              <w:pStyle w:val="SourceCode"/>
+              <w:spacing w:before="0" w:after="0" w:line="200" w:lineRule="auto"/>
+            </w:pPr>
+            <w:r>
+              <w:t xml:space="preserve">    // 64 раунди</w:t>
+            </w:r>
+          </w:p>
+          <w:p>
+            <w:pPr>
+              <w:pStyle w:val="SourceCode"/>
+              <w:spacing w:before="0" w:after="0" w:line="200" w:lineRule="auto"/>
+            </w:pPr>
+            <w:r>
+              <w:t xml:space="preserve">    for (int i = 0; i &lt; 64; i++) {</w:t>
+            </w:r>
+          </w:p>
+          <w:p>
+            <w:pPr>
+              <w:pStyle w:val="SourceCode"/>
+              <w:spacing w:before="0" w:after="0" w:line="200" w:lineRule="auto"/>
+            </w:pPr>
+            <w:r>
+              <w:t xml:space="preserve">        uint32_t T1 = h + Sigma1(e) + Ch(e,f,g) + K[i] + W[i];</w:t>
+            </w:r>
+          </w:p>
+          <w:p>
+            <w:pPr>
+              <w:pStyle w:val="SourceCode"/>
+              <w:spacing w:before="0" w:after="0" w:line="200" w:lineRule="auto"/>
+            </w:pPr>
+            <w:r>
+              <w:t xml:space="preserve">        uint32_t T2 = Sigma0(a) + Maj(a,b,c);</w:t>
+            </w:r>
+          </w:p>
+          <w:p>
+            <w:pPr>
+              <w:pStyle w:val="SourceCode"/>
+              <w:spacing w:before="0" w:after="0" w:line="200" w:lineRule="auto"/>
+            </w:pPr>
+            <w:r>
+              <w:t xml:space="preserve">        h = g;</w:t>
+            </w:r>
+          </w:p>
+          <w:p>
+            <w:pPr>
+              <w:pStyle w:val="SourceCode"/>
+              <w:spacing w:before="0" w:after="0" w:line="200" w:lineRule="auto"/>
+            </w:pPr>
+            <w:r>
+              <w:t xml:space="preserve">        g = f;</w:t>
+            </w:r>
+          </w:p>
+          <w:p>
+            <w:pPr>
+              <w:pStyle w:val="SourceCode"/>
+              <w:spacing w:before="0" w:after="0" w:line="200" w:lineRule="auto"/>
+            </w:pPr>
+            <w:r>
+              <w:t xml:space="preserve">        f = e;</w:t>
+            </w:r>
+          </w:p>
+          <w:p>
+            <w:pPr>
+              <w:pStyle w:val="SourceCode"/>
+              <w:spacing w:before="0" w:after="0" w:line="200" w:lineRule="auto"/>
+            </w:pPr>
+            <w:r>
+              <w:t xml:space="preserve">        e = d + T1;</w:t>
+            </w:r>
+          </w:p>
+          <w:p>
+            <w:pPr>
+              <w:pStyle w:val="SourceCode"/>
+              <w:spacing w:before="0" w:after="0" w:line="200" w:lineRule="auto"/>
+            </w:pPr>
+            <w:r>
+              <w:t xml:space="preserve">        d = c;</w:t>
+            </w:r>
+          </w:p>
+          <w:p>
+            <w:pPr>
+              <w:pStyle w:val="SourceCode"/>
+              <w:spacing w:before="0" w:after="0" w:line="200" w:lineRule="auto"/>
+            </w:pPr>
+            <w:r>
+              <w:t xml:space="preserve">        c = b;</w:t>
+            </w:r>
+          </w:p>
+          <w:p>
+            <w:pPr>
+              <w:pStyle w:val="SourceCode"/>
+              <w:spacing w:before="0" w:after="0" w:line="200" w:lineRule="auto"/>
+            </w:pPr>
+            <w:r>
+              <w:t xml:space="preserve">        b = a;</w:t>
+            </w:r>
+          </w:p>
+          <w:p>
+            <w:pPr>
+              <w:pStyle w:val="SourceCode"/>
+              <w:spacing w:before="0" w:after="0" w:line="200" w:lineRule="auto"/>
+            </w:pPr>
+            <w:r>
+              <w:t xml:space="preserve">        a = T1 + T2;</w:t>
+            </w:r>
+          </w:p>
+          <w:p>
+            <w:pPr>
+              <w:pStyle w:val="SourceCode"/>
+              <w:spacing w:before="0" w:after="0" w:line="200" w:lineRule="auto"/>
+            </w:pPr>
+            <w:r>
+              <w:t xml:space="preserve">    }</w:t>
+            </w:r>
+          </w:p>
+          <w:p>
+            <w:pPr>
+              <w:pStyle w:val="SourceCode"/>
+              <w:spacing w:before="0" w:after="0" w:line="200" w:lineRule="auto"/>
+            </w:pPr>
+          </w:p>
+          <w:p>
+            <w:pPr>
+              <w:pStyle w:val="SourceCode"/>
+              <w:spacing w:before="0" w:after="0" w:line="200" w:lineRule="auto"/>
+            </w:pPr>
+            <w:r>
+              <w:t xml:space="preserve">    // Додавання до поточного хешу</w:t>
+            </w:r>
+          </w:p>
+          <w:p>
+            <w:pPr>
+              <w:pStyle w:val="SourceCode"/>
+              <w:spacing w:before="0" w:after="0" w:line="200" w:lineRule="auto"/>
+            </w:pPr>
+            <w:r>
+              <w:t xml:space="preserve">    H[0] += a; H[1] += b; H[2] += c; H[3] += d;</w:t>
+            </w:r>
+          </w:p>
+          <w:p>
+            <w:pPr>
+              <w:pStyle w:val="SourceCode"/>
+              <w:spacing w:before="0" w:after="0" w:line="200" w:lineRule="auto"/>
+            </w:pPr>
+            <w:r>
+              <w:t xml:space="preserve">    H[4] += e; H[5] += f; H[6] += g; H[7] += h;</w:t>
+            </w:r>
+          </w:p>
+          <w:p>
+            <w:pPr>
+              <w:pStyle w:val="SourceCode"/>
+              <w:spacing w:before="0" w:after="0" w:line="200" w:lineRule="auto"/>
+            </w:pPr>
+            <w:r>
+              <w:t xml:space="preserve">}</w:t>
+            </w:r>
+          </w:p>
+        </w:tc>
+      </w:tr>
+    </w:tbl>
+    <w:p>
+      <w:pPr>
+        <w:spacing w:before="0" w:after="0" w:line="120" w:lineRule="exact"/>
+        <w:rPr>
+          <w:sz w:val="4"/>
+          <w:szCs w:val="4"/>
+        </w:rPr>
+      </w:pPr>
     </w:p>
     <w:bookmarkEnd w:id="18"/>
     <w:bookmarkStart w:id="19" w:name="крок-4.-доповнення-та-фіналізація"/>
@@ -2034,360 +2475,409 @@
     </w:p>
     <w:p>
       <w:pPr>
-        <w:pStyle w:val="SourceCode"/>
-        <w:spacing w:before="120" w:after="0" w:line="200" w:lineRule="auto"/>
-      </w:pPr>
-      <w:r>
-        <w:t xml:space="preserve">void SHA256::update(const uint8_t* data, size_t length) {</w:t>
-      </w:r>
-    </w:p>
-    <w:p>
-      <w:pPr>
-        <w:pStyle w:val="SourceCode"/>
-        <w:spacing w:before="0" w:after="0" w:line="200" w:lineRule="auto"/>
-      </w:pPr>
-      <w:r>
-        <w:t xml:space="preserve">    for (size_t i = 0; i &lt; length; i++) {</w:t>
-      </w:r>
-    </w:p>
-    <w:p>
-      <w:pPr>
-        <w:pStyle w:val="SourceCode"/>
-        <w:spacing w:before="0" w:after="0" w:line="200" w:lineRule="auto"/>
-      </w:pPr>
-      <w:r>
-        <w:t xml:space="preserve">        buffer[bufferLength++] = data[i];</w:t>
-      </w:r>
-    </w:p>
-    <w:p>
-      <w:pPr>
-        <w:pStyle w:val="SourceCode"/>
-        <w:spacing w:before="0" w:after="0" w:line="200" w:lineRule="auto"/>
-      </w:pPr>
-      <w:r>
-        <w:t xml:space="preserve">        if (bufferLength == 64) {</w:t>
-      </w:r>
-    </w:p>
-    <w:p>
-      <w:pPr>
-        <w:pStyle w:val="SourceCode"/>
-        <w:spacing w:before="0" w:after="0" w:line="200" w:lineRule="auto"/>
-      </w:pPr>
-      <w:r>
-        <w:t xml:space="preserve">            processBlock(buffer);</w:t>
-      </w:r>
-    </w:p>
-    <w:p>
-      <w:pPr>
-        <w:pStyle w:val="SourceCode"/>
-        <w:spacing w:before="0" w:after="0" w:line="200" w:lineRule="auto"/>
-      </w:pPr>
-      <w:r>
-        <w:t xml:space="preserve">            bitLength += 512;</w:t>
-      </w:r>
-    </w:p>
-    <w:p>
-      <w:pPr>
-        <w:pStyle w:val="SourceCode"/>
-        <w:spacing w:before="0" w:after="0" w:line="200" w:lineRule="auto"/>
-      </w:pPr>
-      <w:r>
-        <w:t xml:space="preserve">            bufferLength = 0;</w:t>
-      </w:r>
-    </w:p>
-    <w:p>
-      <w:pPr>
-        <w:pStyle w:val="SourceCode"/>
-        <w:spacing w:before="0" w:after="0" w:line="200" w:lineRule="auto"/>
-      </w:pPr>
-      <w:r>
-        <w:t xml:space="preserve">        }</w:t>
-      </w:r>
-    </w:p>
-    <w:p>
-      <w:pPr>
-        <w:pStyle w:val="SourceCode"/>
-        <w:spacing w:before="0" w:after="0" w:line="200" w:lineRule="auto"/>
-      </w:pPr>
-      <w:r>
-        <w:t xml:space="preserve">    }</w:t>
-      </w:r>
-    </w:p>
-    <w:p>
-      <w:pPr>
-        <w:pStyle w:val="SourceCode"/>
-        <w:spacing w:before="0" w:after="0" w:line="200" w:lineRule="auto"/>
-      </w:pPr>
-      <w:r>
-        <w:t xml:space="preserve">}</w:t>
-      </w:r>
-    </w:p>
-    <w:p>
-      <w:pPr>
-        <w:pStyle w:val="SourceCode"/>
-        <w:spacing w:before="0" w:after="0" w:line="200" w:lineRule="auto"/>
-      </w:pPr>
-    </w:p>
-    <w:p>
-      <w:pPr>
-        <w:pStyle w:val="SourceCode"/>
-        <w:spacing w:before="0" w:after="0" w:line="200" w:lineRule="auto"/>
-      </w:pPr>
-      <w:r>
-        <w:t xml:space="preserve">std::string SHA256::finalize() {</w:t>
-      </w:r>
-    </w:p>
-    <w:p>
-      <w:pPr>
-        <w:pStyle w:val="SourceCode"/>
-        <w:spacing w:before="0" w:after="0" w:line="200" w:lineRule="auto"/>
-      </w:pPr>
-      <w:r>
-        <w:t xml:space="preserve">    // Додати довжину оброблених бітів + залишок у буфері</w:t>
-      </w:r>
-    </w:p>
-    <w:p>
-      <w:pPr>
-        <w:pStyle w:val="SourceCode"/>
-        <w:spacing w:before="0" w:after="0" w:line="200" w:lineRule="auto"/>
-      </w:pPr>
-      <w:r>
-        <w:t xml:space="preserve">    bitLength += bufferLength * 8;</w:t>
-      </w:r>
-    </w:p>
-    <w:p>
-      <w:pPr>
-        <w:pStyle w:val="SourceCode"/>
-        <w:spacing w:before="0" w:after="0" w:line="200" w:lineRule="auto"/>
-      </w:pPr>
-    </w:p>
-    <w:p>
-      <w:pPr>
-        <w:pStyle w:val="SourceCode"/>
-        <w:spacing w:before="0" w:after="0" w:line="200" w:lineRule="auto"/>
-      </w:pPr>
-      <w:r>
-        <w:t xml:space="preserve">    // Padding: додати біт 1</w:t>
-      </w:r>
-    </w:p>
-    <w:p>
-      <w:pPr>
-        <w:pStyle w:val="SourceCode"/>
-        <w:spacing w:before="0" w:after="0" w:line="200" w:lineRule="auto"/>
-      </w:pPr>
-      <w:r>
-        <w:t xml:space="preserve">    buffer[bufferLength++] = 0x80;</w:t>
-      </w:r>
-    </w:p>
-    <w:p>
-      <w:pPr>
-        <w:pStyle w:val="SourceCode"/>
-        <w:spacing w:before="0" w:after="0" w:line="200" w:lineRule="auto"/>
-      </w:pPr>
-    </w:p>
-    <w:p>
-      <w:pPr>
-        <w:pStyle w:val="SourceCode"/>
-        <w:spacing w:before="0" w:after="0" w:line="200" w:lineRule="auto"/>
-      </w:pPr>
-      <w:r>
-        <w:t xml:space="preserve">    // Якщо не вистачає місця для довжини (8 байт), обробити блок</w:t>
-      </w:r>
-    </w:p>
-    <w:p>
-      <w:pPr>
-        <w:pStyle w:val="SourceCode"/>
-        <w:spacing w:before="0" w:after="0" w:line="200" w:lineRule="auto"/>
-      </w:pPr>
-      <w:r>
-        <w:t xml:space="preserve">    if (bufferLength &gt; 56) {</w:t>
-      </w:r>
-    </w:p>
-    <w:p>
-      <w:pPr>
-        <w:pStyle w:val="SourceCode"/>
-        <w:spacing w:before="0" w:after="0" w:line="200" w:lineRule="auto"/>
-      </w:pPr>
-      <w:r>
-        <w:t xml:space="preserve">        while (bufferLength &lt; 64) buffer[bufferLength++] = 0;</w:t>
-      </w:r>
-    </w:p>
-    <w:p>
-      <w:pPr>
-        <w:pStyle w:val="SourceCode"/>
-        <w:spacing w:before="0" w:after="0" w:line="200" w:lineRule="auto"/>
-      </w:pPr>
-      <w:r>
-        <w:t xml:space="preserve">        processBlock(buffer);</w:t>
-      </w:r>
-    </w:p>
-    <w:p>
-      <w:pPr>
-        <w:pStyle w:val="SourceCode"/>
-        <w:spacing w:before="0" w:after="0" w:line="200" w:lineRule="auto"/>
-      </w:pPr>
-      <w:r>
-        <w:t xml:space="preserve">        bufferLength = 0;</w:t>
-      </w:r>
-    </w:p>
-    <w:p>
-      <w:pPr>
-        <w:pStyle w:val="SourceCode"/>
-        <w:spacing w:before="0" w:after="0" w:line="200" w:lineRule="auto"/>
-      </w:pPr>
-      <w:r>
-        <w:t xml:space="preserve">    }</w:t>
-      </w:r>
-    </w:p>
-    <w:p>
-      <w:pPr>
-        <w:pStyle w:val="SourceCode"/>
-        <w:spacing w:before="0" w:after="0" w:line="200" w:lineRule="auto"/>
-      </w:pPr>
-    </w:p>
-    <w:p>
-      <w:pPr>
-        <w:pStyle w:val="SourceCode"/>
-        <w:spacing w:before="0" w:after="0" w:line="200" w:lineRule="auto"/>
-      </w:pPr>
-      <w:r>
-        <w:t xml:space="preserve">    // Заповнити нулями до позиції 56</w:t>
-      </w:r>
-    </w:p>
-    <w:p>
-      <w:pPr>
-        <w:pStyle w:val="SourceCode"/>
-        <w:spacing w:before="0" w:after="0" w:line="200" w:lineRule="auto"/>
-      </w:pPr>
-      <w:r>
-        <w:t xml:space="preserve">    while (bufferLength &lt; 56) buffer[bufferLength++] = 0;</w:t>
-      </w:r>
-    </w:p>
-    <w:p>
-      <w:pPr>
-        <w:pStyle w:val="SourceCode"/>
-        <w:spacing w:before="0" w:after="0" w:line="200" w:lineRule="auto"/>
-      </w:pPr>
-    </w:p>
-    <w:p>
-      <w:pPr>
-        <w:pStyle w:val="SourceCode"/>
-        <w:spacing w:before="0" w:after="0" w:line="200" w:lineRule="auto"/>
-      </w:pPr>
-      <w:r>
-        <w:t xml:space="preserve">    // Додати довжину (big-endian, 64 біти)</w:t>
-      </w:r>
-    </w:p>
-    <w:p>
-      <w:pPr>
-        <w:pStyle w:val="SourceCode"/>
-        <w:spacing w:before="0" w:after="0" w:line="200" w:lineRule="auto"/>
-      </w:pPr>
-      <w:r>
-        <w:t xml:space="preserve">    for (int i = 7; i &gt;= 0; i--) {</w:t>
-      </w:r>
-    </w:p>
-    <w:p>
-      <w:pPr>
-        <w:pStyle w:val="SourceCode"/>
-        <w:spacing w:before="0" w:after="0" w:line="200" w:lineRule="auto"/>
-      </w:pPr>
-      <w:r>
-        <w:t xml:space="preserve">        buffer[bufferLength++] = (bitLength &gt;&gt; (i * 8)) &amp; 0xff;</w:t>
-      </w:r>
-    </w:p>
-    <w:p>
-      <w:pPr>
-        <w:pStyle w:val="SourceCode"/>
-        <w:spacing w:before="0" w:after="0" w:line="200" w:lineRule="auto"/>
-      </w:pPr>
-      <w:r>
-        <w:t xml:space="preserve">    }</w:t>
-      </w:r>
-    </w:p>
-    <w:p>
-      <w:pPr>
-        <w:pStyle w:val="SourceCode"/>
-        <w:spacing w:before="0" w:after="0" w:line="200" w:lineRule="auto"/>
-      </w:pPr>
-    </w:p>
-    <w:p>
-      <w:pPr>
-        <w:pStyle w:val="SourceCode"/>
-        <w:spacing w:before="0" w:after="0" w:line="200" w:lineRule="auto"/>
-      </w:pPr>
-      <w:r>
-        <w:t xml:space="preserve">    processBlock(buffer);</w:t>
-      </w:r>
-    </w:p>
-    <w:p>
-      <w:pPr>
-        <w:pStyle w:val="SourceCode"/>
-        <w:spacing w:before="0" w:after="0" w:line="200" w:lineRule="auto"/>
-      </w:pPr>
-    </w:p>
-    <w:p>
-      <w:pPr>
-        <w:pStyle w:val="SourceCode"/>
-        <w:spacing w:before="0" w:after="0" w:line="200" w:lineRule="auto"/>
-      </w:pPr>
-      <w:r>
-        <w:t xml:space="preserve">    // Формування результату</w:t>
-      </w:r>
-    </w:p>
-    <w:p>
-      <w:pPr>
-        <w:pStyle w:val="SourceCode"/>
-        <w:spacing w:before="0" w:after="0" w:line="200" w:lineRule="auto"/>
-      </w:pPr>
-      <w:r>
-        <w:t xml:space="preserve">    std::stringstream ss;</w:t>
-      </w:r>
-    </w:p>
-    <w:p>
-      <w:pPr>
-        <w:pStyle w:val="SourceCode"/>
-        <w:spacing w:before="0" w:after="0" w:line="200" w:lineRule="auto"/>
-      </w:pPr>
-      <w:r>
-        <w:t xml:space="preserve">    for (int i = 0; i &lt; 8; i++) {</w:t>
-      </w:r>
-    </w:p>
-    <w:p>
-      <w:pPr>
-        <w:pStyle w:val="SourceCode"/>
-        <w:spacing w:before="0" w:after="0" w:line="200" w:lineRule="auto"/>
-      </w:pPr>
-      <w:r>
-        <w:t xml:space="preserve">        ss &lt;&lt; std::hex &lt;&lt; std::setfill('0') &lt;&lt; std::setw(8) &lt;&lt; H[i];</w:t>
-      </w:r>
-    </w:p>
-    <w:p>
-      <w:pPr>
-        <w:pStyle w:val="SourceCode"/>
-        <w:spacing w:before="0" w:after="0" w:line="200" w:lineRule="auto"/>
-      </w:pPr>
-      <w:r>
-        <w:t xml:space="preserve">    }</w:t>
-      </w:r>
-    </w:p>
-    <w:p>
-      <w:pPr>
-        <w:pStyle w:val="SourceCode"/>
-        <w:spacing w:before="0" w:after="0" w:line="200" w:lineRule="auto"/>
-      </w:pPr>
-      <w:r>
-        <w:t xml:space="preserve">    return ss.str();</w:t>
-      </w:r>
-    </w:p>
-    <w:p>
-      <w:pPr>
-        <w:pStyle w:val="SourceCode"/>
-        <w:spacing w:before="0" w:after="120" w:line="200" w:lineRule="auto"/>
-      </w:pPr>
-      <w:r>
-        <w:t xml:space="preserve">}</w:t>
-      </w:r>
+        <w:spacing w:before="0" w:after="0" w:line="120" w:lineRule="exact"/>
+        <w:rPr>
+          <w:sz w:val="4"/>
+          <w:szCs w:val="4"/>
+        </w:rPr>
+      </w:pPr>
+    </w:p>
+    <w:tbl>
+      <w:tblPr>
+        <w:tblStyle w:val="SourceCodeTable"/>
+        <w:tblW w:type="dxa" w:w="9637"/>
+        <w:tblInd w:w="0" w:type="dxa"/>
+        <w:tblBorders>
+          <w:top w:color="BFBFBF" w:space="0" w:sz="4" w:val="single"/>
+          <w:left w:color="BFBFBF" w:space="0" w:sz="4" w:val="single"/>
+          <w:bottom w:color="BFBFBF" w:space="0" w:sz="4" w:val="single"/>
+          <w:right w:color="BFBFBF" w:space="0" w:sz="4" w:val="single"/>
+        </w:tblBorders>
+        <w:tblLayout w:type="fixed"/>
+        <w:tblCellMar>
+          <w:top w:type="dxa" w:w="113"/>
+          <w:left w:type="dxa" w:w="113"/>
+          <w:bottom w:type="dxa" w:w="113"/>
+          <w:right w:type="dxa" w:w="113"/>
+        </w:tblCellMar>
+        <w:tblLook w:val="0000" w:firstRow="0" w:lastRow="0" w:firstColumn="0" w:lastColumn="0" w:noHBand="1" w:noVBand="1"/>
+      </w:tblPr>
+      <w:tblGrid>
+        <w:gridCol w:w="9637"/>
+      </w:tblGrid>
+      <w:tr>
+        <w:tc>
+          <w:tcPr>
+            <w:tcW w:type="dxa" w:w="9637"/>
+          </w:tcPr>
+          <w:p>
+            <w:pPr>
+              <w:pStyle w:val="SourceCode"/>
+              <w:spacing w:before="0" w:after="0" w:line="200" w:lineRule="auto"/>
+            </w:pPr>
+            <w:r>
+              <w:t xml:space="preserve">void SHA256::update(const uint8_t* data, size_t length) {</w:t>
+            </w:r>
+          </w:p>
+          <w:p>
+            <w:pPr>
+              <w:pStyle w:val="SourceCode"/>
+              <w:spacing w:before="0" w:after="0" w:line="200" w:lineRule="auto"/>
+            </w:pPr>
+            <w:r>
+              <w:t xml:space="preserve">    for (size_t i = 0; i &lt; length; i++) {</w:t>
+            </w:r>
+          </w:p>
+          <w:p>
+            <w:pPr>
+              <w:pStyle w:val="SourceCode"/>
+              <w:spacing w:before="0" w:after="0" w:line="200" w:lineRule="auto"/>
+            </w:pPr>
+            <w:r>
+              <w:t xml:space="preserve">        buffer[bufferLength++] = data[i];</w:t>
+            </w:r>
+          </w:p>
+          <w:p>
+            <w:pPr>
+              <w:pStyle w:val="SourceCode"/>
+              <w:spacing w:before="0" w:after="0" w:line="200" w:lineRule="auto"/>
+            </w:pPr>
+            <w:r>
+              <w:t xml:space="preserve">        if (bufferLength == 64) {</w:t>
+            </w:r>
+          </w:p>
+          <w:p>
+            <w:pPr>
+              <w:pStyle w:val="SourceCode"/>
+              <w:spacing w:before="0" w:after="0" w:line="200" w:lineRule="auto"/>
+            </w:pPr>
+            <w:r>
+              <w:t xml:space="preserve">            processBlock(buffer);</w:t>
+            </w:r>
+          </w:p>
+          <w:p>
+            <w:pPr>
+              <w:pStyle w:val="SourceCode"/>
+              <w:spacing w:before="0" w:after="0" w:line="200" w:lineRule="auto"/>
+            </w:pPr>
+            <w:r>
+              <w:t xml:space="preserve">            bitLength += 512;</w:t>
+            </w:r>
+          </w:p>
+          <w:p>
+            <w:pPr>
+              <w:pStyle w:val="SourceCode"/>
+              <w:spacing w:before="0" w:after="0" w:line="200" w:lineRule="auto"/>
+            </w:pPr>
+            <w:r>
+              <w:t xml:space="preserve">            bufferLength = 0;</w:t>
+            </w:r>
+          </w:p>
+          <w:p>
+            <w:pPr>
+              <w:pStyle w:val="SourceCode"/>
+              <w:spacing w:before="0" w:after="0" w:line="200" w:lineRule="auto"/>
+            </w:pPr>
+            <w:r>
+              <w:t xml:space="preserve">        }</w:t>
+            </w:r>
+          </w:p>
+          <w:p>
+            <w:pPr>
+              <w:pStyle w:val="SourceCode"/>
+              <w:spacing w:before="0" w:after="0" w:line="200" w:lineRule="auto"/>
+            </w:pPr>
+            <w:r>
+              <w:t xml:space="preserve">    }</w:t>
+            </w:r>
+          </w:p>
+          <w:p>
+            <w:pPr>
+              <w:pStyle w:val="SourceCode"/>
+              <w:spacing w:before="0" w:after="0" w:line="200" w:lineRule="auto"/>
+            </w:pPr>
+            <w:r>
+              <w:t xml:space="preserve">}</w:t>
+            </w:r>
+          </w:p>
+          <w:p>
+            <w:pPr>
+              <w:pStyle w:val="SourceCode"/>
+              <w:spacing w:before="0" w:after="0" w:line="200" w:lineRule="auto"/>
+            </w:pPr>
+          </w:p>
+          <w:p>
+            <w:pPr>
+              <w:pStyle w:val="SourceCode"/>
+              <w:spacing w:before="0" w:after="0" w:line="200" w:lineRule="auto"/>
+            </w:pPr>
+            <w:r>
+              <w:t xml:space="preserve">std::string SHA256::finalize() {</w:t>
+            </w:r>
+          </w:p>
+          <w:p>
+            <w:pPr>
+              <w:pStyle w:val="SourceCode"/>
+              <w:spacing w:before="0" w:after="0" w:line="200" w:lineRule="auto"/>
+            </w:pPr>
+            <w:r>
+              <w:t xml:space="preserve">    // Додати довжину оброблених бітів + залишок у буфері</w:t>
+            </w:r>
+          </w:p>
+          <w:p>
+            <w:pPr>
+              <w:pStyle w:val="SourceCode"/>
+              <w:spacing w:before="0" w:after="0" w:line="200" w:lineRule="auto"/>
+            </w:pPr>
+            <w:r>
+              <w:t xml:space="preserve">    bitLength += bufferLength * 8;</w:t>
+            </w:r>
+          </w:p>
+          <w:p>
+            <w:pPr>
+              <w:pStyle w:val="SourceCode"/>
+              <w:spacing w:before="0" w:after="0" w:line="200" w:lineRule="auto"/>
+            </w:pPr>
+          </w:p>
+          <w:p>
+            <w:pPr>
+              <w:pStyle w:val="SourceCode"/>
+              <w:spacing w:before="0" w:after="0" w:line="200" w:lineRule="auto"/>
+            </w:pPr>
+            <w:r>
+              <w:t xml:space="preserve">    // Padding: додати біт 1</w:t>
+            </w:r>
+          </w:p>
+          <w:p>
+            <w:pPr>
+              <w:pStyle w:val="SourceCode"/>
+              <w:spacing w:before="0" w:after="0" w:line="200" w:lineRule="auto"/>
+            </w:pPr>
+            <w:r>
+              <w:t xml:space="preserve">    buffer[bufferLength++] = 0x80;</w:t>
+            </w:r>
+          </w:p>
+          <w:p>
+            <w:pPr>
+              <w:pStyle w:val="SourceCode"/>
+              <w:spacing w:before="0" w:after="0" w:line="200" w:lineRule="auto"/>
+            </w:pPr>
+          </w:p>
+          <w:p>
+            <w:pPr>
+              <w:pStyle w:val="SourceCode"/>
+              <w:spacing w:before="0" w:after="0" w:line="200" w:lineRule="auto"/>
+            </w:pPr>
+            <w:r>
+              <w:t xml:space="preserve">    // Якщо не вистачає місця для довжини (8 байт), обробити блок</w:t>
+            </w:r>
+          </w:p>
+          <w:p>
+            <w:pPr>
+              <w:pStyle w:val="SourceCode"/>
+              <w:spacing w:before="0" w:after="0" w:line="200" w:lineRule="auto"/>
+            </w:pPr>
+            <w:r>
+              <w:t xml:space="preserve">    if (bufferLength &gt; 56) {</w:t>
+            </w:r>
+          </w:p>
+          <w:p>
+            <w:pPr>
+              <w:pStyle w:val="SourceCode"/>
+              <w:spacing w:before="0" w:after="0" w:line="200" w:lineRule="auto"/>
+            </w:pPr>
+            <w:r>
+              <w:t xml:space="preserve">        while (bufferLength &lt; 64) buffer[bufferLength++] = 0;</w:t>
+            </w:r>
+          </w:p>
+          <w:p>
+            <w:pPr>
+              <w:pStyle w:val="SourceCode"/>
+              <w:spacing w:before="0" w:after="0" w:line="200" w:lineRule="auto"/>
+            </w:pPr>
+            <w:r>
+              <w:t xml:space="preserve">        processBlock(buffer);</w:t>
+            </w:r>
+          </w:p>
+          <w:p>
+            <w:pPr>
+              <w:pStyle w:val="SourceCode"/>
+              <w:spacing w:before="0" w:after="0" w:line="200" w:lineRule="auto"/>
+            </w:pPr>
+            <w:r>
+              <w:t xml:space="preserve">        bufferLength = 0;</w:t>
+            </w:r>
+          </w:p>
+          <w:p>
+            <w:pPr>
+              <w:pStyle w:val="SourceCode"/>
+              <w:spacing w:before="0" w:after="0" w:line="200" w:lineRule="auto"/>
+            </w:pPr>
+            <w:r>
+              <w:t xml:space="preserve">    }</w:t>
+            </w:r>
+          </w:p>
+          <w:p>
+            <w:pPr>
+              <w:pStyle w:val="SourceCode"/>
+              <w:spacing w:before="0" w:after="0" w:line="200" w:lineRule="auto"/>
+            </w:pPr>
+          </w:p>
+          <w:p>
+            <w:pPr>
+              <w:pStyle w:val="SourceCode"/>
+              <w:spacing w:before="0" w:after="0" w:line="200" w:lineRule="auto"/>
+            </w:pPr>
+            <w:r>
+              <w:t xml:space="preserve">    // Заповнити нулями до позиції 56</w:t>
+            </w:r>
+          </w:p>
+          <w:p>
+            <w:pPr>
+              <w:pStyle w:val="SourceCode"/>
+              <w:spacing w:before="0" w:after="0" w:line="200" w:lineRule="auto"/>
+            </w:pPr>
+            <w:r>
+              <w:t xml:space="preserve">    while (bufferLength &lt; 56) buffer[bufferLength++] = 0;</w:t>
+            </w:r>
+          </w:p>
+          <w:p>
+            <w:pPr>
+              <w:pStyle w:val="SourceCode"/>
+              <w:spacing w:before="0" w:after="0" w:line="200" w:lineRule="auto"/>
+            </w:pPr>
+          </w:p>
+          <w:p>
+            <w:pPr>
+              <w:pStyle w:val="SourceCode"/>
+              <w:spacing w:before="0" w:after="0" w:line="200" w:lineRule="auto"/>
+            </w:pPr>
+            <w:r>
+              <w:t xml:space="preserve">    // Додати довжину (big-endian, 64 біти)</w:t>
+            </w:r>
+          </w:p>
+          <w:p>
+            <w:pPr>
+              <w:pStyle w:val="SourceCode"/>
+              <w:spacing w:before="0" w:after="0" w:line="200" w:lineRule="auto"/>
+            </w:pPr>
+            <w:r>
+              <w:t xml:space="preserve">    for (int i = 7; i &gt;= 0; i--) {</w:t>
+            </w:r>
+          </w:p>
+          <w:p>
+            <w:pPr>
+              <w:pStyle w:val="SourceCode"/>
+              <w:spacing w:before="0" w:after="0" w:line="200" w:lineRule="auto"/>
+            </w:pPr>
+            <w:r>
+              <w:t xml:space="preserve">        buffer[bufferLength++] = (bitLength &gt;&gt; (i * 8)) &amp; 0xff;</w:t>
+            </w:r>
+          </w:p>
+          <w:p>
+            <w:pPr>
+              <w:pStyle w:val="SourceCode"/>
+              <w:spacing w:before="0" w:after="0" w:line="200" w:lineRule="auto"/>
+            </w:pPr>
+            <w:r>
+              <w:t xml:space="preserve">    }</w:t>
+            </w:r>
+          </w:p>
+          <w:p>
+            <w:pPr>
+              <w:pStyle w:val="SourceCode"/>
+              <w:spacing w:before="0" w:after="0" w:line="200" w:lineRule="auto"/>
+            </w:pPr>
+          </w:p>
+          <w:p>
+            <w:pPr>
+              <w:pStyle w:val="SourceCode"/>
+              <w:spacing w:before="0" w:after="0" w:line="200" w:lineRule="auto"/>
+            </w:pPr>
+            <w:r>
+              <w:t xml:space="preserve">    processBlock(buffer);</w:t>
+            </w:r>
+          </w:p>
+          <w:p>
+            <w:pPr>
+              <w:pStyle w:val="SourceCode"/>
+              <w:spacing w:before="0" w:after="0" w:line="200" w:lineRule="auto"/>
+            </w:pPr>
+          </w:p>
+          <w:p>
+            <w:pPr>
+              <w:pStyle w:val="SourceCode"/>
+              <w:spacing w:before="0" w:after="0" w:line="200" w:lineRule="auto"/>
+            </w:pPr>
+            <w:r>
+              <w:t xml:space="preserve">    // Формування результату</w:t>
+            </w:r>
+          </w:p>
+          <w:p>
+            <w:pPr>
+              <w:pStyle w:val="SourceCode"/>
+              <w:spacing w:before="0" w:after="0" w:line="200" w:lineRule="auto"/>
+            </w:pPr>
+            <w:r>
+              <w:t xml:space="preserve">    std::stringstream ss;</w:t>
+            </w:r>
+          </w:p>
+          <w:p>
+            <w:pPr>
+              <w:pStyle w:val="SourceCode"/>
+              <w:spacing w:before="0" w:after="0" w:line="200" w:lineRule="auto"/>
+            </w:pPr>
+            <w:r>
+              <w:t xml:space="preserve">    for (int i = 0; i &lt; 8; i++) {</w:t>
+            </w:r>
+          </w:p>
+          <w:p>
+            <w:pPr>
+              <w:pStyle w:val="SourceCode"/>
+              <w:spacing w:before="0" w:after="0" w:line="200" w:lineRule="auto"/>
+            </w:pPr>
+            <w:r>
+              <w:t xml:space="preserve">        ss &lt;&lt; std::hex &lt;&lt; std::setfill('0') &lt;&lt; std::setw(8) &lt;&lt; H[i];</w:t>
+            </w:r>
+          </w:p>
+          <w:p>
+            <w:pPr>
+              <w:pStyle w:val="SourceCode"/>
+              <w:spacing w:before="0" w:after="0" w:line="200" w:lineRule="auto"/>
+            </w:pPr>
+            <w:r>
+              <w:t xml:space="preserve">    }</w:t>
+            </w:r>
+          </w:p>
+          <w:p>
+            <w:pPr>
+              <w:pStyle w:val="SourceCode"/>
+              <w:spacing w:before="0" w:after="0" w:line="200" w:lineRule="auto"/>
+            </w:pPr>
+            <w:r>
+              <w:t xml:space="preserve">    return ss.str();</w:t>
+            </w:r>
+          </w:p>
+          <w:p>
+            <w:pPr>
+              <w:pStyle w:val="SourceCode"/>
+              <w:spacing w:before="0" w:after="0" w:line="200" w:lineRule="auto"/>
+            </w:pPr>
+            <w:r>
+              <w:t xml:space="preserve">}</w:t>
+            </w:r>
+          </w:p>
+        </w:tc>
+      </w:tr>
+    </w:tbl>
+    <w:p>
+      <w:pPr>
+        <w:spacing w:before="0" w:after="0" w:line="120" w:lineRule="exact"/>
+        <w:rPr>
+          <w:sz w:val="4"/>
+          <w:szCs w:val="4"/>
+        </w:rPr>
+      </w:pPr>
     </w:p>
     <w:bookmarkEnd w:id="19"/>
     <w:bookmarkStart w:id="20" w:name="крок-5.-тестування"/>
@@ -2401,522 +2891,571 @@
     </w:p>
     <w:p>
       <w:pPr>
-        <w:pStyle w:val="SourceCode"/>
-        <w:spacing w:before="120" w:after="0" w:line="200" w:lineRule="auto"/>
-      </w:pPr>
-      <w:r>
-        <w:t xml:space="preserve">std::string sha256(const std::string&amp; message) {</w:t>
-      </w:r>
-    </w:p>
-    <w:p>
-      <w:pPr>
-        <w:pStyle w:val="SourceCode"/>
-        <w:spacing w:before="0" w:after="0" w:line="200" w:lineRule="auto"/>
-      </w:pPr>
-      <w:r>
-        <w:t xml:space="preserve">    SHA256 hasher;</w:t>
-      </w:r>
-    </w:p>
-    <w:p>
-      <w:pPr>
-        <w:pStyle w:val="SourceCode"/>
-        <w:spacing w:before="0" w:after="0" w:line="200" w:lineRule="auto"/>
-      </w:pPr>
-      <w:r>
-        <w:t xml:space="preserve">    hasher.update(reinterpret_cast&lt;const uint8_t*&gt;(message.c_str()),</w:t>
-      </w:r>
-    </w:p>
-    <w:p>
-      <w:pPr>
-        <w:pStyle w:val="SourceCode"/>
-        <w:spacing w:before="0" w:after="0" w:line="200" w:lineRule="auto"/>
-      </w:pPr>
-      <w:r>
-        <w:t xml:space="preserve">                  message.length());</w:t>
-      </w:r>
-    </w:p>
-    <w:p>
-      <w:pPr>
-        <w:pStyle w:val="SourceCode"/>
-        <w:spacing w:before="0" w:after="0" w:line="200" w:lineRule="auto"/>
-      </w:pPr>
-      <w:r>
-        <w:t xml:space="preserve">    return hasher.finalize();</w:t>
-      </w:r>
-    </w:p>
-    <w:p>
-      <w:pPr>
-        <w:pStyle w:val="SourceCode"/>
-        <w:spacing w:before="0" w:after="0" w:line="200" w:lineRule="auto"/>
-      </w:pPr>
-      <w:r>
-        <w:t xml:space="preserve">}</w:t>
-      </w:r>
-    </w:p>
-    <w:p>
-      <w:pPr>
-        <w:pStyle w:val="SourceCode"/>
-        <w:spacing w:before="0" w:after="0" w:line="200" w:lineRule="auto"/>
-      </w:pPr>
-    </w:p>
-    <w:p>
-      <w:pPr>
-        <w:pStyle w:val="SourceCode"/>
-        <w:spacing w:before="0" w:after="0" w:line="200" w:lineRule="auto"/>
-      </w:pPr>
-      <w:r>
-        <w:t xml:space="preserve">// Той самий хеш, але 32 байтами замість 64 шістнадцяткових символів.</w:t>
-      </w:r>
-    </w:p>
-    <w:p>
-      <w:pPr>
-        <w:pStyle w:val="SourceCode"/>
-        <w:spacing w:before="0" w:after="0" w:line="200" w:lineRule="auto"/>
-      </w:pPr>
-      <w:r>
-        <w:t xml:space="preserve">// Потрібен там, де хеш є не текстом для показу, а даними: ключем,</w:t>
-      </w:r>
-    </w:p>
-    <w:p>
-      <w:pPr>
-        <w:pStyle w:val="SourceCode"/>
-        <w:spacing w:before="0" w:after="0" w:line="200" w:lineRule="auto"/>
-      </w:pPr>
-      <w:r>
-        <w:t xml:space="preserve">// вкладеним повідомленням, аргументом HMAC (лабораторна робота №10).</w:t>
-      </w:r>
-    </w:p>
-    <w:p>
-      <w:pPr>
-        <w:pStyle w:val="SourceCode"/>
-        <w:spacing w:before="0" w:after="0" w:line="200" w:lineRule="auto"/>
-      </w:pPr>
-      <w:r>
-        <w:t xml:space="preserve">std::vector&lt;unsigned char&gt; sha256Raw(const std::string&amp; message) {</w:t>
-      </w:r>
-    </w:p>
-    <w:p>
-      <w:pPr>
-        <w:pStyle w:val="SourceCode"/>
-        <w:spacing w:before="0" w:after="0" w:line="200" w:lineRule="auto"/>
-      </w:pPr>
-      <w:r>
-        <w:t xml:space="preserve">    std::string hex = sha256(message);</w:t>
-      </w:r>
-    </w:p>
-    <w:p>
-      <w:pPr>
-        <w:pStyle w:val="SourceCode"/>
-        <w:spacing w:before="0" w:after="0" w:line="200" w:lineRule="auto"/>
-      </w:pPr>
-      <w:r>
-        <w:t xml:space="preserve">    std::vector&lt;unsigned char&gt; raw(32);</w:t>
-      </w:r>
-    </w:p>
-    <w:p>
-      <w:pPr>
-        <w:pStyle w:val="SourceCode"/>
-        <w:spacing w:before="0" w:after="0" w:line="200" w:lineRule="auto"/>
-      </w:pPr>
-    </w:p>
-    <w:p>
-      <w:pPr>
-        <w:pStyle w:val="SourceCode"/>
-        <w:spacing w:before="0" w:after="0" w:line="200" w:lineRule="auto"/>
-      </w:pPr>
-      <w:r>
-        <w:t xml:space="preserve">    for (int i = 0; i &lt; 32; i++) {</w:t>
-      </w:r>
-    </w:p>
-    <w:p>
-      <w:pPr>
-        <w:pStyle w:val="SourceCode"/>
-        <w:spacing w:before="0" w:after="0" w:line="200" w:lineRule="auto"/>
-      </w:pPr>
-      <w:r>
-        <w:t xml:space="preserve">        raw[i] = static_cast&lt;unsigned char&gt;(</w:t>
-      </w:r>
-    </w:p>
-    <w:p>
-      <w:pPr>
-        <w:pStyle w:val="SourceCode"/>
-        <w:spacing w:before="0" w:after="0" w:line="200" w:lineRule="auto"/>
-      </w:pPr>
-      <w:r>
-        <w:t xml:space="preserve">            std::stoi(hex.substr(i * 2, 2), nullptr, 16));</w:t>
-      </w:r>
-    </w:p>
-    <w:p>
-      <w:pPr>
-        <w:pStyle w:val="SourceCode"/>
-        <w:spacing w:before="0" w:after="0" w:line="200" w:lineRule="auto"/>
-      </w:pPr>
-      <w:r>
-        <w:t xml:space="preserve">    }</w:t>
-      </w:r>
-    </w:p>
-    <w:p>
-      <w:pPr>
-        <w:pStyle w:val="SourceCode"/>
-        <w:spacing w:before="0" w:after="0" w:line="200" w:lineRule="auto"/>
-      </w:pPr>
-    </w:p>
-    <w:p>
-      <w:pPr>
-        <w:pStyle w:val="SourceCode"/>
-        <w:spacing w:before="0" w:after="0" w:line="200" w:lineRule="auto"/>
-      </w:pPr>
-      <w:r>
-        <w:t xml:space="preserve">    return raw;</w:t>
-      </w:r>
-    </w:p>
-    <w:p>
-      <w:pPr>
-        <w:pStyle w:val="SourceCode"/>
-        <w:spacing w:before="0" w:after="0" w:line="200" w:lineRule="auto"/>
-      </w:pPr>
-      <w:r>
-        <w:t xml:space="preserve">}</w:t>
-      </w:r>
-    </w:p>
-    <w:p>
-      <w:pPr>
-        <w:pStyle w:val="SourceCode"/>
-        <w:spacing w:before="0" w:after="0" w:line="200" w:lineRule="auto"/>
-      </w:pPr>
-    </w:p>
-    <w:p>
-      <w:pPr>
-        <w:pStyle w:val="SourceCode"/>
-        <w:spacing w:before="0" w:after="0" w:line="200" w:lineRule="auto"/>
-      </w:pPr>
-      <w:r>
-        <w:t xml:space="preserve">int main() {</w:t>
-      </w:r>
-    </w:p>
-    <w:p>
-      <w:pPr>
-        <w:pStyle w:val="SourceCode"/>
-        <w:spacing w:before="0" w:after="0" w:line="200" w:lineRule="auto"/>
-      </w:pPr>
-      <w:r>
-        <w:t xml:space="preserve">    // Тестові вектори NIST</w:t>
-      </w:r>
-    </w:p>
-    <w:p>
-      <w:pPr>
-        <w:pStyle w:val="SourceCode"/>
-        <w:spacing w:before="0" w:after="0" w:line="200" w:lineRule="auto"/>
-      </w:pPr>
-      <w:r>
-        <w:t xml:space="preserve">    std::cout &lt;&lt; "=== Тестові вектори SHA-256 ===\n\n";</w:t>
-      </w:r>
-    </w:p>
-    <w:p>
-      <w:pPr>
-        <w:pStyle w:val="SourceCode"/>
-        <w:spacing w:before="0" w:after="0" w:line="200" w:lineRule="auto"/>
-      </w:pPr>
-    </w:p>
-    <w:p>
-      <w:pPr>
-        <w:pStyle w:val="SourceCode"/>
-        <w:spacing w:before="0" w:after="0" w:line="200" w:lineRule="auto"/>
-      </w:pPr>
-      <w:r>
-        <w:t xml:space="preserve">    // Тест 1: порожній рядок</w:t>
-      </w:r>
-    </w:p>
-    <w:p>
-      <w:pPr>
-        <w:pStyle w:val="SourceCode"/>
-        <w:spacing w:before="0" w:after="0" w:line="200" w:lineRule="auto"/>
-      </w:pPr>
-      <w:r>
-        <w:t xml:space="preserve">    std::string test1 = "";</w:t>
-      </w:r>
-    </w:p>
-    <w:p>
-      <w:pPr>
-        <w:pStyle w:val="SourceCode"/>
-        <w:spacing w:before="0" w:after="0" w:line="200" w:lineRule="auto"/>
-      </w:pPr>
-      <w:r>
-        <w:t xml:space="preserve">    std::cout &lt;&lt; "Вхід: (порожній рядок)\n";</w:t>
-      </w:r>
-    </w:p>
-    <w:p>
-      <w:pPr>
-        <w:pStyle w:val="SourceCode"/>
-        <w:spacing w:before="0" w:after="0" w:line="200" w:lineRule="auto"/>
-      </w:pPr>
-      <w:r>
-        <w:t xml:space="preserve">    std::string expect1 =</w:t>
-      </w:r>
-    </w:p>
-    <w:p>
-      <w:pPr>
-        <w:pStyle w:val="SourceCode"/>
-        <w:spacing w:before="0" w:after="0" w:line="200" w:lineRule="auto"/>
-      </w:pPr>
-      <w:r>
-        <w:t xml:space="preserve">        "e3b0c44298fc1c149afbf4c8996fb92427ae41e4649b934ca495991b7852b855";</w:t>
-      </w:r>
-    </w:p>
-    <w:p>
-      <w:pPr>
-        <w:pStyle w:val="SourceCode"/>
-        <w:spacing w:before="0" w:after="0" w:line="200" w:lineRule="auto"/>
-      </w:pPr>
-      <w:r>
-        <w:t xml:space="preserve">    std::cout &lt;&lt; "Хеш: " &lt;&lt; sha256(test1) &lt;&lt; "\n";</w:t>
-      </w:r>
-    </w:p>
-    <w:p>
-      <w:pPr>
-        <w:pStyle w:val="SourceCode"/>
-        <w:spacing w:before="0" w:after="0" w:line="200" w:lineRule="auto"/>
-      </w:pPr>
-      <w:r>
-        <w:t xml:space="preserve">    std::cout &lt;&lt; "Очік: " &lt;&lt; expect1 &lt;&lt; "\n\n";</w:t>
-      </w:r>
-    </w:p>
-    <w:p>
-      <w:pPr>
-        <w:pStyle w:val="SourceCode"/>
-        <w:spacing w:before="0" w:after="0" w:line="200" w:lineRule="auto"/>
-      </w:pPr>
-    </w:p>
-    <w:p>
-      <w:pPr>
-        <w:pStyle w:val="SourceCode"/>
-        <w:spacing w:before="0" w:after="0" w:line="200" w:lineRule="auto"/>
-      </w:pPr>
-      <w:r>
-        <w:t xml:space="preserve">    // Тест 2: "abc"</w:t>
-      </w:r>
-    </w:p>
-    <w:p>
-      <w:pPr>
-        <w:pStyle w:val="SourceCode"/>
-        <w:spacing w:before="0" w:after="0" w:line="200" w:lineRule="auto"/>
-      </w:pPr>
-      <w:r>
-        <w:t xml:space="preserve">    std::string test2 = "abc";</w:t>
-      </w:r>
-    </w:p>
-    <w:p>
-      <w:pPr>
-        <w:pStyle w:val="SourceCode"/>
-        <w:spacing w:before="0" w:after="0" w:line="200" w:lineRule="auto"/>
-      </w:pPr>
-      <w:r>
-        <w:t xml:space="preserve">    std::cout &lt;&lt; "Вхід: \"abc\"\n";</w:t>
-      </w:r>
-    </w:p>
-    <w:p>
-      <w:pPr>
-        <w:pStyle w:val="SourceCode"/>
-        <w:spacing w:before="0" w:after="0" w:line="200" w:lineRule="auto"/>
-      </w:pPr>
-      <w:r>
-        <w:t xml:space="preserve">    std::string expect2 =</w:t>
-      </w:r>
-    </w:p>
-    <w:p>
-      <w:pPr>
-        <w:pStyle w:val="SourceCode"/>
-        <w:spacing w:before="0" w:after="0" w:line="200" w:lineRule="auto"/>
-      </w:pPr>
-      <w:r>
-        <w:t xml:space="preserve">        "ba7816bf8f01cfea414140de5dae2223b00361a396177a9cb410ff61f20015ad";</w:t>
-      </w:r>
-    </w:p>
-    <w:p>
-      <w:pPr>
-        <w:pStyle w:val="SourceCode"/>
-        <w:spacing w:before="0" w:after="0" w:line="200" w:lineRule="auto"/>
-      </w:pPr>
-      <w:r>
-        <w:t xml:space="preserve">    std::cout &lt;&lt; "Хеш: " &lt;&lt; sha256(test2) &lt;&lt; "\n";</w:t>
-      </w:r>
-    </w:p>
-    <w:p>
-      <w:pPr>
-        <w:pStyle w:val="SourceCode"/>
-        <w:spacing w:before="0" w:after="0" w:line="200" w:lineRule="auto"/>
-      </w:pPr>
-      <w:r>
-        <w:t xml:space="preserve">    std::cout &lt;&lt; "Очік: " &lt;&lt; expect2 &lt;&lt; "\n\n";</w:t>
-      </w:r>
-    </w:p>
-    <w:p>
-      <w:pPr>
-        <w:pStyle w:val="SourceCode"/>
-        <w:spacing w:before="0" w:after="0" w:line="200" w:lineRule="auto"/>
-      </w:pPr>
-    </w:p>
-    <w:p>
-      <w:pPr>
-        <w:pStyle w:val="SourceCode"/>
-        <w:spacing w:before="0" w:after="0" w:line="200" w:lineRule="auto"/>
-      </w:pPr>
-      <w:r>
-        <w:t xml:space="preserve">    // Тест 3: довге повідомлення (448 біт)</w:t>
-      </w:r>
-    </w:p>
-    <w:p>
-      <w:pPr>
-        <w:pStyle w:val="SourceCode"/>
-        <w:spacing w:before="0" w:after="0" w:line="200" w:lineRule="auto"/>
-      </w:pPr>
-      <w:r>
-        <w:t xml:space="preserve">    std::string test3 = "abcdbcdecdefdefgefghfghighijhijkijkljklmklmnlmnomnopnopq";</w:t>
-      </w:r>
-    </w:p>
-    <w:p>
-      <w:pPr>
-        <w:pStyle w:val="SourceCode"/>
-        <w:spacing w:before="0" w:after="0" w:line="200" w:lineRule="auto"/>
-      </w:pPr>
-      <w:r>
-        <w:t xml:space="preserve">    std::cout &lt;&lt; "Вхід: \"abcdbcdecdefdefgefghfghighijhijkijkljklmklmnlmnomnopnopq\"\n";</w:t>
-      </w:r>
-    </w:p>
-    <w:p>
-      <w:pPr>
-        <w:pStyle w:val="SourceCode"/>
-        <w:spacing w:before="0" w:after="0" w:line="200" w:lineRule="auto"/>
-      </w:pPr>
-      <w:r>
-        <w:t xml:space="preserve">    std::string expect3 =</w:t>
-      </w:r>
-    </w:p>
-    <w:p>
-      <w:pPr>
-        <w:pStyle w:val="SourceCode"/>
-        <w:spacing w:before="0" w:after="0" w:line="200" w:lineRule="auto"/>
-      </w:pPr>
-      <w:r>
-        <w:t xml:space="preserve">        "248d6a61d20638b8e5c026930c3e6039a33ce45964ff2167f6ecedd419db06c1";</w:t>
-      </w:r>
-    </w:p>
-    <w:p>
-      <w:pPr>
-        <w:pStyle w:val="SourceCode"/>
-        <w:spacing w:before="0" w:after="0" w:line="200" w:lineRule="auto"/>
-      </w:pPr>
-      <w:r>
-        <w:t xml:space="preserve">    std::cout &lt;&lt; "Хеш: " &lt;&lt; sha256(test3) &lt;&lt; "\n";</w:t>
-      </w:r>
-    </w:p>
-    <w:p>
-      <w:pPr>
-        <w:pStyle w:val="SourceCode"/>
-        <w:spacing w:before="0" w:after="0" w:line="200" w:lineRule="auto"/>
-      </w:pPr>
-      <w:r>
-        <w:t xml:space="preserve">    std::cout &lt;&lt; "Очік: " &lt;&lt; expect3 &lt;&lt; "\n\n";</w:t>
-      </w:r>
-    </w:p>
-    <w:p>
-      <w:pPr>
-        <w:pStyle w:val="SourceCode"/>
-        <w:spacing w:before="0" w:after="0" w:line="200" w:lineRule="auto"/>
-      </w:pPr>
-    </w:p>
-    <w:p>
-      <w:pPr>
-        <w:pStyle w:val="SourceCode"/>
-        <w:spacing w:before="0" w:after="0" w:line="200" w:lineRule="auto"/>
-      </w:pPr>
-      <w:r>
-        <w:t xml:space="preserve">    // Демонстрація лавинного ефекту</w:t>
-      </w:r>
-    </w:p>
-    <w:p>
-      <w:pPr>
-        <w:pStyle w:val="SourceCode"/>
-        <w:spacing w:before="0" w:after="0" w:line="200" w:lineRule="auto"/>
-      </w:pPr>
-      <w:r>
-        <w:t xml:space="preserve">    std::cout &lt;&lt; "=== Лавинний ефект ===\n\n";</w:t>
-      </w:r>
-    </w:p>
-    <w:p>
-      <w:pPr>
-        <w:pStyle w:val="SourceCode"/>
-        <w:spacing w:before="0" w:after="0" w:line="200" w:lineRule="auto"/>
-      </w:pPr>
-      <w:r>
-        <w:t xml:space="preserve">    std::string msg1 = "Hello";</w:t>
-      </w:r>
-    </w:p>
-    <w:p>
-      <w:pPr>
-        <w:pStyle w:val="SourceCode"/>
-        <w:spacing w:before="0" w:after="0" w:line="200" w:lineRule="auto"/>
-      </w:pPr>
-      <w:r>
-        <w:t xml:space="preserve">    std::string msg2 = "hello";  // Відрізняється на 1 біт</w:t>
-      </w:r>
-    </w:p>
-    <w:p>
-      <w:pPr>
-        <w:pStyle w:val="SourceCode"/>
-        <w:spacing w:before="0" w:after="0" w:line="200" w:lineRule="auto"/>
-      </w:pPr>
-    </w:p>
-    <w:p>
-      <w:pPr>
-        <w:pStyle w:val="SourceCode"/>
-        <w:spacing w:before="0" w:after="0" w:line="200" w:lineRule="auto"/>
-      </w:pPr>
-      <w:r>
-        <w:t xml:space="preserve">    std::cout &lt;&lt; "\"Hello\": " &lt;&lt; sha256(msg1) &lt;&lt; "\n";</w:t>
-      </w:r>
-    </w:p>
-    <w:p>
-      <w:pPr>
-        <w:pStyle w:val="SourceCode"/>
-        <w:spacing w:before="0" w:after="0" w:line="200" w:lineRule="auto"/>
-      </w:pPr>
-      <w:r>
-        <w:t xml:space="preserve">    std::cout &lt;&lt; "\"hello\": " &lt;&lt; sha256(msg2) &lt;&lt; "\n";</w:t>
-      </w:r>
-    </w:p>
-    <w:p>
-      <w:pPr>
-        <w:pStyle w:val="SourceCode"/>
-        <w:spacing w:before="0" w:after="0" w:line="200" w:lineRule="auto"/>
-      </w:pPr>
-      <w:r>
-        <w:t xml:space="preserve">    std::cout &lt;&lt; "(зміна 1 біта — повністю інший хеш)\n";</w:t>
-      </w:r>
-    </w:p>
-    <w:p>
-      <w:pPr>
-        <w:pStyle w:val="SourceCode"/>
-        <w:spacing w:before="0" w:after="0" w:line="200" w:lineRule="auto"/>
-      </w:pPr>
-    </w:p>
-    <w:p>
-      <w:pPr>
-        <w:pStyle w:val="SourceCode"/>
-        <w:spacing w:before="0" w:after="0" w:line="200" w:lineRule="auto"/>
-      </w:pPr>
-      <w:r>
-        <w:t xml:space="preserve">    return 0;</w:t>
-      </w:r>
-    </w:p>
-    <w:p>
-      <w:pPr>
-        <w:pStyle w:val="SourceCode"/>
-        <w:spacing w:before="0" w:after="120" w:line="200" w:lineRule="auto"/>
-      </w:pPr>
-      <w:r>
-        <w:t xml:space="preserve">}</w:t>
-      </w:r>
+        <w:spacing w:before="0" w:after="0" w:line="120" w:lineRule="exact"/>
+        <w:rPr>
+          <w:sz w:val="4"/>
+          <w:szCs w:val="4"/>
+        </w:rPr>
+      </w:pPr>
+    </w:p>
+    <w:tbl>
+      <w:tblPr>
+        <w:tblStyle w:val="SourceCodeTable"/>
+        <w:tblW w:type="dxa" w:w="9637"/>
+        <w:tblInd w:w="0" w:type="dxa"/>
+        <w:tblBorders>
+          <w:top w:color="BFBFBF" w:space="0" w:sz="4" w:val="single"/>
+          <w:left w:color="BFBFBF" w:space="0" w:sz="4" w:val="single"/>
+          <w:bottom w:color="BFBFBF" w:space="0" w:sz="4" w:val="single"/>
+          <w:right w:color="BFBFBF" w:space="0" w:sz="4" w:val="single"/>
+        </w:tblBorders>
+        <w:tblLayout w:type="fixed"/>
+        <w:tblCellMar>
+          <w:top w:type="dxa" w:w="113"/>
+          <w:left w:type="dxa" w:w="113"/>
+          <w:bottom w:type="dxa" w:w="113"/>
+          <w:right w:type="dxa" w:w="113"/>
+        </w:tblCellMar>
+        <w:tblLook w:val="0000" w:firstRow="0" w:lastRow="0" w:firstColumn="0" w:lastColumn="0" w:noHBand="1" w:noVBand="1"/>
+      </w:tblPr>
+      <w:tblGrid>
+        <w:gridCol w:w="9637"/>
+      </w:tblGrid>
+      <w:tr>
+        <w:tc>
+          <w:tcPr>
+            <w:tcW w:type="dxa" w:w="9637"/>
+          </w:tcPr>
+          <w:p>
+            <w:pPr>
+              <w:pStyle w:val="SourceCode"/>
+              <w:spacing w:before="0" w:after="0" w:line="200" w:lineRule="auto"/>
+            </w:pPr>
+            <w:r>
+              <w:t xml:space="preserve">std::string sha256(const std::string&amp; message) {</w:t>
+            </w:r>
+          </w:p>
+          <w:p>
+            <w:pPr>
+              <w:pStyle w:val="SourceCode"/>
+              <w:spacing w:before="0" w:after="0" w:line="200" w:lineRule="auto"/>
+            </w:pPr>
+            <w:r>
+              <w:t xml:space="preserve">    SHA256 hasher;</w:t>
+            </w:r>
+          </w:p>
+          <w:p>
+            <w:pPr>
+              <w:pStyle w:val="SourceCode"/>
+              <w:spacing w:before="0" w:after="0" w:line="200" w:lineRule="auto"/>
+            </w:pPr>
+            <w:r>
+              <w:t xml:space="preserve">    hasher.update(reinterpret_cast&lt;const uint8_t*&gt;(message.c_str()),</w:t>
+            </w:r>
+          </w:p>
+          <w:p>
+            <w:pPr>
+              <w:pStyle w:val="SourceCode"/>
+              <w:spacing w:before="0" w:after="0" w:line="200" w:lineRule="auto"/>
+            </w:pPr>
+            <w:r>
+              <w:t xml:space="preserve">                  message.length());</w:t>
+            </w:r>
+          </w:p>
+          <w:p>
+            <w:pPr>
+              <w:pStyle w:val="SourceCode"/>
+              <w:spacing w:before="0" w:after="0" w:line="200" w:lineRule="auto"/>
+            </w:pPr>
+            <w:r>
+              <w:t xml:space="preserve">    return hasher.finalize();</w:t>
+            </w:r>
+          </w:p>
+          <w:p>
+            <w:pPr>
+              <w:pStyle w:val="SourceCode"/>
+              <w:spacing w:before="0" w:after="0" w:line="200" w:lineRule="auto"/>
+            </w:pPr>
+            <w:r>
+              <w:t xml:space="preserve">}</w:t>
+            </w:r>
+          </w:p>
+          <w:p>
+            <w:pPr>
+              <w:pStyle w:val="SourceCode"/>
+              <w:spacing w:before="0" w:after="0" w:line="200" w:lineRule="auto"/>
+            </w:pPr>
+          </w:p>
+          <w:p>
+            <w:pPr>
+              <w:pStyle w:val="SourceCode"/>
+              <w:spacing w:before="0" w:after="0" w:line="200" w:lineRule="auto"/>
+            </w:pPr>
+            <w:r>
+              <w:t xml:space="preserve">// Той самий хеш, але 32 байтами замість 64 шістнадцяткових символів.</w:t>
+            </w:r>
+          </w:p>
+          <w:p>
+            <w:pPr>
+              <w:pStyle w:val="SourceCode"/>
+              <w:spacing w:before="0" w:after="0" w:line="200" w:lineRule="auto"/>
+            </w:pPr>
+            <w:r>
+              <w:t xml:space="preserve">// Потрібен там, де хеш є не текстом для показу, а даними: ключем,</w:t>
+            </w:r>
+          </w:p>
+          <w:p>
+            <w:pPr>
+              <w:pStyle w:val="SourceCode"/>
+              <w:spacing w:before="0" w:after="0" w:line="200" w:lineRule="auto"/>
+            </w:pPr>
+            <w:r>
+              <w:t xml:space="preserve">// вкладеним повідомленням, аргументом HMAC (лабораторна робота №10).</w:t>
+            </w:r>
+          </w:p>
+          <w:p>
+            <w:pPr>
+              <w:pStyle w:val="SourceCode"/>
+              <w:spacing w:before="0" w:after="0" w:line="200" w:lineRule="auto"/>
+            </w:pPr>
+            <w:r>
+              <w:t xml:space="preserve">std::vector&lt;unsigned char&gt; sha256Raw(const std::string&amp; message) {</w:t>
+            </w:r>
+          </w:p>
+          <w:p>
+            <w:pPr>
+              <w:pStyle w:val="SourceCode"/>
+              <w:spacing w:before="0" w:after="0" w:line="200" w:lineRule="auto"/>
+            </w:pPr>
+            <w:r>
+              <w:t xml:space="preserve">    std::string hex = sha256(message);</w:t>
+            </w:r>
+          </w:p>
+          <w:p>
+            <w:pPr>
+              <w:pStyle w:val="SourceCode"/>
+              <w:spacing w:before="0" w:after="0" w:line="200" w:lineRule="auto"/>
+            </w:pPr>
+            <w:r>
+              <w:t xml:space="preserve">    std::vector&lt;unsigned char&gt; raw(32);</w:t>
+            </w:r>
+          </w:p>
+          <w:p>
+            <w:pPr>
+              <w:pStyle w:val="SourceCode"/>
+              <w:spacing w:before="0" w:after="0" w:line="200" w:lineRule="auto"/>
+            </w:pPr>
+          </w:p>
+          <w:p>
+            <w:pPr>
+              <w:pStyle w:val="SourceCode"/>
+              <w:spacing w:before="0" w:after="0" w:line="200" w:lineRule="auto"/>
+            </w:pPr>
+            <w:r>
+              <w:t xml:space="preserve">    for (int i = 0; i &lt; 32; i++) {</w:t>
+            </w:r>
+          </w:p>
+          <w:p>
+            <w:pPr>
+              <w:pStyle w:val="SourceCode"/>
+              <w:spacing w:before="0" w:after="0" w:line="200" w:lineRule="auto"/>
+            </w:pPr>
+            <w:r>
+              <w:t xml:space="preserve">        raw[i] = static_cast&lt;unsigned char&gt;(</w:t>
+            </w:r>
+          </w:p>
+          <w:p>
+            <w:pPr>
+              <w:pStyle w:val="SourceCode"/>
+              <w:spacing w:before="0" w:after="0" w:line="200" w:lineRule="auto"/>
+            </w:pPr>
+            <w:r>
+              <w:t xml:space="preserve">            std::stoi(hex.substr(i * 2, 2), nullptr, 16));</w:t>
+            </w:r>
+          </w:p>
+          <w:p>
+            <w:pPr>
+              <w:pStyle w:val="SourceCode"/>
+              <w:spacing w:before="0" w:after="0" w:line="200" w:lineRule="auto"/>
+            </w:pPr>
+            <w:r>
+              <w:t xml:space="preserve">    }</w:t>
+            </w:r>
+          </w:p>
+          <w:p>
+            <w:pPr>
+              <w:pStyle w:val="SourceCode"/>
+              <w:spacing w:before="0" w:after="0" w:line="200" w:lineRule="auto"/>
+            </w:pPr>
+          </w:p>
+          <w:p>
+            <w:pPr>
+              <w:pStyle w:val="SourceCode"/>
+              <w:spacing w:before="0" w:after="0" w:line="200" w:lineRule="auto"/>
+            </w:pPr>
+            <w:r>
+              <w:t xml:space="preserve">    return raw;</w:t>
+            </w:r>
+          </w:p>
+          <w:p>
+            <w:pPr>
+              <w:pStyle w:val="SourceCode"/>
+              <w:spacing w:before="0" w:after="0" w:line="200" w:lineRule="auto"/>
+            </w:pPr>
+            <w:r>
+              <w:t xml:space="preserve">}</w:t>
+            </w:r>
+          </w:p>
+          <w:p>
+            <w:pPr>
+              <w:pStyle w:val="SourceCode"/>
+              <w:spacing w:before="0" w:after="0" w:line="200" w:lineRule="auto"/>
+            </w:pPr>
+          </w:p>
+          <w:p>
+            <w:pPr>
+              <w:pStyle w:val="SourceCode"/>
+              <w:spacing w:before="0" w:after="0" w:line="200" w:lineRule="auto"/>
+            </w:pPr>
+            <w:r>
+              <w:t xml:space="preserve">int main() {</w:t>
+            </w:r>
+          </w:p>
+          <w:p>
+            <w:pPr>
+              <w:pStyle w:val="SourceCode"/>
+              <w:spacing w:before="0" w:after="0" w:line="200" w:lineRule="auto"/>
+            </w:pPr>
+            <w:r>
+              <w:t xml:space="preserve">    // Тестові вектори NIST</w:t>
+            </w:r>
+          </w:p>
+          <w:p>
+            <w:pPr>
+              <w:pStyle w:val="SourceCode"/>
+              <w:spacing w:before="0" w:after="0" w:line="200" w:lineRule="auto"/>
+            </w:pPr>
+            <w:r>
+              <w:t xml:space="preserve">    std::cout &lt;&lt; "=== Тестові вектори SHA-256 ===\n\n";</w:t>
+            </w:r>
+          </w:p>
+          <w:p>
+            <w:pPr>
+              <w:pStyle w:val="SourceCode"/>
+              <w:spacing w:before="0" w:after="0" w:line="200" w:lineRule="auto"/>
+            </w:pPr>
+          </w:p>
+          <w:p>
+            <w:pPr>
+              <w:pStyle w:val="SourceCode"/>
+              <w:spacing w:before="0" w:after="0" w:line="200" w:lineRule="auto"/>
+            </w:pPr>
+            <w:r>
+              <w:t xml:space="preserve">    // Тест 1: порожній рядок</w:t>
+            </w:r>
+          </w:p>
+          <w:p>
+            <w:pPr>
+              <w:pStyle w:val="SourceCode"/>
+              <w:spacing w:before="0" w:after="0" w:line="200" w:lineRule="auto"/>
+            </w:pPr>
+            <w:r>
+              <w:t xml:space="preserve">    std::string test1 = "";</w:t>
+            </w:r>
+          </w:p>
+          <w:p>
+            <w:pPr>
+              <w:pStyle w:val="SourceCode"/>
+              <w:spacing w:before="0" w:after="0" w:line="200" w:lineRule="auto"/>
+            </w:pPr>
+            <w:r>
+              <w:t xml:space="preserve">    std::cout &lt;&lt; "Вхід: (порожній рядок)\n";</w:t>
+            </w:r>
+          </w:p>
+          <w:p>
+            <w:pPr>
+              <w:pStyle w:val="SourceCode"/>
+              <w:spacing w:before="0" w:after="0" w:line="200" w:lineRule="auto"/>
+            </w:pPr>
+            <w:r>
+              <w:t xml:space="preserve">    std::string expect1 =</w:t>
+            </w:r>
+          </w:p>
+          <w:p>
+            <w:pPr>
+              <w:pStyle w:val="SourceCode"/>
+              <w:spacing w:before="0" w:after="0" w:line="200" w:lineRule="auto"/>
+            </w:pPr>
+            <w:r>
+              <w:t xml:space="preserve">        "e3b0c44298fc1c149afbf4c8996fb92427ae41e4649b934ca495991b7852b855";</w:t>
+            </w:r>
+          </w:p>
+          <w:p>
+            <w:pPr>
+              <w:pStyle w:val="SourceCode"/>
+              <w:spacing w:before="0" w:after="0" w:line="200" w:lineRule="auto"/>
+            </w:pPr>
+            <w:r>
+              <w:t xml:space="preserve">    std::cout &lt;&lt; "Хеш: " &lt;&lt; sha256(test1) &lt;&lt; "\n";</w:t>
+            </w:r>
+          </w:p>
+          <w:p>
+            <w:pPr>
+              <w:pStyle w:val="SourceCode"/>
+              <w:spacing w:before="0" w:after="0" w:line="200" w:lineRule="auto"/>
+            </w:pPr>
+            <w:r>
+              <w:t xml:space="preserve">    std::cout &lt;&lt; "Очік: " &lt;&lt; expect1 &lt;&lt; "\n\n";</w:t>
+            </w:r>
+          </w:p>
+          <w:p>
+            <w:pPr>
+              <w:pStyle w:val="SourceCode"/>
+              <w:spacing w:before="0" w:after="0" w:line="200" w:lineRule="auto"/>
+            </w:pPr>
+          </w:p>
+          <w:p>
+            <w:pPr>
+              <w:pStyle w:val="SourceCode"/>
+              <w:spacing w:before="0" w:after="0" w:line="200" w:lineRule="auto"/>
+            </w:pPr>
+            <w:r>
+              <w:t xml:space="preserve">    // Тест 2: "abc"</w:t>
+            </w:r>
+          </w:p>
+          <w:p>
+            <w:pPr>
+              <w:pStyle w:val="SourceCode"/>
+              <w:spacing w:before="0" w:after="0" w:line="200" w:lineRule="auto"/>
+            </w:pPr>
+            <w:r>
+              <w:t xml:space="preserve">    std::string test2 = "abc";</w:t>
+            </w:r>
+          </w:p>
+          <w:p>
+            <w:pPr>
+              <w:pStyle w:val="SourceCode"/>
+              <w:spacing w:before="0" w:after="0" w:line="200" w:lineRule="auto"/>
+            </w:pPr>
+            <w:r>
+              <w:t xml:space="preserve">    std::cout &lt;&lt; "Вхід: \"abc\"\n";</w:t>
+            </w:r>
+          </w:p>
+          <w:p>
+            <w:pPr>
+              <w:pStyle w:val="SourceCode"/>
+              <w:spacing w:before="0" w:after="0" w:line="200" w:lineRule="auto"/>
+            </w:pPr>
+            <w:r>
+              <w:t xml:space="preserve">    std::string expect2 =</w:t>
+            </w:r>
+          </w:p>
+          <w:p>
+            <w:pPr>
+              <w:pStyle w:val="SourceCode"/>
+              <w:spacing w:before="0" w:after="0" w:line="200" w:lineRule="auto"/>
+            </w:pPr>
+            <w:r>
+              <w:t xml:space="preserve">        "ba7816bf8f01cfea414140de5dae2223b00361a396177a9cb410ff61f20015ad";</w:t>
+            </w:r>
+          </w:p>
+          <w:p>
+            <w:pPr>
+              <w:pStyle w:val="SourceCode"/>
+              <w:spacing w:before="0" w:after="0" w:line="200" w:lineRule="auto"/>
+            </w:pPr>
+            <w:r>
+              <w:t xml:space="preserve">    std::cout &lt;&lt; "Хеш: " &lt;&lt; sha256(test2) &lt;&lt; "\n";</w:t>
+            </w:r>
+          </w:p>
+          <w:p>
+            <w:pPr>
+              <w:pStyle w:val="SourceCode"/>
+              <w:spacing w:before="0" w:after="0" w:line="200" w:lineRule="auto"/>
+            </w:pPr>
+            <w:r>
+              <w:t xml:space="preserve">    std::cout &lt;&lt; "Очік: " &lt;&lt; expect2 &lt;&lt; "\n\n";</w:t>
+            </w:r>
+          </w:p>
+          <w:p>
+            <w:pPr>
+              <w:pStyle w:val="SourceCode"/>
+              <w:spacing w:before="0" w:after="0" w:line="200" w:lineRule="auto"/>
+            </w:pPr>
+          </w:p>
+          <w:p>
+            <w:pPr>
+              <w:pStyle w:val="SourceCode"/>
+              <w:spacing w:before="0" w:after="0" w:line="200" w:lineRule="auto"/>
+            </w:pPr>
+            <w:r>
+              <w:t xml:space="preserve">    // Тест 3: довге повідомлення (448 біт)</w:t>
+            </w:r>
+          </w:p>
+          <w:p>
+            <w:pPr>
+              <w:pStyle w:val="SourceCode"/>
+              <w:spacing w:before="0" w:after="0" w:line="200" w:lineRule="auto"/>
+            </w:pPr>
+            <w:r>
+              <w:t xml:space="preserve">    std::string test3 = "abcdbcdecdefdefgefghfghighijhijkijkljklmklmnlmnomnopnopq";</w:t>
+            </w:r>
+          </w:p>
+          <w:p>
+            <w:pPr>
+              <w:pStyle w:val="SourceCode"/>
+              <w:spacing w:before="0" w:after="0" w:line="200" w:lineRule="auto"/>
+            </w:pPr>
+            <w:r>
+              <w:t xml:space="preserve">    std::cout &lt;&lt; "Вхід: \"" &lt;&lt; test3 &lt;&lt; "\"\n";</w:t>
+            </w:r>
+          </w:p>
+          <w:p>
+            <w:pPr>
+              <w:pStyle w:val="SourceCode"/>
+              <w:spacing w:before="0" w:after="0" w:line="200" w:lineRule="auto"/>
+            </w:pPr>
+            <w:r>
+              <w:t xml:space="preserve">    std::string expect3 =</w:t>
+            </w:r>
+          </w:p>
+          <w:p>
+            <w:pPr>
+              <w:pStyle w:val="SourceCode"/>
+              <w:spacing w:before="0" w:after="0" w:line="200" w:lineRule="auto"/>
+            </w:pPr>
+            <w:r>
+              <w:t xml:space="preserve">        "248d6a61d20638b8e5c026930c3e6039a33ce45964ff2167f6ecedd419db06c1";</w:t>
+            </w:r>
+          </w:p>
+          <w:p>
+            <w:pPr>
+              <w:pStyle w:val="SourceCode"/>
+              <w:spacing w:before="0" w:after="0" w:line="200" w:lineRule="auto"/>
+            </w:pPr>
+            <w:r>
+              <w:t xml:space="preserve">    std::cout &lt;&lt; "Хеш: " &lt;&lt; sha256(test3) &lt;&lt; "\n";</w:t>
+            </w:r>
+          </w:p>
+          <w:p>
+            <w:pPr>
+              <w:pStyle w:val="SourceCode"/>
+              <w:spacing w:before="0" w:after="0" w:line="200" w:lineRule="auto"/>
+            </w:pPr>
+            <w:r>
+              <w:t xml:space="preserve">    std::cout &lt;&lt; "Очік: " &lt;&lt; expect3 &lt;&lt; "\n\n";</w:t>
+            </w:r>
+          </w:p>
+          <w:p>
+            <w:pPr>
+              <w:pStyle w:val="SourceCode"/>
+              <w:spacing w:before="0" w:after="0" w:line="200" w:lineRule="auto"/>
+            </w:pPr>
+          </w:p>
+          <w:p>
+            <w:pPr>
+              <w:pStyle w:val="SourceCode"/>
+              <w:spacing w:before="0" w:after="0" w:line="200" w:lineRule="auto"/>
+            </w:pPr>
+            <w:r>
+              <w:t xml:space="preserve">    // Демонстрація лавинного ефекту</w:t>
+            </w:r>
+          </w:p>
+          <w:p>
+            <w:pPr>
+              <w:pStyle w:val="SourceCode"/>
+              <w:spacing w:before="0" w:after="0" w:line="200" w:lineRule="auto"/>
+            </w:pPr>
+            <w:r>
+              <w:t xml:space="preserve">    std::cout &lt;&lt; "=== Лавинний ефект ===\n\n";</w:t>
+            </w:r>
+          </w:p>
+          <w:p>
+            <w:pPr>
+              <w:pStyle w:val="SourceCode"/>
+              <w:spacing w:before="0" w:after="0" w:line="200" w:lineRule="auto"/>
+            </w:pPr>
+            <w:r>
+              <w:t xml:space="preserve">    std::string msg1 = "Hello";</w:t>
+            </w:r>
+          </w:p>
+          <w:p>
+            <w:pPr>
+              <w:pStyle w:val="SourceCode"/>
+              <w:spacing w:before="0" w:after="0" w:line="200" w:lineRule="auto"/>
+            </w:pPr>
+            <w:r>
+              <w:t xml:space="preserve">    std::string msg2 = "hello";  // Відрізняється на 1 біт</w:t>
+            </w:r>
+          </w:p>
+          <w:p>
+            <w:pPr>
+              <w:pStyle w:val="SourceCode"/>
+              <w:spacing w:before="0" w:after="0" w:line="200" w:lineRule="auto"/>
+            </w:pPr>
+          </w:p>
+          <w:p>
+            <w:pPr>
+              <w:pStyle w:val="SourceCode"/>
+              <w:spacing w:before="0" w:after="0" w:line="200" w:lineRule="auto"/>
+            </w:pPr>
+            <w:r>
+              <w:t xml:space="preserve">    std::cout &lt;&lt; "\"Hello\": " &lt;&lt; sha256(msg1) &lt;&lt; "\n";</w:t>
+            </w:r>
+          </w:p>
+          <w:p>
+            <w:pPr>
+              <w:pStyle w:val="SourceCode"/>
+              <w:spacing w:before="0" w:after="0" w:line="200" w:lineRule="auto"/>
+            </w:pPr>
+            <w:r>
+              <w:t xml:space="preserve">    std::cout &lt;&lt; "\"hello\": " &lt;&lt; sha256(msg2) &lt;&lt; "\n";</w:t>
+            </w:r>
+          </w:p>
+          <w:p>
+            <w:pPr>
+              <w:pStyle w:val="SourceCode"/>
+              <w:spacing w:before="0" w:after="0" w:line="200" w:lineRule="auto"/>
+            </w:pPr>
+            <w:r>
+              <w:t xml:space="preserve">    std::cout &lt;&lt; "(зміна 1 біта — повністю інший хеш)\n";</w:t>
+            </w:r>
+          </w:p>
+          <w:p>
+            <w:pPr>
+              <w:pStyle w:val="SourceCode"/>
+              <w:spacing w:before="0" w:after="0" w:line="200" w:lineRule="auto"/>
+            </w:pPr>
+          </w:p>
+          <w:p>
+            <w:pPr>
+              <w:pStyle w:val="SourceCode"/>
+              <w:spacing w:before="0" w:after="0" w:line="200" w:lineRule="auto"/>
+            </w:pPr>
+            <w:r>
+              <w:t xml:space="preserve">    return 0;</w:t>
+            </w:r>
+          </w:p>
+          <w:p>
+            <w:pPr>
+              <w:pStyle w:val="SourceCode"/>
+              <w:spacing w:before="0" w:after="0" w:line="200" w:lineRule="auto"/>
+            </w:pPr>
+            <w:r>
+              <w:t xml:space="preserve">}</w:t>
+            </w:r>
+          </w:p>
+        </w:tc>
+      </w:tr>
+    </w:tbl>
+    <w:p>
+      <w:pPr>
+        <w:spacing w:before="0" w:after="0" w:line="120" w:lineRule="exact"/>
+        <w:rPr>
+          <w:sz w:val="4"/>
+          <w:szCs w:val="4"/>
+        </w:rPr>
+      </w:pPr>
     </w:p>
     <w:p>
       <w:pPr>
@@ -2932,159 +3471,208 @@
     </w:p>
     <w:p>
       <w:pPr>
-        <w:pStyle w:val="SourceCode"/>
-        <w:spacing w:before="120" w:after="0" w:line="200" w:lineRule="auto"/>
-      </w:pPr>
-      <w:r>
-        <w:t xml:space="preserve">=== Тестові вектори SHA-256 ===</w:t>
-      </w:r>
-    </w:p>
-    <w:p>
-      <w:pPr>
-        <w:pStyle w:val="SourceCode"/>
-        <w:spacing w:before="0" w:after="0" w:line="200" w:lineRule="auto"/>
-      </w:pPr>
-    </w:p>
-    <w:p>
-      <w:pPr>
-        <w:pStyle w:val="SourceCode"/>
-        <w:spacing w:before="0" w:after="0" w:line="200" w:lineRule="auto"/>
-      </w:pPr>
-      <w:r>
-        <w:t xml:space="preserve">Вхід: (порожній рядок)</w:t>
-      </w:r>
-    </w:p>
-    <w:p>
-      <w:pPr>
-        <w:pStyle w:val="SourceCode"/>
-        <w:spacing w:before="0" w:after="0" w:line="200" w:lineRule="auto"/>
-      </w:pPr>
-      <w:r>
-        <w:t xml:space="preserve">Хеш: e3b0c44298fc1c149afbf4c8996fb92427ae41e4649b934ca495991b7852b855</w:t>
-      </w:r>
-    </w:p>
-    <w:p>
-      <w:pPr>
-        <w:pStyle w:val="SourceCode"/>
-        <w:spacing w:before="0" w:after="0" w:line="200" w:lineRule="auto"/>
-      </w:pPr>
-      <w:r>
-        <w:t xml:space="preserve">Очік: e3b0c44298fc1c149afbf4c8996fb92427ae41e4649b934ca495991b7852b855</w:t>
-      </w:r>
-    </w:p>
-    <w:p>
-      <w:pPr>
-        <w:pStyle w:val="SourceCode"/>
-        <w:spacing w:before="0" w:after="0" w:line="200" w:lineRule="auto"/>
-      </w:pPr>
-    </w:p>
-    <w:p>
-      <w:pPr>
-        <w:pStyle w:val="SourceCode"/>
-        <w:spacing w:before="0" w:after="0" w:line="200" w:lineRule="auto"/>
-      </w:pPr>
-      <w:r>
-        <w:t xml:space="preserve">Вхід: "abc"</w:t>
-      </w:r>
-    </w:p>
-    <w:p>
-      <w:pPr>
-        <w:pStyle w:val="SourceCode"/>
-        <w:spacing w:before="0" w:after="0" w:line="200" w:lineRule="auto"/>
-      </w:pPr>
-      <w:r>
-        <w:t xml:space="preserve">Хеш: ba7816bf8f01cfea414140de5dae2223b00361a396177a9cb410ff61f20015ad</w:t>
-      </w:r>
-    </w:p>
-    <w:p>
-      <w:pPr>
-        <w:pStyle w:val="SourceCode"/>
-        <w:spacing w:before="0" w:after="0" w:line="200" w:lineRule="auto"/>
-      </w:pPr>
-      <w:r>
-        <w:t xml:space="preserve">Очік: ba7816bf8f01cfea414140de5dae2223b00361a396177a9cb410ff61f20015ad</w:t>
-      </w:r>
-    </w:p>
-    <w:p>
-      <w:pPr>
-        <w:pStyle w:val="SourceCode"/>
-        <w:spacing w:before="0" w:after="0" w:line="200" w:lineRule="auto"/>
-      </w:pPr>
-    </w:p>
-    <w:p>
-      <w:pPr>
-        <w:pStyle w:val="SourceCode"/>
-        <w:spacing w:before="0" w:after="0" w:line="200" w:lineRule="auto"/>
-      </w:pPr>
-      <w:r>
-        <w:t xml:space="preserve">Вхід: "abcdbcdecdefdefgefghfghighijhijkijkljklmklmnlmnomnopnopq"</w:t>
-      </w:r>
-    </w:p>
-    <w:p>
-      <w:pPr>
-        <w:pStyle w:val="SourceCode"/>
-        <w:spacing w:before="0" w:after="0" w:line="200" w:lineRule="auto"/>
-      </w:pPr>
-      <w:r>
-        <w:t xml:space="preserve">Хеш: 248d6a61d20638b8e5c026930c3e6039a33ce45964ff2167f6ecedd419db06c1</w:t>
-      </w:r>
-    </w:p>
-    <w:p>
-      <w:pPr>
-        <w:pStyle w:val="SourceCode"/>
-        <w:spacing w:before="0" w:after="0" w:line="200" w:lineRule="auto"/>
-      </w:pPr>
-      <w:r>
-        <w:t xml:space="preserve">Очік: 248d6a61d20638b8e5c026930c3e6039a33ce45964ff2167f6ecedd419db06c1</w:t>
-      </w:r>
-    </w:p>
-    <w:p>
-      <w:pPr>
-        <w:pStyle w:val="SourceCode"/>
-        <w:spacing w:before="0" w:after="0" w:line="200" w:lineRule="auto"/>
-      </w:pPr>
-    </w:p>
-    <w:p>
-      <w:pPr>
-        <w:pStyle w:val="SourceCode"/>
-        <w:spacing w:before="0" w:after="0" w:line="200" w:lineRule="auto"/>
-      </w:pPr>
-      <w:r>
-        <w:t xml:space="preserve">=== Лавинний ефект ===</w:t>
-      </w:r>
-    </w:p>
-    <w:p>
-      <w:pPr>
-        <w:pStyle w:val="SourceCode"/>
-        <w:spacing w:before="0" w:after="0" w:line="200" w:lineRule="auto"/>
-      </w:pPr>
-    </w:p>
-    <w:p>
-      <w:pPr>
-        <w:pStyle w:val="SourceCode"/>
-        <w:spacing w:before="0" w:after="0" w:line="200" w:lineRule="auto"/>
-      </w:pPr>
-      <w:r>
-        <w:t xml:space="preserve">"Hello": 185f8db32271fe25f561a6fc938b2e264306ec304eda518007d1764826381969</w:t>
-      </w:r>
-    </w:p>
-    <w:p>
-      <w:pPr>
-        <w:pStyle w:val="SourceCode"/>
-        <w:spacing w:before="0" w:after="0" w:line="200" w:lineRule="auto"/>
-      </w:pPr>
-      <w:r>
-        <w:t xml:space="preserve">"hello": 2cf24dba5fb0a30e26e83b2ac5b9e29e1b161e5c1fa7425e73043362938b9824</w:t>
-      </w:r>
-    </w:p>
-    <w:p>
-      <w:pPr>
-        <w:pStyle w:val="SourceCode"/>
-        <w:spacing w:before="0" w:after="120" w:line="200" w:lineRule="auto"/>
-      </w:pPr>
-      <w:r>
-        <w:t xml:space="preserve">(зміна 1 біта — повністю інший хеш)</w:t>
-      </w:r>
+        <w:spacing w:before="0" w:after="0" w:line="120" w:lineRule="exact"/>
+        <w:rPr>
+          <w:sz w:val="4"/>
+          <w:szCs w:val="4"/>
+        </w:rPr>
+      </w:pPr>
+    </w:p>
+    <w:tbl>
+      <w:tblPr>
+        <w:tblStyle w:val="SourceCodeTable"/>
+        <w:tblW w:type="dxa" w:w="9637"/>
+        <w:tblInd w:w="0" w:type="dxa"/>
+        <w:tblBorders>
+          <w:top w:color="BFBFBF" w:space="0" w:sz="4" w:val="single"/>
+          <w:left w:color="BFBFBF" w:space="0" w:sz="4" w:val="single"/>
+          <w:bottom w:color="BFBFBF" w:space="0" w:sz="4" w:val="single"/>
+          <w:right w:color="BFBFBF" w:space="0" w:sz="4" w:val="single"/>
+        </w:tblBorders>
+        <w:tblLayout w:type="fixed"/>
+        <w:tblCellMar>
+          <w:top w:type="dxa" w:w="113"/>
+          <w:left w:type="dxa" w:w="113"/>
+          <w:bottom w:type="dxa" w:w="113"/>
+          <w:right w:type="dxa" w:w="113"/>
+        </w:tblCellMar>
+        <w:tblLook w:val="0000" w:firstRow="0" w:lastRow="0" w:firstColumn="0" w:lastColumn="0" w:noHBand="1" w:noVBand="1"/>
+      </w:tblPr>
+      <w:tblGrid>
+        <w:gridCol w:w="9637"/>
+      </w:tblGrid>
+      <w:tr>
+        <w:tc>
+          <w:tcPr>
+            <w:tcW w:type="dxa" w:w="9637"/>
+          </w:tcPr>
+          <w:p>
+            <w:pPr>
+              <w:pStyle w:val="SourceCode"/>
+              <w:spacing w:before="0" w:after="0" w:line="200" w:lineRule="auto"/>
+            </w:pPr>
+            <w:r>
+              <w:t xml:space="preserve">=== Тестові вектори SHA-256 ===</w:t>
+            </w:r>
+          </w:p>
+          <w:p>
+            <w:pPr>
+              <w:pStyle w:val="SourceCode"/>
+              <w:spacing w:before="0" w:after="0" w:line="200" w:lineRule="auto"/>
+            </w:pPr>
+          </w:p>
+          <w:p>
+            <w:pPr>
+              <w:pStyle w:val="SourceCode"/>
+              <w:spacing w:before="0" w:after="0" w:line="200" w:lineRule="auto"/>
+            </w:pPr>
+            <w:r>
+              <w:t xml:space="preserve">Вхід: (порожній рядок)</w:t>
+            </w:r>
+          </w:p>
+          <w:p>
+            <w:pPr>
+              <w:pStyle w:val="SourceCode"/>
+              <w:spacing w:before="0" w:after="0" w:line="200" w:lineRule="auto"/>
+            </w:pPr>
+            <w:r>
+              <w:t xml:space="preserve">Хеш: e3b0c44298fc1c149afbf4c8996fb92427ae41e4649b934ca495991b7852b855</w:t>
+            </w:r>
+          </w:p>
+          <w:p>
+            <w:pPr>
+              <w:pStyle w:val="SourceCode"/>
+              <w:spacing w:before="0" w:after="0" w:line="200" w:lineRule="auto"/>
+            </w:pPr>
+            <w:r>
+              <w:t xml:space="preserve">Очік: e3b0c44298fc1c149afbf4c8996fb92427ae41e4649b934ca495991b7852b855</w:t>
+            </w:r>
+          </w:p>
+          <w:p>
+            <w:pPr>
+              <w:pStyle w:val="SourceCode"/>
+              <w:spacing w:before="0" w:after="0" w:line="200" w:lineRule="auto"/>
+            </w:pPr>
+          </w:p>
+          <w:p>
+            <w:pPr>
+              <w:pStyle w:val="SourceCode"/>
+              <w:spacing w:before="0" w:after="0" w:line="200" w:lineRule="auto"/>
+            </w:pPr>
+            <w:r>
+              <w:t xml:space="preserve">Вхід: "abc"</w:t>
+            </w:r>
+          </w:p>
+          <w:p>
+            <w:pPr>
+              <w:pStyle w:val="SourceCode"/>
+              <w:spacing w:before="0" w:after="0" w:line="200" w:lineRule="auto"/>
+            </w:pPr>
+            <w:r>
+              <w:t xml:space="preserve">Хеш: ba7816bf8f01cfea414140de5dae2223b00361a396177a9cb410ff61f20015ad</w:t>
+            </w:r>
+          </w:p>
+          <w:p>
+            <w:pPr>
+              <w:pStyle w:val="SourceCode"/>
+              <w:spacing w:before="0" w:after="0" w:line="200" w:lineRule="auto"/>
+            </w:pPr>
+            <w:r>
+              <w:t xml:space="preserve">Очік: ba7816bf8f01cfea414140de5dae2223b00361a396177a9cb410ff61f20015ad</w:t>
+            </w:r>
+          </w:p>
+          <w:p>
+            <w:pPr>
+              <w:pStyle w:val="SourceCode"/>
+              <w:spacing w:before="0" w:after="0" w:line="200" w:lineRule="auto"/>
+            </w:pPr>
+          </w:p>
+          <w:p>
+            <w:pPr>
+              <w:pStyle w:val="SourceCode"/>
+              <w:spacing w:before="0" w:after="0" w:line="200" w:lineRule="auto"/>
+            </w:pPr>
+            <w:r>
+              <w:t xml:space="preserve">Вхід: "abcdbcdecdefdefgefghfghighijhijkijkljklmklmnlmnomnopnopq"</w:t>
+            </w:r>
+          </w:p>
+          <w:p>
+            <w:pPr>
+              <w:pStyle w:val="SourceCode"/>
+              <w:spacing w:before="0" w:after="0" w:line="200" w:lineRule="auto"/>
+            </w:pPr>
+            <w:r>
+              <w:t xml:space="preserve">Хеш: 248d6a61d20638b8e5c026930c3e6039a33ce45964ff2167f6ecedd419db06c1</w:t>
+            </w:r>
+          </w:p>
+          <w:p>
+            <w:pPr>
+              <w:pStyle w:val="SourceCode"/>
+              <w:spacing w:before="0" w:after="0" w:line="200" w:lineRule="auto"/>
+            </w:pPr>
+            <w:r>
+              <w:t xml:space="preserve">Очік: 248d6a61d20638b8e5c026930c3e6039a33ce45964ff2167f6ecedd419db06c1</w:t>
+            </w:r>
+          </w:p>
+          <w:p>
+            <w:pPr>
+              <w:pStyle w:val="SourceCode"/>
+              <w:spacing w:before="0" w:after="0" w:line="200" w:lineRule="auto"/>
+            </w:pPr>
+          </w:p>
+          <w:p>
+            <w:pPr>
+              <w:pStyle w:val="SourceCode"/>
+              <w:spacing w:before="0" w:after="0" w:line="200" w:lineRule="auto"/>
+            </w:pPr>
+            <w:r>
+              <w:t xml:space="preserve">=== Лавинний ефект ===</w:t>
+            </w:r>
+          </w:p>
+          <w:p>
+            <w:pPr>
+              <w:pStyle w:val="SourceCode"/>
+              <w:spacing w:before="0" w:after="0" w:line="200" w:lineRule="auto"/>
+            </w:pPr>
+          </w:p>
+          <w:p>
+            <w:pPr>
+              <w:pStyle w:val="SourceCode"/>
+              <w:spacing w:before="0" w:after="0" w:line="200" w:lineRule="auto"/>
+            </w:pPr>
+            <w:r>
+              <w:t xml:space="preserve">"Hello": 185f8db32271fe25f561a6fc938b2e264306ec304eda518007d1764826381969</w:t>
+            </w:r>
+          </w:p>
+          <w:p>
+            <w:pPr>
+              <w:pStyle w:val="SourceCode"/>
+              <w:spacing w:before="0" w:after="0" w:line="200" w:lineRule="auto"/>
+            </w:pPr>
+            <w:r>
+              <w:t xml:space="preserve">"hello": 2cf24dba5fb0a30e26e83b2ac5b9e29e1b161e5c1fa7425e73043362938b9824</w:t>
+            </w:r>
+          </w:p>
+          <w:p>
+            <w:pPr>
+              <w:pStyle w:val="SourceCode"/>
+              <w:spacing w:before="0" w:after="0" w:line="200" w:lineRule="auto"/>
+            </w:pPr>
+            <w:r>
+              <w:t xml:space="preserve">(зміна 1 біта — повністю інший хеш)</w:t>
+            </w:r>
+          </w:p>
+        </w:tc>
+      </w:tr>
+    </w:tbl>
+    <w:p>
+      <w:pPr>
+        <w:spacing w:before="0" w:after="0" w:line="120" w:lineRule="exact"/>
+        <w:rPr>
+          <w:sz w:val="4"/>
+          <w:szCs w:val="4"/>
+        </w:rPr>
+      </w:pPr>
     </w:p>
     <w:bookmarkEnd w:id="20"/>
     <w:bookmarkEnd w:id="21"/>
@@ -5381,7 +5969,7 @@
     <w:basedOn w:val="Normal"/>
     <w:qFormat/>
     <w:pPr>
-      <w:spacing w:after="120" w:before="120" w:line="200" w:lineRule="auto"/>
+      <w:spacing w:after="0" w:before="0" w:line="200" w:lineRule="auto"/>
       <w:ind w:hanging="340" w:left="340" w:right="0"/>
       <w:jc w:val="left"/>
     </w:pPr>
@@ -5390,6 +5978,26 @@
       <w:sz w:val="18"/>
       <w:szCs w:val="18"/>
     </w:rPr>
+  </w:style>
+  <w:style w:customStyle="1" w:styleId="SourceCodeTable" w:type="table">
+    <w:name w:val="Source Code Table"/>
+    <w:basedOn w:val="TableNormal"/>
+    <w:qFormat/>
+    <w:tblPr>
+      <w:tblInd w:type="dxa" w:w="0"/>
+      <w:tblBorders>
+        <w:top w:color="BFBFBF" w:space="0" w:sz="4" w:val="single"/>
+        <w:left w:color="BFBFBF" w:space="0" w:sz="4" w:val="single"/>
+        <w:bottom w:color="BFBFBF" w:space="0" w:sz="4" w:val="single"/>
+        <w:right w:color="BFBFBF" w:space="0" w:sz="4" w:val="single"/>
+      </w:tblBorders>
+      <w:tblCellMar>
+        <w:top w:type="dxa" w:w="113"/>
+        <w:left w:type="dxa" w:w="113"/>
+        <w:bottom w:type="dxa" w:w="113"/>
+        <w:right w:type="dxa" w:w="113"/>
+      </w:tblCellMar>
+    </w:tblPr>
   </w:style>
 </w:styles>
 </file>

--- a/public/labs/pmzi/pz-23/ЛР7_ПМЗІ_Реалізація_алгоритму_SHA.docx
+++ b/public/labs/pmzi/pz-23/ЛР7_ПМЗІ_Реалізація_алгоритму_SHA.docx
@@ -236,6 +236,7 @@
           <w:bottom w:color="BFBFBF" w:space="0" w:sz="4" w:val="single"/>
           <w:right w:color="BFBFBF" w:space="0" w:sz="4" w:val="single"/>
         </w:tblBorders>
+        <w:shd w:color="auto" w:fill="F4F4F4" w:val="clear"/>
         <w:tblLayout w:type="fixed"/>
         <w:tblCellMar>
           <w:top w:type="dxa" w:w="113"/>
@@ -252,6 +253,7 @@
         <w:tc>
           <w:tcPr>
             <w:tcW w:type="dxa" w:w="9637"/>
+            <w:shd w:color="auto" w:fill="F4F4F4" w:val="clear"/>
           </w:tcPr>
           <w:p>
             <w:pPr>
@@ -519,6 +521,7 @@
           <w:bottom w:color="BFBFBF" w:space="0" w:sz="4" w:val="single"/>
           <w:right w:color="BFBFBF" w:space="0" w:sz="4" w:val="single"/>
         </w:tblBorders>
+        <w:shd w:color="auto" w:fill="F4F4F4" w:val="clear"/>
         <w:tblLayout w:type="fixed"/>
         <w:tblCellMar>
           <w:top w:type="dxa" w:w="113"/>
@@ -535,6 +538,7 @@
         <w:tc>
           <w:tcPr>
             <w:tcW w:type="dxa" w:w="9637"/>
+            <w:shd w:color="auto" w:fill="F4F4F4" w:val="clear"/>
           </w:tcPr>
           <w:p>
             <w:pPr>
@@ -736,6 +740,7 @@
           <w:bottom w:color="BFBFBF" w:space="0" w:sz="4" w:val="single"/>
           <w:right w:color="BFBFBF" w:space="0" w:sz="4" w:val="single"/>
         </w:tblBorders>
+        <w:shd w:color="auto" w:fill="F4F4F4" w:val="clear"/>
         <w:tblLayout w:type="fixed"/>
         <w:tblCellMar>
           <w:top w:type="dxa" w:w="113"/>
@@ -752,6 +757,7 @@
         <w:tc>
           <w:tcPr>
             <w:tcW w:type="dxa" w:w="9637"/>
+            <w:shd w:color="auto" w:fill="F4F4F4" w:val="clear"/>
           </w:tcPr>
           <w:p>
             <w:pPr>
@@ -906,6 +912,7 @@
           <w:bottom w:color="BFBFBF" w:space="0" w:sz="4" w:val="single"/>
           <w:right w:color="BFBFBF" w:space="0" w:sz="4" w:val="single"/>
         </w:tblBorders>
+        <w:shd w:color="auto" w:fill="F4F4F4" w:val="clear"/>
         <w:tblLayout w:type="fixed"/>
         <w:tblCellMar>
           <w:top w:type="dxa" w:w="113"/>
@@ -922,6 +929,7 @@
         <w:tc>
           <w:tcPr>
             <w:tcW w:type="dxa" w:w="9637"/>
+            <w:shd w:color="auto" w:fill="F4F4F4" w:val="clear"/>
           </w:tcPr>
           <w:p>
             <w:pPr>
@@ -1009,6 +1017,7 @@
           <w:bottom w:color="BFBFBF" w:space="0" w:sz="4" w:val="single"/>
           <w:right w:color="BFBFBF" w:space="0" w:sz="4" w:val="single"/>
         </w:tblBorders>
+        <w:shd w:color="auto" w:fill="F4F4F4" w:val="clear"/>
         <w:tblLayout w:type="fixed"/>
         <w:tblCellMar>
           <w:top w:type="dxa" w:w="113"/>
@@ -1025,6 +1034,7 @@
         <w:tc>
           <w:tcPr>
             <w:tcW w:type="dxa" w:w="9637"/>
+            <w:shd w:color="auto" w:fill="F4F4F4" w:val="clear"/>
           </w:tcPr>
           <w:p>
             <w:pPr>
@@ -1113,6 +1123,7 @@
           <w:bottom w:color="BFBFBF" w:space="0" w:sz="4" w:val="single"/>
           <w:right w:color="BFBFBF" w:space="0" w:sz="4" w:val="single"/>
         </w:tblBorders>
+        <w:shd w:color="auto" w:fill="F4F4F4" w:val="clear"/>
         <w:tblLayout w:type="fixed"/>
         <w:tblCellMar>
           <w:top w:type="dxa" w:w="113"/>
@@ -1129,6 +1140,7 @@
         <w:tc>
           <w:tcPr>
             <w:tcW w:type="dxa" w:w="9637"/>
+            <w:shd w:color="auto" w:fill="F4F4F4" w:val="clear"/>
           </w:tcPr>
           <w:p>
             <w:pPr>
@@ -1416,6 +1428,7 @@
           <w:bottom w:color="BFBFBF" w:space="0" w:sz="4" w:val="single"/>
           <w:right w:color="BFBFBF" w:space="0" w:sz="4" w:val="single"/>
         </w:tblBorders>
+        <w:shd w:color="auto" w:fill="F4F4F4" w:val="clear"/>
         <w:tblLayout w:type="fixed"/>
         <w:tblCellMar>
           <w:top w:type="dxa" w:w="113"/>
@@ -1432,6 +1445,7 @@
         <w:tc>
           <w:tcPr>
             <w:tcW w:type="dxa" w:w="9637"/>
+            <w:shd w:color="auto" w:fill="F4F4F4" w:val="clear"/>
           </w:tcPr>
           <w:p>
             <w:pPr>
@@ -1763,6 +1777,7 @@
           <w:bottom w:color="BFBFBF" w:space="0" w:sz="4" w:val="single"/>
           <w:right w:color="BFBFBF" w:space="0" w:sz="4" w:val="single"/>
         </w:tblBorders>
+        <w:shd w:color="auto" w:fill="F4F4F4" w:val="clear"/>
         <w:tblLayout w:type="fixed"/>
         <w:tblCellMar>
           <w:top w:type="dxa" w:w="113"/>
@@ -1779,6 +1794,7 @@
         <w:tc>
           <w:tcPr>
             <w:tcW w:type="dxa" w:w="9637"/>
+            <w:shd w:color="auto" w:fill="F4F4F4" w:val="clear"/>
           </w:tcPr>
           <w:p>
             <w:pPr>
@@ -2116,6 +2132,7 @@
           <w:bottom w:color="BFBFBF" w:space="0" w:sz="4" w:val="single"/>
           <w:right w:color="BFBFBF" w:space="0" w:sz="4" w:val="single"/>
         </w:tblBorders>
+        <w:shd w:color="auto" w:fill="F4F4F4" w:val="clear"/>
         <w:tblLayout w:type="fixed"/>
         <w:tblCellMar>
           <w:top w:type="dxa" w:w="113"/>
@@ -2132,6 +2149,7 @@
         <w:tc>
           <w:tcPr>
             <w:tcW w:type="dxa" w:w="9637"/>
+            <w:shd w:color="auto" w:fill="F4F4F4" w:val="clear"/>
           </w:tcPr>
           <w:p>
             <w:pPr>
@@ -2493,6 +2511,7 @@
           <w:bottom w:color="BFBFBF" w:space="0" w:sz="4" w:val="single"/>
           <w:right w:color="BFBFBF" w:space="0" w:sz="4" w:val="single"/>
         </w:tblBorders>
+        <w:shd w:color="auto" w:fill="F4F4F4" w:val="clear"/>
         <w:tblLayout w:type="fixed"/>
         <w:tblCellMar>
           <w:top w:type="dxa" w:w="113"/>
@@ -2509,6 +2528,7 @@
         <w:tc>
           <w:tcPr>
             <w:tcW w:type="dxa" w:w="9637"/>
+            <w:shd w:color="auto" w:fill="F4F4F4" w:val="clear"/>
           </w:tcPr>
           <w:p>
             <w:pPr>
@@ -2909,6 +2929,7 @@
           <w:bottom w:color="BFBFBF" w:space="0" w:sz="4" w:val="single"/>
           <w:right w:color="BFBFBF" w:space="0" w:sz="4" w:val="single"/>
         </w:tblBorders>
+        <w:shd w:color="auto" w:fill="F4F4F4" w:val="clear"/>
         <w:tblLayout w:type="fixed"/>
         <w:tblCellMar>
           <w:top w:type="dxa" w:w="113"/>
@@ -2925,6 +2946,7 @@
         <w:tc>
           <w:tcPr>
             <w:tcW w:type="dxa" w:w="9637"/>
+            <w:shd w:color="auto" w:fill="F4F4F4" w:val="clear"/>
           </w:tcPr>
           <w:p>
             <w:pPr>
@@ -3489,6 +3511,7 @@
           <w:bottom w:color="BFBFBF" w:space="0" w:sz="4" w:val="single"/>
           <w:right w:color="BFBFBF" w:space="0" w:sz="4" w:val="single"/>
         </w:tblBorders>
+        <w:shd w:color="auto" w:fill="F4F4F4" w:val="clear"/>
         <w:tblLayout w:type="fixed"/>
         <w:tblCellMar>
           <w:top w:type="dxa" w:w="113"/>
@@ -3505,6 +3528,7 @@
         <w:tc>
           <w:tcPr>
             <w:tcW w:type="dxa" w:w="9637"/>
+            <w:shd w:color="auto" w:fill="F4F4F4" w:val="clear"/>
           </w:tcPr>
           <w:p>
             <w:pPr>
@@ -5991,6 +6015,7 @@
         <w:bottom w:color="BFBFBF" w:space="0" w:sz="4" w:val="single"/>
         <w:right w:color="BFBFBF" w:space="0" w:sz="4" w:val="single"/>
       </w:tblBorders>
+      <w:shd w:color="auto" w:fill="F4F4F4" w:val="clear"/>
       <w:tblCellMar>
         <w:top w:type="dxa" w:w="113"/>
         <w:left w:type="dxa" w:w="113"/>

--- a/public/labs/pmzi/pz-23/ЛР7_ПМЗІ_Реалізація_алгоритму_SHA.docx
+++ b/public/labs/pmzi/pz-23/ЛР7_ПМЗІ_Реалізація_алгоритму_SHA.docx
@@ -218,167 +218,216 @@
     </w:p>
     <w:p>
       <w:pPr>
-        <w:pStyle w:val="SourceCode"/>
-      </w:pPr>
-      <w:r>
+        <w:spacing w:before="0" w:after="0" w:line="120" w:lineRule="exact"/>
         <w:rPr>
-          <w:rStyle w:val="VerbatimChar"/>
+          <w:sz w:val="4"/>
+          <w:szCs w:val="4"/>
         </w:rPr>
-        <w:t xml:space="preserve">┌───────────────────────────────────────────────────────────────────────┐</w:t>
-      </w:r>
-      <w:r>
-        <w:br/>
-      </w:r>
-      <w:r>
+      </w:pPr>
+    </w:p>
+    <w:tbl>
+      <w:tblPr>
+        <w:tblStyle w:val="SourceCodeTable"/>
+        <w:tblW w:type="dxa" w:w="9637"/>
+        <w:tblInd w:w="0" w:type="dxa"/>
+        <w:tblBorders>
+          <w:top w:color="BFBFBF" w:space="0" w:sz="4" w:val="single"/>
+          <w:left w:color="BFBFBF" w:space="0" w:sz="4" w:val="single"/>
+          <w:bottom w:color="BFBFBF" w:space="0" w:sz="4" w:val="single"/>
+          <w:right w:color="BFBFBF" w:space="0" w:sz="4" w:val="single"/>
+        </w:tblBorders>
+        <w:shd w:color="auto" w:fill="F4F4F4" w:val="clear"/>
+        <w:tblLayout w:type="fixed"/>
+        <w:tblCellMar>
+          <w:top w:type="dxa" w:w="113"/>
+          <w:left w:type="dxa" w:w="113"/>
+          <w:bottom w:type="dxa" w:w="113"/>
+          <w:right w:type="dxa" w:w="113"/>
+        </w:tblCellMar>
+        <w:tblLook w:val="0000" w:firstRow="0" w:lastRow="0" w:firstColumn="0" w:lastColumn="0" w:noHBand="1" w:noVBand="1"/>
+      </w:tblPr>
+      <w:tblGrid>
+        <w:gridCol w:w="9637"/>
+      </w:tblGrid>
+      <w:tr>
+        <w:tc>
+          <w:tcPr>
+            <w:tcW w:type="dxa" w:w="9637"/>
+            <w:shd w:color="auto" w:fill="F4F4F4" w:val="clear"/>
+          </w:tcPr>
+          <w:p>
+            <w:pPr>
+              <w:pStyle w:val="SourceCode"/>
+              <w:spacing w:before="0" w:after="0" w:line="200" w:lineRule="auto"/>
+            </w:pPr>
+            <w:r>
+              <w:t xml:space="preserve">┌───────────────────────────────────────────────────────────────────────┐</w:t>
+            </w:r>
+          </w:p>
+          <w:p>
+            <w:pPr>
+              <w:pStyle w:val="SourceCode"/>
+              <w:spacing w:before="0" w:after="0" w:line="200" w:lineRule="auto"/>
+            </w:pPr>
+            <w:r>
+              <w:t xml:space="preserve">│                      АЛГОРИТМ SHA-256                                 │</w:t>
+            </w:r>
+          </w:p>
+          <w:p>
+            <w:pPr>
+              <w:pStyle w:val="SourceCode"/>
+              <w:spacing w:before="0" w:after="0" w:line="200" w:lineRule="auto"/>
+            </w:pPr>
+            <w:r>
+              <w:t xml:space="preserve">├───────────────────────────────────────────────────────────────────────┤</w:t>
+            </w:r>
+          </w:p>
+          <w:p>
+            <w:pPr>
+              <w:pStyle w:val="SourceCode"/>
+              <w:spacing w:before="0" w:after="0" w:line="200" w:lineRule="auto"/>
+            </w:pPr>
+            <w:r>
+              <w:t xml:space="preserve">│                                                                       │</w:t>
+            </w:r>
+          </w:p>
+          <w:p>
+            <w:pPr>
+              <w:pStyle w:val="SourceCode"/>
+              <w:spacing w:before="0" w:after="0" w:line="200" w:lineRule="auto"/>
+            </w:pPr>
+            <w:r>
+              <w:t xml:space="preserve">│  Повідомлення ──► [PADDING] ──► [РОЗБИТТЯ] ──► [ОБРОБКА] ──► Хеш      │</w:t>
+            </w:r>
+          </w:p>
+          <w:p>
+            <w:pPr>
+              <w:pStyle w:val="SourceCode"/>
+              <w:spacing w:before="0" w:after="0" w:line="200" w:lineRule="auto"/>
+            </w:pPr>
+            <w:r>
+              <w:t xml:space="preserve">│                                  512 біт      64 раунди    256 біт    │</w:t>
+            </w:r>
+          </w:p>
+          <w:p>
+            <w:pPr>
+              <w:pStyle w:val="SourceCode"/>
+              <w:spacing w:before="0" w:after="0" w:line="200" w:lineRule="auto"/>
+            </w:pPr>
+            <w:r>
+              <w:t xml:space="preserve">│                                                                       │</w:t>
+            </w:r>
+          </w:p>
+          <w:p>
+            <w:pPr>
+              <w:pStyle w:val="SourceCode"/>
+              <w:spacing w:before="0" w:after="0" w:line="200" w:lineRule="auto"/>
+            </w:pPr>
+            <w:r>
+              <w:t xml:space="preserve">│  ЕТАПИ:                                                               │</w:t>
+            </w:r>
+          </w:p>
+          <w:p>
+            <w:pPr>
+              <w:pStyle w:val="SourceCode"/>
+              <w:spacing w:before="0" w:after="0" w:line="200" w:lineRule="auto"/>
+            </w:pPr>
+            <w:r>
+              <w:t xml:space="preserve">│  1. Доповнення повідомлення до кратного 512 біт                       │</w:t>
+            </w:r>
+          </w:p>
+          <w:p>
+            <w:pPr>
+              <w:pStyle w:val="SourceCode"/>
+              <w:spacing w:before="0" w:after="0" w:line="200" w:lineRule="auto"/>
+            </w:pPr>
+            <w:r>
+              <w:t xml:space="preserve">│  2. Розбиття на блоки по 512 біт                                      │</w:t>
+            </w:r>
+          </w:p>
+          <w:p>
+            <w:pPr>
+              <w:pStyle w:val="SourceCode"/>
+              <w:spacing w:before="0" w:after="0" w:line="200" w:lineRule="auto"/>
+            </w:pPr>
+            <w:r>
+              <w:t xml:space="preserve">│  3. Ініціалізація 8 робочих змінних (H0-H7)                           │</w:t>
+            </w:r>
+          </w:p>
+          <w:p>
+            <w:pPr>
+              <w:pStyle w:val="SourceCode"/>
+              <w:spacing w:before="0" w:after="0" w:line="200" w:lineRule="auto"/>
+            </w:pPr>
+            <w:r>
+              <w:t xml:space="preserve">│  4. Для кожного блоку:                                                │</w:t>
+            </w:r>
+          </w:p>
+          <w:p>
+            <w:pPr>
+              <w:pStyle w:val="SourceCode"/>
+              <w:spacing w:before="0" w:after="0" w:line="200" w:lineRule="auto"/>
+            </w:pPr>
+            <w:r>
+              <w:t xml:space="preserve">│     - Розширення 16 слів до 64 слів                                   │</w:t>
+            </w:r>
+          </w:p>
+          <w:p>
+            <w:pPr>
+              <w:pStyle w:val="SourceCode"/>
+              <w:spacing w:before="0" w:after="0" w:line="200" w:lineRule="auto"/>
+            </w:pPr>
+            <w:r>
+              <w:t xml:space="preserve">│     - 64 раунди функції стиснення                                     │</w:t>
+            </w:r>
+          </w:p>
+          <w:p>
+            <w:pPr>
+              <w:pStyle w:val="SourceCode"/>
+              <w:spacing w:before="0" w:after="0" w:line="200" w:lineRule="auto"/>
+            </w:pPr>
+            <w:r>
+              <w:t xml:space="preserve">│     - Додавання результату до H0-H7                                   │</w:t>
+            </w:r>
+          </w:p>
+          <w:p>
+            <w:pPr>
+              <w:pStyle w:val="SourceCode"/>
+              <w:spacing w:before="0" w:after="0" w:line="200" w:lineRule="auto"/>
+            </w:pPr>
+            <w:r>
+              <w:t xml:space="preserve">│  5. Конкатенація H0-H7 → 256-бітний хеш                               │</w:t>
+            </w:r>
+          </w:p>
+          <w:p>
+            <w:pPr>
+              <w:pStyle w:val="SourceCode"/>
+              <w:spacing w:before="0" w:after="0" w:line="200" w:lineRule="auto"/>
+            </w:pPr>
+            <w:r>
+              <w:t xml:space="preserve">│                                                                       │</w:t>
+            </w:r>
+          </w:p>
+          <w:p>
+            <w:pPr>
+              <w:pStyle w:val="SourceCode"/>
+              <w:spacing w:before="0" w:after="0" w:line="200" w:lineRule="auto"/>
+            </w:pPr>
+            <w:r>
+              <w:t xml:space="preserve">└───────────────────────────────────────────────────────────────────────┘</w:t>
+            </w:r>
+          </w:p>
+        </w:tc>
+      </w:tr>
+    </w:tbl>
+    <w:p>
+      <w:pPr>
+        <w:spacing w:before="0" w:after="0" w:line="120" w:lineRule="exact"/>
         <w:rPr>
-          <w:rStyle w:val="VerbatimChar"/>
+          <w:sz w:val="4"/>
+          <w:szCs w:val="4"/>
         </w:rPr>
-        <w:t xml:space="preserve">│                      АЛГОРИТМ SHA-256                                 │</w:t>
-      </w:r>
-      <w:r>
-        <w:br/>
-      </w:r>
-      <w:r>
-        <w:rPr>
-          <w:rStyle w:val="VerbatimChar"/>
-        </w:rPr>
-        <w:t xml:space="preserve">├───────────────────────────────────────────────────────────────────────┤</w:t>
-      </w:r>
-      <w:r>
-        <w:br/>
-      </w:r>
-      <w:r>
-        <w:rPr>
-          <w:rStyle w:val="VerbatimChar"/>
-        </w:rPr>
-        <w:t xml:space="preserve">│                                                                       │</w:t>
-      </w:r>
-      <w:r>
-        <w:br/>
-      </w:r>
-      <w:r>
-        <w:rPr>
-          <w:rStyle w:val="VerbatimChar"/>
-        </w:rPr>
-        <w:t xml:space="preserve">│  Повідомлення ──► [PADDING] ──► [РОЗБИТТЯ] ──► [ОБРОБКА] ──► Хеш      │</w:t>
-      </w:r>
-      <w:r>
-        <w:br/>
-      </w:r>
-      <w:r>
-        <w:rPr>
-          <w:rStyle w:val="VerbatimChar"/>
-        </w:rPr>
-        <w:t xml:space="preserve">│                                  512 біт      64 раунди    256 біт    │</w:t>
-      </w:r>
-      <w:r>
-        <w:br/>
-      </w:r>
-      <w:r>
-        <w:rPr>
-          <w:rStyle w:val="VerbatimChar"/>
-        </w:rPr>
-        <w:t xml:space="preserve">│                                                                       │</w:t>
-      </w:r>
-      <w:r>
-        <w:br/>
-      </w:r>
-      <w:r>
-        <w:rPr>
-          <w:rStyle w:val="VerbatimChar"/>
-        </w:rPr>
-        <w:t xml:space="preserve">│  ЕТАПИ:                                                               │</w:t>
-      </w:r>
-      <w:r>
-        <w:br/>
-      </w:r>
-      <w:r>
-        <w:rPr>
-          <w:rStyle w:val="VerbatimChar"/>
-        </w:rPr>
-        <w:t xml:space="preserve">│  1. Доповнення повідомлення до кратного 512 біт                       │</w:t>
-      </w:r>
-      <w:r>
-        <w:br/>
-      </w:r>
-      <w:r>
-        <w:rPr>
-          <w:rStyle w:val="VerbatimChar"/>
-        </w:rPr>
-        <w:t xml:space="preserve">│  2. Розбиття на блоки по 512 біт                                      │</w:t>
-      </w:r>
-      <w:r>
-        <w:br/>
-      </w:r>
-      <w:r>
-        <w:rPr>
-          <w:rStyle w:val="VerbatimChar"/>
-        </w:rPr>
-        <w:t xml:space="preserve">│  3. Ініціалізація 8 робочих змінних (H0-H7)                           │</w:t>
-      </w:r>
-      <w:r>
-        <w:br/>
-      </w:r>
-      <w:r>
-        <w:rPr>
-          <w:rStyle w:val="VerbatimChar"/>
-        </w:rPr>
-        <w:t xml:space="preserve">│  4. Для кожного блоку:                                                │</w:t>
-      </w:r>
-      <w:r>
-        <w:br/>
-      </w:r>
-      <w:r>
-        <w:rPr>
-          <w:rStyle w:val="VerbatimChar"/>
-        </w:rPr>
-        <w:t xml:space="preserve">│     - Розширення 16 слів до 64 слів                                   │</w:t>
-      </w:r>
-      <w:r>
-        <w:br/>
-      </w:r>
-      <w:r>
-        <w:rPr>
-          <w:rStyle w:val="VerbatimChar"/>
-        </w:rPr>
-        <w:t xml:space="preserve">│     - 64 раунди функції стиснення                                     │</w:t>
-      </w:r>
-      <w:r>
-        <w:br/>
-      </w:r>
-      <w:r>
-        <w:rPr>
-          <w:rStyle w:val="VerbatimChar"/>
-        </w:rPr>
-        <w:t xml:space="preserve">│     - Додавання результату до H0-H7                                   │</w:t>
-      </w:r>
-      <w:r>
-        <w:br/>
-      </w:r>
-      <w:r>
-        <w:rPr>
-          <w:rStyle w:val="VerbatimChar"/>
-        </w:rPr>
-        <w:t xml:space="preserve">│  5. Конкатенація H0-H7 → 256-бітний хеш                               │</w:t>
-      </w:r>
-      <w:r>
-        <w:br/>
-      </w:r>
-      <w:r>
-        <w:rPr>
-          <w:rStyle w:val="VerbatimChar"/>
-        </w:rPr>
-        <w:t xml:space="preserve">│                                                                       │</w:t>
-      </w:r>
-      <w:r>
-        <w:br/>
-      </w:r>
-      <w:r>
-        <w:rPr>
-          <w:rStyle w:val="VerbatimChar"/>
-        </w:rPr>
-        <w:t xml:space="preserve">└───────────────────────────────────────────────────────────────────────┘</w:t>
-      </w:r>
+      </w:pPr>
     </w:p>
     <w:bookmarkEnd w:id="10"/>
     <w:bookmarkStart w:id="11" w:name="доповнення-повідомлення-padding"/>
@@ -454,68 +503,117 @@
     </w:p>
     <w:p>
       <w:pPr>
-        <w:pStyle w:val="SourceCode"/>
-      </w:pPr>
-      <w:r>
+        <w:spacing w:before="0" w:after="0" w:line="120" w:lineRule="exact"/>
         <w:rPr>
-          <w:rStyle w:val="VerbatimChar"/>
+          <w:sz w:val="4"/>
+          <w:szCs w:val="4"/>
         </w:rPr>
-        <w:t xml:space="preserve">Оригінал:     M (L біт)</w:t>
-      </w:r>
-      <w:r>
-        <w:br/>
-      </w:r>
-      <w:r>
+      </w:pPr>
+    </w:p>
+    <w:tbl>
+      <w:tblPr>
+        <w:tblStyle w:val="SourceCodeTable"/>
+        <w:tblW w:type="dxa" w:w="9637"/>
+        <w:tblInd w:w="0" w:type="dxa"/>
+        <w:tblBorders>
+          <w:top w:color="BFBFBF" w:space="0" w:sz="4" w:val="single"/>
+          <w:left w:color="BFBFBF" w:space="0" w:sz="4" w:val="single"/>
+          <w:bottom w:color="BFBFBF" w:space="0" w:sz="4" w:val="single"/>
+          <w:right w:color="BFBFBF" w:space="0" w:sz="4" w:val="single"/>
+        </w:tblBorders>
+        <w:shd w:color="auto" w:fill="F4F4F4" w:val="clear"/>
+        <w:tblLayout w:type="fixed"/>
+        <w:tblCellMar>
+          <w:top w:type="dxa" w:w="113"/>
+          <w:left w:type="dxa" w:w="113"/>
+          <w:bottom w:type="dxa" w:w="113"/>
+          <w:right w:type="dxa" w:w="113"/>
+        </w:tblCellMar>
+        <w:tblLook w:val="0000" w:firstRow="0" w:lastRow="0" w:firstColumn="0" w:lastColumn="0" w:noHBand="1" w:noVBand="1"/>
+      </w:tblPr>
+      <w:tblGrid>
+        <w:gridCol w:w="9637"/>
+      </w:tblGrid>
+      <w:tr>
+        <w:tc>
+          <w:tcPr>
+            <w:tcW w:type="dxa" w:w="9637"/>
+            <w:shd w:color="auto" w:fill="F4F4F4" w:val="clear"/>
+          </w:tcPr>
+          <w:p>
+            <w:pPr>
+              <w:pStyle w:val="SourceCode"/>
+              <w:spacing w:before="0" w:after="0" w:line="200" w:lineRule="auto"/>
+            </w:pPr>
+            <w:r>
+              <w:t xml:space="preserve">Оригінал:     M (L біт)</w:t>
+            </w:r>
+          </w:p>
+          <w:p>
+            <w:pPr>
+              <w:pStyle w:val="SourceCode"/>
+              <w:spacing w:before="0" w:after="0" w:line="200" w:lineRule="auto"/>
+            </w:pPr>
+            <w:r>
+              <w:t xml:space="preserve">Доповнене:    M || 1 || 0...0 || L(64 біти)</w:t>
+            </w:r>
+          </w:p>
+          <w:p>
+            <w:pPr>
+              <w:pStyle w:val="SourceCode"/>
+              <w:spacing w:before="0" w:after="0" w:line="200" w:lineRule="auto"/>
+            </w:pPr>
+            <w:r>
+              <w:t xml:space="preserve">              ↑    ↑    ↑         ↑</w:t>
+            </w:r>
+          </w:p>
+          <w:p>
+            <w:pPr>
+              <w:pStyle w:val="SourceCode"/>
+              <w:spacing w:before="0" w:after="0" w:line="200" w:lineRule="auto"/>
+            </w:pPr>
+            <w:r>
+              <w:t xml:space="preserve">              |    |    |         Довжина у бітах (big-endian)</w:t>
+            </w:r>
+          </w:p>
+          <w:p>
+            <w:pPr>
+              <w:pStyle w:val="SourceCode"/>
+              <w:spacing w:before="0" w:after="0" w:line="200" w:lineRule="auto"/>
+            </w:pPr>
+            <w:r>
+              <w:t xml:space="preserve">              |    |    Нулі для вирівнювання</w:t>
+            </w:r>
+          </w:p>
+          <w:p>
+            <w:pPr>
+              <w:pStyle w:val="SourceCode"/>
+              <w:spacing w:before="0" w:after="0" w:line="200" w:lineRule="auto"/>
+            </w:pPr>
+            <w:r>
+              <w:t xml:space="preserve">              |    Обов'язковий біт "1"</w:t>
+            </w:r>
+          </w:p>
+          <w:p>
+            <w:pPr>
+              <w:pStyle w:val="SourceCode"/>
+              <w:spacing w:before="0" w:after="0" w:line="200" w:lineRule="auto"/>
+            </w:pPr>
+            <w:r>
+              <w:t xml:space="preserve">              Повідомлення</w:t>
+            </w:r>
+          </w:p>
+        </w:tc>
+      </w:tr>
+    </w:tbl>
+    <w:p>
+      <w:pPr>
+        <w:spacing w:before="0" w:after="0" w:line="120" w:lineRule="exact"/>
         <w:rPr>
-          <w:rStyle w:val="VerbatimChar"/>
+          <w:sz w:val="4"/>
+          <w:szCs w:val="4"/>
         </w:rPr>
-        <w:t xml:space="preserve">Доповнене:    M || 1 || 0...0 || L(64 біти)</w:t>
-      </w:r>
-      <w:r>
-        <w:br/>
-      </w:r>
-      <w:r>
-        <w:rPr>
-          <w:rStyle w:val="VerbatimChar"/>
-        </w:rPr>
-        <w:t xml:space="preserve">              ↑    ↑    ↑         ↑</w:t>
-      </w:r>
-      <w:r>
-        <w:br/>
-      </w:r>
-      <w:r>
-        <w:rPr>
-          <w:rStyle w:val="VerbatimChar"/>
-        </w:rPr>
-        <w:t xml:space="preserve">              |    |    |         Довжина у бітах (big-endian)</w:t>
-      </w:r>
-      <w:r>
-        <w:br/>
-      </w:r>
-      <w:r>
-        <w:rPr>
-          <w:rStyle w:val="VerbatimChar"/>
-        </w:rPr>
-        <w:t xml:space="preserve">              |    |    Нулі для вирівнювання</w:t>
-      </w:r>
-      <w:r>
-        <w:br/>
-      </w:r>
-      <w:r>
-        <w:rPr>
-          <w:rStyle w:val="VerbatimChar"/>
-        </w:rPr>
-        <w:t xml:space="preserve">              |    Обов'язковий біт "1"</w:t>
-      </w:r>
-      <w:r>
-        <w:br/>
-      </w:r>
-      <w:r>
-        <w:rPr>
-          <w:rStyle w:val="VerbatimChar"/>
-        </w:rPr>
-        <w:t xml:space="preserve">              Повідомлення</w:t>
-      </w:r>
+      </w:pPr>
     </w:p>
     <w:p>
       <w:pPr>
@@ -624,92 +722,147 @@
     </w:p>
     <w:p>
       <w:pPr>
-        <w:pStyle w:val="SourceCode"/>
-      </w:pPr>
-      <w:r>
+        <w:spacing w:before="0" w:after="0" w:line="120" w:lineRule="exact"/>
         <w:rPr>
-          <w:rStyle w:val="VerbatimChar"/>
+          <w:sz w:val="4"/>
+          <w:szCs w:val="4"/>
         </w:rPr>
-        <w:t xml:space="preserve">// Функції вибору та більшості</w:t>
-      </w:r>
-      <w:r>
-        <w:br/>
-      </w:r>
-      <w:r>
+      </w:pPr>
+    </w:p>
+    <w:tbl>
+      <w:tblPr>
+        <w:tblStyle w:val="SourceCodeTable"/>
+        <w:tblW w:type="dxa" w:w="9637"/>
+        <w:tblInd w:w="0" w:type="dxa"/>
+        <w:tblBorders>
+          <w:top w:color="BFBFBF" w:space="0" w:sz="4" w:val="single"/>
+          <w:left w:color="BFBFBF" w:space="0" w:sz="4" w:val="single"/>
+          <w:bottom w:color="BFBFBF" w:space="0" w:sz="4" w:val="single"/>
+          <w:right w:color="BFBFBF" w:space="0" w:sz="4" w:val="single"/>
+        </w:tblBorders>
+        <w:shd w:color="auto" w:fill="F4F4F4" w:val="clear"/>
+        <w:tblLayout w:type="fixed"/>
+        <w:tblCellMar>
+          <w:top w:type="dxa" w:w="113"/>
+          <w:left w:type="dxa" w:w="113"/>
+          <w:bottom w:type="dxa" w:w="113"/>
+          <w:right w:type="dxa" w:w="113"/>
+        </w:tblCellMar>
+        <w:tblLook w:val="0000" w:firstRow="0" w:lastRow="0" w:firstColumn="0" w:lastColumn="0" w:noHBand="1" w:noVBand="1"/>
+      </w:tblPr>
+      <w:tblGrid>
+        <w:gridCol w:w="9637"/>
+      </w:tblGrid>
+      <w:tr>
+        <w:tc>
+          <w:tcPr>
+            <w:tcW w:type="dxa" w:w="9637"/>
+            <w:shd w:color="auto" w:fill="F4F4F4" w:val="clear"/>
+          </w:tcPr>
+          <w:p>
+            <w:pPr>
+              <w:pStyle w:val="SourceCode"/>
+              <w:spacing w:before="0" w:after="0" w:line="200" w:lineRule="auto"/>
+            </w:pPr>
+            <w:r>
+              <w:t xml:space="preserve">// Функції вибору та більшості</w:t>
+            </w:r>
+          </w:p>
+          <w:p>
+            <w:pPr>
+              <w:pStyle w:val="SourceCode"/>
+              <w:spacing w:before="0" w:after="0" w:line="200" w:lineRule="auto"/>
+            </w:pPr>
+            <w:r>
+              <w:t xml:space="preserve">#define Ch(x,y,z)  ((x &amp; y) ^ (~x &amp; z))</w:t>
+            </w:r>
+          </w:p>
+          <w:p>
+            <w:pPr>
+              <w:pStyle w:val="SourceCode"/>
+              <w:spacing w:before="0" w:after="0" w:line="200" w:lineRule="auto"/>
+            </w:pPr>
+            <w:r>
+              <w:t xml:space="preserve">#define Maj(x,y,z) ((x &amp; y) ^ (x &amp; z) ^ (y &amp; z))</w:t>
+            </w:r>
+          </w:p>
+          <w:p>
+            <w:pPr>
+              <w:pStyle w:val="SourceCode"/>
+              <w:spacing w:before="0" w:after="0" w:line="200" w:lineRule="auto"/>
+            </w:pPr>
+          </w:p>
+          <w:p>
+            <w:pPr>
+              <w:pStyle w:val="SourceCode"/>
+              <w:spacing w:before="0" w:after="0" w:line="200" w:lineRule="auto"/>
+            </w:pPr>
+            <w:r>
+              <w:t xml:space="preserve">// Функції обертання (Σ - sigma)</w:t>
+            </w:r>
+          </w:p>
+          <w:p>
+            <w:pPr>
+              <w:pStyle w:val="SourceCode"/>
+              <w:spacing w:before="0" w:after="0" w:line="200" w:lineRule="auto"/>
+            </w:pPr>
+            <w:r>
+              <w:t xml:space="preserve">#define ROTR(x,n)  ((x &gt;&gt; n) | (x &lt;&lt; (32-n)))</w:t>
+            </w:r>
+          </w:p>
+          <w:p>
+            <w:pPr>
+              <w:pStyle w:val="SourceCode"/>
+              <w:spacing w:before="0" w:after="0" w:line="200" w:lineRule="auto"/>
+            </w:pPr>
+          </w:p>
+          <w:p>
+            <w:pPr>
+              <w:pStyle w:val="SourceCode"/>
+              <w:spacing w:before="0" w:after="0" w:line="200" w:lineRule="auto"/>
+            </w:pPr>
+            <w:r>
+              <w:t xml:space="preserve">#define Σ0(x)  (ROTR(x,2) ^ ROTR(x,13) ^ ROTR(x,22))</w:t>
+            </w:r>
+          </w:p>
+          <w:p>
+            <w:pPr>
+              <w:pStyle w:val="SourceCode"/>
+              <w:spacing w:before="0" w:after="0" w:line="200" w:lineRule="auto"/>
+            </w:pPr>
+            <w:r>
+              <w:t xml:space="preserve">#define Σ1(x)  (ROTR(x,6) ^ ROTR(x,11) ^ ROTR(x,25))</w:t>
+            </w:r>
+          </w:p>
+          <w:p>
+            <w:pPr>
+              <w:pStyle w:val="SourceCode"/>
+              <w:spacing w:before="0" w:after="0" w:line="200" w:lineRule="auto"/>
+            </w:pPr>
+            <w:r>
+              <w:t xml:space="preserve">#define σ0(x)  (ROTR(x,7) ^ ROTR(x,18) ^ (x &gt;&gt; 3))</w:t>
+            </w:r>
+          </w:p>
+          <w:p>
+            <w:pPr>
+              <w:pStyle w:val="SourceCode"/>
+              <w:spacing w:before="0" w:after="0" w:line="200" w:lineRule="auto"/>
+            </w:pPr>
+            <w:r>
+              <w:t xml:space="preserve">#define σ1(x)  (ROTR(x,17) ^ ROTR(x,19) ^ (x &gt;&gt; 10))</w:t>
+            </w:r>
+          </w:p>
+        </w:tc>
+      </w:tr>
+    </w:tbl>
+    <w:p>
+      <w:pPr>
+        <w:spacing w:before="0" w:after="0" w:line="120" w:lineRule="exact"/>
         <w:rPr>
-          <w:rStyle w:val="VerbatimChar"/>
+          <w:sz w:val="4"/>
+          <w:szCs w:val="4"/>
         </w:rPr>
-        <w:t xml:space="preserve">#define Ch(x,y,z)  ((x &amp; y) ^ (~x &amp; z))</w:t>
-      </w:r>
-      <w:r>
-        <w:br/>
-      </w:r>
-      <w:r>
-        <w:rPr>
-          <w:rStyle w:val="VerbatimChar"/>
-        </w:rPr>
-        <w:t xml:space="preserve">#define Maj(x,y,z) ((x &amp; y) ^ (x &amp; z) ^ (y &amp; z))</w:t>
-      </w:r>
-      <w:r>
-        <w:br/>
-      </w:r>
-      <w:r>
-        <w:br/>
-      </w:r>
-      <w:r>
-        <w:rPr>
-          <w:rStyle w:val="VerbatimChar"/>
-        </w:rPr>
-        <w:t xml:space="preserve">// Функції обертання (Σ - sigma)</w:t>
-      </w:r>
-      <w:r>
-        <w:br/>
-      </w:r>
-      <w:r>
-        <w:rPr>
-          <w:rStyle w:val="VerbatimChar"/>
-        </w:rPr>
-        <w:t xml:space="preserve">#define ROTR(x,n)  ((x &gt;&gt; n) | (x &lt;&lt; (32-n)))</w:t>
-      </w:r>
-      <w:r>
-        <w:br/>
-      </w:r>
-      <w:r>
-        <w:br/>
-      </w:r>
-      <w:r>
-        <w:rPr>
-          <w:rStyle w:val="VerbatimChar"/>
-        </w:rPr>
-        <w:t xml:space="preserve">#define Σ0(x)  (ROTR(x,2) ^ ROTR(x,13) ^ ROTR(x,22))</w:t>
-      </w:r>
-      <w:r>
-        <w:br/>
-      </w:r>
-      <w:r>
-        <w:rPr>
-          <w:rStyle w:val="VerbatimChar"/>
-        </w:rPr>
-        <w:t xml:space="preserve">#define Σ1(x)  (ROTR(x,6) ^ ROTR(x,11) ^ ROTR(x,25))</w:t>
-      </w:r>
-      <w:r>
-        <w:br/>
-      </w:r>
-      <w:r>
-        <w:rPr>
-          <w:rStyle w:val="VerbatimChar"/>
-        </w:rPr>
-        <w:t xml:space="preserve">#define σ0(x)  (ROTR(x,7) ^ ROTR(x,18) ^ (x &gt;&gt; 3))</w:t>
-      </w:r>
-      <w:r>
-        <w:br/>
-      </w:r>
-      <w:r>
-        <w:rPr>
-          <w:rStyle w:val="VerbatimChar"/>
-        </w:rPr>
-        <w:t xml:space="preserve">#define σ1(x)  (ROTR(x,17) ^ ROTR(x,19) ^ (x &gt;&gt; 10))</w:t>
-      </w:r>
+      </w:pPr>
     </w:p>
     <w:bookmarkEnd w:id="12"/>
     <w:bookmarkStart w:id="13" w:name="константи-алгоритму"/>
@@ -741,41 +894,90 @@
     </w:p>
     <w:p>
       <w:pPr>
-        <w:pStyle w:val="SourceCode"/>
-      </w:pPr>
-      <w:r>
+        <w:spacing w:before="0" w:after="0" w:line="120" w:lineRule="exact"/>
         <w:rPr>
-          <w:rStyle w:val="VerbatimChar"/>
+          <w:sz w:val="4"/>
+          <w:szCs w:val="4"/>
         </w:rPr>
-        <w:t xml:space="preserve">uint32_t H[8] = {</w:t>
-      </w:r>
-      <w:r>
-        <w:br/>
-      </w:r>
-      <w:r>
+      </w:pPr>
+    </w:p>
+    <w:tbl>
+      <w:tblPr>
+        <w:tblStyle w:val="SourceCodeTable"/>
+        <w:tblW w:type="dxa" w:w="9637"/>
+        <w:tblInd w:w="0" w:type="dxa"/>
+        <w:tblBorders>
+          <w:top w:color="BFBFBF" w:space="0" w:sz="4" w:val="single"/>
+          <w:left w:color="BFBFBF" w:space="0" w:sz="4" w:val="single"/>
+          <w:bottom w:color="BFBFBF" w:space="0" w:sz="4" w:val="single"/>
+          <w:right w:color="BFBFBF" w:space="0" w:sz="4" w:val="single"/>
+        </w:tblBorders>
+        <w:shd w:color="auto" w:fill="F4F4F4" w:val="clear"/>
+        <w:tblLayout w:type="fixed"/>
+        <w:tblCellMar>
+          <w:top w:type="dxa" w:w="113"/>
+          <w:left w:type="dxa" w:w="113"/>
+          <w:bottom w:type="dxa" w:w="113"/>
+          <w:right w:type="dxa" w:w="113"/>
+        </w:tblCellMar>
+        <w:tblLook w:val="0000" w:firstRow="0" w:lastRow="0" w:firstColumn="0" w:lastColumn="0" w:noHBand="1" w:noVBand="1"/>
+      </w:tblPr>
+      <w:tblGrid>
+        <w:gridCol w:w="9637"/>
+      </w:tblGrid>
+      <w:tr>
+        <w:tc>
+          <w:tcPr>
+            <w:tcW w:type="dxa" w:w="9637"/>
+            <w:shd w:color="auto" w:fill="F4F4F4" w:val="clear"/>
+          </w:tcPr>
+          <w:p>
+            <w:pPr>
+              <w:pStyle w:val="SourceCode"/>
+              <w:spacing w:before="0" w:after="0" w:line="200" w:lineRule="auto"/>
+            </w:pPr>
+            <w:r>
+              <w:t xml:space="preserve">uint32_t H[8] = {</w:t>
+            </w:r>
+          </w:p>
+          <w:p>
+            <w:pPr>
+              <w:pStyle w:val="SourceCode"/>
+              <w:spacing w:before="0" w:after="0" w:line="200" w:lineRule="auto"/>
+            </w:pPr>
+            <w:r>
+              <w:t xml:space="preserve">    0x6a09e667, 0xbb67ae85, 0x3c6ef372, 0xa54ff53a,</w:t>
+            </w:r>
+          </w:p>
+          <w:p>
+            <w:pPr>
+              <w:pStyle w:val="SourceCode"/>
+              <w:spacing w:before="0" w:after="0" w:line="200" w:lineRule="auto"/>
+            </w:pPr>
+            <w:r>
+              <w:t xml:space="preserve">    0x510e527f, 0x9b05688c, 0x1f83d9ab, 0x5be0cd19</w:t>
+            </w:r>
+          </w:p>
+          <w:p>
+            <w:pPr>
+              <w:pStyle w:val="SourceCode"/>
+              <w:spacing w:before="0" w:after="0" w:line="200" w:lineRule="auto"/>
+            </w:pPr>
+            <w:r>
+              <w:t xml:space="preserve">};</w:t>
+            </w:r>
+          </w:p>
+        </w:tc>
+      </w:tr>
+    </w:tbl>
+    <w:p>
+      <w:pPr>
+        <w:spacing w:before="0" w:after="0" w:line="120" w:lineRule="exact"/>
         <w:rPr>
-          <w:rStyle w:val="VerbatimChar"/>
+          <w:sz w:val="4"/>
+          <w:szCs w:val="4"/>
         </w:rPr>
-        <w:t xml:space="preserve">    0x6a09e667, 0xbb67ae85, 0x3c6ef372, 0xa54ff53a,</w:t>
-      </w:r>
-      <w:r>
-        <w:br/>
-      </w:r>
-      <w:r>
-        <w:rPr>
-          <w:rStyle w:val="VerbatimChar"/>
-        </w:rPr>
-        <w:t xml:space="preserve">    0x510e527f, 0x9b05688c, 0x1f83d9ab, 0x5be0cd19</w:t>
-      </w:r>
-      <w:r>
-        <w:br/>
-      </w:r>
-      <w:r>
-        <w:rPr>
-          <w:rStyle w:val="VerbatimChar"/>
-        </w:rPr>
-        <w:t xml:space="preserve">};</w:t>
-      </w:r>
+      </w:pPr>
     </w:p>
     <w:p>
       <w:pPr>
@@ -797,50 +999,99 @@
     </w:p>
     <w:p>
       <w:pPr>
-        <w:pStyle w:val="SourceCode"/>
-      </w:pPr>
-      <w:r>
+        <w:spacing w:before="0" w:after="0" w:line="120" w:lineRule="exact"/>
         <w:rPr>
-          <w:rStyle w:val="VerbatimChar"/>
+          <w:sz w:val="4"/>
+          <w:szCs w:val="4"/>
         </w:rPr>
-        <w:t xml:space="preserve">uint32_t K[64] = {</w:t>
-      </w:r>
-      <w:r>
-        <w:br/>
-      </w:r>
-      <w:r>
+      </w:pPr>
+    </w:p>
+    <w:tbl>
+      <w:tblPr>
+        <w:tblStyle w:val="SourceCodeTable"/>
+        <w:tblW w:type="dxa" w:w="9637"/>
+        <w:tblInd w:w="0" w:type="dxa"/>
+        <w:tblBorders>
+          <w:top w:color="BFBFBF" w:space="0" w:sz="4" w:val="single"/>
+          <w:left w:color="BFBFBF" w:space="0" w:sz="4" w:val="single"/>
+          <w:bottom w:color="BFBFBF" w:space="0" w:sz="4" w:val="single"/>
+          <w:right w:color="BFBFBF" w:space="0" w:sz="4" w:val="single"/>
+        </w:tblBorders>
+        <w:shd w:color="auto" w:fill="F4F4F4" w:val="clear"/>
+        <w:tblLayout w:type="fixed"/>
+        <w:tblCellMar>
+          <w:top w:type="dxa" w:w="113"/>
+          <w:left w:type="dxa" w:w="113"/>
+          <w:bottom w:type="dxa" w:w="113"/>
+          <w:right w:type="dxa" w:w="113"/>
+        </w:tblCellMar>
+        <w:tblLook w:val="0000" w:firstRow="0" w:lastRow="0" w:firstColumn="0" w:lastColumn="0" w:noHBand="1" w:noVBand="1"/>
+      </w:tblPr>
+      <w:tblGrid>
+        <w:gridCol w:w="9637"/>
+      </w:tblGrid>
+      <w:tr>
+        <w:tc>
+          <w:tcPr>
+            <w:tcW w:type="dxa" w:w="9637"/>
+            <w:shd w:color="auto" w:fill="F4F4F4" w:val="clear"/>
+          </w:tcPr>
+          <w:p>
+            <w:pPr>
+              <w:pStyle w:val="SourceCode"/>
+              <w:spacing w:before="0" w:after="0" w:line="200" w:lineRule="auto"/>
+            </w:pPr>
+            <w:r>
+              <w:t xml:space="preserve">uint32_t K[64] = {</w:t>
+            </w:r>
+          </w:p>
+          <w:p>
+            <w:pPr>
+              <w:pStyle w:val="SourceCode"/>
+              <w:spacing w:before="0" w:after="0" w:line="200" w:lineRule="auto"/>
+            </w:pPr>
+            <w:r>
+              <w:t xml:space="preserve">    0x428a2f98, 0x71374491, 0xb5c0fbcf, 0xe9b5dba5,</w:t>
+            </w:r>
+          </w:p>
+          <w:p>
+            <w:pPr>
+              <w:pStyle w:val="SourceCode"/>
+              <w:spacing w:before="0" w:after="0" w:line="200" w:lineRule="auto"/>
+            </w:pPr>
+            <w:r>
+              <w:t xml:space="preserve">    0x3956c25b, 0x59f111f1, 0x923f82a4, 0xab1c5ed5,</w:t>
+            </w:r>
+          </w:p>
+          <w:p>
+            <w:pPr>
+              <w:pStyle w:val="SourceCode"/>
+              <w:spacing w:before="0" w:after="0" w:line="200" w:lineRule="auto"/>
+            </w:pPr>
+            <w:r>
+              <w:t xml:space="preserve">    // ... (всього 64 значення)</w:t>
+            </w:r>
+          </w:p>
+          <w:p>
+            <w:pPr>
+              <w:pStyle w:val="SourceCode"/>
+              <w:spacing w:before="0" w:after="0" w:line="200" w:lineRule="auto"/>
+            </w:pPr>
+            <w:r>
+              <w:t xml:space="preserve">};</w:t>
+            </w:r>
+          </w:p>
+        </w:tc>
+      </w:tr>
+    </w:tbl>
+    <w:p>
+      <w:pPr>
+        <w:spacing w:before="0" w:after="0" w:line="120" w:lineRule="exact"/>
         <w:rPr>
-          <w:rStyle w:val="VerbatimChar"/>
+          <w:sz w:val="4"/>
+          <w:szCs w:val="4"/>
         </w:rPr>
-        <w:t xml:space="preserve">    0x428a2f98, 0x71374491, 0xb5c0fbcf, 0xe9b5dba5,</w:t>
-      </w:r>
-      <w:r>
-        <w:br/>
-      </w:r>
-      <w:r>
-        <w:rPr>
-          <w:rStyle w:val="VerbatimChar"/>
-        </w:rPr>
-        <w:t xml:space="preserve">    0x3956c25b, 0x59f111f1, 0x923f82a4, 0xab1c5ed5,</w:t>
-      </w:r>
-      <w:r>
-        <w:br/>
-      </w:r>
-      <w:r>
-        <w:rPr>
-          <w:rStyle w:val="VerbatimChar"/>
-        </w:rPr>
-        <w:t xml:space="preserve">    // ... (всього 64 значення)</w:t>
-      </w:r>
-      <w:r>
-        <w:br/>
-      </w:r>
-      <w:r>
-        <w:rPr>
-          <w:rStyle w:val="VerbatimChar"/>
-        </w:rPr>
-        <w:t xml:space="preserve">};</w:t>
-      </w:r>
+      </w:pPr>
     </w:p>
     <w:bookmarkEnd w:id="13"/>
     <w:bookmarkStart w:id="14" w:name="цикл-стиснення-один-раунд"/>
@@ -854,239 +1105,288 @@
     </w:p>
     <w:p>
       <w:pPr>
-        <w:pStyle w:val="SourceCode"/>
-      </w:pPr>
-      <w:r>
+        <w:spacing w:before="0" w:after="0" w:line="120" w:lineRule="exact"/>
         <w:rPr>
-          <w:rStyle w:val="VerbatimChar"/>
+          <w:sz w:val="4"/>
+          <w:szCs w:val="4"/>
         </w:rPr>
-        <w:t xml:space="preserve">┌─────────────────────────────────────────────────────────────┐</w:t>
-      </w:r>
-      <w:r>
-        <w:br/>
-      </w:r>
-      <w:r>
+      </w:pPr>
+    </w:p>
+    <w:tbl>
+      <w:tblPr>
+        <w:tblStyle w:val="SourceCodeTable"/>
+        <w:tblW w:type="dxa" w:w="9637"/>
+        <w:tblInd w:w="0" w:type="dxa"/>
+        <w:tblBorders>
+          <w:top w:color="BFBFBF" w:space="0" w:sz="4" w:val="single"/>
+          <w:left w:color="BFBFBF" w:space="0" w:sz="4" w:val="single"/>
+          <w:bottom w:color="BFBFBF" w:space="0" w:sz="4" w:val="single"/>
+          <w:right w:color="BFBFBF" w:space="0" w:sz="4" w:val="single"/>
+        </w:tblBorders>
+        <w:shd w:color="auto" w:fill="F4F4F4" w:val="clear"/>
+        <w:tblLayout w:type="fixed"/>
+        <w:tblCellMar>
+          <w:top w:type="dxa" w:w="113"/>
+          <w:left w:type="dxa" w:w="113"/>
+          <w:bottom w:type="dxa" w:w="113"/>
+          <w:right w:type="dxa" w:w="113"/>
+        </w:tblCellMar>
+        <w:tblLook w:val="0000" w:firstRow="0" w:lastRow="0" w:firstColumn="0" w:lastColumn="0" w:noHBand="1" w:noVBand="1"/>
+      </w:tblPr>
+      <w:tblGrid>
+        <w:gridCol w:w="9637"/>
+      </w:tblGrid>
+      <w:tr>
+        <w:tc>
+          <w:tcPr>
+            <w:tcW w:type="dxa" w:w="9637"/>
+            <w:shd w:color="auto" w:fill="F4F4F4" w:val="clear"/>
+          </w:tcPr>
+          <w:p>
+            <w:pPr>
+              <w:pStyle w:val="SourceCode"/>
+              <w:spacing w:before="0" w:after="0" w:line="200" w:lineRule="auto"/>
+            </w:pPr>
+            <w:r>
+              <w:t xml:space="preserve">┌─────────────────────────────────────────────────────────────┐</w:t>
+            </w:r>
+          </w:p>
+          <w:p>
+            <w:pPr>
+              <w:pStyle w:val="SourceCode"/>
+              <w:spacing w:before="0" w:after="0" w:line="200" w:lineRule="auto"/>
+            </w:pPr>
+            <w:r>
+              <w:t xml:space="preserve">│                   РАУНД SHA-256                             │</w:t>
+            </w:r>
+          </w:p>
+          <w:p>
+            <w:pPr>
+              <w:pStyle w:val="SourceCode"/>
+              <w:spacing w:before="0" w:after="0" w:line="200" w:lineRule="auto"/>
+            </w:pPr>
+            <w:r>
+              <w:t xml:space="preserve">├─────────────────────────────────────────────────────────────┤</w:t>
+            </w:r>
+          </w:p>
+          <w:p>
+            <w:pPr>
+              <w:pStyle w:val="SourceCode"/>
+              <w:spacing w:before="0" w:after="0" w:line="200" w:lineRule="auto"/>
+            </w:pPr>
+            <w:r>
+              <w:t xml:space="preserve">│                                                             │</w:t>
+            </w:r>
+          </w:p>
+          <w:p>
+            <w:pPr>
+              <w:pStyle w:val="SourceCode"/>
+              <w:spacing w:before="0" w:after="0" w:line="200" w:lineRule="auto"/>
+            </w:pPr>
+            <w:r>
+              <w:t xml:space="preserve">│  a ─────────────────────────────────────────────────► a'    │</w:t>
+            </w:r>
+          </w:p>
+          <w:p>
+            <w:pPr>
+              <w:pStyle w:val="SourceCode"/>
+              <w:spacing w:before="0" w:after="0" w:line="200" w:lineRule="auto"/>
+            </w:pPr>
+            <w:r>
+              <w:t xml:space="preserve">│  b ─────────────────────────────────────────────────► b'    │</w:t>
+            </w:r>
+          </w:p>
+          <w:p>
+            <w:pPr>
+              <w:pStyle w:val="SourceCode"/>
+              <w:spacing w:before="0" w:after="0" w:line="200" w:lineRule="auto"/>
+            </w:pPr>
+            <w:r>
+              <w:t xml:space="preserve">│  c ─────────────────────────────────────────────────► c'    │</w:t>
+            </w:r>
+          </w:p>
+          <w:p>
+            <w:pPr>
+              <w:pStyle w:val="SourceCode"/>
+              <w:spacing w:before="0" w:after="0" w:line="200" w:lineRule="auto"/>
+            </w:pPr>
+            <w:r>
+              <w:t xml:space="preserve">│  d ────────────────────────────[+T1]────────────────► d'    │</w:t>
+            </w:r>
+          </w:p>
+          <w:p>
+            <w:pPr>
+              <w:pStyle w:val="SourceCode"/>
+              <w:spacing w:before="0" w:after="0" w:line="200" w:lineRule="auto"/>
+            </w:pPr>
+            <w:r>
+              <w:t xml:space="preserve">│  e ─────────────────────────────────────────────────► e'    │</w:t>
+            </w:r>
+          </w:p>
+          <w:p>
+            <w:pPr>
+              <w:pStyle w:val="SourceCode"/>
+              <w:spacing w:before="0" w:after="0" w:line="200" w:lineRule="auto"/>
+            </w:pPr>
+            <w:r>
+              <w:t xml:space="preserve">│  f ─────────────────────────────────────────────────► f'    │</w:t>
+            </w:r>
+          </w:p>
+          <w:p>
+            <w:pPr>
+              <w:pStyle w:val="SourceCode"/>
+              <w:spacing w:before="0" w:after="0" w:line="200" w:lineRule="auto"/>
+            </w:pPr>
+            <w:r>
+              <w:t xml:space="preserve">│  g ─────────────────────────────────────────────────► g'    │</w:t>
+            </w:r>
+          </w:p>
+          <w:p>
+            <w:pPr>
+              <w:pStyle w:val="SourceCode"/>
+              <w:spacing w:before="0" w:after="0" w:line="200" w:lineRule="auto"/>
+            </w:pPr>
+            <w:r>
+              <w:t xml:space="preserve">│  h ──[+Σ1(e)+Ch(e,f,g)+K+W]─────────────────────────► h'    │</w:t>
+            </w:r>
+          </w:p>
+          <w:p>
+            <w:pPr>
+              <w:pStyle w:val="SourceCode"/>
+              <w:spacing w:before="0" w:after="0" w:line="200" w:lineRule="auto"/>
+            </w:pPr>
+            <w:r>
+              <w:t xml:space="preserve">│                                                             │</w:t>
+            </w:r>
+          </w:p>
+          <w:p>
+            <w:pPr>
+              <w:pStyle w:val="SourceCode"/>
+              <w:spacing w:before="0" w:after="0" w:line="200" w:lineRule="auto"/>
+            </w:pPr>
+            <w:r>
+              <w:t xml:space="preserve">│  T1 = h + Σ1(e) + Ch(e,f,g) + K[i] + W[i]                   │</w:t>
+            </w:r>
+          </w:p>
+          <w:p>
+            <w:pPr>
+              <w:pStyle w:val="SourceCode"/>
+              <w:spacing w:before="0" w:after="0" w:line="200" w:lineRule="auto"/>
+            </w:pPr>
+            <w:r>
+              <w:t xml:space="preserve">│  T2 = Σ0(a) + Maj(a,b,c)                                    │</w:t>
+            </w:r>
+          </w:p>
+          <w:p>
+            <w:pPr>
+              <w:pStyle w:val="SourceCode"/>
+              <w:spacing w:before="0" w:after="0" w:line="200" w:lineRule="auto"/>
+            </w:pPr>
+            <w:r>
+              <w:t xml:space="preserve">│                                                             │</w:t>
+            </w:r>
+          </w:p>
+          <w:p>
+            <w:pPr>
+              <w:pStyle w:val="SourceCode"/>
+              <w:spacing w:before="0" w:after="0" w:line="200" w:lineRule="auto"/>
+            </w:pPr>
+            <w:r>
+              <w:t xml:space="preserve">│  h' = g                                                     │</w:t>
+            </w:r>
+          </w:p>
+          <w:p>
+            <w:pPr>
+              <w:pStyle w:val="SourceCode"/>
+              <w:spacing w:before="0" w:after="0" w:line="200" w:lineRule="auto"/>
+            </w:pPr>
+            <w:r>
+              <w:t xml:space="preserve">│  g' = f                                                     │</w:t>
+            </w:r>
+          </w:p>
+          <w:p>
+            <w:pPr>
+              <w:pStyle w:val="SourceCode"/>
+              <w:spacing w:before="0" w:after="0" w:line="200" w:lineRule="auto"/>
+            </w:pPr>
+            <w:r>
+              <w:t xml:space="preserve">│  f' = e                                                     │</w:t>
+            </w:r>
+          </w:p>
+          <w:p>
+            <w:pPr>
+              <w:pStyle w:val="SourceCode"/>
+              <w:spacing w:before="0" w:after="0" w:line="200" w:lineRule="auto"/>
+            </w:pPr>
+            <w:r>
+              <w:t xml:space="preserve">│  e' = d + T1                                                │</w:t>
+            </w:r>
+          </w:p>
+          <w:p>
+            <w:pPr>
+              <w:pStyle w:val="SourceCode"/>
+              <w:spacing w:before="0" w:after="0" w:line="200" w:lineRule="auto"/>
+            </w:pPr>
+            <w:r>
+              <w:t xml:space="preserve">│  d' = c                                                     │</w:t>
+            </w:r>
+          </w:p>
+          <w:p>
+            <w:pPr>
+              <w:pStyle w:val="SourceCode"/>
+              <w:spacing w:before="0" w:after="0" w:line="200" w:lineRule="auto"/>
+            </w:pPr>
+            <w:r>
+              <w:t xml:space="preserve">│  c' = b                                                     │</w:t>
+            </w:r>
+          </w:p>
+          <w:p>
+            <w:pPr>
+              <w:pStyle w:val="SourceCode"/>
+              <w:spacing w:before="0" w:after="0" w:line="200" w:lineRule="auto"/>
+            </w:pPr>
+            <w:r>
+              <w:t xml:space="preserve">│  b' = a                                                     │</w:t>
+            </w:r>
+          </w:p>
+          <w:p>
+            <w:pPr>
+              <w:pStyle w:val="SourceCode"/>
+              <w:spacing w:before="0" w:after="0" w:line="200" w:lineRule="auto"/>
+            </w:pPr>
+            <w:r>
+              <w:t xml:space="preserve">│  a' = T1 + T2                                               │</w:t>
+            </w:r>
+          </w:p>
+          <w:p>
+            <w:pPr>
+              <w:pStyle w:val="SourceCode"/>
+              <w:spacing w:before="0" w:after="0" w:line="200" w:lineRule="auto"/>
+            </w:pPr>
+            <w:r>
+              <w:t xml:space="preserve">│                                                             │</w:t>
+            </w:r>
+          </w:p>
+          <w:p>
+            <w:pPr>
+              <w:pStyle w:val="SourceCode"/>
+              <w:spacing w:before="0" w:after="0" w:line="200" w:lineRule="auto"/>
+            </w:pPr>
+            <w:r>
+              <w:t xml:space="preserve">└─────────────────────────────────────────────────────────────┘</w:t>
+            </w:r>
+          </w:p>
+        </w:tc>
+      </w:tr>
+    </w:tbl>
+    <w:p>
+      <w:pPr>
+        <w:spacing w:before="0" w:after="0" w:line="120" w:lineRule="exact"/>
         <w:rPr>
-          <w:rStyle w:val="VerbatimChar"/>
+          <w:sz w:val="4"/>
+          <w:szCs w:val="4"/>
         </w:rPr>
-        <w:t xml:space="preserve">│                   РАУНД SHA-256                             │</w:t>
-      </w:r>
-      <w:r>
-        <w:br/>
-      </w:r>
-      <w:r>
-        <w:rPr>
-          <w:rStyle w:val="VerbatimChar"/>
-        </w:rPr>
-        <w:t xml:space="preserve">├─────────────────────────────────────────────────────────────┤</w:t>
-      </w:r>
-      <w:r>
-        <w:br/>
-      </w:r>
-      <w:r>
-        <w:rPr>
-          <w:rStyle w:val="VerbatimChar"/>
-        </w:rPr>
-        <w:t xml:space="preserve">│                                                             │</w:t>
-      </w:r>
-      <w:r>
-        <w:br/>
-      </w:r>
-      <w:r>
-        <w:rPr>
-          <w:rStyle w:val="VerbatimChar"/>
-        </w:rPr>
-        <w:t xml:space="preserve">│  a ─────────────────────────────────────────────────► a'    │</w:t>
-      </w:r>
-      <w:r>
-        <w:br/>
-      </w:r>
-      <w:r>
-        <w:rPr>
-          <w:rStyle w:val="VerbatimChar"/>
-        </w:rPr>
-        <w:t xml:space="preserve">│  b ─────────────────────────────────────────────────► b'    │</w:t>
-      </w:r>
-      <w:r>
-        <w:br/>
-      </w:r>
-      <w:r>
-        <w:rPr>
-          <w:rStyle w:val="VerbatimChar"/>
-        </w:rPr>
-        <w:t xml:space="preserve">│  c ─────────────────────────────────────────────────► c'    │</w:t>
-      </w:r>
-      <w:r>
-        <w:br/>
-      </w:r>
-      <w:r>
-        <w:rPr>
-          <w:rStyle w:val="VerbatimChar"/>
-        </w:rPr>
-        <w:t xml:space="preserve">│  d ────────────────────────────[+T1]────────────────► d'    │</w:t>
-      </w:r>
-      <w:r>
-        <w:br/>
-      </w:r>
-      <w:r>
-        <w:rPr>
-          <w:rStyle w:val="VerbatimChar"/>
-        </w:rPr>
-        <w:t xml:space="preserve">│  e ─────────────────────────────────────────────────► e'    │</w:t>
-      </w:r>
-      <w:r>
-        <w:br/>
-      </w:r>
-      <w:r>
-        <w:rPr>
-          <w:rStyle w:val="VerbatimChar"/>
-        </w:rPr>
-        <w:t xml:space="preserve">│  f ─────────────────────────────────────────────────► f'    │</w:t>
-      </w:r>
-      <w:r>
-        <w:br/>
-      </w:r>
-      <w:r>
-        <w:rPr>
-          <w:rStyle w:val="VerbatimChar"/>
-        </w:rPr>
-        <w:t xml:space="preserve">│  g ─────────────────────────────────────────────────► g'    │</w:t>
-      </w:r>
-      <w:r>
-        <w:br/>
-      </w:r>
-      <w:r>
-        <w:rPr>
-          <w:rStyle w:val="VerbatimChar"/>
-        </w:rPr>
-        <w:t xml:space="preserve">│  h ──[+Σ1(e)+Ch(e,f,g)+K+W]─────────────────────────► h'    │</w:t>
-      </w:r>
-      <w:r>
-        <w:br/>
-      </w:r>
-      <w:r>
-        <w:rPr>
-          <w:rStyle w:val="VerbatimChar"/>
-        </w:rPr>
-        <w:t xml:space="preserve">│                                                             │</w:t>
-      </w:r>
-      <w:r>
-        <w:br/>
-      </w:r>
-      <w:r>
-        <w:rPr>
-          <w:rStyle w:val="VerbatimChar"/>
-        </w:rPr>
-        <w:t xml:space="preserve">│  T1 = h + Σ1(e) + Ch(e,f,g) + K[i] + W[i]                   │</w:t>
-      </w:r>
-      <w:r>
-        <w:br/>
-      </w:r>
-      <w:r>
-        <w:rPr>
-          <w:rStyle w:val="VerbatimChar"/>
-        </w:rPr>
-        <w:t xml:space="preserve">│  T2 = Σ0(a) + Maj(a,b,c)                                    │</w:t>
-      </w:r>
-      <w:r>
-        <w:br/>
-      </w:r>
-      <w:r>
-        <w:rPr>
-          <w:rStyle w:val="VerbatimChar"/>
-        </w:rPr>
-        <w:t xml:space="preserve">│                                                             │</w:t>
-      </w:r>
-      <w:r>
-        <w:br/>
-      </w:r>
-      <w:r>
-        <w:rPr>
-          <w:rStyle w:val="VerbatimChar"/>
-        </w:rPr>
-        <w:t xml:space="preserve">│  h' = g                                                     │</w:t>
-      </w:r>
-      <w:r>
-        <w:br/>
-      </w:r>
-      <w:r>
-        <w:rPr>
-          <w:rStyle w:val="VerbatimChar"/>
-        </w:rPr>
-        <w:t xml:space="preserve">│  g' = f                                                     │</w:t>
-      </w:r>
-      <w:r>
-        <w:br/>
-      </w:r>
-      <w:r>
-        <w:rPr>
-          <w:rStyle w:val="VerbatimChar"/>
-        </w:rPr>
-        <w:t xml:space="preserve">│  f' = e                                                     │</w:t>
-      </w:r>
-      <w:r>
-        <w:br/>
-      </w:r>
-      <w:r>
-        <w:rPr>
-          <w:rStyle w:val="VerbatimChar"/>
-        </w:rPr>
-        <w:t xml:space="preserve">│  e' = d + T1                                                │</w:t>
-      </w:r>
-      <w:r>
-        <w:br/>
-      </w:r>
-      <w:r>
-        <w:rPr>
-          <w:rStyle w:val="VerbatimChar"/>
-        </w:rPr>
-        <w:t xml:space="preserve">│  d' = c                                                     │</w:t>
-      </w:r>
-      <w:r>
-        <w:br/>
-      </w:r>
-      <w:r>
-        <w:rPr>
-          <w:rStyle w:val="VerbatimChar"/>
-        </w:rPr>
-        <w:t xml:space="preserve">│  c' = b                                                     │</w:t>
-      </w:r>
-      <w:r>
-        <w:br/>
-      </w:r>
-      <w:r>
-        <w:rPr>
-          <w:rStyle w:val="VerbatimChar"/>
-        </w:rPr>
-        <w:t xml:space="preserve">│  b' = a                                                     │</w:t>
-      </w:r>
-      <w:r>
-        <w:br/>
-      </w:r>
-      <w:r>
-        <w:rPr>
-          <w:rStyle w:val="VerbatimChar"/>
-        </w:rPr>
-        <w:t xml:space="preserve">│  a' = T1 + T2                                               │</w:t>
-      </w:r>
-      <w:r>
-        <w:br/>
-      </w:r>
-      <w:r>
-        <w:rPr>
-          <w:rStyle w:val="VerbatimChar"/>
-        </w:rPr>
-        <w:t xml:space="preserve">│                                                             │</w:t>
-      </w:r>
-      <w:r>
-        <w:br/>
-      </w:r>
-      <w:r>
-        <w:rPr>
-          <w:rStyle w:val="VerbatimChar"/>
-        </w:rPr>
-        <w:t xml:space="preserve">└─────────────────────────────────────────────────────────────┘</w:t>
-      </w:r>
+      </w:pPr>
     </w:p>
     <w:bookmarkEnd w:id="14"/>
     <w:bookmarkEnd w:id="15"/>
@@ -1110,275 +1410,342 @@
     </w:p>
     <w:p>
       <w:pPr>
-        <w:pStyle w:val="SourceCode"/>
-      </w:pPr>
-      <w:r>
+        <w:spacing w:before="0" w:after="0" w:line="120" w:lineRule="exact"/>
         <w:rPr>
-          <w:rStyle w:val="VerbatimChar"/>
+          <w:sz w:val="4"/>
+          <w:szCs w:val="4"/>
         </w:rPr>
-        <w:t xml:space="preserve">#include &lt;iostream&gt;</w:t>
-      </w:r>
-      <w:r>
-        <w:br/>
-      </w:r>
-      <w:r>
+      </w:pPr>
+    </w:p>
+    <w:tbl>
+      <w:tblPr>
+        <w:tblStyle w:val="SourceCodeTable"/>
+        <w:tblW w:type="dxa" w:w="9637"/>
+        <w:tblInd w:w="0" w:type="dxa"/>
+        <w:tblBorders>
+          <w:top w:color="BFBFBF" w:space="0" w:sz="4" w:val="single"/>
+          <w:left w:color="BFBFBF" w:space="0" w:sz="4" w:val="single"/>
+          <w:bottom w:color="BFBFBF" w:space="0" w:sz="4" w:val="single"/>
+          <w:right w:color="BFBFBF" w:space="0" w:sz="4" w:val="single"/>
+        </w:tblBorders>
+        <w:shd w:color="auto" w:fill="F4F4F4" w:val="clear"/>
+        <w:tblLayout w:type="fixed"/>
+        <w:tblCellMar>
+          <w:top w:type="dxa" w:w="113"/>
+          <w:left w:type="dxa" w:w="113"/>
+          <w:bottom w:type="dxa" w:w="113"/>
+          <w:right w:type="dxa" w:w="113"/>
+        </w:tblCellMar>
+        <w:tblLook w:val="0000" w:firstRow="0" w:lastRow="0" w:firstColumn="0" w:lastColumn="0" w:noHBand="1" w:noVBand="1"/>
+      </w:tblPr>
+      <w:tblGrid>
+        <w:gridCol w:w="9637"/>
+      </w:tblGrid>
+      <w:tr>
+        <w:tc>
+          <w:tcPr>
+            <w:tcW w:type="dxa" w:w="9637"/>
+            <w:shd w:color="auto" w:fill="F4F4F4" w:val="clear"/>
+          </w:tcPr>
+          <w:p>
+            <w:pPr>
+              <w:pStyle w:val="SourceCode"/>
+              <w:spacing w:before="0" w:after="0" w:line="200" w:lineRule="auto"/>
+            </w:pPr>
+            <w:r>
+              <w:t xml:space="preserve">#include &lt;iostream&gt;</w:t>
+            </w:r>
+          </w:p>
+          <w:p>
+            <w:pPr>
+              <w:pStyle w:val="SourceCode"/>
+              <w:spacing w:before="0" w:after="0" w:line="200" w:lineRule="auto"/>
+            </w:pPr>
+            <w:r>
+              <w:t xml:space="preserve">#include &lt;cstdint&gt;</w:t>
+            </w:r>
+          </w:p>
+          <w:p>
+            <w:pPr>
+              <w:pStyle w:val="SourceCode"/>
+              <w:spacing w:before="0" w:after="0" w:line="200" w:lineRule="auto"/>
+            </w:pPr>
+            <w:r>
+              <w:t xml:space="preserve">#include &lt;cstring&gt;</w:t>
+            </w:r>
+          </w:p>
+          <w:p>
+            <w:pPr>
+              <w:pStyle w:val="SourceCode"/>
+              <w:spacing w:before="0" w:after="0" w:line="200" w:lineRule="auto"/>
+            </w:pPr>
+            <w:r>
+              <w:t xml:space="preserve">#include &lt;iomanip&gt;</w:t>
+            </w:r>
+          </w:p>
+          <w:p>
+            <w:pPr>
+              <w:pStyle w:val="SourceCode"/>
+              <w:spacing w:before="0" w:after="0" w:line="200" w:lineRule="auto"/>
+            </w:pPr>
+            <w:r>
+              <w:t xml:space="preserve">#include &lt;sstream&gt;</w:t>
+            </w:r>
+          </w:p>
+          <w:p>
+            <w:pPr>
+              <w:pStyle w:val="SourceCode"/>
+              <w:spacing w:before="0" w:after="0" w:line="200" w:lineRule="auto"/>
+            </w:pPr>
+          </w:p>
+          <w:p>
+            <w:pPr>
+              <w:pStyle w:val="SourceCode"/>
+              <w:spacing w:before="0" w:after="0" w:line="200" w:lineRule="auto"/>
+            </w:pPr>
+            <w:r>
+              <w:t xml:space="preserve">// Функції обертання вправо</w:t>
+            </w:r>
+          </w:p>
+          <w:p>
+            <w:pPr>
+              <w:pStyle w:val="SourceCode"/>
+              <w:spacing w:before="0" w:after="0" w:line="200" w:lineRule="auto"/>
+            </w:pPr>
+            <w:r>
+              <w:t xml:space="preserve">#define ROTR(x, n) (((x) &gt;&gt; (n)) | ((x) &lt;&lt; (32 - (n))))</w:t>
+            </w:r>
+          </w:p>
+          <w:p>
+            <w:pPr>
+              <w:pStyle w:val="SourceCode"/>
+              <w:spacing w:before="0" w:after="0" w:line="200" w:lineRule="auto"/>
+            </w:pPr>
+          </w:p>
+          <w:p>
+            <w:pPr>
+              <w:pStyle w:val="SourceCode"/>
+              <w:spacing w:before="0" w:after="0" w:line="200" w:lineRule="auto"/>
+            </w:pPr>
+            <w:r>
+              <w:t xml:space="preserve">// Логічні функції SHA-256</w:t>
+            </w:r>
+          </w:p>
+          <w:p>
+            <w:pPr>
+              <w:pStyle w:val="SourceCode"/>
+              <w:spacing w:before="0" w:after="0" w:line="200" w:lineRule="auto"/>
+            </w:pPr>
+            <w:r>
+              <w:t xml:space="preserve">#define Ch(x, y, z)  (((x) &amp; (y)) ^ (~(x) &amp; (z)))</w:t>
+            </w:r>
+          </w:p>
+          <w:p>
+            <w:pPr>
+              <w:pStyle w:val="SourceCode"/>
+              <w:spacing w:before="0" w:after="0" w:line="200" w:lineRule="auto"/>
+            </w:pPr>
+            <w:r>
+              <w:t xml:space="preserve">#define Maj(x, y, z) (((x) &amp; (y)) ^ ((x) &amp; (z)) ^ ((y) &amp; (z)))</w:t>
+            </w:r>
+          </w:p>
+          <w:p>
+            <w:pPr>
+              <w:pStyle w:val="SourceCode"/>
+              <w:spacing w:before="0" w:after="0" w:line="200" w:lineRule="auto"/>
+            </w:pPr>
+            <w:r>
+              <w:t xml:space="preserve">#define Sigma0(x)    (ROTR(x, 2) ^ ROTR(x, 13) ^ ROTR(x, 22))</w:t>
+            </w:r>
+          </w:p>
+          <w:p>
+            <w:pPr>
+              <w:pStyle w:val="SourceCode"/>
+              <w:spacing w:before="0" w:after="0" w:line="200" w:lineRule="auto"/>
+            </w:pPr>
+            <w:r>
+              <w:t xml:space="preserve">#define Sigma1(x)    (ROTR(x, 6) ^ ROTR(x, 11) ^ ROTR(x, 25))</w:t>
+            </w:r>
+          </w:p>
+          <w:p>
+            <w:pPr>
+              <w:pStyle w:val="SourceCode"/>
+              <w:spacing w:before="0" w:after="0" w:line="200" w:lineRule="auto"/>
+            </w:pPr>
+            <w:r>
+              <w:t xml:space="preserve">#define sigma0(x)    (ROTR(x, 7) ^ ROTR(x, 18) ^ ((x) &gt;&gt; 3))</w:t>
+            </w:r>
+          </w:p>
+          <w:p>
+            <w:pPr>
+              <w:pStyle w:val="SourceCode"/>
+              <w:spacing w:before="0" w:after="0" w:line="200" w:lineRule="auto"/>
+            </w:pPr>
+            <w:r>
+              <w:t xml:space="preserve">#define sigma1(x)    (ROTR(x, 17) ^ ROTR(x, 19) ^ ((x) &gt;&gt; 10))</w:t>
+            </w:r>
+          </w:p>
+          <w:p>
+            <w:pPr>
+              <w:pStyle w:val="SourceCode"/>
+              <w:spacing w:before="0" w:after="0" w:line="200" w:lineRule="auto"/>
+            </w:pPr>
+          </w:p>
+          <w:p>
+            <w:pPr>
+              <w:pStyle w:val="SourceCode"/>
+              <w:spacing w:before="0" w:after="0" w:line="200" w:lineRule="auto"/>
+            </w:pPr>
+            <w:r>
+              <w:t xml:space="preserve">class SHA256 {</w:t>
+            </w:r>
+          </w:p>
+          <w:p>
+            <w:pPr>
+              <w:pStyle w:val="SourceCode"/>
+              <w:spacing w:before="0" w:after="0" w:line="200" w:lineRule="auto"/>
+            </w:pPr>
+            <w:r>
+              <w:t xml:space="preserve">private:</w:t>
+            </w:r>
+          </w:p>
+          <w:p>
+            <w:pPr>
+              <w:pStyle w:val="SourceCode"/>
+              <w:spacing w:before="0" w:after="0" w:line="200" w:lineRule="auto"/>
+            </w:pPr>
+            <w:r>
+              <w:t xml:space="preserve">    uint32_t H[8];  // Стан хешу</w:t>
+            </w:r>
+          </w:p>
+          <w:p>
+            <w:pPr>
+              <w:pStyle w:val="SourceCode"/>
+              <w:spacing w:before="0" w:after="0" w:line="200" w:lineRule="auto"/>
+            </w:pPr>
+            <w:r>
+              <w:t xml:space="preserve">    uint8_t buffer[64];  // Буфер для неповного блоку</w:t>
+            </w:r>
+          </w:p>
+          <w:p>
+            <w:pPr>
+              <w:pStyle w:val="SourceCode"/>
+              <w:spacing w:before="0" w:after="0" w:line="200" w:lineRule="auto"/>
+            </w:pPr>
+            <w:r>
+              <w:t xml:space="preserve">    uint64_t bitLength;  // Довжина повідомлення в бітах</w:t>
+            </w:r>
+          </w:p>
+          <w:p>
+            <w:pPr>
+              <w:pStyle w:val="SourceCode"/>
+              <w:spacing w:before="0" w:after="0" w:line="200" w:lineRule="auto"/>
+            </w:pPr>
+            <w:r>
+              <w:t xml:space="preserve">    uint32_t bufferLength;  // Заповнення буфера</w:t>
+            </w:r>
+          </w:p>
+          <w:p>
+            <w:pPr>
+              <w:pStyle w:val="SourceCode"/>
+              <w:spacing w:before="0" w:after="0" w:line="200" w:lineRule="auto"/>
+            </w:pPr>
+          </w:p>
+          <w:p>
+            <w:pPr>
+              <w:pStyle w:val="SourceCode"/>
+              <w:spacing w:before="0" w:after="0" w:line="200" w:lineRule="auto"/>
+            </w:pPr>
+            <w:r>
+              <w:t xml:space="preserve">    // Раундові константи K</w:t>
+            </w:r>
+          </w:p>
+          <w:p>
+            <w:pPr>
+              <w:pStyle w:val="SourceCode"/>
+              <w:spacing w:before="0" w:after="0" w:line="200" w:lineRule="auto"/>
+            </w:pPr>
+            <w:r>
+              <w:t xml:space="preserve">    static const uint32_t K[64];</w:t>
+            </w:r>
+          </w:p>
+          <w:p>
+            <w:pPr>
+              <w:pStyle w:val="SourceCode"/>
+              <w:spacing w:before="0" w:after="0" w:line="200" w:lineRule="auto"/>
+            </w:pPr>
+          </w:p>
+          <w:p>
+            <w:pPr>
+              <w:pStyle w:val="SourceCode"/>
+              <w:spacing w:before="0" w:after="0" w:line="200" w:lineRule="auto"/>
+            </w:pPr>
+            <w:r>
+              <w:t xml:space="preserve">    void processBlock(const uint8_t* block);</w:t>
+            </w:r>
+          </w:p>
+          <w:p>
+            <w:pPr>
+              <w:pStyle w:val="SourceCode"/>
+              <w:spacing w:before="0" w:after="0" w:line="200" w:lineRule="auto"/>
+            </w:pPr>
+          </w:p>
+          <w:p>
+            <w:pPr>
+              <w:pStyle w:val="SourceCode"/>
+              <w:spacing w:before="0" w:after="0" w:line="200" w:lineRule="auto"/>
+            </w:pPr>
+            <w:r>
+              <w:t xml:space="preserve">public:</w:t>
+            </w:r>
+          </w:p>
+          <w:p>
+            <w:pPr>
+              <w:pStyle w:val="SourceCode"/>
+              <w:spacing w:before="0" w:after="0" w:line="200" w:lineRule="auto"/>
+            </w:pPr>
+            <w:r>
+              <w:t xml:space="preserve">    SHA256();</w:t>
+            </w:r>
+          </w:p>
+          <w:p>
+            <w:pPr>
+              <w:pStyle w:val="SourceCode"/>
+              <w:spacing w:before="0" w:after="0" w:line="200" w:lineRule="auto"/>
+            </w:pPr>
+            <w:r>
+              <w:t xml:space="preserve">    void update(const uint8_t* data, size_t length);</w:t>
+            </w:r>
+          </w:p>
+          <w:p>
+            <w:pPr>
+              <w:pStyle w:val="SourceCode"/>
+              <w:spacing w:before="0" w:after="0" w:line="200" w:lineRule="auto"/>
+            </w:pPr>
+            <w:r>
+              <w:t xml:space="preserve">    std::string finalize();</w:t>
+            </w:r>
+          </w:p>
+          <w:p>
+            <w:pPr>
+              <w:pStyle w:val="SourceCode"/>
+              <w:spacing w:before="0" w:after="0" w:line="200" w:lineRule="auto"/>
+            </w:pPr>
+            <w:r>
+              <w:t xml:space="preserve">};</w:t>
+            </w:r>
+          </w:p>
+        </w:tc>
+      </w:tr>
+    </w:tbl>
+    <w:p>
+      <w:pPr>
+        <w:spacing w:before="0" w:after="0" w:line="120" w:lineRule="exact"/>
         <w:rPr>
-          <w:rStyle w:val="VerbatimChar"/>
+          <w:sz w:val="4"/>
+          <w:szCs w:val="4"/>
         </w:rPr>
-        <w:t xml:space="preserve">#include &lt;cstdint&gt;</w:t>
-      </w:r>
-      <w:r>
-        <w:br/>
-      </w:r>
-      <w:r>
-        <w:rPr>
-          <w:rStyle w:val="VerbatimChar"/>
-        </w:rPr>
-        <w:t xml:space="preserve">#include &lt;cstring&gt;</w:t>
-      </w:r>
-      <w:r>
-        <w:br/>
-      </w:r>
-      <w:r>
-        <w:rPr>
-          <w:rStyle w:val="VerbatimChar"/>
-        </w:rPr>
-        <w:t xml:space="preserve">#include &lt;iomanip&gt;</w:t>
-      </w:r>
-      <w:r>
-        <w:br/>
-      </w:r>
-      <w:r>
-        <w:rPr>
-          <w:rStyle w:val="VerbatimChar"/>
-        </w:rPr>
-        <w:t xml:space="preserve">#include &lt;sstream&gt;</w:t>
-      </w:r>
-      <w:r>
-        <w:br/>
-      </w:r>
-      <w:r>
-        <w:br/>
-      </w:r>
-      <w:r>
-        <w:rPr>
-          <w:rStyle w:val="VerbatimChar"/>
-        </w:rPr>
-        <w:t xml:space="preserve">// Функції обертання вправо</w:t>
-      </w:r>
-      <w:r>
-        <w:br/>
-      </w:r>
-      <w:r>
-        <w:rPr>
-          <w:rStyle w:val="VerbatimChar"/>
-        </w:rPr>
-        <w:t xml:space="preserve">#define ROTR(x, n) (((x) &gt;&gt; (n)) | ((x) &lt;&lt; (32 - (n))))</w:t>
-      </w:r>
-      <w:r>
-        <w:br/>
-      </w:r>
-      <w:r>
-        <w:br/>
-      </w:r>
-      <w:r>
-        <w:rPr>
-          <w:rStyle w:val="VerbatimChar"/>
-        </w:rPr>
-        <w:t xml:space="preserve">// Логічні функції SHA-256</w:t>
-      </w:r>
-      <w:r>
-        <w:br/>
-      </w:r>
-      <w:r>
-        <w:rPr>
-          <w:rStyle w:val="VerbatimChar"/>
-        </w:rPr>
-        <w:t xml:space="preserve">#define Ch(x, y, z)  (((x) &amp; (y)) ^ (~(x) &amp; (z)))</w:t>
-      </w:r>
-      <w:r>
-        <w:br/>
-      </w:r>
-      <w:r>
-        <w:rPr>
-          <w:rStyle w:val="VerbatimChar"/>
-        </w:rPr>
-        <w:t xml:space="preserve">#define Maj(x, y, z) (((x) &amp; (y)) ^ ((x) &amp; (z)) ^ ((y) &amp; (z)))</w:t>
-      </w:r>
-      <w:r>
-        <w:br/>
-      </w:r>
-      <w:r>
-        <w:rPr>
-          <w:rStyle w:val="VerbatimChar"/>
-        </w:rPr>
-        <w:t xml:space="preserve">#define Sigma0(x)    (ROTR(x, 2) ^ ROTR(x, 13) ^ ROTR(x, 22))</w:t>
-      </w:r>
-      <w:r>
-        <w:br/>
-      </w:r>
-      <w:r>
-        <w:rPr>
-          <w:rStyle w:val="VerbatimChar"/>
-        </w:rPr>
-        <w:t xml:space="preserve">#define Sigma1(x)    (ROTR(x, 6) ^ ROTR(x, 11) ^ ROTR(x, 25))</w:t>
-      </w:r>
-      <w:r>
-        <w:br/>
-      </w:r>
-      <w:r>
-        <w:rPr>
-          <w:rStyle w:val="VerbatimChar"/>
-        </w:rPr>
-        <w:t xml:space="preserve">#define sigma0(x)    (ROTR(x, 7) ^ ROTR(x, 18) ^ ((x) &gt;&gt; 3))</w:t>
-      </w:r>
-      <w:r>
-        <w:br/>
-      </w:r>
-      <w:r>
-        <w:rPr>
-          <w:rStyle w:val="VerbatimChar"/>
-        </w:rPr>
-        <w:t xml:space="preserve">#define sigma1(x)    (ROTR(x, 17) ^ ROTR(x, 19) ^ ((x) &gt;&gt; 10))</w:t>
-      </w:r>
-      <w:r>
-        <w:br/>
-      </w:r>
-      <w:r>
-        <w:br/>
-      </w:r>
-      <w:r>
-        <w:rPr>
-          <w:rStyle w:val="VerbatimChar"/>
-        </w:rPr>
-        <w:t xml:space="preserve">class SHA256 {</w:t>
-      </w:r>
-      <w:r>
-        <w:br/>
-      </w:r>
-      <w:r>
-        <w:rPr>
-          <w:rStyle w:val="VerbatimChar"/>
-        </w:rPr>
-        <w:t xml:space="preserve">private:</w:t>
-      </w:r>
-      <w:r>
-        <w:br/>
-      </w:r>
-      <w:r>
-        <w:rPr>
-          <w:rStyle w:val="VerbatimChar"/>
-        </w:rPr>
-        <w:t xml:space="preserve">    uint32_t H[8];  // Стан хешу</w:t>
-      </w:r>
-      <w:r>
-        <w:br/>
-      </w:r>
-      <w:r>
-        <w:rPr>
-          <w:rStyle w:val="VerbatimChar"/>
-        </w:rPr>
-        <w:t xml:space="preserve">    uint8_t buffer[64];  // Буфер для неповного блоку</w:t>
-      </w:r>
-      <w:r>
-        <w:br/>
-      </w:r>
-      <w:r>
-        <w:rPr>
-          <w:rStyle w:val="VerbatimChar"/>
-        </w:rPr>
-        <w:t xml:space="preserve">    uint64_t bitLength;  // Довжина повідомлення в бітах</w:t>
-      </w:r>
-      <w:r>
-        <w:br/>
-      </w:r>
-      <w:r>
-        <w:rPr>
-          <w:rStyle w:val="VerbatimChar"/>
-        </w:rPr>
-        <w:t xml:space="preserve">    uint32_t bufferLength;  // Заповнення буфера</w:t>
-      </w:r>
-      <w:r>
-        <w:br/>
-      </w:r>
-      <w:r>
-        <w:br/>
-      </w:r>
-      <w:r>
-        <w:rPr>
-          <w:rStyle w:val="VerbatimChar"/>
-        </w:rPr>
-        <w:t xml:space="preserve">    // Раундові константи K</w:t>
-      </w:r>
-      <w:r>
-        <w:br/>
-      </w:r>
-      <w:r>
-        <w:rPr>
-          <w:rStyle w:val="VerbatimChar"/>
-        </w:rPr>
-        <w:t xml:space="preserve">    static const uint32_t K[64];</w:t>
-      </w:r>
-      <w:r>
-        <w:br/>
-      </w:r>
-      <w:r>
-        <w:br/>
-      </w:r>
-      <w:r>
-        <w:rPr>
-          <w:rStyle w:val="VerbatimChar"/>
-        </w:rPr>
-        <w:t xml:space="preserve">    void processBlock(const uint8_t* block);</w:t>
-      </w:r>
-      <w:r>
-        <w:br/>
-      </w:r>
-      <w:r>
-        <w:br/>
-      </w:r>
-      <w:r>
-        <w:rPr>
-          <w:rStyle w:val="VerbatimChar"/>
-        </w:rPr>
-        <w:t xml:space="preserve">public:</w:t>
-      </w:r>
-      <w:r>
-        <w:br/>
-      </w:r>
-      <w:r>
-        <w:rPr>
-          <w:rStyle w:val="VerbatimChar"/>
-        </w:rPr>
-        <w:t xml:space="preserve">    SHA256();</w:t>
-      </w:r>
-      <w:r>
-        <w:br/>
-      </w:r>
-      <w:r>
-        <w:rPr>
-          <w:rStyle w:val="VerbatimChar"/>
-        </w:rPr>
-        <w:t xml:space="preserve">    void update(const uint8_t* data, size_t length);</w:t>
-      </w:r>
-      <w:r>
-        <w:br/>
-      </w:r>
-      <w:r>
-        <w:rPr>
-          <w:rStyle w:val="VerbatimChar"/>
-        </w:rPr>
-        <w:t xml:space="preserve">    std::string finalize();</w:t>
-      </w:r>
-      <w:r>
-        <w:br/>
-      </w:r>
-      <w:r>
-        <w:rPr>
-          <w:rStyle w:val="VerbatimChar"/>
-        </w:rPr>
-        <w:t xml:space="preserve">};</w:t>
-      </w:r>
+      </w:pPr>
     </w:p>
     <w:bookmarkEnd w:id="16"/>
     <w:bookmarkStart w:id="17" w:name="крок-2.-ініціалізація-констант"/>
@@ -1392,296 +1759,348 @@
     </w:p>
     <w:p>
       <w:pPr>
-        <w:pStyle w:val="SourceCode"/>
-      </w:pPr>
-      <w:r>
+        <w:spacing w:before="0" w:after="0" w:line="120" w:lineRule="exact"/>
         <w:rPr>
-          <w:rStyle w:val="VerbatimChar"/>
+          <w:sz w:val="4"/>
+          <w:szCs w:val="4"/>
         </w:rPr>
-        <w:t xml:space="preserve">// Початкові значення H</w:t>
-      </w:r>
-      <w:r>
-        <w:br/>
-      </w:r>
-      <w:r>
+      </w:pPr>
+    </w:p>
+    <w:tbl>
+      <w:tblPr>
+        <w:tblStyle w:val="SourceCodeTable"/>
+        <w:tblW w:type="dxa" w:w="9637"/>
+        <w:tblInd w:w="0" w:type="dxa"/>
+        <w:tblBorders>
+          <w:top w:color="BFBFBF" w:space="0" w:sz="4" w:val="single"/>
+          <w:left w:color="BFBFBF" w:space="0" w:sz="4" w:val="single"/>
+          <w:bottom w:color="BFBFBF" w:space="0" w:sz="4" w:val="single"/>
+          <w:right w:color="BFBFBF" w:space="0" w:sz="4" w:val="single"/>
+        </w:tblBorders>
+        <w:shd w:color="auto" w:fill="F4F4F4" w:val="clear"/>
+        <w:tblLayout w:type="fixed"/>
+        <w:tblCellMar>
+          <w:top w:type="dxa" w:w="113"/>
+          <w:left w:type="dxa" w:w="113"/>
+          <w:bottom w:type="dxa" w:w="113"/>
+          <w:right w:type="dxa" w:w="113"/>
+        </w:tblCellMar>
+        <w:tblLook w:val="0000" w:firstRow="0" w:lastRow="0" w:firstColumn="0" w:lastColumn="0" w:noHBand="1" w:noVBand="1"/>
+      </w:tblPr>
+      <w:tblGrid>
+        <w:gridCol w:w="9637"/>
+      </w:tblGrid>
+      <w:tr>
+        <w:tc>
+          <w:tcPr>
+            <w:tcW w:type="dxa" w:w="9637"/>
+            <w:shd w:color="auto" w:fill="F4F4F4" w:val="clear"/>
+          </w:tcPr>
+          <w:p>
+            <w:pPr>
+              <w:pStyle w:val="SourceCode"/>
+              <w:spacing w:before="0" w:after="0" w:line="200" w:lineRule="auto"/>
+            </w:pPr>
+            <w:r>
+              <w:t xml:space="preserve">// Початкові значення H</w:t>
+            </w:r>
+          </w:p>
+          <w:p>
+            <w:pPr>
+              <w:pStyle w:val="SourceCode"/>
+              <w:spacing w:before="0" w:after="0" w:line="200" w:lineRule="auto"/>
+            </w:pPr>
+            <w:r>
+              <w:t xml:space="preserve">SHA256::SHA256() {</w:t>
+            </w:r>
+          </w:p>
+          <w:p>
+            <w:pPr>
+              <w:pStyle w:val="SourceCode"/>
+              <w:spacing w:before="0" w:after="0" w:line="200" w:lineRule="auto"/>
+            </w:pPr>
+            <w:r>
+              <w:t xml:space="preserve">    H[0] = 0x6a09e667;</w:t>
+            </w:r>
+          </w:p>
+          <w:p>
+            <w:pPr>
+              <w:pStyle w:val="SourceCode"/>
+              <w:spacing w:before="0" w:after="0" w:line="200" w:lineRule="auto"/>
+            </w:pPr>
+            <w:r>
+              <w:t xml:space="preserve">    H[1] = 0xbb67ae85;</w:t>
+            </w:r>
+          </w:p>
+          <w:p>
+            <w:pPr>
+              <w:pStyle w:val="SourceCode"/>
+              <w:spacing w:before="0" w:after="0" w:line="200" w:lineRule="auto"/>
+            </w:pPr>
+            <w:r>
+              <w:t xml:space="preserve">    H[2] = 0x3c6ef372;</w:t>
+            </w:r>
+          </w:p>
+          <w:p>
+            <w:pPr>
+              <w:pStyle w:val="SourceCode"/>
+              <w:spacing w:before="0" w:after="0" w:line="200" w:lineRule="auto"/>
+            </w:pPr>
+            <w:r>
+              <w:t xml:space="preserve">    H[3] = 0xa54ff53a;</w:t>
+            </w:r>
+          </w:p>
+          <w:p>
+            <w:pPr>
+              <w:pStyle w:val="SourceCode"/>
+              <w:spacing w:before="0" w:after="0" w:line="200" w:lineRule="auto"/>
+            </w:pPr>
+            <w:r>
+              <w:t xml:space="preserve">    H[4] = 0x510e527f;</w:t>
+            </w:r>
+          </w:p>
+          <w:p>
+            <w:pPr>
+              <w:pStyle w:val="SourceCode"/>
+              <w:spacing w:before="0" w:after="0" w:line="200" w:lineRule="auto"/>
+            </w:pPr>
+            <w:r>
+              <w:t xml:space="preserve">    H[5] = 0x9b05688c;</w:t>
+            </w:r>
+          </w:p>
+          <w:p>
+            <w:pPr>
+              <w:pStyle w:val="SourceCode"/>
+              <w:spacing w:before="0" w:after="0" w:line="200" w:lineRule="auto"/>
+            </w:pPr>
+            <w:r>
+              <w:t xml:space="preserve">    H[6] = 0x1f83d9ab;</w:t>
+            </w:r>
+          </w:p>
+          <w:p>
+            <w:pPr>
+              <w:pStyle w:val="SourceCode"/>
+              <w:spacing w:before="0" w:after="0" w:line="200" w:lineRule="auto"/>
+            </w:pPr>
+            <w:r>
+              <w:t xml:space="preserve">    H[7] = 0x5be0cd19;</w:t>
+            </w:r>
+          </w:p>
+          <w:p>
+            <w:pPr>
+              <w:pStyle w:val="SourceCode"/>
+              <w:spacing w:before="0" w:after="0" w:line="200" w:lineRule="auto"/>
+            </w:pPr>
+            <w:r>
+              <w:t xml:space="preserve">    bitLength = 0;</w:t>
+            </w:r>
+          </w:p>
+          <w:p>
+            <w:pPr>
+              <w:pStyle w:val="SourceCode"/>
+              <w:spacing w:before="0" w:after="0" w:line="200" w:lineRule="auto"/>
+            </w:pPr>
+            <w:r>
+              <w:t xml:space="preserve">    bufferLength = 0;</w:t>
+            </w:r>
+          </w:p>
+          <w:p>
+            <w:pPr>
+              <w:pStyle w:val="SourceCode"/>
+              <w:spacing w:before="0" w:after="0" w:line="200" w:lineRule="auto"/>
+            </w:pPr>
+            <w:r>
+              <w:t xml:space="preserve">}</w:t>
+            </w:r>
+          </w:p>
+          <w:p>
+            <w:pPr>
+              <w:pStyle w:val="SourceCode"/>
+              <w:spacing w:before="0" w:after="0" w:line="200" w:lineRule="auto"/>
+            </w:pPr>
+          </w:p>
+          <w:p>
+            <w:pPr>
+              <w:pStyle w:val="SourceCode"/>
+              <w:spacing w:before="0" w:after="0" w:line="200" w:lineRule="auto"/>
+            </w:pPr>
+            <w:r>
+              <w:t xml:space="preserve">// Раундові константи K (перші 64)</w:t>
+            </w:r>
+          </w:p>
+          <w:p>
+            <w:pPr>
+              <w:pStyle w:val="SourceCode"/>
+              <w:spacing w:before="0" w:after="0" w:line="200" w:lineRule="auto"/>
+            </w:pPr>
+            <w:r>
+              <w:t xml:space="preserve">const uint32_t SHA256::K[64] = {</w:t>
+            </w:r>
+          </w:p>
+          <w:p>
+            <w:pPr>
+              <w:pStyle w:val="SourceCode"/>
+              <w:spacing w:before="0" w:after="0" w:line="200" w:lineRule="auto"/>
+            </w:pPr>
+            <w:r>
+              <w:t xml:space="preserve">    0x428a2f98, 0x71374491, 0xb5c0fbcf, 0xe9b5dba5,</w:t>
+            </w:r>
+          </w:p>
+          <w:p>
+            <w:pPr>
+              <w:pStyle w:val="SourceCode"/>
+              <w:spacing w:before="0" w:after="0" w:line="200" w:lineRule="auto"/>
+            </w:pPr>
+            <w:r>
+              <w:t xml:space="preserve">    0x3956c25b, 0x59f111f1, 0x923f82a4, 0xab1c5ed5,</w:t>
+            </w:r>
+          </w:p>
+          <w:p>
+            <w:pPr>
+              <w:pStyle w:val="SourceCode"/>
+              <w:spacing w:before="0" w:after="0" w:line="200" w:lineRule="auto"/>
+            </w:pPr>
+            <w:r>
+              <w:t xml:space="preserve">    0xd807aa98, 0x12835b01, 0x243185be, 0x550c7dc3,</w:t>
+            </w:r>
+          </w:p>
+          <w:p>
+            <w:pPr>
+              <w:pStyle w:val="SourceCode"/>
+              <w:spacing w:before="0" w:after="0" w:line="200" w:lineRule="auto"/>
+            </w:pPr>
+            <w:r>
+              <w:t xml:space="preserve">    0x72be5d74, 0x80deb1fe, 0x9bdc06a7, 0xc19bf174,</w:t>
+            </w:r>
+          </w:p>
+          <w:p>
+            <w:pPr>
+              <w:pStyle w:val="SourceCode"/>
+              <w:spacing w:before="0" w:after="0" w:line="200" w:lineRule="auto"/>
+            </w:pPr>
+            <w:r>
+              <w:t xml:space="preserve">    0xe49b69c1, 0xefbe4786, 0x0fc19dc6, 0x240ca1cc,</w:t>
+            </w:r>
+          </w:p>
+          <w:p>
+            <w:pPr>
+              <w:pStyle w:val="SourceCode"/>
+              <w:spacing w:before="0" w:after="0" w:line="200" w:lineRule="auto"/>
+            </w:pPr>
+            <w:r>
+              <w:t xml:space="preserve">    0x2de92c6f, 0x4a7484aa, 0x5cb0a9dc, 0x76f988da,</w:t>
+            </w:r>
+          </w:p>
+          <w:p>
+            <w:pPr>
+              <w:pStyle w:val="SourceCode"/>
+              <w:spacing w:before="0" w:after="0" w:line="200" w:lineRule="auto"/>
+            </w:pPr>
+            <w:r>
+              <w:t xml:space="preserve">    0x983e5152, 0xa831c66d, 0xb00327c8, 0xbf597fc7,</w:t>
+            </w:r>
+          </w:p>
+          <w:p>
+            <w:pPr>
+              <w:pStyle w:val="SourceCode"/>
+              <w:spacing w:before="0" w:after="0" w:line="200" w:lineRule="auto"/>
+            </w:pPr>
+            <w:r>
+              <w:t xml:space="preserve">    0xc6e00bf3, 0xd5a79147, 0x06ca6351, 0x14292967,</w:t>
+            </w:r>
+          </w:p>
+          <w:p>
+            <w:pPr>
+              <w:pStyle w:val="SourceCode"/>
+              <w:spacing w:before="0" w:after="0" w:line="200" w:lineRule="auto"/>
+            </w:pPr>
+            <w:r>
+              <w:t xml:space="preserve">    0x27b70a85, 0x2e1b2138, 0x4d2c6dfc, 0x53380d13,</w:t>
+            </w:r>
+          </w:p>
+          <w:p>
+            <w:pPr>
+              <w:pStyle w:val="SourceCode"/>
+              <w:spacing w:before="0" w:after="0" w:line="200" w:lineRule="auto"/>
+            </w:pPr>
+            <w:r>
+              <w:t xml:space="preserve">    0x650a7354, 0x766a0abb, 0x81c2c92e, 0x92722c85,</w:t>
+            </w:r>
+          </w:p>
+          <w:p>
+            <w:pPr>
+              <w:pStyle w:val="SourceCode"/>
+              <w:spacing w:before="0" w:after="0" w:line="200" w:lineRule="auto"/>
+            </w:pPr>
+            <w:r>
+              <w:t xml:space="preserve">    0xa2bfe8a1, 0xa81a664b, 0xc24b8b70, 0xc76c51a3,</w:t>
+            </w:r>
+          </w:p>
+          <w:p>
+            <w:pPr>
+              <w:pStyle w:val="SourceCode"/>
+              <w:spacing w:before="0" w:after="0" w:line="200" w:lineRule="auto"/>
+            </w:pPr>
+            <w:r>
+              <w:t xml:space="preserve">    0xd192e819, 0xd6990624, 0xf40e3585, 0x106aa070,</w:t>
+            </w:r>
+          </w:p>
+          <w:p>
+            <w:pPr>
+              <w:pStyle w:val="SourceCode"/>
+              <w:spacing w:before="0" w:after="0" w:line="200" w:lineRule="auto"/>
+            </w:pPr>
+            <w:r>
+              <w:t xml:space="preserve">    0x19a4c116, 0x1e376c08, 0x2748774c, 0x34b0bcb5,</w:t>
+            </w:r>
+          </w:p>
+          <w:p>
+            <w:pPr>
+              <w:pStyle w:val="SourceCode"/>
+              <w:spacing w:before="0" w:after="0" w:line="200" w:lineRule="auto"/>
+            </w:pPr>
+            <w:r>
+              <w:t xml:space="preserve">    0x391c0cb3, 0x4ed8aa4a, 0x5b9cca4f, 0x682e6ff3,</w:t>
+            </w:r>
+          </w:p>
+          <w:p>
+            <w:pPr>
+              <w:pStyle w:val="SourceCode"/>
+              <w:spacing w:before="0" w:after="0" w:line="200" w:lineRule="auto"/>
+            </w:pPr>
+            <w:r>
+              <w:t xml:space="preserve">    0x748f82ee, 0x78a5636f, 0x84c87814, 0x8cc70208,</w:t>
+            </w:r>
+          </w:p>
+          <w:p>
+            <w:pPr>
+              <w:pStyle w:val="SourceCode"/>
+              <w:spacing w:before="0" w:after="0" w:line="200" w:lineRule="auto"/>
+            </w:pPr>
+            <w:r>
+              <w:t xml:space="preserve">    0x90befffa, 0xa4506ceb, 0xbef9a3f7, 0xc67178f2</w:t>
+            </w:r>
+          </w:p>
+          <w:p>
+            <w:pPr>
+              <w:pStyle w:val="SourceCode"/>
+              <w:spacing w:before="0" w:after="0" w:line="200" w:lineRule="auto"/>
+            </w:pPr>
+            <w:r>
+              <w:t xml:space="preserve">};</w:t>
+            </w:r>
+          </w:p>
+        </w:tc>
+      </w:tr>
+    </w:tbl>
+    <w:p>
+      <w:pPr>
+        <w:spacing w:before="0" w:after="0" w:line="120" w:lineRule="exact"/>
         <w:rPr>
-          <w:rStyle w:val="VerbatimChar"/>
+          <w:sz w:val="4"/>
+          <w:szCs w:val="4"/>
         </w:rPr>
-        <w:t xml:space="preserve">SHA256::SHA256() {</w:t>
-      </w:r>
-      <w:r>
-        <w:br/>
-      </w:r>
-      <w:r>
-        <w:rPr>
-          <w:rStyle w:val="VerbatimChar"/>
-        </w:rPr>
-        <w:t xml:space="preserve">    H[0] = 0x6a09e667;</w:t>
-      </w:r>
-      <w:r>
-        <w:br/>
-      </w:r>
-      <w:r>
-        <w:rPr>
-          <w:rStyle w:val="VerbatimChar"/>
-        </w:rPr>
-        <w:t xml:space="preserve">    H[1] = 0xbb67ae85;</w:t>
-      </w:r>
-      <w:r>
-        <w:br/>
-      </w:r>
-      <w:r>
-        <w:rPr>
-          <w:rStyle w:val="VerbatimChar"/>
-        </w:rPr>
-        <w:t xml:space="preserve">    H[2] = 0x3c6ef372;</w:t>
-      </w:r>
-      <w:r>
-        <w:br/>
-      </w:r>
-      <w:r>
-        <w:rPr>
-          <w:rStyle w:val="VerbatimChar"/>
-        </w:rPr>
-        <w:t xml:space="preserve">    H[3] = 0xa54ff53a;</w:t>
-      </w:r>
-      <w:r>
-        <w:br/>
-      </w:r>
-      <w:r>
-        <w:rPr>
-          <w:rStyle w:val="VerbatimChar"/>
-        </w:rPr>
-        <w:t xml:space="preserve">    H[4] = 0x510e527f;</w:t>
-      </w:r>
-      <w:r>
-        <w:br/>
-      </w:r>
-      <w:r>
-        <w:rPr>
-          <w:rStyle w:val="VerbatimChar"/>
-        </w:rPr>
-        <w:t xml:space="preserve">    H[5] = 0x9b05688c;</w:t>
-      </w:r>
-      <w:r>
-        <w:br/>
-      </w:r>
-      <w:r>
-        <w:rPr>
-          <w:rStyle w:val="VerbatimChar"/>
-        </w:rPr>
-        <w:t xml:space="preserve">    H[6] = 0x1f83d9ab;</w:t>
-      </w:r>
-      <w:r>
-        <w:br/>
-      </w:r>
-      <w:r>
-        <w:rPr>
-          <w:rStyle w:val="VerbatimChar"/>
-        </w:rPr>
-        <w:t xml:space="preserve">    H[7] = 0x5be0cd19;</w:t>
-      </w:r>
-      <w:r>
-        <w:br/>
-      </w:r>
-      <w:r>
-        <w:rPr>
-          <w:rStyle w:val="VerbatimChar"/>
-        </w:rPr>
-        <w:t xml:space="preserve">    bitLength = 0;</w:t>
-      </w:r>
-      <w:r>
-        <w:br/>
-      </w:r>
-      <w:r>
-        <w:rPr>
-          <w:rStyle w:val="VerbatimChar"/>
-        </w:rPr>
-        <w:t xml:space="preserve">    bufferLength = 0;</w:t>
-      </w:r>
-      <w:r>
-        <w:br/>
-      </w:r>
-      <w:r>
-        <w:rPr>
-          <w:rStyle w:val="VerbatimChar"/>
-        </w:rPr>
-        <w:t xml:space="preserve">}</w:t>
-      </w:r>
-      <w:r>
-        <w:br/>
-      </w:r>
-      <w:r>
-        <w:br/>
-      </w:r>
-      <w:r>
-        <w:rPr>
-          <w:rStyle w:val="VerbatimChar"/>
-        </w:rPr>
-        <w:t xml:space="preserve">// Раундові константи K (перші 64)</w:t>
-      </w:r>
-      <w:r>
-        <w:br/>
-      </w:r>
-      <w:r>
-        <w:rPr>
-          <w:rStyle w:val="VerbatimChar"/>
-        </w:rPr>
-        <w:t xml:space="preserve">const uint32_t SHA256::K[64] = {</w:t>
-      </w:r>
-      <w:r>
-        <w:br/>
-      </w:r>
-      <w:r>
-        <w:rPr>
-          <w:rStyle w:val="VerbatimChar"/>
-        </w:rPr>
-        <w:t xml:space="preserve">    0x428a2f98, 0x71374491, 0xb5c0fbcf, 0xe9b5dba5,</w:t>
-      </w:r>
-      <w:r>
-        <w:br/>
-      </w:r>
-      <w:r>
-        <w:rPr>
-          <w:rStyle w:val="VerbatimChar"/>
-        </w:rPr>
-        <w:t xml:space="preserve">    0x3956c25b, 0x59f111f1, 0x923f82a4, 0xab1c5ed5,</w:t>
-      </w:r>
-      <w:r>
-        <w:br/>
-      </w:r>
-      <w:r>
-        <w:rPr>
-          <w:rStyle w:val="VerbatimChar"/>
-        </w:rPr>
-        <w:t xml:space="preserve">    0xd807aa98, 0x12835b01, 0x243185be, 0x550c7dc3,</w:t>
-      </w:r>
-      <w:r>
-        <w:br/>
-      </w:r>
-      <w:r>
-        <w:rPr>
-          <w:rStyle w:val="VerbatimChar"/>
-        </w:rPr>
-        <w:t xml:space="preserve">    0x72be5d74, 0x80deb1fe, 0x9bdc06a7, 0xc19bf174,</w:t>
-      </w:r>
-      <w:r>
-        <w:br/>
-      </w:r>
-      <w:r>
-        <w:rPr>
-          <w:rStyle w:val="VerbatimChar"/>
-        </w:rPr>
-        <w:t xml:space="preserve">    0xe49b69c1, 0xefbe4786, 0x0fc19dc6, 0x240ca1cc,</w:t>
-      </w:r>
-      <w:r>
-        <w:br/>
-      </w:r>
-      <w:r>
-        <w:rPr>
-          <w:rStyle w:val="VerbatimChar"/>
-        </w:rPr>
-        <w:t xml:space="preserve">    0x2de92c6f, 0x4a7484aa, 0x5cb0a9dc, 0x76f988da,</w:t>
-      </w:r>
-      <w:r>
-        <w:br/>
-      </w:r>
-      <w:r>
-        <w:rPr>
-          <w:rStyle w:val="VerbatimChar"/>
-        </w:rPr>
-        <w:t xml:space="preserve">    0x983e5152, 0xa831c66d, 0xb00327c8, 0xbf597fc7,</w:t>
-      </w:r>
-      <w:r>
-        <w:br/>
-      </w:r>
-      <w:r>
-        <w:rPr>
-          <w:rStyle w:val="VerbatimChar"/>
-        </w:rPr>
-        <w:t xml:space="preserve">    0xc6e00bf3, 0xd5a79147, 0x06ca6351, 0x14292967,</w:t>
-      </w:r>
-      <w:r>
-        <w:br/>
-      </w:r>
-      <w:r>
-        <w:rPr>
-          <w:rStyle w:val="VerbatimChar"/>
-        </w:rPr>
-        <w:t xml:space="preserve">    0x27b70a85, 0x2e1b2138, 0x4d2c6dfc, 0x53380d13,</w:t>
-      </w:r>
-      <w:r>
-        <w:br/>
-      </w:r>
-      <w:r>
-        <w:rPr>
-          <w:rStyle w:val="VerbatimChar"/>
-        </w:rPr>
-        <w:t xml:space="preserve">    0x650a7354, 0x766a0abb, 0x81c2c92e, 0x92722c85,</w:t>
-      </w:r>
-      <w:r>
-        <w:br/>
-      </w:r>
-      <w:r>
-        <w:rPr>
-          <w:rStyle w:val="VerbatimChar"/>
-        </w:rPr>
-        <w:t xml:space="preserve">    0xa2bfe8a1, 0xa81a664b, 0xc24b8b70, 0xc76c51a3,</w:t>
-      </w:r>
-      <w:r>
-        <w:br/>
-      </w:r>
-      <w:r>
-        <w:rPr>
-          <w:rStyle w:val="VerbatimChar"/>
-        </w:rPr>
-        <w:t xml:space="preserve">    0xd192e819, 0xd6990624, 0xf40e3585, 0x106aa070,</w:t>
-      </w:r>
-      <w:r>
-        <w:br/>
-      </w:r>
-      <w:r>
-        <w:rPr>
-          <w:rStyle w:val="VerbatimChar"/>
-        </w:rPr>
-        <w:t xml:space="preserve">    0x19a4c116, 0x1e376c08, 0x2748774c, 0x34b0bcb5,</w:t>
-      </w:r>
-      <w:r>
-        <w:br/>
-      </w:r>
-      <w:r>
-        <w:rPr>
-          <w:rStyle w:val="VerbatimChar"/>
-        </w:rPr>
-        <w:t xml:space="preserve">    0x391c0cb3, 0x4ed8aa4a, 0x5b9cca4f, 0x682e6ff3,</w:t>
-      </w:r>
-      <w:r>
-        <w:br/>
-      </w:r>
-      <w:r>
-        <w:rPr>
-          <w:rStyle w:val="VerbatimChar"/>
-        </w:rPr>
-        <w:t xml:space="preserve">    0x748f82ee, 0x78a5636f, 0x84c87814, 0x8cc70208,</w:t>
-      </w:r>
-      <w:r>
-        <w:br/>
-      </w:r>
-      <w:r>
-        <w:rPr>
-          <w:rStyle w:val="VerbatimChar"/>
-        </w:rPr>
-        <w:t xml:space="preserve">    0x90befffa, 0xa4506ceb, 0xbef9a3f7, 0xc67178f2</w:t>
-      </w:r>
-      <w:r>
-        <w:br/>
-      </w:r>
-      <w:r>
-        <w:rPr>
-          <w:rStyle w:val="VerbatimChar"/>
-        </w:rPr>
-        <w:t xml:space="preserve">};</w:t>
-      </w:r>
+      </w:pPr>
     </w:p>
     <w:bookmarkEnd w:id="17"/>
     <w:bookmarkStart w:id="18" w:name="крок-3.-обробка-одного-блоку-64-раунди"/>
@@ -1695,308 +2114,372 @@
     </w:p>
     <w:p>
       <w:pPr>
-        <w:pStyle w:val="SourceCode"/>
-      </w:pPr>
-      <w:r>
+        <w:spacing w:before="0" w:after="0" w:line="120" w:lineRule="exact"/>
         <w:rPr>
-          <w:rStyle w:val="VerbatimChar"/>
+          <w:sz w:val="4"/>
+          <w:szCs w:val="4"/>
         </w:rPr>
-        <w:t xml:space="preserve">void SHA256::processBlock(const uint8_t* block) {</w:t>
-      </w:r>
-      <w:r>
-        <w:br/>
-      </w:r>
-      <w:r>
+      </w:pPr>
+    </w:p>
+    <w:tbl>
+      <w:tblPr>
+        <w:tblStyle w:val="SourceCodeTable"/>
+        <w:tblW w:type="dxa" w:w="9637"/>
+        <w:tblInd w:w="0" w:type="dxa"/>
+        <w:tblBorders>
+          <w:top w:color="BFBFBF" w:space="0" w:sz="4" w:val="single"/>
+          <w:left w:color="BFBFBF" w:space="0" w:sz="4" w:val="single"/>
+          <w:bottom w:color="BFBFBF" w:space="0" w:sz="4" w:val="single"/>
+          <w:right w:color="BFBFBF" w:space="0" w:sz="4" w:val="single"/>
+        </w:tblBorders>
+        <w:shd w:color="auto" w:fill="F4F4F4" w:val="clear"/>
+        <w:tblLayout w:type="fixed"/>
+        <w:tblCellMar>
+          <w:top w:type="dxa" w:w="113"/>
+          <w:left w:type="dxa" w:w="113"/>
+          <w:bottom w:type="dxa" w:w="113"/>
+          <w:right w:type="dxa" w:w="113"/>
+        </w:tblCellMar>
+        <w:tblLook w:val="0000" w:firstRow="0" w:lastRow="0" w:firstColumn="0" w:lastColumn="0" w:noHBand="1" w:noVBand="1"/>
+      </w:tblPr>
+      <w:tblGrid>
+        <w:gridCol w:w="9637"/>
+      </w:tblGrid>
+      <w:tr>
+        <w:tc>
+          <w:tcPr>
+            <w:tcW w:type="dxa" w:w="9637"/>
+            <w:shd w:color="auto" w:fill="F4F4F4" w:val="clear"/>
+          </w:tcPr>
+          <w:p>
+            <w:pPr>
+              <w:pStyle w:val="SourceCode"/>
+              <w:spacing w:before="0" w:after="0" w:line="200" w:lineRule="auto"/>
+            </w:pPr>
+            <w:r>
+              <w:t xml:space="preserve">void SHA256::processBlock(const uint8_t* block) {</w:t>
+            </w:r>
+          </w:p>
+          <w:p>
+            <w:pPr>
+              <w:pStyle w:val="SourceCode"/>
+              <w:spacing w:before="0" w:after="0" w:line="200" w:lineRule="auto"/>
+            </w:pPr>
+            <w:r>
+              <w:t xml:space="preserve">    uint32_t W[64];  // Розширений масив слів</w:t>
+            </w:r>
+          </w:p>
+          <w:p>
+            <w:pPr>
+              <w:pStyle w:val="SourceCode"/>
+              <w:spacing w:before="0" w:after="0" w:line="200" w:lineRule="auto"/>
+            </w:pPr>
+            <w:r>
+              <w:t xml:space="preserve">    uint32_t a, b, c, d, e, f, g, h;</w:t>
+            </w:r>
+          </w:p>
+          <w:p>
+            <w:pPr>
+              <w:pStyle w:val="SourceCode"/>
+              <w:spacing w:before="0" w:after="0" w:line="200" w:lineRule="auto"/>
+            </w:pPr>
+          </w:p>
+          <w:p>
+            <w:pPr>
+              <w:pStyle w:val="SourceCode"/>
+              <w:spacing w:before="0" w:after="0" w:line="200" w:lineRule="auto"/>
+            </w:pPr>
+            <w:r>
+              <w:t xml:space="preserve">    // Перші 16 слів — з блоку (big-endian)</w:t>
+            </w:r>
+          </w:p>
+          <w:p>
+            <w:pPr>
+              <w:pStyle w:val="SourceCode"/>
+              <w:spacing w:before="0" w:after="0" w:line="200" w:lineRule="auto"/>
+            </w:pPr>
+            <w:r>
+              <w:t xml:space="preserve">    for (int i = 0; i &lt; 16; i++) {</w:t>
+            </w:r>
+          </w:p>
+          <w:p>
+            <w:pPr>
+              <w:pStyle w:val="SourceCode"/>
+              <w:spacing w:before="0" w:after="0" w:line="200" w:lineRule="auto"/>
+            </w:pPr>
+            <w:r>
+              <w:t xml:space="preserve">        W[i] = (block[i*4] &lt;&lt; 24) | (block[i*4+1] &lt;&lt; 16) |</w:t>
+            </w:r>
+          </w:p>
+          <w:p>
+            <w:pPr>
+              <w:pStyle w:val="SourceCode"/>
+              <w:spacing w:before="0" w:after="0" w:line="200" w:lineRule="auto"/>
+            </w:pPr>
+            <w:r>
+              <w:t xml:space="preserve">               (block[i*4+2] &lt;&lt; 8) | block[i*4+3];</w:t>
+            </w:r>
+          </w:p>
+          <w:p>
+            <w:pPr>
+              <w:pStyle w:val="SourceCode"/>
+              <w:spacing w:before="0" w:after="0" w:line="200" w:lineRule="auto"/>
+            </w:pPr>
+            <w:r>
+              <w:t xml:space="preserve">    }</w:t>
+            </w:r>
+          </w:p>
+          <w:p>
+            <w:pPr>
+              <w:pStyle w:val="SourceCode"/>
+              <w:spacing w:before="0" w:after="0" w:line="200" w:lineRule="auto"/>
+            </w:pPr>
+          </w:p>
+          <w:p>
+            <w:pPr>
+              <w:pStyle w:val="SourceCode"/>
+              <w:spacing w:before="0" w:after="0" w:line="200" w:lineRule="auto"/>
+            </w:pPr>
+            <w:r>
+              <w:t xml:space="preserve">    // Розширення до 64 слів</w:t>
+            </w:r>
+          </w:p>
+          <w:p>
+            <w:pPr>
+              <w:pStyle w:val="SourceCode"/>
+              <w:spacing w:before="0" w:after="0" w:line="200" w:lineRule="auto"/>
+            </w:pPr>
+            <w:r>
+              <w:t xml:space="preserve">    for (int i = 16; i &lt; 64; i++) {</w:t>
+            </w:r>
+          </w:p>
+          <w:p>
+            <w:pPr>
+              <w:pStyle w:val="SourceCode"/>
+              <w:spacing w:before="0" w:after="0" w:line="200" w:lineRule="auto"/>
+            </w:pPr>
+            <w:r>
+              <w:t xml:space="preserve">        W[i] = sigma1(W[i-2]) + W[i-7] + sigma0(W[i-15]) + W[i-16];</w:t>
+            </w:r>
+          </w:p>
+          <w:p>
+            <w:pPr>
+              <w:pStyle w:val="SourceCode"/>
+              <w:spacing w:before="0" w:after="0" w:line="200" w:lineRule="auto"/>
+            </w:pPr>
+            <w:r>
+              <w:t xml:space="preserve">    }</w:t>
+            </w:r>
+          </w:p>
+          <w:p>
+            <w:pPr>
+              <w:pStyle w:val="SourceCode"/>
+              <w:spacing w:before="0" w:after="0" w:line="200" w:lineRule="auto"/>
+            </w:pPr>
+          </w:p>
+          <w:p>
+            <w:pPr>
+              <w:pStyle w:val="SourceCode"/>
+              <w:spacing w:before="0" w:after="0" w:line="200" w:lineRule="auto"/>
+            </w:pPr>
+            <w:r>
+              <w:t xml:space="preserve">    // Ініціалізація робочих змінних</w:t>
+            </w:r>
+          </w:p>
+          <w:p>
+            <w:pPr>
+              <w:pStyle w:val="SourceCode"/>
+              <w:spacing w:before="0" w:after="0" w:line="200" w:lineRule="auto"/>
+            </w:pPr>
+            <w:r>
+              <w:t xml:space="preserve">    a = H[0]; b = H[1]; c = H[2]; d = H[3];</w:t>
+            </w:r>
+          </w:p>
+          <w:p>
+            <w:pPr>
+              <w:pStyle w:val="SourceCode"/>
+              <w:spacing w:before="0" w:after="0" w:line="200" w:lineRule="auto"/>
+            </w:pPr>
+            <w:r>
+              <w:t xml:space="preserve">    e = H[4]; f = H[5]; g = H[6]; h = H[7];</w:t>
+            </w:r>
+          </w:p>
+          <w:p>
+            <w:pPr>
+              <w:pStyle w:val="SourceCode"/>
+              <w:spacing w:before="0" w:after="0" w:line="200" w:lineRule="auto"/>
+            </w:pPr>
+          </w:p>
+          <w:p>
+            <w:pPr>
+              <w:pStyle w:val="SourceCode"/>
+              <w:spacing w:before="0" w:after="0" w:line="200" w:lineRule="auto"/>
+            </w:pPr>
+            <w:r>
+              <w:t xml:space="preserve">    // 64 раунди</w:t>
+            </w:r>
+          </w:p>
+          <w:p>
+            <w:pPr>
+              <w:pStyle w:val="SourceCode"/>
+              <w:spacing w:before="0" w:after="0" w:line="200" w:lineRule="auto"/>
+            </w:pPr>
+            <w:r>
+              <w:t xml:space="preserve">    for (int i = 0; i &lt; 64; i++) {</w:t>
+            </w:r>
+          </w:p>
+          <w:p>
+            <w:pPr>
+              <w:pStyle w:val="SourceCode"/>
+              <w:spacing w:before="0" w:after="0" w:line="200" w:lineRule="auto"/>
+            </w:pPr>
+            <w:r>
+              <w:t xml:space="preserve">        uint32_t T1 = h + Sigma1(e) + Ch(e,f,g) + K[i] + W[i];</w:t>
+            </w:r>
+          </w:p>
+          <w:p>
+            <w:pPr>
+              <w:pStyle w:val="SourceCode"/>
+              <w:spacing w:before="0" w:after="0" w:line="200" w:lineRule="auto"/>
+            </w:pPr>
+            <w:r>
+              <w:t xml:space="preserve">        uint32_t T2 = Sigma0(a) + Maj(a,b,c);</w:t>
+            </w:r>
+          </w:p>
+          <w:p>
+            <w:pPr>
+              <w:pStyle w:val="SourceCode"/>
+              <w:spacing w:before="0" w:after="0" w:line="200" w:lineRule="auto"/>
+            </w:pPr>
+            <w:r>
+              <w:t xml:space="preserve">        h = g;</w:t>
+            </w:r>
+          </w:p>
+          <w:p>
+            <w:pPr>
+              <w:pStyle w:val="SourceCode"/>
+              <w:spacing w:before="0" w:after="0" w:line="200" w:lineRule="auto"/>
+            </w:pPr>
+            <w:r>
+              <w:t xml:space="preserve">        g = f;</w:t>
+            </w:r>
+          </w:p>
+          <w:p>
+            <w:pPr>
+              <w:pStyle w:val="SourceCode"/>
+              <w:spacing w:before="0" w:after="0" w:line="200" w:lineRule="auto"/>
+            </w:pPr>
+            <w:r>
+              <w:t xml:space="preserve">        f = e;</w:t>
+            </w:r>
+          </w:p>
+          <w:p>
+            <w:pPr>
+              <w:pStyle w:val="SourceCode"/>
+              <w:spacing w:before="0" w:after="0" w:line="200" w:lineRule="auto"/>
+            </w:pPr>
+            <w:r>
+              <w:t xml:space="preserve">        e = d + T1;</w:t>
+            </w:r>
+          </w:p>
+          <w:p>
+            <w:pPr>
+              <w:pStyle w:val="SourceCode"/>
+              <w:spacing w:before="0" w:after="0" w:line="200" w:lineRule="auto"/>
+            </w:pPr>
+            <w:r>
+              <w:t xml:space="preserve">        d = c;</w:t>
+            </w:r>
+          </w:p>
+          <w:p>
+            <w:pPr>
+              <w:pStyle w:val="SourceCode"/>
+              <w:spacing w:before="0" w:after="0" w:line="200" w:lineRule="auto"/>
+            </w:pPr>
+            <w:r>
+              <w:t xml:space="preserve">        c = b;</w:t>
+            </w:r>
+          </w:p>
+          <w:p>
+            <w:pPr>
+              <w:pStyle w:val="SourceCode"/>
+              <w:spacing w:before="0" w:after="0" w:line="200" w:lineRule="auto"/>
+            </w:pPr>
+            <w:r>
+              <w:t xml:space="preserve">        b = a;</w:t>
+            </w:r>
+          </w:p>
+          <w:p>
+            <w:pPr>
+              <w:pStyle w:val="SourceCode"/>
+              <w:spacing w:before="0" w:after="0" w:line="200" w:lineRule="auto"/>
+            </w:pPr>
+            <w:r>
+              <w:t xml:space="preserve">        a = T1 + T2;</w:t>
+            </w:r>
+          </w:p>
+          <w:p>
+            <w:pPr>
+              <w:pStyle w:val="SourceCode"/>
+              <w:spacing w:before="0" w:after="0" w:line="200" w:lineRule="auto"/>
+            </w:pPr>
+            <w:r>
+              <w:t xml:space="preserve">    }</w:t>
+            </w:r>
+          </w:p>
+          <w:p>
+            <w:pPr>
+              <w:pStyle w:val="SourceCode"/>
+              <w:spacing w:before="0" w:after="0" w:line="200" w:lineRule="auto"/>
+            </w:pPr>
+          </w:p>
+          <w:p>
+            <w:pPr>
+              <w:pStyle w:val="SourceCode"/>
+              <w:spacing w:before="0" w:after="0" w:line="200" w:lineRule="auto"/>
+            </w:pPr>
+            <w:r>
+              <w:t xml:space="preserve">    // Додавання до поточного хешу</w:t>
+            </w:r>
+          </w:p>
+          <w:p>
+            <w:pPr>
+              <w:pStyle w:val="SourceCode"/>
+              <w:spacing w:before="0" w:after="0" w:line="200" w:lineRule="auto"/>
+            </w:pPr>
+            <w:r>
+              <w:t xml:space="preserve">    H[0] += a; H[1] += b; H[2] += c; H[3] += d;</w:t>
+            </w:r>
+          </w:p>
+          <w:p>
+            <w:pPr>
+              <w:pStyle w:val="SourceCode"/>
+              <w:spacing w:before="0" w:after="0" w:line="200" w:lineRule="auto"/>
+            </w:pPr>
+            <w:r>
+              <w:t xml:space="preserve">    H[4] += e; H[5] += f; H[6] += g; H[7] += h;</w:t>
+            </w:r>
+          </w:p>
+          <w:p>
+            <w:pPr>
+              <w:pStyle w:val="SourceCode"/>
+              <w:spacing w:before="0" w:after="0" w:line="200" w:lineRule="auto"/>
+            </w:pPr>
+            <w:r>
+              <w:t xml:space="preserve">}</w:t>
+            </w:r>
+          </w:p>
+        </w:tc>
+      </w:tr>
+    </w:tbl>
+    <w:p>
+      <w:pPr>
+        <w:spacing w:before="0" w:after="0" w:line="120" w:lineRule="exact"/>
         <w:rPr>
-          <w:rStyle w:val="VerbatimChar"/>
+          <w:sz w:val="4"/>
+          <w:szCs w:val="4"/>
         </w:rPr>
-        <w:t xml:space="preserve">    uint32_t W[64];  // Розширений масив слів</w:t>
-      </w:r>
-      <w:r>
-        <w:br/>
-      </w:r>
-      <w:r>
-        <w:rPr>
-          <w:rStyle w:val="VerbatimChar"/>
-        </w:rPr>
-        <w:t xml:space="preserve">    uint32_t a, b, c, d, e, f, g, h;</w:t>
-      </w:r>
-      <w:r>
-        <w:br/>
-      </w:r>
-      <w:r>
-        <w:br/>
-      </w:r>
-      <w:r>
-        <w:rPr>
-          <w:rStyle w:val="VerbatimChar"/>
-        </w:rPr>
-        <w:t xml:space="preserve">    // Перші 16 слів — з блоку (big-endian)</w:t>
-      </w:r>
-      <w:r>
-        <w:br/>
-      </w:r>
-      <w:r>
-        <w:rPr>
-          <w:rStyle w:val="VerbatimChar"/>
-        </w:rPr>
-        <w:t xml:space="preserve">    for (int i = 0; i &lt; 16; i++) {</w:t>
-      </w:r>
-      <w:r>
-        <w:br/>
-      </w:r>
-      <w:r>
-        <w:rPr>
-          <w:rStyle w:val="VerbatimChar"/>
-        </w:rPr>
-        <w:t xml:space="preserve">        W[i] = (block[i*4] &lt;&lt; 24) | (block[i*4+1] &lt;&lt; 16) |</w:t>
-      </w:r>
-      <w:r>
-        <w:br/>
-      </w:r>
-      <w:r>
-        <w:rPr>
-          <w:rStyle w:val="VerbatimChar"/>
-        </w:rPr>
-        <w:t xml:space="preserve">               (block[i*4+2] &lt;&lt; 8) | block[i*4+3];</w:t>
-      </w:r>
-      <w:r>
-        <w:br/>
-      </w:r>
-      <w:r>
-        <w:rPr>
-          <w:rStyle w:val="VerbatimChar"/>
-        </w:rPr>
-        <w:t xml:space="preserve">    }</w:t>
-      </w:r>
-      <w:r>
-        <w:br/>
-      </w:r>
-      <w:r>
-        <w:br/>
-      </w:r>
-      <w:r>
-        <w:rPr>
-          <w:rStyle w:val="VerbatimChar"/>
-        </w:rPr>
-        <w:t xml:space="preserve">    // Розширення до 64 слів</w:t>
-      </w:r>
-      <w:r>
-        <w:br/>
-      </w:r>
-      <w:r>
-        <w:rPr>
-          <w:rStyle w:val="VerbatimChar"/>
-        </w:rPr>
-        <w:t xml:space="preserve">    for (int i = 16; i &lt; 64; i++) {</w:t>
-      </w:r>
-      <w:r>
-        <w:br/>
-      </w:r>
-      <w:r>
-        <w:rPr>
-          <w:rStyle w:val="VerbatimChar"/>
-        </w:rPr>
-        <w:t xml:space="preserve">        W[i] = sigma1(W[i-2]) + W[i-7] + sigma0(W[i-15]) + W[i-16];</w:t>
-      </w:r>
-      <w:r>
-        <w:br/>
-      </w:r>
-      <w:r>
-        <w:rPr>
-          <w:rStyle w:val="VerbatimChar"/>
-        </w:rPr>
-        <w:t xml:space="preserve">    }</w:t>
-      </w:r>
-      <w:r>
-        <w:br/>
-      </w:r>
-      <w:r>
-        <w:br/>
-      </w:r>
-      <w:r>
-        <w:rPr>
-          <w:rStyle w:val="VerbatimChar"/>
-        </w:rPr>
-        <w:t xml:space="preserve">    // Ініціалізація робочих змінних</w:t>
-      </w:r>
-      <w:r>
-        <w:br/>
-      </w:r>
-      <w:r>
-        <w:rPr>
-          <w:rStyle w:val="VerbatimChar"/>
-        </w:rPr>
-        <w:t xml:space="preserve">    a = H[0]; b = H[1]; c = H[2]; d = H[3];</w:t>
-      </w:r>
-      <w:r>
-        <w:br/>
-      </w:r>
-      <w:r>
-        <w:rPr>
-          <w:rStyle w:val="VerbatimChar"/>
-        </w:rPr>
-        <w:t xml:space="preserve">    e = H[4]; f = H[5]; g = H[6]; h = H[7];</w:t>
-      </w:r>
-      <w:r>
-        <w:br/>
-      </w:r>
-      <w:r>
-        <w:br/>
-      </w:r>
-      <w:r>
-        <w:rPr>
-          <w:rStyle w:val="VerbatimChar"/>
-        </w:rPr>
-        <w:t xml:space="preserve">    // 64 раунди</w:t>
-      </w:r>
-      <w:r>
-        <w:br/>
-      </w:r>
-      <w:r>
-        <w:rPr>
-          <w:rStyle w:val="VerbatimChar"/>
-        </w:rPr>
-        <w:t xml:space="preserve">    for (int i = 0; i &lt; 64; i++) {</w:t>
-      </w:r>
-      <w:r>
-        <w:br/>
-      </w:r>
-      <w:r>
-        <w:rPr>
-          <w:rStyle w:val="VerbatimChar"/>
-        </w:rPr>
-        <w:t xml:space="preserve">        uint32_t T1 = h + Sigma1(e) + Ch(e,f,g) + K[i] + W[i];</w:t>
-      </w:r>
-      <w:r>
-        <w:br/>
-      </w:r>
-      <w:r>
-        <w:rPr>
-          <w:rStyle w:val="VerbatimChar"/>
-        </w:rPr>
-        <w:t xml:space="preserve">        uint32_t T2 = Sigma0(a) + Maj(a,b,c);</w:t>
-      </w:r>
-      <w:r>
-        <w:br/>
-      </w:r>
-      <w:r>
-        <w:rPr>
-          <w:rStyle w:val="VerbatimChar"/>
-        </w:rPr>
-        <w:t xml:space="preserve">        h = g;</w:t>
-      </w:r>
-      <w:r>
-        <w:br/>
-      </w:r>
-      <w:r>
-        <w:rPr>
-          <w:rStyle w:val="VerbatimChar"/>
-        </w:rPr>
-        <w:t xml:space="preserve">        g = f;</w:t>
-      </w:r>
-      <w:r>
-        <w:br/>
-      </w:r>
-      <w:r>
-        <w:rPr>
-          <w:rStyle w:val="VerbatimChar"/>
-        </w:rPr>
-        <w:t xml:space="preserve">        f = e;</w:t>
-      </w:r>
-      <w:r>
-        <w:br/>
-      </w:r>
-      <w:r>
-        <w:rPr>
-          <w:rStyle w:val="VerbatimChar"/>
-        </w:rPr>
-        <w:t xml:space="preserve">        e = d + T1;</w:t>
-      </w:r>
-      <w:r>
-        <w:br/>
-      </w:r>
-      <w:r>
-        <w:rPr>
-          <w:rStyle w:val="VerbatimChar"/>
-        </w:rPr>
-        <w:t xml:space="preserve">        d = c;</w:t>
-      </w:r>
-      <w:r>
-        <w:br/>
-      </w:r>
-      <w:r>
-        <w:rPr>
-          <w:rStyle w:val="VerbatimChar"/>
-        </w:rPr>
-        <w:t xml:space="preserve">        c = b;</w:t>
-      </w:r>
-      <w:r>
-        <w:br/>
-      </w:r>
-      <w:r>
-        <w:rPr>
-          <w:rStyle w:val="VerbatimChar"/>
-        </w:rPr>
-        <w:t xml:space="preserve">        b = a;</w:t>
-      </w:r>
-      <w:r>
-        <w:br/>
-      </w:r>
-      <w:r>
-        <w:rPr>
-          <w:rStyle w:val="VerbatimChar"/>
-        </w:rPr>
-        <w:t xml:space="preserve">        a = T1 + T2;</w:t>
-      </w:r>
-      <w:r>
-        <w:br/>
-      </w:r>
-      <w:r>
-        <w:rPr>
-          <w:rStyle w:val="VerbatimChar"/>
-        </w:rPr>
-        <w:t xml:space="preserve">    }</w:t>
-      </w:r>
-      <w:r>
-        <w:br/>
-      </w:r>
-      <w:r>
-        <w:br/>
-      </w:r>
-      <w:r>
-        <w:rPr>
-          <w:rStyle w:val="VerbatimChar"/>
-        </w:rPr>
-        <w:t xml:space="preserve">    // Додавання до поточного хешу</w:t>
-      </w:r>
-      <w:r>
-        <w:br/>
-      </w:r>
-      <w:r>
-        <w:rPr>
-          <w:rStyle w:val="VerbatimChar"/>
-        </w:rPr>
-        <w:t xml:space="preserve">    H[0] += a; H[1] += b; H[2] += c; H[3] += d;</w:t>
-      </w:r>
-      <w:r>
-        <w:br/>
-      </w:r>
-      <w:r>
-        <w:rPr>
-          <w:rStyle w:val="VerbatimChar"/>
-        </w:rPr>
-        <w:t xml:space="preserve">    H[4] += e; H[5] += f; H[6] += g; H[7] += h;</w:t>
-      </w:r>
-      <w:r>
-        <w:br/>
-      </w:r>
-      <w:r>
-        <w:rPr>
-          <w:rStyle w:val="VerbatimChar"/>
-        </w:rPr>
-        <w:t xml:space="preserve">}</w:t>
-      </w:r>
+      </w:pPr>
     </w:p>
     <w:bookmarkEnd w:id="18"/>
     <w:bookmarkStart w:id="19" w:name="крок-4.-доповнення-та-фіналізація"/>
@@ -2010,341 +2493,411 @@
     </w:p>
     <w:p>
       <w:pPr>
-        <w:pStyle w:val="SourceCode"/>
-      </w:pPr>
-      <w:r>
+        <w:spacing w:before="0" w:after="0" w:line="120" w:lineRule="exact"/>
         <w:rPr>
-          <w:rStyle w:val="VerbatimChar"/>
+          <w:sz w:val="4"/>
+          <w:szCs w:val="4"/>
         </w:rPr>
-        <w:t xml:space="preserve">void SHA256::update(const uint8_t* data, size_t length) {</w:t>
-      </w:r>
-      <w:r>
-        <w:br/>
-      </w:r>
-      <w:r>
+      </w:pPr>
+    </w:p>
+    <w:tbl>
+      <w:tblPr>
+        <w:tblStyle w:val="SourceCodeTable"/>
+        <w:tblW w:type="dxa" w:w="9637"/>
+        <w:tblInd w:w="0" w:type="dxa"/>
+        <w:tblBorders>
+          <w:top w:color="BFBFBF" w:space="0" w:sz="4" w:val="single"/>
+          <w:left w:color="BFBFBF" w:space="0" w:sz="4" w:val="single"/>
+          <w:bottom w:color="BFBFBF" w:space="0" w:sz="4" w:val="single"/>
+          <w:right w:color="BFBFBF" w:space="0" w:sz="4" w:val="single"/>
+        </w:tblBorders>
+        <w:shd w:color="auto" w:fill="F4F4F4" w:val="clear"/>
+        <w:tblLayout w:type="fixed"/>
+        <w:tblCellMar>
+          <w:top w:type="dxa" w:w="113"/>
+          <w:left w:type="dxa" w:w="113"/>
+          <w:bottom w:type="dxa" w:w="113"/>
+          <w:right w:type="dxa" w:w="113"/>
+        </w:tblCellMar>
+        <w:tblLook w:val="0000" w:firstRow="0" w:lastRow="0" w:firstColumn="0" w:lastColumn="0" w:noHBand="1" w:noVBand="1"/>
+      </w:tblPr>
+      <w:tblGrid>
+        <w:gridCol w:w="9637"/>
+      </w:tblGrid>
+      <w:tr>
+        <w:tc>
+          <w:tcPr>
+            <w:tcW w:type="dxa" w:w="9637"/>
+            <w:shd w:color="auto" w:fill="F4F4F4" w:val="clear"/>
+          </w:tcPr>
+          <w:p>
+            <w:pPr>
+              <w:pStyle w:val="SourceCode"/>
+              <w:spacing w:before="0" w:after="0" w:line="200" w:lineRule="auto"/>
+            </w:pPr>
+            <w:r>
+              <w:t xml:space="preserve">void SHA256::update(const uint8_t* data, size_t length) {</w:t>
+            </w:r>
+          </w:p>
+          <w:p>
+            <w:pPr>
+              <w:pStyle w:val="SourceCode"/>
+              <w:spacing w:before="0" w:after="0" w:line="200" w:lineRule="auto"/>
+            </w:pPr>
+            <w:r>
+              <w:t xml:space="preserve">    for (size_t i = 0; i &lt; length; i++) {</w:t>
+            </w:r>
+          </w:p>
+          <w:p>
+            <w:pPr>
+              <w:pStyle w:val="SourceCode"/>
+              <w:spacing w:before="0" w:after="0" w:line="200" w:lineRule="auto"/>
+            </w:pPr>
+            <w:r>
+              <w:t xml:space="preserve">        buffer[bufferLength++] = data[i];</w:t>
+            </w:r>
+          </w:p>
+          <w:p>
+            <w:pPr>
+              <w:pStyle w:val="SourceCode"/>
+              <w:spacing w:before="0" w:after="0" w:line="200" w:lineRule="auto"/>
+            </w:pPr>
+            <w:r>
+              <w:t xml:space="preserve">        if (bufferLength == 64) {</w:t>
+            </w:r>
+          </w:p>
+          <w:p>
+            <w:pPr>
+              <w:pStyle w:val="SourceCode"/>
+              <w:spacing w:before="0" w:after="0" w:line="200" w:lineRule="auto"/>
+            </w:pPr>
+            <w:r>
+              <w:t xml:space="preserve">            processBlock(buffer);</w:t>
+            </w:r>
+          </w:p>
+          <w:p>
+            <w:pPr>
+              <w:pStyle w:val="SourceCode"/>
+              <w:spacing w:before="0" w:after="0" w:line="200" w:lineRule="auto"/>
+            </w:pPr>
+            <w:r>
+              <w:t xml:space="preserve">            bitLength += 512;</w:t>
+            </w:r>
+          </w:p>
+          <w:p>
+            <w:pPr>
+              <w:pStyle w:val="SourceCode"/>
+              <w:spacing w:before="0" w:after="0" w:line="200" w:lineRule="auto"/>
+            </w:pPr>
+            <w:r>
+              <w:t xml:space="preserve">            bufferLength = 0;</w:t>
+            </w:r>
+          </w:p>
+          <w:p>
+            <w:pPr>
+              <w:pStyle w:val="SourceCode"/>
+              <w:spacing w:before="0" w:after="0" w:line="200" w:lineRule="auto"/>
+            </w:pPr>
+            <w:r>
+              <w:t xml:space="preserve">        }</w:t>
+            </w:r>
+          </w:p>
+          <w:p>
+            <w:pPr>
+              <w:pStyle w:val="SourceCode"/>
+              <w:spacing w:before="0" w:after="0" w:line="200" w:lineRule="auto"/>
+            </w:pPr>
+            <w:r>
+              <w:t xml:space="preserve">    }</w:t>
+            </w:r>
+          </w:p>
+          <w:p>
+            <w:pPr>
+              <w:pStyle w:val="SourceCode"/>
+              <w:spacing w:before="0" w:after="0" w:line="200" w:lineRule="auto"/>
+            </w:pPr>
+            <w:r>
+              <w:t xml:space="preserve">}</w:t>
+            </w:r>
+          </w:p>
+          <w:p>
+            <w:pPr>
+              <w:pStyle w:val="SourceCode"/>
+              <w:spacing w:before="0" w:after="0" w:line="200" w:lineRule="auto"/>
+            </w:pPr>
+          </w:p>
+          <w:p>
+            <w:pPr>
+              <w:pStyle w:val="SourceCode"/>
+              <w:spacing w:before="0" w:after="0" w:line="200" w:lineRule="auto"/>
+            </w:pPr>
+            <w:r>
+              <w:t xml:space="preserve">std::string SHA256::finalize() {</w:t>
+            </w:r>
+          </w:p>
+          <w:p>
+            <w:pPr>
+              <w:pStyle w:val="SourceCode"/>
+              <w:spacing w:before="0" w:after="0" w:line="200" w:lineRule="auto"/>
+            </w:pPr>
+            <w:r>
+              <w:t xml:space="preserve">    // Додати довжину оброблених бітів + залишок у буфері</w:t>
+            </w:r>
+          </w:p>
+          <w:p>
+            <w:pPr>
+              <w:pStyle w:val="SourceCode"/>
+              <w:spacing w:before="0" w:after="0" w:line="200" w:lineRule="auto"/>
+            </w:pPr>
+            <w:r>
+              <w:t xml:space="preserve">    bitLength += bufferLength * 8;</w:t>
+            </w:r>
+          </w:p>
+          <w:p>
+            <w:pPr>
+              <w:pStyle w:val="SourceCode"/>
+              <w:spacing w:before="0" w:after="0" w:line="200" w:lineRule="auto"/>
+            </w:pPr>
+          </w:p>
+          <w:p>
+            <w:pPr>
+              <w:pStyle w:val="SourceCode"/>
+              <w:spacing w:before="0" w:after="0" w:line="200" w:lineRule="auto"/>
+            </w:pPr>
+            <w:r>
+              <w:t xml:space="preserve">    // Padding: додати біт 1</w:t>
+            </w:r>
+          </w:p>
+          <w:p>
+            <w:pPr>
+              <w:pStyle w:val="SourceCode"/>
+              <w:spacing w:before="0" w:after="0" w:line="200" w:lineRule="auto"/>
+            </w:pPr>
+            <w:r>
+              <w:t xml:space="preserve">    buffer[bufferLength++] = 0x80;</w:t>
+            </w:r>
+          </w:p>
+          <w:p>
+            <w:pPr>
+              <w:pStyle w:val="SourceCode"/>
+              <w:spacing w:before="0" w:after="0" w:line="200" w:lineRule="auto"/>
+            </w:pPr>
+          </w:p>
+          <w:p>
+            <w:pPr>
+              <w:pStyle w:val="SourceCode"/>
+              <w:spacing w:before="0" w:after="0" w:line="200" w:lineRule="auto"/>
+            </w:pPr>
+            <w:r>
+              <w:t xml:space="preserve">    // Якщо не вистачає місця для довжини (8 байт), обробити блок</w:t>
+            </w:r>
+          </w:p>
+          <w:p>
+            <w:pPr>
+              <w:pStyle w:val="SourceCode"/>
+              <w:spacing w:before="0" w:after="0" w:line="200" w:lineRule="auto"/>
+            </w:pPr>
+            <w:r>
+              <w:t xml:space="preserve">    if (bufferLength &gt; 56) {</w:t>
+            </w:r>
+          </w:p>
+          <w:p>
+            <w:pPr>
+              <w:pStyle w:val="SourceCode"/>
+              <w:spacing w:before="0" w:after="0" w:line="200" w:lineRule="auto"/>
+            </w:pPr>
+            <w:r>
+              <w:t xml:space="preserve">        while (bufferLength &lt; 64) buffer[bufferLength++] = 0;</w:t>
+            </w:r>
+          </w:p>
+          <w:p>
+            <w:pPr>
+              <w:pStyle w:val="SourceCode"/>
+              <w:spacing w:before="0" w:after="0" w:line="200" w:lineRule="auto"/>
+            </w:pPr>
+            <w:r>
+              <w:t xml:space="preserve">        processBlock(buffer);</w:t>
+            </w:r>
+          </w:p>
+          <w:p>
+            <w:pPr>
+              <w:pStyle w:val="SourceCode"/>
+              <w:spacing w:before="0" w:after="0" w:line="200" w:lineRule="auto"/>
+            </w:pPr>
+            <w:r>
+              <w:t xml:space="preserve">        bufferLength = 0;</w:t>
+            </w:r>
+          </w:p>
+          <w:p>
+            <w:pPr>
+              <w:pStyle w:val="SourceCode"/>
+              <w:spacing w:before="0" w:after="0" w:line="200" w:lineRule="auto"/>
+            </w:pPr>
+            <w:r>
+              <w:t xml:space="preserve">    }</w:t>
+            </w:r>
+          </w:p>
+          <w:p>
+            <w:pPr>
+              <w:pStyle w:val="SourceCode"/>
+              <w:spacing w:before="0" w:after="0" w:line="200" w:lineRule="auto"/>
+            </w:pPr>
+          </w:p>
+          <w:p>
+            <w:pPr>
+              <w:pStyle w:val="SourceCode"/>
+              <w:spacing w:before="0" w:after="0" w:line="200" w:lineRule="auto"/>
+            </w:pPr>
+            <w:r>
+              <w:t xml:space="preserve">    // Заповнити нулями до позиції 56</w:t>
+            </w:r>
+          </w:p>
+          <w:p>
+            <w:pPr>
+              <w:pStyle w:val="SourceCode"/>
+              <w:spacing w:before="0" w:after="0" w:line="200" w:lineRule="auto"/>
+            </w:pPr>
+            <w:r>
+              <w:t xml:space="preserve">    while (bufferLength &lt; 56) buffer[bufferLength++] = 0;</w:t>
+            </w:r>
+          </w:p>
+          <w:p>
+            <w:pPr>
+              <w:pStyle w:val="SourceCode"/>
+              <w:spacing w:before="0" w:after="0" w:line="200" w:lineRule="auto"/>
+            </w:pPr>
+          </w:p>
+          <w:p>
+            <w:pPr>
+              <w:pStyle w:val="SourceCode"/>
+              <w:spacing w:before="0" w:after="0" w:line="200" w:lineRule="auto"/>
+            </w:pPr>
+            <w:r>
+              <w:t xml:space="preserve">    // Додати довжину (big-endian, 64 біти)</w:t>
+            </w:r>
+          </w:p>
+          <w:p>
+            <w:pPr>
+              <w:pStyle w:val="SourceCode"/>
+              <w:spacing w:before="0" w:after="0" w:line="200" w:lineRule="auto"/>
+            </w:pPr>
+            <w:r>
+              <w:t xml:space="preserve">    for (int i = 7; i &gt;= 0; i--) {</w:t>
+            </w:r>
+          </w:p>
+          <w:p>
+            <w:pPr>
+              <w:pStyle w:val="SourceCode"/>
+              <w:spacing w:before="0" w:after="0" w:line="200" w:lineRule="auto"/>
+            </w:pPr>
+            <w:r>
+              <w:t xml:space="preserve">        buffer[bufferLength++] = (bitLength &gt;&gt; (i * 8)) &amp; 0xff;</w:t>
+            </w:r>
+          </w:p>
+          <w:p>
+            <w:pPr>
+              <w:pStyle w:val="SourceCode"/>
+              <w:spacing w:before="0" w:after="0" w:line="200" w:lineRule="auto"/>
+            </w:pPr>
+            <w:r>
+              <w:t xml:space="preserve">    }</w:t>
+            </w:r>
+          </w:p>
+          <w:p>
+            <w:pPr>
+              <w:pStyle w:val="SourceCode"/>
+              <w:spacing w:before="0" w:after="0" w:line="200" w:lineRule="auto"/>
+            </w:pPr>
+          </w:p>
+          <w:p>
+            <w:pPr>
+              <w:pStyle w:val="SourceCode"/>
+              <w:spacing w:before="0" w:after="0" w:line="200" w:lineRule="auto"/>
+            </w:pPr>
+            <w:r>
+              <w:t xml:space="preserve">    processBlock(buffer);</w:t>
+            </w:r>
+          </w:p>
+          <w:p>
+            <w:pPr>
+              <w:pStyle w:val="SourceCode"/>
+              <w:spacing w:before="0" w:after="0" w:line="200" w:lineRule="auto"/>
+            </w:pPr>
+          </w:p>
+          <w:p>
+            <w:pPr>
+              <w:pStyle w:val="SourceCode"/>
+              <w:spacing w:before="0" w:after="0" w:line="200" w:lineRule="auto"/>
+            </w:pPr>
+            <w:r>
+              <w:t xml:space="preserve">    // Формування результату</w:t>
+            </w:r>
+          </w:p>
+          <w:p>
+            <w:pPr>
+              <w:pStyle w:val="SourceCode"/>
+              <w:spacing w:before="0" w:after="0" w:line="200" w:lineRule="auto"/>
+            </w:pPr>
+            <w:r>
+              <w:t xml:space="preserve">    std::stringstream ss;</w:t>
+            </w:r>
+          </w:p>
+          <w:p>
+            <w:pPr>
+              <w:pStyle w:val="SourceCode"/>
+              <w:spacing w:before="0" w:after="0" w:line="200" w:lineRule="auto"/>
+            </w:pPr>
+            <w:r>
+              <w:t xml:space="preserve">    for (int i = 0; i &lt; 8; i++) {</w:t>
+            </w:r>
+          </w:p>
+          <w:p>
+            <w:pPr>
+              <w:pStyle w:val="SourceCode"/>
+              <w:spacing w:before="0" w:after="0" w:line="200" w:lineRule="auto"/>
+            </w:pPr>
+            <w:r>
+              <w:t xml:space="preserve">        ss &lt;&lt; std::hex &lt;&lt; std::setfill('0') &lt;&lt; std::setw(8) &lt;&lt; H[i];</w:t>
+            </w:r>
+          </w:p>
+          <w:p>
+            <w:pPr>
+              <w:pStyle w:val="SourceCode"/>
+              <w:spacing w:before="0" w:after="0" w:line="200" w:lineRule="auto"/>
+            </w:pPr>
+            <w:r>
+              <w:t xml:space="preserve">    }</w:t>
+            </w:r>
+          </w:p>
+          <w:p>
+            <w:pPr>
+              <w:pStyle w:val="SourceCode"/>
+              <w:spacing w:before="0" w:after="0" w:line="200" w:lineRule="auto"/>
+            </w:pPr>
+            <w:r>
+              <w:t xml:space="preserve">    return ss.str();</w:t>
+            </w:r>
+          </w:p>
+          <w:p>
+            <w:pPr>
+              <w:pStyle w:val="SourceCode"/>
+              <w:spacing w:before="0" w:after="0" w:line="200" w:lineRule="auto"/>
+            </w:pPr>
+            <w:r>
+              <w:t xml:space="preserve">}</w:t>
+            </w:r>
+          </w:p>
+        </w:tc>
+      </w:tr>
+    </w:tbl>
+    <w:p>
+      <w:pPr>
+        <w:spacing w:before="0" w:after="0" w:line="120" w:lineRule="exact"/>
         <w:rPr>
-          <w:rStyle w:val="VerbatimChar"/>
+          <w:sz w:val="4"/>
+          <w:szCs w:val="4"/>
         </w:rPr>
-        <w:t xml:space="preserve">    for (size_t i = 0; i &lt; length; i++) {</w:t>
-      </w:r>
-      <w:r>
-        <w:br/>
-      </w:r>
-      <w:r>
-        <w:rPr>
-          <w:rStyle w:val="VerbatimChar"/>
-        </w:rPr>
-        <w:t xml:space="preserve">        buffer[bufferLength++] = data[i];</w:t>
-      </w:r>
-      <w:r>
-        <w:br/>
-      </w:r>
-      <w:r>
-        <w:rPr>
-          <w:rStyle w:val="VerbatimChar"/>
-        </w:rPr>
-        <w:t xml:space="preserve">        if (bufferLength == 64) {</w:t>
-      </w:r>
-      <w:r>
-        <w:br/>
-      </w:r>
-      <w:r>
-        <w:rPr>
-          <w:rStyle w:val="VerbatimChar"/>
-        </w:rPr>
-        <w:t xml:space="preserve">            processBlock(buffer);</w:t>
-      </w:r>
-      <w:r>
-        <w:br/>
-      </w:r>
-      <w:r>
-        <w:rPr>
-          <w:rStyle w:val="VerbatimChar"/>
-        </w:rPr>
-        <w:t xml:space="preserve">            bitLength += 512;</w:t>
-      </w:r>
-      <w:r>
-        <w:br/>
-      </w:r>
-      <w:r>
-        <w:rPr>
-          <w:rStyle w:val="VerbatimChar"/>
-        </w:rPr>
-        <w:t xml:space="preserve">            bufferLength = 0;</w:t>
-      </w:r>
-      <w:r>
-        <w:br/>
-      </w:r>
-      <w:r>
-        <w:rPr>
-          <w:rStyle w:val="VerbatimChar"/>
-        </w:rPr>
-        <w:t xml:space="preserve">        }</w:t>
-      </w:r>
-      <w:r>
-        <w:br/>
-      </w:r>
-      <w:r>
-        <w:rPr>
-          <w:rStyle w:val="VerbatimChar"/>
-        </w:rPr>
-        <w:t xml:space="preserve">    }</w:t>
-      </w:r>
-      <w:r>
-        <w:br/>
-      </w:r>
-      <w:r>
-        <w:rPr>
-          <w:rStyle w:val="VerbatimChar"/>
-        </w:rPr>
-        <w:t xml:space="preserve">}</w:t>
-      </w:r>
-      <w:r>
-        <w:br/>
-      </w:r>
-      <w:r>
-        <w:br/>
-      </w:r>
-      <w:r>
-        <w:rPr>
-          <w:rStyle w:val="VerbatimChar"/>
-        </w:rPr>
-        <w:t xml:space="preserve">std::string SHA256::finalize() {</w:t>
-      </w:r>
-      <w:r>
-        <w:br/>
-      </w:r>
-      <w:r>
-        <w:rPr>
-          <w:rStyle w:val="VerbatimChar"/>
-        </w:rPr>
-        <w:t xml:space="preserve">    // Додати довжину оброблених бітів + залишок у буфері</w:t>
-      </w:r>
-      <w:r>
-        <w:br/>
-      </w:r>
-      <w:r>
-        <w:rPr>
-          <w:rStyle w:val="VerbatimChar"/>
-        </w:rPr>
-        <w:t xml:space="preserve">    bitLength += bufferLength * 8;</w:t>
-      </w:r>
-      <w:r>
-        <w:br/>
-      </w:r>
-      <w:r>
-        <w:br/>
-      </w:r>
-      <w:r>
-        <w:rPr>
-          <w:rStyle w:val="VerbatimChar"/>
-        </w:rPr>
-        <w:t xml:space="preserve">    // Padding: додати біт 1</w:t>
-      </w:r>
-      <w:r>
-        <w:br/>
-      </w:r>
-      <w:r>
-        <w:rPr>
-          <w:rStyle w:val="VerbatimChar"/>
-        </w:rPr>
-        <w:t xml:space="preserve">    buffer[bufferLength++] = 0x80;</w:t>
-      </w:r>
-      <w:r>
-        <w:br/>
-      </w:r>
-      <w:r>
-        <w:br/>
-      </w:r>
-      <w:r>
-        <w:rPr>
-          <w:rStyle w:val="VerbatimChar"/>
-        </w:rPr>
-        <w:t xml:space="preserve">    // Якщо не вистачає місця для довжини (8 байт), обробити блок</w:t>
-      </w:r>
-      <w:r>
-        <w:br/>
-      </w:r>
-      <w:r>
-        <w:rPr>
-          <w:rStyle w:val="VerbatimChar"/>
-        </w:rPr>
-        <w:t xml:space="preserve">    if (bufferLength &gt; 56) {</w:t>
-      </w:r>
-      <w:r>
-        <w:br/>
-      </w:r>
-      <w:r>
-        <w:rPr>
-          <w:rStyle w:val="VerbatimChar"/>
-        </w:rPr>
-        <w:t xml:space="preserve">        while (bufferLength &lt; 64) buffer[bufferLength++] = 0;</w:t>
-      </w:r>
-      <w:r>
-        <w:br/>
-      </w:r>
-      <w:r>
-        <w:rPr>
-          <w:rStyle w:val="VerbatimChar"/>
-        </w:rPr>
-        <w:t xml:space="preserve">        processBlock(buffer);</w:t>
-      </w:r>
-      <w:r>
-        <w:br/>
-      </w:r>
-      <w:r>
-        <w:rPr>
-          <w:rStyle w:val="VerbatimChar"/>
-        </w:rPr>
-        <w:t xml:space="preserve">        bufferLength = 0;</w:t>
-      </w:r>
-      <w:r>
-        <w:br/>
-      </w:r>
-      <w:r>
-        <w:rPr>
-          <w:rStyle w:val="VerbatimChar"/>
-        </w:rPr>
-        <w:t xml:space="preserve">    }</w:t>
-      </w:r>
-      <w:r>
-        <w:br/>
-      </w:r>
-      <w:r>
-        <w:br/>
-      </w:r>
-      <w:r>
-        <w:rPr>
-          <w:rStyle w:val="VerbatimChar"/>
-        </w:rPr>
-        <w:t xml:space="preserve">    // Заповнити нулями до позиції 56</w:t>
-      </w:r>
-      <w:r>
-        <w:br/>
-      </w:r>
-      <w:r>
-        <w:rPr>
-          <w:rStyle w:val="VerbatimChar"/>
-        </w:rPr>
-        <w:t xml:space="preserve">    while (bufferLength &lt; 56) buffer[bufferLength++] = 0;</w:t>
-      </w:r>
-      <w:r>
-        <w:br/>
-      </w:r>
-      <w:r>
-        <w:br/>
-      </w:r>
-      <w:r>
-        <w:rPr>
-          <w:rStyle w:val="VerbatimChar"/>
-        </w:rPr>
-        <w:t xml:space="preserve">    // Додати довжину (big-endian, 64 біти)</w:t>
-      </w:r>
-      <w:r>
-        <w:br/>
-      </w:r>
-      <w:r>
-        <w:rPr>
-          <w:rStyle w:val="VerbatimChar"/>
-        </w:rPr>
-        <w:t xml:space="preserve">    for (int i = 7; i &gt;= 0; i--) {</w:t>
-      </w:r>
-      <w:r>
-        <w:br/>
-      </w:r>
-      <w:r>
-        <w:rPr>
-          <w:rStyle w:val="VerbatimChar"/>
-        </w:rPr>
-        <w:t xml:space="preserve">        buffer[bufferLength++] = (bitLength &gt;&gt; (i * 8)) &amp; 0xff;</w:t>
-      </w:r>
-      <w:r>
-        <w:br/>
-      </w:r>
-      <w:r>
-        <w:rPr>
-          <w:rStyle w:val="VerbatimChar"/>
-        </w:rPr>
-        <w:t xml:space="preserve">    }</w:t>
-      </w:r>
-      <w:r>
-        <w:br/>
-      </w:r>
-      <w:r>
-        <w:br/>
-      </w:r>
-      <w:r>
-        <w:rPr>
-          <w:rStyle w:val="VerbatimChar"/>
-        </w:rPr>
-        <w:t xml:space="preserve">    processBlock(buffer);</w:t>
-      </w:r>
-      <w:r>
-        <w:br/>
-      </w:r>
-      <w:r>
-        <w:br/>
-      </w:r>
-      <w:r>
-        <w:rPr>
-          <w:rStyle w:val="VerbatimChar"/>
-        </w:rPr>
-        <w:t xml:space="preserve">    // Формування результату</w:t>
-      </w:r>
-      <w:r>
-        <w:br/>
-      </w:r>
-      <w:r>
-        <w:rPr>
-          <w:rStyle w:val="VerbatimChar"/>
-        </w:rPr>
-        <w:t xml:space="preserve">    std::stringstream ss;</w:t>
-      </w:r>
-      <w:r>
-        <w:br/>
-      </w:r>
-      <w:r>
-        <w:rPr>
-          <w:rStyle w:val="VerbatimChar"/>
-        </w:rPr>
-        <w:t xml:space="preserve">    for (int i = 0; i &lt; 8; i++) {</w:t>
-      </w:r>
-      <w:r>
-        <w:br/>
-      </w:r>
-      <w:r>
-        <w:rPr>
-          <w:rStyle w:val="VerbatimChar"/>
-        </w:rPr>
-        <w:t xml:space="preserve">        ss &lt;&lt; std::hex &lt;&lt; std::setfill('0') &lt;&lt; std::setw(8) &lt;&lt; H[i];</w:t>
-      </w:r>
-      <w:r>
-        <w:br/>
-      </w:r>
-      <w:r>
-        <w:rPr>
-          <w:rStyle w:val="VerbatimChar"/>
-        </w:rPr>
-        <w:t xml:space="preserve">    }</w:t>
-      </w:r>
-      <w:r>
-        <w:br/>
-      </w:r>
-      <w:r>
-        <w:rPr>
-          <w:rStyle w:val="VerbatimChar"/>
-        </w:rPr>
-        <w:t xml:space="preserve">    return ss.str();</w:t>
-      </w:r>
-      <w:r>
-        <w:br/>
-      </w:r>
-      <w:r>
-        <w:rPr>
-          <w:rStyle w:val="VerbatimChar"/>
-        </w:rPr>
-        <w:t xml:space="preserve">}</w:t>
-      </w:r>
+      </w:pPr>
     </w:p>
     <w:bookmarkEnd w:id="19"/>
     <w:bookmarkStart w:id="20" w:name="крок-5.-тестування"/>
@@ -2358,440 +2911,573 @@
     </w:p>
     <w:p>
       <w:pPr>
-        <w:pStyle w:val="SourceCode"/>
-      </w:pPr>
-      <w:r>
+        <w:spacing w:before="0" w:after="0" w:line="120" w:lineRule="exact"/>
         <w:rPr>
-          <w:rStyle w:val="VerbatimChar"/>
+          <w:sz w:val="4"/>
+          <w:szCs w:val="4"/>
         </w:rPr>
-        <w:t xml:space="preserve">std::string sha256(const std::string&amp; message) {</w:t>
-      </w:r>
-      <w:r>
-        <w:br/>
-      </w:r>
-      <w:r>
+      </w:pPr>
+    </w:p>
+    <w:tbl>
+      <w:tblPr>
+        <w:tblStyle w:val="SourceCodeTable"/>
+        <w:tblW w:type="dxa" w:w="9637"/>
+        <w:tblInd w:w="0" w:type="dxa"/>
+        <w:tblBorders>
+          <w:top w:color="BFBFBF" w:space="0" w:sz="4" w:val="single"/>
+          <w:left w:color="BFBFBF" w:space="0" w:sz="4" w:val="single"/>
+          <w:bottom w:color="BFBFBF" w:space="0" w:sz="4" w:val="single"/>
+          <w:right w:color="BFBFBF" w:space="0" w:sz="4" w:val="single"/>
+        </w:tblBorders>
+        <w:shd w:color="auto" w:fill="F4F4F4" w:val="clear"/>
+        <w:tblLayout w:type="fixed"/>
+        <w:tblCellMar>
+          <w:top w:type="dxa" w:w="113"/>
+          <w:left w:type="dxa" w:w="113"/>
+          <w:bottom w:type="dxa" w:w="113"/>
+          <w:right w:type="dxa" w:w="113"/>
+        </w:tblCellMar>
+        <w:tblLook w:val="0000" w:firstRow="0" w:lastRow="0" w:firstColumn="0" w:lastColumn="0" w:noHBand="1" w:noVBand="1"/>
+      </w:tblPr>
+      <w:tblGrid>
+        <w:gridCol w:w="9637"/>
+      </w:tblGrid>
+      <w:tr>
+        <w:tc>
+          <w:tcPr>
+            <w:tcW w:type="dxa" w:w="9637"/>
+            <w:shd w:color="auto" w:fill="F4F4F4" w:val="clear"/>
+          </w:tcPr>
+          <w:p>
+            <w:pPr>
+              <w:pStyle w:val="SourceCode"/>
+              <w:spacing w:before="0" w:after="0" w:line="200" w:lineRule="auto"/>
+            </w:pPr>
+            <w:r>
+              <w:t xml:space="preserve">std::string sha256(const std::string&amp; message) {</w:t>
+            </w:r>
+          </w:p>
+          <w:p>
+            <w:pPr>
+              <w:pStyle w:val="SourceCode"/>
+              <w:spacing w:before="0" w:after="0" w:line="200" w:lineRule="auto"/>
+            </w:pPr>
+            <w:r>
+              <w:t xml:space="preserve">    SHA256 hasher;</w:t>
+            </w:r>
+          </w:p>
+          <w:p>
+            <w:pPr>
+              <w:pStyle w:val="SourceCode"/>
+              <w:spacing w:before="0" w:after="0" w:line="200" w:lineRule="auto"/>
+            </w:pPr>
+            <w:r>
+              <w:t xml:space="preserve">    hasher.update(reinterpret_cast&lt;const uint8_t*&gt;(message.c_str()),</w:t>
+            </w:r>
+          </w:p>
+          <w:p>
+            <w:pPr>
+              <w:pStyle w:val="SourceCode"/>
+              <w:spacing w:before="0" w:after="0" w:line="200" w:lineRule="auto"/>
+            </w:pPr>
+            <w:r>
+              <w:t xml:space="preserve">                  message.length());</w:t>
+            </w:r>
+          </w:p>
+          <w:p>
+            <w:pPr>
+              <w:pStyle w:val="SourceCode"/>
+              <w:spacing w:before="0" w:after="0" w:line="200" w:lineRule="auto"/>
+            </w:pPr>
+            <w:r>
+              <w:t xml:space="preserve">    return hasher.finalize();</w:t>
+            </w:r>
+          </w:p>
+          <w:p>
+            <w:pPr>
+              <w:pStyle w:val="SourceCode"/>
+              <w:spacing w:before="0" w:after="0" w:line="200" w:lineRule="auto"/>
+            </w:pPr>
+            <w:r>
+              <w:t xml:space="preserve">}</w:t>
+            </w:r>
+          </w:p>
+          <w:p>
+            <w:pPr>
+              <w:pStyle w:val="SourceCode"/>
+              <w:spacing w:before="0" w:after="0" w:line="200" w:lineRule="auto"/>
+            </w:pPr>
+          </w:p>
+          <w:p>
+            <w:pPr>
+              <w:pStyle w:val="SourceCode"/>
+              <w:spacing w:before="0" w:after="0" w:line="200" w:lineRule="auto"/>
+            </w:pPr>
+            <w:r>
+              <w:t xml:space="preserve">// Той самий хеш, але 32 байтами замість 64 шістнадцяткових символів.</w:t>
+            </w:r>
+          </w:p>
+          <w:p>
+            <w:pPr>
+              <w:pStyle w:val="SourceCode"/>
+              <w:spacing w:before="0" w:after="0" w:line="200" w:lineRule="auto"/>
+            </w:pPr>
+            <w:r>
+              <w:t xml:space="preserve">// Потрібен там, де хеш є не текстом для показу, а даними: ключем,</w:t>
+            </w:r>
+          </w:p>
+          <w:p>
+            <w:pPr>
+              <w:pStyle w:val="SourceCode"/>
+              <w:spacing w:before="0" w:after="0" w:line="200" w:lineRule="auto"/>
+            </w:pPr>
+            <w:r>
+              <w:t xml:space="preserve">// вкладеним повідомленням, аргументом HMAC (лабораторна робота №10).</w:t>
+            </w:r>
+          </w:p>
+          <w:p>
+            <w:pPr>
+              <w:pStyle w:val="SourceCode"/>
+              <w:spacing w:before="0" w:after="0" w:line="200" w:lineRule="auto"/>
+            </w:pPr>
+            <w:r>
+              <w:t xml:space="preserve">std::vector&lt;unsigned char&gt; sha256Raw(const std::string&amp; message) {</w:t>
+            </w:r>
+          </w:p>
+          <w:p>
+            <w:pPr>
+              <w:pStyle w:val="SourceCode"/>
+              <w:spacing w:before="0" w:after="0" w:line="200" w:lineRule="auto"/>
+            </w:pPr>
+            <w:r>
+              <w:t xml:space="preserve">    std::string hex = sha256(message);</w:t>
+            </w:r>
+          </w:p>
+          <w:p>
+            <w:pPr>
+              <w:pStyle w:val="SourceCode"/>
+              <w:spacing w:before="0" w:after="0" w:line="200" w:lineRule="auto"/>
+            </w:pPr>
+            <w:r>
+              <w:t xml:space="preserve">    std::vector&lt;unsigned char&gt; raw(32);</w:t>
+            </w:r>
+          </w:p>
+          <w:p>
+            <w:pPr>
+              <w:pStyle w:val="SourceCode"/>
+              <w:spacing w:before="0" w:after="0" w:line="200" w:lineRule="auto"/>
+            </w:pPr>
+          </w:p>
+          <w:p>
+            <w:pPr>
+              <w:pStyle w:val="SourceCode"/>
+              <w:spacing w:before="0" w:after="0" w:line="200" w:lineRule="auto"/>
+            </w:pPr>
+            <w:r>
+              <w:t xml:space="preserve">    for (int i = 0; i &lt; 32; i++) {</w:t>
+            </w:r>
+          </w:p>
+          <w:p>
+            <w:pPr>
+              <w:pStyle w:val="SourceCode"/>
+              <w:spacing w:before="0" w:after="0" w:line="200" w:lineRule="auto"/>
+            </w:pPr>
+            <w:r>
+              <w:t xml:space="preserve">        raw[i] = static_cast&lt;unsigned char&gt;(</w:t>
+            </w:r>
+          </w:p>
+          <w:p>
+            <w:pPr>
+              <w:pStyle w:val="SourceCode"/>
+              <w:spacing w:before="0" w:after="0" w:line="200" w:lineRule="auto"/>
+            </w:pPr>
+            <w:r>
+              <w:t xml:space="preserve">            std::stoi(hex.substr(i * 2, 2), nullptr, 16));</w:t>
+            </w:r>
+          </w:p>
+          <w:p>
+            <w:pPr>
+              <w:pStyle w:val="SourceCode"/>
+              <w:spacing w:before="0" w:after="0" w:line="200" w:lineRule="auto"/>
+            </w:pPr>
+            <w:r>
+              <w:t xml:space="preserve">    }</w:t>
+            </w:r>
+          </w:p>
+          <w:p>
+            <w:pPr>
+              <w:pStyle w:val="SourceCode"/>
+              <w:spacing w:before="0" w:after="0" w:line="200" w:lineRule="auto"/>
+            </w:pPr>
+          </w:p>
+          <w:p>
+            <w:pPr>
+              <w:pStyle w:val="SourceCode"/>
+              <w:spacing w:before="0" w:after="0" w:line="200" w:lineRule="auto"/>
+            </w:pPr>
+            <w:r>
+              <w:t xml:space="preserve">    return raw;</w:t>
+            </w:r>
+          </w:p>
+          <w:p>
+            <w:pPr>
+              <w:pStyle w:val="SourceCode"/>
+              <w:spacing w:before="0" w:after="0" w:line="200" w:lineRule="auto"/>
+            </w:pPr>
+            <w:r>
+              <w:t xml:space="preserve">}</w:t>
+            </w:r>
+          </w:p>
+          <w:p>
+            <w:pPr>
+              <w:pStyle w:val="SourceCode"/>
+              <w:spacing w:before="0" w:after="0" w:line="200" w:lineRule="auto"/>
+            </w:pPr>
+          </w:p>
+          <w:p>
+            <w:pPr>
+              <w:pStyle w:val="SourceCode"/>
+              <w:spacing w:before="0" w:after="0" w:line="200" w:lineRule="auto"/>
+            </w:pPr>
+            <w:r>
+              <w:t xml:space="preserve">int main() {</w:t>
+            </w:r>
+          </w:p>
+          <w:p>
+            <w:pPr>
+              <w:pStyle w:val="SourceCode"/>
+              <w:spacing w:before="0" w:after="0" w:line="200" w:lineRule="auto"/>
+            </w:pPr>
+            <w:r>
+              <w:t xml:space="preserve">    // Тестові вектори NIST</w:t>
+            </w:r>
+          </w:p>
+          <w:p>
+            <w:pPr>
+              <w:pStyle w:val="SourceCode"/>
+              <w:spacing w:before="0" w:after="0" w:line="200" w:lineRule="auto"/>
+            </w:pPr>
+            <w:r>
+              <w:t xml:space="preserve">    std::cout &lt;&lt; "=== Тестові вектори SHA-256 ===\n\n";</w:t>
+            </w:r>
+          </w:p>
+          <w:p>
+            <w:pPr>
+              <w:pStyle w:val="SourceCode"/>
+              <w:spacing w:before="0" w:after="0" w:line="200" w:lineRule="auto"/>
+            </w:pPr>
+          </w:p>
+          <w:p>
+            <w:pPr>
+              <w:pStyle w:val="SourceCode"/>
+              <w:spacing w:before="0" w:after="0" w:line="200" w:lineRule="auto"/>
+            </w:pPr>
+            <w:r>
+              <w:t xml:space="preserve">    // Тест 1: порожній рядок</w:t>
+            </w:r>
+          </w:p>
+          <w:p>
+            <w:pPr>
+              <w:pStyle w:val="SourceCode"/>
+              <w:spacing w:before="0" w:after="0" w:line="200" w:lineRule="auto"/>
+            </w:pPr>
+            <w:r>
+              <w:t xml:space="preserve">    std::string test1 = "";</w:t>
+            </w:r>
+          </w:p>
+          <w:p>
+            <w:pPr>
+              <w:pStyle w:val="SourceCode"/>
+              <w:spacing w:before="0" w:after="0" w:line="200" w:lineRule="auto"/>
+            </w:pPr>
+            <w:r>
+              <w:t xml:space="preserve">    std::cout &lt;&lt; "Вхід: (порожній рядок)\n";</w:t>
+            </w:r>
+          </w:p>
+          <w:p>
+            <w:pPr>
+              <w:pStyle w:val="SourceCode"/>
+              <w:spacing w:before="0" w:after="0" w:line="200" w:lineRule="auto"/>
+            </w:pPr>
+            <w:r>
+              <w:t xml:space="preserve">    std::string expect1 =</w:t>
+            </w:r>
+          </w:p>
+          <w:p>
+            <w:pPr>
+              <w:pStyle w:val="SourceCode"/>
+              <w:spacing w:before="0" w:after="0" w:line="200" w:lineRule="auto"/>
+            </w:pPr>
+            <w:r>
+              <w:t xml:space="preserve">        "e3b0c44298fc1c149afbf4c8996fb92427ae41e4649b934ca495991b7852b855";</w:t>
+            </w:r>
+          </w:p>
+          <w:p>
+            <w:pPr>
+              <w:pStyle w:val="SourceCode"/>
+              <w:spacing w:before="0" w:after="0" w:line="200" w:lineRule="auto"/>
+            </w:pPr>
+            <w:r>
+              <w:t xml:space="preserve">    std::cout &lt;&lt; "Хеш: " &lt;&lt; sha256(test1) &lt;&lt; "\n";</w:t>
+            </w:r>
+          </w:p>
+          <w:p>
+            <w:pPr>
+              <w:pStyle w:val="SourceCode"/>
+              <w:spacing w:before="0" w:after="0" w:line="200" w:lineRule="auto"/>
+            </w:pPr>
+            <w:r>
+              <w:t xml:space="preserve">    std::cout &lt;&lt; "Очік: " &lt;&lt; expect1 &lt;&lt; "\n\n";</w:t>
+            </w:r>
+          </w:p>
+          <w:p>
+            <w:pPr>
+              <w:pStyle w:val="SourceCode"/>
+              <w:spacing w:before="0" w:after="0" w:line="200" w:lineRule="auto"/>
+            </w:pPr>
+          </w:p>
+          <w:p>
+            <w:pPr>
+              <w:pStyle w:val="SourceCode"/>
+              <w:spacing w:before="0" w:after="0" w:line="200" w:lineRule="auto"/>
+            </w:pPr>
+            <w:r>
+              <w:t xml:space="preserve">    // Тест 2: "abc"</w:t>
+            </w:r>
+          </w:p>
+          <w:p>
+            <w:pPr>
+              <w:pStyle w:val="SourceCode"/>
+              <w:spacing w:before="0" w:after="0" w:line="200" w:lineRule="auto"/>
+            </w:pPr>
+            <w:r>
+              <w:t xml:space="preserve">    std::string test2 = "abc";</w:t>
+            </w:r>
+          </w:p>
+          <w:p>
+            <w:pPr>
+              <w:pStyle w:val="SourceCode"/>
+              <w:spacing w:before="0" w:after="0" w:line="200" w:lineRule="auto"/>
+            </w:pPr>
+            <w:r>
+              <w:t xml:space="preserve">    std::cout &lt;&lt; "Вхід: \"abc\"\n";</w:t>
+            </w:r>
+          </w:p>
+          <w:p>
+            <w:pPr>
+              <w:pStyle w:val="SourceCode"/>
+              <w:spacing w:before="0" w:after="0" w:line="200" w:lineRule="auto"/>
+            </w:pPr>
+            <w:r>
+              <w:t xml:space="preserve">    std::string expect2 =</w:t>
+            </w:r>
+          </w:p>
+          <w:p>
+            <w:pPr>
+              <w:pStyle w:val="SourceCode"/>
+              <w:spacing w:before="0" w:after="0" w:line="200" w:lineRule="auto"/>
+            </w:pPr>
+            <w:r>
+              <w:t xml:space="preserve">        "ba7816bf8f01cfea414140de5dae2223b00361a396177a9cb410ff61f20015ad";</w:t>
+            </w:r>
+          </w:p>
+          <w:p>
+            <w:pPr>
+              <w:pStyle w:val="SourceCode"/>
+              <w:spacing w:before="0" w:after="0" w:line="200" w:lineRule="auto"/>
+            </w:pPr>
+            <w:r>
+              <w:t xml:space="preserve">    std::cout &lt;&lt; "Хеш: " &lt;&lt; sha256(test2) &lt;&lt; "\n";</w:t>
+            </w:r>
+          </w:p>
+          <w:p>
+            <w:pPr>
+              <w:pStyle w:val="SourceCode"/>
+              <w:spacing w:before="0" w:after="0" w:line="200" w:lineRule="auto"/>
+            </w:pPr>
+            <w:r>
+              <w:t xml:space="preserve">    std::cout &lt;&lt; "Очік: " &lt;&lt; expect2 &lt;&lt; "\n\n";</w:t>
+            </w:r>
+          </w:p>
+          <w:p>
+            <w:pPr>
+              <w:pStyle w:val="SourceCode"/>
+              <w:spacing w:before="0" w:after="0" w:line="200" w:lineRule="auto"/>
+            </w:pPr>
+          </w:p>
+          <w:p>
+            <w:pPr>
+              <w:pStyle w:val="SourceCode"/>
+              <w:spacing w:before="0" w:after="0" w:line="200" w:lineRule="auto"/>
+            </w:pPr>
+            <w:r>
+              <w:t xml:space="preserve">    // Тест 3: довге повідомлення (448 біт)</w:t>
+            </w:r>
+          </w:p>
+          <w:p>
+            <w:pPr>
+              <w:pStyle w:val="SourceCode"/>
+              <w:spacing w:before="0" w:after="0" w:line="200" w:lineRule="auto"/>
+            </w:pPr>
+            <w:r>
+              <w:t xml:space="preserve">    std::string test3 = "abcdbcdecdefdefgefghfghighijhijkijkljklmklmnlmnomnopnopq";</w:t>
+            </w:r>
+          </w:p>
+          <w:p>
+            <w:pPr>
+              <w:pStyle w:val="SourceCode"/>
+              <w:spacing w:before="0" w:after="0" w:line="200" w:lineRule="auto"/>
+            </w:pPr>
+            <w:r>
+              <w:t xml:space="preserve">    std::cout &lt;&lt; "Вхід: \"" &lt;&lt; test3 &lt;&lt; "\"\n";</w:t>
+            </w:r>
+          </w:p>
+          <w:p>
+            <w:pPr>
+              <w:pStyle w:val="SourceCode"/>
+              <w:spacing w:before="0" w:after="0" w:line="200" w:lineRule="auto"/>
+            </w:pPr>
+            <w:r>
+              <w:t xml:space="preserve">    std::string expect3 =</w:t>
+            </w:r>
+          </w:p>
+          <w:p>
+            <w:pPr>
+              <w:pStyle w:val="SourceCode"/>
+              <w:spacing w:before="0" w:after="0" w:line="200" w:lineRule="auto"/>
+            </w:pPr>
+            <w:r>
+              <w:t xml:space="preserve">        "248d6a61d20638b8e5c026930c3e6039a33ce45964ff2167f6ecedd419db06c1";</w:t>
+            </w:r>
+          </w:p>
+          <w:p>
+            <w:pPr>
+              <w:pStyle w:val="SourceCode"/>
+              <w:spacing w:before="0" w:after="0" w:line="200" w:lineRule="auto"/>
+            </w:pPr>
+            <w:r>
+              <w:t xml:space="preserve">    std::cout &lt;&lt; "Хеш: " &lt;&lt; sha256(test3) &lt;&lt; "\n";</w:t>
+            </w:r>
+          </w:p>
+          <w:p>
+            <w:pPr>
+              <w:pStyle w:val="SourceCode"/>
+              <w:spacing w:before="0" w:after="0" w:line="200" w:lineRule="auto"/>
+            </w:pPr>
+            <w:r>
+              <w:t xml:space="preserve">    std::cout &lt;&lt; "Очік: " &lt;&lt; expect3 &lt;&lt; "\n\n";</w:t>
+            </w:r>
+          </w:p>
+          <w:p>
+            <w:pPr>
+              <w:pStyle w:val="SourceCode"/>
+              <w:spacing w:before="0" w:after="0" w:line="200" w:lineRule="auto"/>
+            </w:pPr>
+          </w:p>
+          <w:p>
+            <w:pPr>
+              <w:pStyle w:val="SourceCode"/>
+              <w:spacing w:before="0" w:after="0" w:line="200" w:lineRule="auto"/>
+            </w:pPr>
+            <w:r>
+              <w:t xml:space="preserve">    // Демонстрація лавинного ефекту</w:t>
+            </w:r>
+          </w:p>
+          <w:p>
+            <w:pPr>
+              <w:pStyle w:val="SourceCode"/>
+              <w:spacing w:before="0" w:after="0" w:line="200" w:lineRule="auto"/>
+            </w:pPr>
+            <w:r>
+              <w:t xml:space="preserve">    std::cout &lt;&lt; "=== Лавинний ефект ===\n\n";</w:t>
+            </w:r>
+          </w:p>
+          <w:p>
+            <w:pPr>
+              <w:pStyle w:val="SourceCode"/>
+              <w:spacing w:before="0" w:after="0" w:line="200" w:lineRule="auto"/>
+            </w:pPr>
+            <w:r>
+              <w:t xml:space="preserve">    std::string msg1 = "Hello";</w:t>
+            </w:r>
+          </w:p>
+          <w:p>
+            <w:pPr>
+              <w:pStyle w:val="SourceCode"/>
+              <w:spacing w:before="0" w:after="0" w:line="200" w:lineRule="auto"/>
+            </w:pPr>
+            <w:r>
+              <w:t xml:space="preserve">    std::string msg2 = "hello";  // Відрізняється на 1 біт</w:t>
+            </w:r>
+          </w:p>
+          <w:p>
+            <w:pPr>
+              <w:pStyle w:val="SourceCode"/>
+              <w:spacing w:before="0" w:after="0" w:line="200" w:lineRule="auto"/>
+            </w:pPr>
+          </w:p>
+          <w:p>
+            <w:pPr>
+              <w:pStyle w:val="SourceCode"/>
+              <w:spacing w:before="0" w:after="0" w:line="200" w:lineRule="auto"/>
+            </w:pPr>
+            <w:r>
+              <w:t xml:space="preserve">    std::cout &lt;&lt; "\"Hello\": " &lt;&lt; sha256(msg1) &lt;&lt; "\n";</w:t>
+            </w:r>
+          </w:p>
+          <w:p>
+            <w:pPr>
+              <w:pStyle w:val="SourceCode"/>
+              <w:spacing w:before="0" w:after="0" w:line="200" w:lineRule="auto"/>
+            </w:pPr>
+            <w:r>
+              <w:t xml:space="preserve">    std::cout &lt;&lt; "\"hello\": " &lt;&lt; sha256(msg2) &lt;&lt; "\n";</w:t>
+            </w:r>
+          </w:p>
+          <w:p>
+            <w:pPr>
+              <w:pStyle w:val="SourceCode"/>
+              <w:spacing w:before="0" w:after="0" w:line="200" w:lineRule="auto"/>
+            </w:pPr>
+            <w:r>
+              <w:t xml:space="preserve">    std::cout &lt;&lt; "(зміна 1 біта — повністю інший хеш)\n";</w:t>
+            </w:r>
+          </w:p>
+          <w:p>
+            <w:pPr>
+              <w:pStyle w:val="SourceCode"/>
+              <w:spacing w:before="0" w:after="0" w:line="200" w:lineRule="auto"/>
+            </w:pPr>
+          </w:p>
+          <w:p>
+            <w:pPr>
+              <w:pStyle w:val="SourceCode"/>
+              <w:spacing w:before="0" w:after="0" w:line="200" w:lineRule="auto"/>
+            </w:pPr>
+            <w:r>
+              <w:t xml:space="preserve">    return 0;</w:t>
+            </w:r>
+          </w:p>
+          <w:p>
+            <w:pPr>
+              <w:pStyle w:val="SourceCode"/>
+              <w:spacing w:before="0" w:after="0" w:line="200" w:lineRule="auto"/>
+            </w:pPr>
+            <w:r>
+              <w:t xml:space="preserve">}</w:t>
+            </w:r>
+          </w:p>
+        </w:tc>
+      </w:tr>
+    </w:tbl>
+    <w:p>
+      <w:pPr>
+        <w:spacing w:before="0" w:after="0" w:line="120" w:lineRule="exact"/>
         <w:rPr>
-          <w:rStyle w:val="VerbatimChar"/>
+          <w:sz w:val="4"/>
+          <w:szCs w:val="4"/>
         </w:rPr>
-        <w:t xml:space="preserve">    SHA256 hasher;</w:t>
-      </w:r>
-      <w:r>
-        <w:br/>
-      </w:r>
-      <w:r>
-        <w:rPr>
-          <w:rStyle w:val="VerbatimChar"/>
-        </w:rPr>
-        <w:t xml:space="preserve">    hasher.update(reinterpret_cast&lt;const uint8_t*&gt;(message.c_str()),</w:t>
-      </w:r>
-      <w:r>
-        <w:br/>
-      </w:r>
-      <w:r>
-        <w:rPr>
-          <w:rStyle w:val="VerbatimChar"/>
-        </w:rPr>
-        <w:t xml:space="preserve">                  message.length());</w:t>
-      </w:r>
-      <w:r>
-        <w:br/>
-      </w:r>
-      <w:r>
-        <w:rPr>
-          <w:rStyle w:val="VerbatimChar"/>
-        </w:rPr>
-        <w:t xml:space="preserve">    return hasher.finalize();</w:t>
-      </w:r>
-      <w:r>
-        <w:br/>
-      </w:r>
-      <w:r>
-        <w:rPr>
-          <w:rStyle w:val="VerbatimChar"/>
-        </w:rPr>
-        <w:t xml:space="preserve">}</w:t>
-      </w:r>
-      <w:r>
-        <w:br/>
-      </w:r>
-      <w:r>
-        <w:br/>
-      </w:r>
-      <w:r>
-        <w:rPr>
-          <w:rStyle w:val="VerbatimChar"/>
-        </w:rPr>
-        <w:t xml:space="preserve">// Той самий хеш, але 32 байтами замість 64 шістнадцяткових символів.</w:t>
-      </w:r>
-      <w:r>
-        <w:br/>
-      </w:r>
-      <w:r>
-        <w:rPr>
-          <w:rStyle w:val="VerbatimChar"/>
-        </w:rPr>
-        <w:t xml:space="preserve">// Потрібен там, де хеш є не текстом для показу, а даними: ключем,</w:t>
-      </w:r>
-      <w:r>
-        <w:br/>
-      </w:r>
-      <w:r>
-        <w:rPr>
-          <w:rStyle w:val="VerbatimChar"/>
-        </w:rPr>
-        <w:t xml:space="preserve">// вкладеним повідомленням, аргументом HMAC (лабораторна робота №10).</w:t>
-      </w:r>
-      <w:r>
-        <w:br/>
-      </w:r>
-      <w:r>
-        <w:rPr>
-          <w:rStyle w:val="VerbatimChar"/>
-        </w:rPr>
-        <w:t xml:space="preserve">std::vector&lt;unsigned char&gt; sha256Raw(const std::string&amp; message) {</w:t>
-      </w:r>
-      <w:r>
-        <w:br/>
-      </w:r>
-      <w:r>
-        <w:rPr>
-          <w:rStyle w:val="VerbatimChar"/>
-        </w:rPr>
-        <w:t xml:space="preserve">    std::string hex = sha256(message);</w:t>
-      </w:r>
-      <w:r>
-        <w:br/>
-      </w:r>
-      <w:r>
-        <w:rPr>
-          <w:rStyle w:val="VerbatimChar"/>
-        </w:rPr>
-        <w:t xml:space="preserve">    std::vector&lt;unsigned char&gt; raw(32);</w:t>
-      </w:r>
-      <w:r>
-        <w:br/>
-      </w:r>
-      <w:r>
-        <w:br/>
-      </w:r>
-      <w:r>
-        <w:rPr>
-          <w:rStyle w:val="VerbatimChar"/>
-        </w:rPr>
-        <w:t xml:space="preserve">    for (int i = 0; i &lt; 32; i++) {</w:t>
-      </w:r>
-      <w:r>
-        <w:br/>
-      </w:r>
-      <w:r>
-        <w:rPr>
-          <w:rStyle w:val="VerbatimChar"/>
-        </w:rPr>
-        <w:t xml:space="preserve">        raw[i] = static_cast&lt;unsigned char&gt;(</w:t>
-      </w:r>
-      <w:r>
-        <w:br/>
-      </w:r>
-      <w:r>
-        <w:rPr>
-          <w:rStyle w:val="VerbatimChar"/>
-        </w:rPr>
-        <w:t xml:space="preserve">            std::stoi(hex.substr(i * 2, 2), nullptr, 16));</w:t>
-      </w:r>
-      <w:r>
-        <w:br/>
-      </w:r>
-      <w:r>
-        <w:rPr>
-          <w:rStyle w:val="VerbatimChar"/>
-        </w:rPr>
-        <w:t xml:space="preserve">    }</w:t>
-      </w:r>
-      <w:r>
-        <w:br/>
-      </w:r>
-      <w:r>
-        <w:br/>
-      </w:r>
-      <w:r>
-        <w:rPr>
-          <w:rStyle w:val="VerbatimChar"/>
-        </w:rPr>
-        <w:t xml:space="preserve">    return raw;</w:t>
-      </w:r>
-      <w:r>
-        <w:br/>
-      </w:r>
-      <w:r>
-        <w:rPr>
-          <w:rStyle w:val="VerbatimChar"/>
-        </w:rPr>
-        <w:t xml:space="preserve">}</w:t>
-      </w:r>
-      <w:r>
-        <w:br/>
-      </w:r>
-      <w:r>
-        <w:br/>
-      </w:r>
-      <w:r>
-        <w:rPr>
-          <w:rStyle w:val="VerbatimChar"/>
-        </w:rPr>
-        <w:t xml:space="preserve">int main() {</w:t>
-      </w:r>
-      <w:r>
-        <w:br/>
-      </w:r>
-      <w:r>
-        <w:rPr>
-          <w:rStyle w:val="VerbatimChar"/>
-        </w:rPr>
-        <w:t xml:space="preserve">    // Тестові вектори NIST</w:t>
-      </w:r>
-      <w:r>
-        <w:br/>
-      </w:r>
-      <w:r>
-        <w:rPr>
-          <w:rStyle w:val="VerbatimChar"/>
-        </w:rPr>
-        <w:t xml:space="preserve">    std::cout &lt;&lt; "=== Тестові вектори SHA-256 ===\n\n";</w:t>
-      </w:r>
-      <w:r>
-        <w:br/>
-      </w:r>
-      <w:r>
-        <w:br/>
-      </w:r>
-      <w:r>
-        <w:rPr>
-          <w:rStyle w:val="VerbatimChar"/>
-        </w:rPr>
-        <w:t xml:space="preserve">    // Тест 1: порожній рядок</w:t>
-      </w:r>
-      <w:r>
-        <w:br/>
-      </w:r>
-      <w:r>
-        <w:rPr>
-          <w:rStyle w:val="VerbatimChar"/>
-        </w:rPr>
-        <w:t xml:space="preserve">    std::string test1 = "";</w:t>
-      </w:r>
-      <w:r>
-        <w:br/>
-      </w:r>
-      <w:r>
-        <w:rPr>
-          <w:rStyle w:val="VerbatimChar"/>
-        </w:rPr>
-        <w:t xml:space="preserve">    std::cout &lt;&lt; "Вхід: (порожній рядок)\n";</w:t>
-      </w:r>
-      <w:r>
-        <w:br/>
-      </w:r>
-      <w:r>
-        <w:rPr>
-          <w:rStyle w:val="VerbatimChar"/>
-        </w:rPr>
-        <w:t xml:space="preserve">    std::cout &lt;&lt; "Хеш: " &lt;&lt; sha256(test1) &lt;&lt; "\n";</w:t>
-      </w:r>
-      <w:r>
-        <w:br/>
-      </w:r>
-      <w:r>
-        <w:rPr>
-          <w:rStyle w:val="VerbatimChar"/>
-        </w:rPr>
-        <w:t xml:space="preserve">    std::cout &lt;&lt; "Очік: e3b0c44298fc1c149afbf4c8996fb92427ae41e4649b934ca495991b7852b855\n\n";</w:t>
-      </w:r>
-      <w:r>
-        <w:br/>
-      </w:r>
-      <w:r>
-        <w:br/>
-      </w:r>
-      <w:r>
-        <w:rPr>
-          <w:rStyle w:val="VerbatimChar"/>
-        </w:rPr>
-        <w:t xml:space="preserve">    // Тест 2: "abc"</w:t>
-      </w:r>
-      <w:r>
-        <w:br/>
-      </w:r>
-      <w:r>
-        <w:rPr>
-          <w:rStyle w:val="VerbatimChar"/>
-        </w:rPr>
-        <w:t xml:space="preserve">    std::string test2 = "abc";</w:t>
-      </w:r>
-      <w:r>
-        <w:br/>
-      </w:r>
-      <w:r>
-        <w:rPr>
-          <w:rStyle w:val="VerbatimChar"/>
-        </w:rPr>
-        <w:t xml:space="preserve">    std::cout &lt;&lt; "Вхід: \"abc\"\n";</w:t>
-      </w:r>
-      <w:r>
-        <w:br/>
-      </w:r>
-      <w:r>
-        <w:rPr>
-          <w:rStyle w:val="VerbatimChar"/>
-        </w:rPr>
-        <w:t xml:space="preserve">    std::cout &lt;&lt; "Хеш: " &lt;&lt; sha256(test2) &lt;&lt; "\n";</w:t>
-      </w:r>
-      <w:r>
-        <w:br/>
-      </w:r>
-      <w:r>
-        <w:rPr>
-          <w:rStyle w:val="VerbatimChar"/>
-        </w:rPr>
-        <w:t xml:space="preserve">    std::cout &lt;&lt; "Очік: ba7816bf8f01cfea414140de5dae2223b00361a396177a9cb410ff61f20015ad\n\n";</w:t>
-      </w:r>
-      <w:r>
-        <w:br/>
-      </w:r>
-      <w:r>
-        <w:br/>
-      </w:r>
-      <w:r>
-        <w:rPr>
-          <w:rStyle w:val="VerbatimChar"/>
-        </w:rPr>
-        <w:t xml:space="preserve">    // Тест 3: довге повідомлення (448 біт)</w:t>
-      </w:r>
-      <w:r>
-        <w:br/>
-      </w:r>
-      <w:r>
-        <w:rPr>
-          <w:rStyle w:val="VerbatimChar"/>
-        </w:rPr>
-        <w:t xml:space="preserve">    std::string test3 = "abcdbcdecdefdefgefghfghighijhijkijkljklmklmnlmnomnopnopq";</w:t>
-      </w:r>
-      <w:r>
-        <w:br/>
-      </w:r>
-      <w:r>
-        <w:rPr>
-          <w:rStyle w:val="VerbatimChar"/>
-        </w:rPr>
-        <w:t xml:space="preserve">    std::cout &lt;&lt; "Вхід: \"abcdbcdecdefdefgefghfghighijhijkijkljklmklmnlmnomnopnopq\"\n";</w:t>
-      </w:r>
-      <w:r>
-        <w:br/>
-      </w:r>
-      <w:r>
-        <w:rPr>
-          <w:rStyle w:val="VerbatimChar"/>
-        </w:rPr>
-        <w:t xml:space="preserve">    std::cout &lt;&lt; "Хеш: " &lt;&lt; sha256(test3) &lt;&lt; "\n";</w:t>
-      </w:r>
-      <w:r>
-        <w:br/>
-      </w:r>
-      <w:r>
-        <w:rPr>
-          <w:rStyle w:val="VerbatimChar"/>
-        </w:rPr>
-        <w:t xml:space="preserve">    std::cout &lt;&lt; "Очік: 248d6a61d20638b8e5c026930c3e6039a33ce45964ff2167f6ecedd419db06c1\n\n";</w:t>
-      </w:r>
-      <w:r>
-        <w:br/>
-      </w:r>
-      <w:r>
-        <w:br/>
-      </w:r>
-      <w:r>
-        <w:rPr>
-          <w:rStyle w:val="VerbatimChar"/>
-        </w:rPr>
-        <w:t xml:space="preserve">    // Демонстрація лавинного ефекту</w:t>
-      </w:r>
-      <w:r>
-        <w:br/>
-      </w:r>
-      <w:r>
-        <w:rPr>
-          <w:rStyle w:val="VerbatimChar"/>
-        </w:rPr>
-        <w:t xml:space="preserve">    std::cout &lt;&lt; "=== Лавинний ефект ===\n\n";</w:t>
-      </w:r>
-      <w:r>
-        <w:br/>
-      </w:r>
-      <w:r>
-        <w:rPr>
-          <w:rStyle w:val="VerbatimChar"/>
-        </w:rPr>
-        <w:t xml:space="preserve">    std::string msg1 = "Hello";</w:t>
-      </w:r>
-      <w:r>
-        <w:br/>
-      </w:r>
-      <w:r>
-        <w:rPr>
-          <w:rStyle w:val="VerbatimChar"/>
-        </w:rPr>
-        <w:t xml:space="preserve">    std::string msg2 = "hello";  // Відрізняється на 1 біт</w:t>
-      </w:r>
-      <w:r>
-        <w:br/>
-      </w:r>
-      <w:r>
-        <w:br/>
-      </w:r>
-      <w:r>
-        <w:rPr>
-          <w:rStyle w:val="VerbatimChar"/>
-        </w:rPr>
-        <w:t xml:space="preserve">    std::cout &lt;&lt; "\"Hello\": " &lt;&lt; sha256(msg1) &lt;&lt; "\n";</w:t>
-      </w:r>
-      <w:r>
-        <w:br/>
-      </w:r>
-      <w:r>
-        <w:rPr>
-          <w:rStyle w:val="VerbatimChar"/>
-        </w:rPr>
-        <w:t xml:space="preserve">    std::cout &lt;&lt; "\"hello\": " &lt;&lt; sha256(msg2) &lt;&lt; "\n";</w:t>
-      </w:r>
-      <w:r>
-        <w:br/>
-      </w:r>
-      <w:r>
-        <w:rPr>
-          <w:rStyle w:val="VerbatimChar"/>
-        </w:rPr>
-        <w:t xml:space="preserve">    std::cout &lt;&lt; "(зміна 1 біта — повністю інший хеш)\n";</w:t>
-      </w:r>
-      <w:r>
-        <w:br/>
-      </w:r>
-      <w:r>
-        <w:br/>
-      </w:r>
-      <w:r>
-        <w:rPr>
-          <w:rStyle w:val="VerbatimChar"/>
-        </w:rPr>
-        <w:t xml:space="preserve">    return 0;</w:t>
-      </w:r>
-      <w:r>
-        <w:br/>
-      </w:r>
-      <w:r>
-        <w:rPr>
-          <w:rStyle w:val="VerbatimChar"/>
-        </w:rPr>
-        <w:t xml:space="preserve">}</w:t>
-      </w:r>
+      </w:pPr>
     </w:p>
     <w:p>
       <w:pPr>
@@ -2807,146 +3493,210 @@
     </w:p>
     <w:p>
       <w:pPr>
-        <w:pStyle w:val="SourceCode"/>
-      </w:pPr>
-      <w:r>
+        <w:spacing w:before="0" w:after="0" w:line="120" w:lineRule="exact"/>
         <w:rPr>
-          <w:rStyle w:val="VerbatimChar"/>
+          <w:sz w:val="4"/>
+          <w:szCs w:val="4"/>
         </w:rPr>
-        <w:t xml:space="preserve">=== Тестові вектори SHA-256 ===</w:t>
-      </w:r>
-      <w:r>
-        <w:br/>
-      </w:r>
-      <w:r>
-        <w:br/>
-      </w:r>
-      <w:r>
+      </w:pPr>
+    </w:p>
+    <w:tbl>
+      <w:tblPr>
+        <w:tblStyle w:val="SourceCodeTable"/>
+        <w:tblW w:type="dxa" w:w="9637"/>
+        <w:tblInd w:w="0" w:type="dxa"/>
+        <w:tblBorders>
+          <w:top w:color="BFBFBF" w:space="0" w:sz="4" w:val="single"/>
+          <w:left w:color="BFBFBF" w:space="0" w:sz="4" w:val="single"/>
+          <w:bottom w:color="BFBFBF" w:space="0" w:sz="4" w:val="single"/>
+          <w:right w:color="BFBFBF" w:space="0" w:sz="4" w:val="single"/>
+        </w:tblBorders>
+        <w:shd w:color="auto" w:fill="F4F4F4" w:val="clear"/>
+        <w:tblLayout w:type="fixed"/>
+        <w:tblCellMar>
+          <w:top w:type="dxa" w:w="113"/>
+          <w:left w:type="dxa" w:w="113"/>
+          <w:bottom w:type="dxa" w:w="113"/>
+          <w:right w:type="dxa" w:w="113"/>
+        </w:tblCellMar>
+        <w:tblLook w:val="0000" w:firstRow="0" w:lastRow="0" w:firstColumn="0" w:lastColumn="0" w:noHBand="1" w:noVBand="1"/>
+      </w:tblPr>
+      <w:tblGrid>
+        <w:gridCol w:w="9637"/>
+      </w:tblGrid>
+      <w:tr>
+        <w:tc>
+          <w:tcPr>
+            <w:tcW w:type="dxa" w:w="9637"/>
+            <w:shd w:color="auto" w:fill="F4F4F4" w:val="clear"/>
+          </w:tcPr>
+          <w:p>
+            <w:pPr>
+              <w:pStyle w:val="SourceCode"/>
+              <w:spacing w:before="0" w:after="0" w:line="200" w:lineRule="auto"/>
+            </w:pPr>
+            <w:r>
+              <w:t xml:space="preserve">=== Тестові вектори SHA-256 ===</w:t>
+            </w:r>
+          </w:p>
+          <w:p>
+            <w:pPr>
+              <w:pStyle w:val="SourceCode"/>
+              <w:spacing w:before="0" w:after="0" w:line="200" w:lineRule="auto"/>
+            </w:pPr>
+          </w:p>
+          <w:p>
+            <w:pPr>
+              <w:pStyle w:val="SourceCode"/>
+              <w:spacing w:before="0" w:after="0" w:line="200" w:lineRule="auto"/>
+            </w:pPr>
+            <w:r>
+              <w:t xml:space="preserve">Вхід: (порожній рядок)</w:t>
+            </w:r>
+          </w:p>
+          <w:p>
+            <w:pPr>
+              <w:pStyle w:val="SourceCode"/>
+              <w:spacing w:before="0" w:after="0" w:line="200" w:lineRule="auto"/>
+            </w:pPr>
+            <w:r>
+              <w:t xml:space="preserve">Хеш: e3b0c44298fc1c149afbf4c8996fb92427ae41e4649b934ca495991b7852b855</w:t>
+            </w:r>
+          </w:p>
+          <w:p>
+            <w:pPr>
+              <w:pStyle w:val="SourceCode"/>
+              <w:spacing w:before="0" w:after="0" w:line="200" w:lineRule="auto"/>
+            </w:pPr>
+            <w:r>
+              <w:t xml:space="preserve">Очік: e3b0c44298fc1c149afbf4c8996fb92427ae41e4649b934ca495991b7852b855</w:t>
+            </w:r>
+          </w:p>
+          <w:p>
+            <w:pPr>
+              <w:pStyle w:val="SourceCode"/>
+              <w:spacing w:before="0" w:after="0" w:line="200" w:lineRule="auto"/>
+            </w:pPr>
+          </w:p>
+          <w:p>
+            <w:pPr>
+              <w:pStyle w:val="SourceCode"/>
+              <w:spacing w:before="0" w:after="0" w:line="200" w:lineRule="auto"/>
+            </w:pPr>
+            <w:r>
+              <w:t xml:space="preserve">Вхід: "abc"</w:t>
+            </w:r>
+          </w:p>
+          <w:p>
+            <w:pPr>
+              <w:pStyle w:val="SourceCode"/>
+              <w:spacing w:before="0" w:after="0" w:line="200" w:lineRule="auto"/>
+            </w:pPr>
+            <w:r>
+              <w:t xml:space="preserve">Хеш: ba7816bf8f01cfea414140de5dae2223b00361a396177a9cb410ff61f20015ad</w:t>
+            </w:r>
+          </w:p>
+          <w:p>
+            <w:pPr>
+              <w:pStyle w:val="SourceCode"/>
+              <w:spacing w:before="0" w:after="0" w:line="200" w:lineRule="auto"/>
+            </w:pPr>
+            <w:r>
+              <w:t xml:space="preserve">Очік: ba7816bf8f01cfea414140de5dae2223b00361a396177a9cb410ff61f20015ad</w:t>
+            </w:r>
+          </w:p>
+          <w:p>
+            <w:pPr>
+              <w:pStyle w:val="SourceCode"/>
+              <w:spacing w:before="0" w:after="0" w:line="200" w:lineRule="auto"/>
+            </w:pPr>
+          </w:p>
+          <w:p>
+            <w:pPr>
+              <w:pStyle w:val="SourceCode"/>
+              <w:spacing w:before="0" w:after="0" w:line="200" w:lineRule="auto"/>
+            </w:pPr>
+            <w:r>
+              <w:t xml:space="preserve">Вхід: "abcdbcdecdefdefgefghfghighijhijkijkljklmklmnlmnomnopnopq"</w:t>
+            </w:r>
+          </w:p>
+          <w:p>
+            <w:pPr>
+              <w:pStyle w:val="SourceCode"/>
+              <w:spacing w:before="0" w:after="0" w:line="200" w:lineRule="auto"/>
+            </w:pPr>
+            <w:r>
+              <w:t xml:space="preserve">Хеш: 248d6a61d20638b8e5c026930c3e6039a33ce45964ff2167f6ecedd419db06c1</w:t>
+            </w:r>
+          </w:p>
+          <w:p>
+            <w:pPr>
+              <w:pStyle w:val="SourceCode"/>
+              <w:spacing w:before="0" w:after="0" w:line="200" w:lineRule="auto"/>
+            </w:pPr>
+            <w:r>
+              <w:t xml:space="preserve">Очік: 248d6a61d20638b8e5c026930c3e6039a33ce45964ff2167f6ecedd419db06c1</w:t>
+            </w:r>
+          </w:p>
+          <w:p>
+            <w:pPr>
+              <w:pStyle w:val="SourceCode"/>
+              <w:spacing w:before="0" w:after="0" w:line="200" w:lineRule="auto"/>
+            </w:pPr>
+          </w:p>
+          <w:p>
+            <w:pPr>
+              <w:pStyle w:val="SourceCode"/>
+              <w:spacing w:before="0" w:after="0" w:line="200" w:lineRule="auto"/>
+            </w:pPr>
+            <w:r>
+              <w:t xml:space="preserve">=== Лавинний ефект ===</w:t>
+            </w:r>
+          </w:p>
+          <w:p>
+            <w:pPr>
+              <w:pStyle w:val="SourceCode"/>
+              <w:spacing w:before="0" w:after="0" w:line="200" w:lineRule="auto"/>
+            </w:pPr>
+          </w:p>
+          <w:p>
+            <w:pPr>
+              <w:pStyle w:val="SourceCode"/>
+              <w:spacing w:before="0" w:after="0" w:line="200" w:lineRule="auto"/>
+            </w:pPr>
+            <w:r>
+              <w:t xml:space="preserve">"Hello": 185f8db32271fe25f561a6fc938b2e264306ec304eda518007d1764826381969</w:t>
+            </w:r>
+          </w:p>
+          <w:p>
+            <w:pPr>
+              <w:pStyle w:val="SourceCode"/>
+              <w:spacing w:before="0" w:after="0" w:line="200" w:lineRule="auto"/>
+            </w:pPr>
+            <w:r>
+              <w:t xml:space="preserve">"hello": 2cf24dba5fb0a30e26e83b2ac5b9e29e1b161e5c1fa7425e73043362938b9824</w:t>
+            </w:r>
+          </w:p>
+          <w:p>
+            <w:pPr>
+              <w:pStyle w:val="SourceCode"/>
+              <w:spacing w:before="0" w:after="0" w:line="200" w:lineRule="auto"/>
+            </w:pPr>
+            <w:r>
+              <w:t xml:space="preserve">(зміна 1 біта — повністю інший хеш)</w:t>
+            </w:r>
+          </w:p>
+        </w:tc>
+      </w:tr>
+    </w:tbl>
+    <w:p>
+      <w:pPr>
+        <w:spacing w:before="0" w:after="0" w:line="120" w:lineRule="exact"/>
         <w:rPr>
-          <w:rStyle w:val="VerbatimChar"/>
+          <w:sz w:val="4"/>
+          <w:szCs w:val="4"/>
         </w:rPr>
-        <w:t xml:space="preserve">Вхід: (порожній рядок)</w:t>
-      </w:r>
-      <w:r>
-        <w:br/>
-      </w:r>
-      <w:r>
-        <w:rPr>
-          <w:rStyle w:val="VerbatimChar"/>
-        </w:rPr>
-        <w:t xml:space="preserve">Хеш: e3b0c44298fc1c149afbf4c8996fb92427ae41e4649b934ca495991b7852b855</w:t>
-      </w:r>
-      <w:r>
-        <w:br/>
-      </w:r>
-      <w:r>
-        <w:rPr>
-          <w:rStyle w:val="VerbatimChar"/>
-        </w:rPr>
-        <w:t xml:space="preserve">Очік: e3b0c44298fc1c149afbf4c8996fb92427ae41e4649b934ca495991b7852b855</w:t>
-      </w:r>
-      <w:r>
-        <w:br/>
-      </w:r>
-      <w:r>
-        <w:br/>
-      </w:r>
-      <w:r>
-        <w:rPr>
-          <w:rStyle w:val="VerbatimChar"/>
-        </w:rPr>
-        <w:t xml:space="preserve">Вхід: "abc"</w:t>
-      </w:r>
-      <w:r>
-        <w:br/>
-      </w:r>
-      <w:r>
-        <w:rPr>
-          <w:rStyle w:val="VerbatimChar"/>
-        </w:rPr>
-        <w:t xml:space="preserve">Хеш: ba7816bf8f01cfea414140de5dae2223b00361a396177a9cb410ff61f20015ad</w:t>
-      </w:r>
-      <w:r>
-        <w:br/>
-      </w:r>
-      <w:r>
-        <w:rPr>
-          <w:rStyle w:val="VerbatimChar"/>
-        </w:rPr>
-        <w:t xml:space="preserve">Очік: ba7816bf8f01cfea414140de5dae2223b00361a396177a9cb410ff61f20015ad</w:t>
-      </w:r>
-      <w:r>
-        <w:br/>
-      </w:r>
-      <w:r>
-        <w:br/>
-      </w:r>
-      <w:r>
-        <w:rPr>
-          <w:rStyle w:val="VerbatimChar"/>
-        </w:rPr>
-        <w:t xml:space="preserve">Вхід: "abcdbcdecdefdefgefghfghighijhijkijkljklmklmnlmnomnopnopq"</w:t>
-      </w:r>
-      <w:r>
-        <w:br/>
-      </w:r>
-      <w:r>
-        <w:rPr>
-          <w:rStyle w:val="VerbatimChar"/>
-        </w:rPr>
-        <w:t xml:space="preserve">Хеш: 248d6a61d20638b8e5c026930c3e6039a33ce45964ff2167f6ecedd419db06c1</w:t>
-      </w:r>
-      <w:r>
-        <w:br/>
-      </w:r>
-      <w:r>
-        <w:rPr>
-          <w:rStyle w:val="VerbatimChar"/>
-        </w:rPr>
-        <w:t xml:space="preserve">Очік: 248d6a61d20638b8e5c026930c3e6039a33ce45964ff2167f6ecedd419db06c1</w:t>
-      </w:r>
-      <w:r>
-        <w:br/>
-      </w:r>
-      <w:r>
-        <w:br/>
-      </w:r>
-      <w:r>
-        <w:rPr>
-          <w:rStyle w:val="VerbatimChar"/>
-        </w:rPr>
-        <w:t xml:space="preserve">=== Лавинний ефект ===</w:t>
-      </w:r>
-      <w:r>
-        <w:br/>
-      </w:r>
-      <w:r>
-        <w:br/>
-      </w:r>
-      <w:r>
-        <w:rPr>
-          <w:rStyle w:val="VerbatimChar"/>
-        </w:rPr>
-        <w:t xml:space="preserve">"Hello": 185f8db32271fe25f561a6fc938b2e264306ec304eda518007d1764826381969</w:t>
-      </w:r>
-      <w:r>
-        <w:br/>
-      </w:r>
-      <w:r>
-        <w:rPr>
-          <w:rStyle w:val="VerbatimChar"/>
-        </w:rPr>
-        <w:t xml:space="preserve">"hello": 2cf24dba5fb0a30e26e83b2ac5b9e29e1b161e5c1fa7425e73043362938b9824</w:t>
-      </w:r>
-      <w:r>
-        <w:br/>
-      </w:r>
-      <w:r>
-        <w:rPr>
-          <w:rStyle w:val="VerbatimChar"/>
-        </w:rPr>
-        <w:t xml:space="preserve">(зміна 1 біта — повністю інший хеш)</w:t>
-      </w:r>
+      </w:pPr>
     </w:p>
     <w:bookmarkEnd w:id="20"/>
     <w:bookmarkEnd w:id="21"/>
@@ -5243,15 +5993,8 @@
     <w:basedOn w:val="Normal"/>
     <w:qFormat/>
     <w:pPr>
-      <w:pBdr>
-        <w:top w:color="BFBFBF" w:space="4" w:sz="4" w:val="single"/>
-        <w:left w:color="BFBFBF" w:space="4" w:sz="4" w:val="single"/>
-        <w:bottom w:color="BFBFBF" w:space="4" w:sz="4" w:val="single"/>
-        <w:right w:color="BFBFBF" w:space="4" w:sz="4" w:val="single"/>
-      </w:pBdr>
-      <w:shd w:color="auto" w:fill="F4F4F4" w:val="clear"/>
-      <w:spacing w:after="120" w:before="120" w:line="200" w:lineRule="auto"/>
-      <w:ind w:firstLine="0" w:left="284" w:right="284"/>
+      <w:spacing w:after="0" w:before="0" w:line="200" w:lineRule="auto"/>
+      <w:ind w:hanging="340" w:left="340" w:right="0"/>
       <w:jc w:val="left"/>
     </w:pPr>
     <w:rPr>
@@ -5259,6 +6002,27 @@
       <w:sz w:val="18"/>
       <w:szCs w:val="18"/>
     </w:rPr>
+  </w:style>
+  <w:style w:customStyle="1" w:styleId="SourceCodeTable" w:type="table">
+    <w:name w:val="Source Code Table"/>
+    <w:basedOn w:val="TableNormal"/>
+    <w:qFormat/>
+    <w:tblPr>
+      <w:tblInd w:type="dxa" w:w="0"/>
+      <w:tblBorders>
+        <w:top w:color="BFBFBF" w:space="0" w:sz="4" w:val="single"/>
+        <w:left w:color="BFBFBF" w:space="0" w:sz="4" w:val="single"/>
+        <w:bottom w:color="BFBFBF" w:space="0" w:sz="4" w:val="single"/>
+        <w:right w:color="BFBFBF" w:space="0" w:sz="4" w:val="single"/>
+      </w:tblBorders>
+      <w:shd w:color="auto" w:fill="F4F4F4" w:val="clear"/>
+      <w:tblCellMar>
+        <w:top w:type="dxa" w:w="113"/>
+        <w:left w:type="dxa" w:w="113"/>
+        <w:bottom w:type="dxa" w:w="113"/>
+        <w:right w:type="dxa" w:w="113"/>
+      </w:tblCellMar>
+    </w:tblPr>
   </w:style>
 </w:styles>
 </file>

--- a/public/labs/pmzi/pz-23/ЛР7_ПМЗІ_Реалізація_алгоритму_SHA.docx
+++ b/public/labs/pmzi/pz-23/ЛР7_ПМЗІ_Реалізація_алгоритму_SHA.docx
@@ -51,7 +51,7 @@
         <w:t xml:space="preserve"> </w:t>
       </w:r>
       <w:r>
-        <w:t xml:space="preserve">ПК з встановленим C++ компілятором (MinGW, MSVC або GCC); Середовище розробки (Visual Studio, Code::Blocks, VS Code); Калькулятор для шістнадцяткових обчислень.</w:t>
+        <w:t xml:space="preserve">ПК з компілятором або інтерпретатором мови програмування за вибором студента; Середовище розробки (Visual Studio, VS Code або інше); Калькулятор для шістнадцяткових обчислень.</w:t>
       </w:r>
     </w:p>
     <w:p>

--- a/public/labs/pmzi/pz-23/ЛР7_ПМЗІ_Реалізація_алгоритму_SHA.docx
+++ b/public/labs/pmzi/pz-23/ЛР7_ПМЗІ_Реалізація_алгоритму_SHA.docx
@@ -261,160 +261,160 @@
               <w:spacing w:before="0" w:after="0" w:line="200" w:lineRule="auto"/>
             </w:pPr>
             <w:r>
-              <w:t xml:space="preserve">┌───────────────────────────────────────────────────────────────────────┐</w:t>
-            </w:r>
-          </w:p>
-          <w:p>
-            <w:pPr>
-              <w:pStyle w:val="SourceCode"/>
-              <w:spacing w:before="0" w:after="0" w:line="200" w:lineRule="auto"/>
-            </w:pPr>
-            <w:r>
-              <w:t xml:space="preserve">│                      АЛГОРИТМ SHA-256                                 │</w:t>
-            </w:r>
-          </w:p>
-          <w:p>
-            <w:pPr>
-              <w:pStyle w:val="SourceCode"/>
-              <w:spacing w:before="0" w:after="0" w:line="200" w:lineRule="auto"/>
-            </w:pPr>
-            <w:r>
-              <w:t xml:space="preserve">├───────────────────────────────────────────────────────────────────────┤</w:t>
-            </w:r>
-          </w:p>
-          <w:p>
-            <w:pPr>
-              <w:pStyle w:val="SourceCode"/>
-              <w:spacing w:before="0" w:after="0" w:line="200" w:lineRule="auto"/>
-            </w:pPr>
-            <w:r>
-              <w:t xml:space="preserve">│                                                                       │</w:t>
-            </w:r>
-          </w:p>
-          <w:p>
-            <w:pPr>
-              <w:pStyle w:val="SourceCode"/>
-              <w:spacing w:before="0" w:after="0" w:line="200" w:lineRule="auto"/>
-            </w:pPr>
-            <w:r>
-              <w:t xml:space="preserve">│  Повідомлення ──► [PADDING] ──► [РОЗБИТТЯ] ──► [ОБРОБКА] ──► Хеш      │</w:t>
-            </w:r>
-          </w:p>
-          <w:p>
-            <w:pPr>
-              <w:pStyle w:val="SourceCode"/>
-              <w:spacing w:before="0" w:after="0" w:line="200" w:lineRule="auto"/>
-            </w:pPr>
-            <w:r>
-              <w:t xml:space="preserve">│                                  512 біт      64 раунди    256 біт    │</w:t>
-            </w:r>
-          </w:p>
-          <w:p>
-            <w:pPr>
-              <w:pStyle w:val="SourceCode"/>
-              <w:spacing w:before="0" w:after="0" w:line="200" w:lineRule="auto"/>
-            </w:pPr>
-            <w:r>
-              <w:t xml:space="preserve">│                                                                       │</w:t>
-            </w:r>
-          </w:p>
-          <w:p>
-            <w:pPr>
-              <w:pStyle w:val="SourceCode"/>
-              <w:spacing w:before="0" w:after="0" w:line="200" w:lineRule="auto"/>
-            </w:pPr>
-            <w:r>
-              <w:t xml:space="preserve">│  ЕТАПИ:                                                               │</w:t>
-            </w:r>
-          </w:p>
-          <w:p>
-            <w:pPr>
-              <w:pStyle w:val="SourceCode"/>
-              <w:spacing w:before="0" w:after="0" w:line="200" w:lineRule="auto"/>
-            </w:pPr>
-            <w:r>
-              <w:t xml:space="preserve">│  1. Доповнення повідомлення до кратного 512 біт                       │</w:t>
-            </w:r>
-          </w:p>
-          <w:p>
-            <w:pPr>
-              <w:pStyle w:val="SourceCode"/>
-              <w:spacing w:before="0" w:after="0" w:line="200" w:lineRule="auto"/>
-            </w:pPr>
-            <w:r>
-              <w:t xml:space="preserve">│  2. Розбиття на блоки по 512 біт                                      │</w:t>
-            </w:r>
-          </w:p>
-          <w:p>
-            <w:pPr>
-              <w:pStyle w:val="SourceCode"/>
-              <w:spacing w:before="0" w:after="0" w:line="200" w:lineRule="auto"/>
-            </w:pPr>
-            <w:r>
-              <w:t xml:space="preserve">│  3. Ініціалізація 8 робочих змінних (H0-H7)                           │</w:t>
-            </w:r>
-          </w:p>
-          <w:p>
-            <w:pPr>
-              <w:pStyle w:val="SourceCode"/>
-              <w:spacing w:before="0" w:after="0" w:line="200" w:lineRule="auto"/>
-            </w:pPr>
-            <w:r>
-              <w:t xml:space="preserve">│  4. Для кожного блоку:                                                │</w:t>
-            </w:r>
-          </w:p>
-          <w:p>
-            <w:pPr>
-              <w:pStyle w:val="SourceCode"/>
-              <w:spacing w:before="0" w:after="0" w:line="200" w:lineRule="auto"/>
-            </w:pPr>
-            <w:r>
-              <w:t xml:space="preserve">│     - Розширення 16 слів до 64 слів                                   │</w:t>
-            </w:r>
-          </w:p>
-          <w:p>
-            <w:pPr>
-              <w:pStyle w:val="SourceCode"/>
-              <w:spacing w:before="0" w:after="0" w:line="200" w:lineRule="auto"/>
-            </w:pPr>
-            <w:r>
-              <w:t xml:space="preserve">│     - 64 раунди функції стиснення                                     │</w:t>
-            </w:r>
-          </w:p>
-          <w:p>
-            <w:pPr>
-              <w:pStyle w:val="SourceCode"/>
-              <w:spacing w:before="0" w:after="0" w:line="200" w:lineRule="auto"/>
-            </w:pPr>
-            <w:r>
-              <w:t xml:space="preserve">│     - Додавання результату до H0-H7                                   │</w:t>
-            </w:r>
-          </w:p>
-          <w:p>
-            <w:pPr>
-              <w:pStyle w:val="SourceCode"/>
-              <w:spacing w:before="0" w:after="0" w:line="200" w:lineRule="auto"/>
-            </w:pPr>
-            <w:r>
-              <w:t xml:space="preserve">│  5. Конкатенація H0-H7 → 256-бітний хеш                               │</w:t>
-            </w:r>
-          </w:p>
-          <w:p>
-            <w:pPr>
-              <w:pStyle w:val="SourceCode"/>
-              <w:spacing w:before="0" w:after="0" w:line="200" w:lineRule="auto"/>
-            </w:pPr>
-            <w:r>
-              <w:t xml:space="preserve">│                                                                       │</w:t>
-            </w:r>
-          </w:p>
-          <w:p>
-            <w:pPr>
-              <w:pStyle w:val="SourceCode"/>
-              <w:spacing w:before="0" w:after="0" w:line="200" w:lineRule="auto"/>
-            </w:pPr>
-            <w:r>
-              <w:t xml:space="preserve">└───────────────────────────────────────────────────────────────────────┘</w:t>
+              <w:t xml:space="preserve">┌─────────────────────────────────────────────────────────────────────┐</w:t>
+            </w:r>
+          </w:p>
+          <w:p>
+            <w:pPr>
+              <w:pStyle w:val="SourceCode"/>
+              <w:spacing w:before="0" w:after="0" w:line="200" w:lineRule="auto"/>
+            </w:pPr>
+            <w:r>
+              <w:t xml:space="preserve">│                      АЛГОРИТМ SHA-256                               │</w:t>
+            </w:r>
+          </w:p>
+          <w:p>
+            <w:pPr>
+              <w:pStyle w:val="SourceCode"/>
+              <w:spacing w:before="0" w:after="0" w:line="200" w:lineRule="auto"/>
+            </w:pPr>
+            <w:r>
+              <w:t xml:space="preserve">├─────────────────────────────────────────────────────────────────────┤</w:t>
+            </w:r>
+          </w:p>
+          <w:p>
+            <w:pPr>
+              <w:pStyle w:val="SourceCode"/>
+              <w:spacing w:before="0" w:after="0" w:line="200" w:lineRule="auto"/>
+            </w:pPr>
+            <w:r>
+              <w:t xml:space="preserve">│                                                                     │</w:t>
+            </w:r>
+          </w:p>
+          <w:p>
+            <w:pPr>
+              <w:pStyle w:val="SourceCode"/>
+              <w:spacing w:before="0" w:after="0" w:line="200" w:lineRule="auto"/>
+            </w:pPr>
+            <w:r>
+              <w:t xml:space="preserve">│  Повідомлення ──► [PADDING] ──► [РОЗБИТТЯ] ──► [ОБРОБКА] ──► Хеш    │</w:t>
+            </w:r>
+          </w:p>
+          <w:p>
+            <w:pPr>
+              <w:pStyle w:val="SourceCode"/>
+              <w:spacing w:before="0" w:after="0" w:line="200" w:lineRule="auto"/>
+            </w:pPr>
+            <w:r>
+              <w:t xml:space="preserve">│                                  512 біт      64 раунди    256 біт  │</w:t>
+            </w:r>
+          </w:p>
+          <w:p>
+            <w:pPr>
+              <w:pStyle w:val="SourceCode"/>
+              <w:spacing w:before="0" w:after="0" w:line="200" w:lineRule="auto"/>
+            </w:pPr>
+            <w:r>
+              <w:t xml:space="preserve">│                                                                     │</w:t>
+            </w:r>
+          </w:p>
+          <w:p>
+            <w:pPr>
+              <w:pStyle w:val="SourceCode"/>
+              <w:spacing w:before="0" w:after="0" w:line="200" w:lineRule="auto"/>
+            </w:pPr>
+            <w:r>
+              <w:t xml:space="preserve">│  ЕТАПИ:                                                             │</w:t>
+            </w:r>
+          </w:p>
+          <w:p>
+            <w:pPr>
+              <w:pStyle w:val="SourceCode"/>
+              <w:spacing w:before="0" w:after="0" w:line="200" w:lineRule="auto"/>
+            </w:pPr>
+            <w:r>
+              <w:t xml:space="preserve">│  1. Доповнення повідомлення до кратного 512 біт                     │</w:t>
+            </w:r>
+          </w:p>
+          <w:p>
+            <w:pPr>
+              <w:pStyle w:val="SourceCode"/>
+              <w:spacing w:before="0" w:after="0" w:line="200" w:lineRule="auto"/>
+            </w:pPr>
+            <w:r>
+              <w:t xml:space="preserve">│  2. Розбиття на блоки по 512 біт                                    │</w:t>
+            </w:r>
+          </w:p>
+          <w:p>
+            <w:pPr>
+              <w:pStyle w:val="SourceCode"/>
+              <w:spacing w:before="0" w:after="0" w:line="200" w:lineRule="auto"/>
+            </w:pPr>
+            <w:r>
+              <w:t xml:space="preserve">│  3. Ініціалізація 8 робочих змінних (H0-H7)                         │</w:t>
+            </w:r>
+          </w:p>
+          <w:p>
+            <w:pPr>
+              <w:pStyle w:val="SourceCode"/>
+              <w:spacing w:before="0" w:after="0" w:line="200" w:lineRule="auto"/>
+            </w:pPr>
+            <w:r>
+              <w:t xml:space="preserve">│  4. Для кожного блоку:                                              │</w:t>
+            </w:r>
+          </w:p>
+          <w:p>
+            <w:pPr>
+              <w:pStyle w:val="SourceCode"/>
+              <w:spacing w:before="0" w:after="0" w:line="200" w:lineRule="auto"/>
+            </w:pPr>
+            <w:r>
+              <w:t xml:space="preserve">│     - Розширення 16 слів до 64 слів                                 │</w:t>
+            </w:r>
+          </w:p>
+          <w:p>
+            <w:pPr>
+              <w:pStyle w:val="SourceCode"/>
+              <w:spacing w:before="0" w:after="0" w:line="200" w:lineRule="auto"/>
+            </w:pPr>
+            <w:r>
+              <w:t xml:space="preserve">│     - 64 раунди функції стиснення                                   │</w:t>
+            </w:r>
+          </w:p>
+          <w:p>
+            <w:pPr>
+              <w:pStyle w:val="SourceCode"/>
+              <w:spacing w:before="0" w:after="0" w:line="200" w:lineRule="auto"/>
+            </w:pPr>
+            <w:r>
+              <w:t xml:space="preserve">│     - Додавання результату до H0-H7                                 │</w:t>
+            </w:r>
+          </w:p>
+          <w:p>
+            <w:pPr>
+              <w:pStyle w:val="SourceCode"/>
+              <w:spacing w:before="0" w:after="0" w:line="200" w:lineRule="auto"/>
+            </w:pPr>
+            <w:r>
+              <w:t xml:space="preserve">│  5. Конкатенація H0-H7 → 256-бітний хеш                             │</w:t>
+            </w:r>
+          </w:p>
+          <w:p>
+            <w:pPr>
+              <w:pStyle w:val="SourceCode"/>
+              <w:spacing w:before="0" w:after="0" w:line="200" w:lineRule="auto"/>
+            </w:pPr>
+            <w:r>
+              <w:t xml:space="preserve">│                                                                     │</w:t>
+            </w:r>
+          </w:p>
+          <w:p>
+            <w:pPr>
+              <w:pStyle w:val="SourceCode"/>
+              <w:spacing w:before="0" w:after="0" w:line="200" w:lineRule="auto"/>
+            </w:pPr>
+            <w:r>
+              <w:t xml:space="preserve">└─────────────────────────────────────────────────────────────────────┘</w:t>
             </w:r>
           </w:p>
         </w:tc>
@@ -702,6 +702,29 @@
         <w:t xml:space="preserve">(у hex)</w:t>
       </w:r>
     </w:p>
+    <w:p>
+      <w:pPr>
+        <w:pStyle w:val="FirstParagraph"/>
+      </w:pPr>
+      <w:r>
+        <w:t xml:space="preserve">Якщо довжина повідомлення від 448 до 511 біт за модулем 512, після біта</w:t>
+      </w:r>
+      <w:r>
+        <w:t xml:space="preserve"> </w:t>
+      </w:r>
+      <w:r>
+        <w:rPr>
+          <w:rStyle w:val="VerbatimChar"/>
+        </w:rPr>
+        <w:t xml:space="preserve">1</w:t>
+      </w:r>
+      <w:r>
+        <w:t xml:space="preserve"> </w:t>
+      </w:r>
+      <w:r>
+        <w:t xml:space="preserve">для 64-бітної довжини вже не лишається місця, і доповнення займає цілий додатковий блок. Саме тому третій тестовий вектор NIST має рівно 448 біт: він перевіряє цей граничний випадок.</w:t>
+      </w:r>
+    </w:p>
     <w:bookmarkEnd w:id="11"/>
     <w:bookmarkStart w:id="12" w:name="функції-раунду"/>
     <w:p>
@@ -1148,232 +1171,151 @@
               <w:spacing w:before="0" w:after="0" w:line="200" w:lineRule="auto"/>
             </w:pPr>
             <w:r>
-              <w:t xml:space="preserve">┌─────────────────────────────────────────────────────────────┐</w:t>
-            </w:r>
-          </w:p>
-          <w:p>
-            <w:pPr>
-              <w:pStyle w:val="SourceCode"/>
-              <w:spacing w:before="0" w:after="0" w:line="200" w:lineRule="auto"/>
-            </w:pPr>
-            <w:r>
-              <w:t xml:space="preserve">│                   РАУНД SHA-256                             │</w:t>
-            </w:r>
-          </w:p>
-          <w:p>
-            <w:pPr>
-              <w:pStyle w:val="SourceCode"/>
-              <w:spacing w:before="0" w:after="0" w:line="200" w:lineRule="auto"/>
-            </w:pPr>
-            <w:r>
-              <w:t xml:space="preserve">├─────────────────────────────────────────────────────────────┤</w:t>
-            </w:r>
-          </w:p>
-          <w:p>
-            <w:pPr>
-              <w:pStyle w:val="SourceCode"/>
-              <w:spacing w:before="0" w:after="0" w:line="200" w:lineRule="auto"/>
-            </w:pPr>
-            <w:r>
-              <w:t xml:space="preserve">│                                                             │</w:t>
-            </w:r>
-          </w:p>
-          <w:p>
-            <w:pPr>
-              <w:pStyle w:val="SourceCode"/>
-              <w:spacing w:before="0" w:after="0" w:line="200" w:lineRule="auto"/>
-            </w:pPr>
-            <w:r>
-              <w:t xml:space="preserve">│  a ─────────────────────────────────────────────────► a'    │</w:t>
-            </w:r>
-          </w:p>
-          <w:p>
-            <w:pPr>
-              <w:pStyle w:val="SourceCode"/>
-              <w:spacing w:before="0" w:after="0" w:line="200" w:lineRule="auto"/>
-            </w:pPr>
-            <w:r>
-              <w:t xml:space="preserve">│  b ─────────────────────────────────────────────────► b'    │</w:t>
-            </w:r>
-          </w:p>
-          <w:p>
-            <w:pPr>
-              <w:pStyle w:val="SourceCode"/>
-              <w:spacing w:before="0" w:after="0" w:line="200" w:lineRule="auto"/>
-            </w:pPr>
-            <w:r>
-              <w:t xml:space="preserve">│  c ─────────────────────────────────────────────────► c'    │</w:t>
-            </w:r>
-          </w:p>
-          <w:p>
-            <w:pPr>
-              <w:pStyle w:val="SourceCode"/>
-              <w:spacing w:before="0" w:after="0" w:line="200" w:lineRule="auto"/>
-            </w:pPr>
-            <w:r>
-              <w:t xml:space="preserve">│  d ────────────────────────────[+T1]────────────────► d'    │</w:t>
-            </w:r>
-          </w:p>
-          <w:p>
-            <w:pPr>
-              <w:pStyle w:val="SourceCode"/>
-              <w:spacing w:before="0" w:after="0" w:line="200" w:lineRule="auto"/>
-            </w:pPr>
-            <w:r>
-              <w:t xml:space="preserve">│  e ─────────────────────────────────────────────────► e'    │</w:t>
-            </w:r>
-          </w:p>
-          <w:p>
-            <w:pPr>
-              <w:pStyle w:val="SourceCode"/>
-              <w:spacing w:before="0" w:after="0" w:line="200" w:lineRule="auto"/>
-            </w:pPr>
-            <w:r>
-              <w:t xml:space="preserve">│  f ─────────────────────────────────────────────────► f'    │</w:t>
-            </w:r>
-          </w:p>
-          <w:p>
-            <w:pPr>
-              <w:pStyle w:val="SourceCode"/>
-              <w:spacing w:before="0" w:after="0" w:line="200" w:lineRule="auto"/>
-            </w:pPr>
-            <w:r>
-              <w:t xml:space="preserve">│  g ─────────────────────────────────────────────────► g'    │</w:t>
-            </w:r>
-          </w:p>
-          <w:p>
-            <w:pPr>
-              <w:pStyle w:val="SourceCode"/>
-              <w:spacing w:before="0" w:after="0" w:line="200" w:lineRule="auto"/>
-            </w:pPr>
-            <w:r>
-              <w:t xml:space="preserve">│  h ──[+Σ1(e)+Ch(e,f,g)+K+W]─────────────────────────► h'    │</w:t>
-            </w:r>
-          </w:p>
-          <w:p>
-            <w:pPr>
-              <w:pStyle w:val="SourceCode"/>
-              <w:spacing w:before="0" w:after="0" w:line="200" w:lineRule="auto"/>
-            </w:pPr>
-            <w:r>
-              <w:t xml:space="preserve">│                                                             │</w:t>
-            </w:r>
-          </w:p>
-          <w:p>
-            <w:pPr>
-              <w:pStyle w:val="SourceCode"/>
-              <w:spacing w:before="0" w:after="0" w:line="200" w:lineRule="auto"/>
-            </w:pPr>
-            <w:r>
-              <w:t xml:space="preserve">│  T1 = h + Σ1(e) + Ch(e,f,g) + K[i] + W[i]                   │</w:t>
-            </w:r>
-          </w:p>
-          <w:p>
-            <w:pPr>
-              <w:pStyle w:val="SourceCode"/>
-              <w:spacing w:before="0" w:after="0" w:line="200" w:lineRule="auto"/>
-            </w:pPr>
-            <w:r>
-              <w:t xml:space="preserve">│  T2 = Σ0(a) + Maj(a,b,c)                                    │</w:t>
-            </w:r>
-          </w:p>
-          <w:p>
-            <w:pPr>
-              <w:pStyle w:val="SourceCode"/>
-              <w:spacing w:before="0" w:after="0" w:line="200" w:lineRule="auto"/>
-            </w:pPr>
-            <w:r>
-              <w:t xml:space="preserve">│                                                             │</w:t>
-            </w:r>
-          </w:p>
-          <w:p>
-            <w:pPr>
-              <w:pStyle w:val="SourceCode"/>
-              <w:spacing w:before="0" w:after="0" w:line="200" w:lineRule="auto"/>
-            </w:pPr>
-            <w:r>
-              <w:t xml:space="preserve">│  h' = g                                                     │</w:t>
-            </w:r>
-          </w:p>
-          <w:p>
-            <w:pPr>
-              <w:pStyle w:val="SourceCode"/>
-              <w:spacing w:before="0" w:after="0" w:line="200" w:lineRule="auto"/>
-            </w:pPr>
-            <w:r>
-              <w:t xml:space="preserve">│  g' = f                                                     │</w:t>
-            </w:r>
-          </w:p>
-          <w:p>
-            <w:pPr>
-              <w:pStyle w:val="SourceCode"/>
-              <w:spacing w:before="0" w:after="0" w:line="200" w:lineRule="auto"/>
-            </w:pPr>
-            <w:r>
-              <w:t xml:space="preserve">│  f' = e                                                     │</w:t>
-            </w:r>
-          </w:p>
-          <w:p>
-            <w:pPr>
-              <w:pStyle w:val="SourceCode"/>
-              <w:spacing w:before="0" w:after="0" w:line="200" w:lineRule="auto"/>
-            </w:pPr>
-            <w:r>
-              <w:t xml:space="preserve">│  e' = d + T1                                                │</w:t>
-            </w:r>
-          </w:p>
-          <w:p>
-            <w:pPr>
-              <w:pStyle w:val="SourceCode"/>
-              <w:spacing w:before="0" w:after="0" w:line="200" w:lineRule="auto"/>
-            </w:pPr>
-            <w:r>
-              <w:t xml:space="preserve">│  d' = c                                                     │</w:t>
-            </w:r>
-          </w:p>
-          <w:p>
-            <w:pPr>
-              <w:pStyle w:val="SourceCode"/>
-              <w:spacing w:before="0" w:after="0" w:line="200" w:lineRule="auto"/>
-            </w:pPr>
-            <w:r>
-              <w:t xml:space="preserve">│  c' = b                                                     │</w:t>
-            </w:r>
-          </w:p>
-          <w:p>
-            <w:pPr>
-              <w:pStyle w:val="SourceCode"/>
-              <w:spacing w:before="0" w:after="0" w:line="200" w:lineRule="auto"/>
-            </w:pPr>
-            <w:r>
-              <w:t xml:space="preserve">│  b' = a                                                     │</w:t>
-            </w:r>
-          </w:p>
-          <w:p>
-            <w:pPr>
-              <w:pStyle w:val="SourceCode"/>
-              <w:spacing w:before="0" w:after="0" w:line="200" w:lineRule="auto"/>
-            </w:pPr>
-            <w:r>
-              <w:t xml:space="preserve">│  a' = T1 + T2                                               │</w:t>
-            </w:r>
-          </w:p>
-          <w:p>
-            <w:pPr>
-              <w:pStyle w:val="SourceCode"/>
-              <w:spacing w:before="0" w:after="0" w:line="200" w:lineRule="auto"/>
-            </w:pPr>
-            <w:r>
-              <w:t xml:space="preserve">│                                                             │</w:t>
-            </w:r>
-          </w:p>
-          <w:p>
-            <w:pPr>
-              <w:pStyle w:val="SourceCode"/>
-              <w:spacing w:before="0" w:after="0" w:line="200" w:lineRule="auto"/>
-            </w:pPr>
-            <w:r>
-              <w:t xml:space="preserve">└─────────────────────────────────────────────────────────────┘</w:t>
+              <w:t xml:space="preserve">┌─────────────────────────────────────────────────────────────────────┐</w:t>
+            </w:r>
+          </w:p>
+          <w:p>
+            <w:pPr>
+              <w:pStyle w:val="SourceCode"/>
+              <w:spacing w:before="0" w:after="0" w:line="200" w:lineRule="auto"/>
+            </w:pPr>
+            <w:r>
+              <w:t xml:space="preserve">│                            РАУНД SHA-256                            │</w:t>
+            </w:r>
+          </w:p>
+          <w:p>
+            <w:pPr>
+              <w:pStyle w:val="SourceCode"/>
+              <w:spacing w:before="0" w:after="0" w:line="200" w:lineRule="auto"/>
+            </w:pPr>
+            <w:r>
+              <w:t xml:space="preserve">├─────────────────────────────────────────────────────────────────────┤</w:t>
+            </w:r>
+          </w:p>
+          <w:p>
+            <w:pPr>
+              <w:pStyle w:val="SourceCode"/>
+              <w:spacing w:before="0" w:after="0" w:line="200" w:lineRule="auto"/>
+            </w:pPr>
+            <w:r>
+              <w:t xml:space="preserve">│                                                                     │</w:t>
+            </w:r>
+          </w:p>
+          <w:p>
+            <w:pPr>
+              <w:pStyle w:val="SourceCode"/>
+              <w:spacing w:before="0" w:after="0" w:line="200" w:lineRule="auto"/>
+            </w:pPr>
+            <w:r>
+              <w:t xml:space="preserve">│  T1 = h + Σ1(e) + Ch(e,f,g) + K[i] + W[i]                           │</w:t>
+            </w:r>
+          </w:p>
+          <w:p>
+            <w:pPr>
+              <w:pStyle w:val="SourceCode"/>
+              <w:spacing w:before="0" w:after="0" w:line="200" w:lineRule="auto"/>
+            </w:pPr>
+            <w:r>
+              <w:t xml:space="preserve">│  T2 = Σ0(a) + Maj(a,b,c)                 (усе додавання — mod 2³²)  │</w:t>
+            </w:r>
+          </w:p>
+          <w:p>
+            <w:pPr>
+              <w:pStyle w:val="SourceCode"/>
+              <w:spacing w:before="0" w:after="0" w:line="200" w:lineRule="auto"/>
+            </w:pPr>
+            <w:r>
+              <w:t xml:space="preserve">│                                                                     │</w:t>
+            </w:r>
+          </w:p>
+          <w:p>
+            <w:pPr>
+              <w:pStyle w:val="SourceCode"/>
+              <w:spacing w:before="0" w:after="0" w:line="200" w:lineRule="auto"/>
+            </w:pPr>
+            <w:r>
+              <w:t xml:space="preserve">│   до раунду:  a      b      c      d      e      f      g      h    │</w:t>
+            </w:r>
+          </w:p>
+          <w:p>
+            <w:pPr>
+              <w:pStyle w:val="SourceCode"/>
+              <w:spacing w:before="0" w:after="0" w:line="200" w:lineRule="auto"/>
+            </w:pPr>
+            <w:r>
+              <w:t xml:space="preserve">│                ╲      ╲      ╲             ╲      ╲      ╲          │</w:t>
+            </w:r>
+          </w:p>
+          <w:p>
+            <w:pPr>
+              <w:pStyle w:val="SourceCode"/>
+              <w:spacing w:before="0" w:after="0" w:line="200" w:lineRule="auto"/>
+            </w:pPr>
+            <w:r>
+              <w:t xml:space="preserve">│   після:     T1+T2  a      b      c     d+T1   e      f      g      │</w:t>
+            </w:r>
+          </w:p>
+          <w:p>
+            <w:pPr>
+              <w:pStyle w:val="SourceCode"/>
+              <w:spacing w:before="0" w:after="0" w:line="200" w:lineRule="auto"/>
+            </w:pPr>
+            <w:r>
+              <w:t xml:space="preserve">│              = a'   = b'   = c'   = d'   = e'   = f'   = g'   = h'  │</w:t>
+            </w:r>
+          </w:p>
+          <w:p>
+            <w:pPr>
+              <w:pStyle w:val="SourceCode"/>
+              <w:spacing w:before="0" w:after="0" w:line="200" w:lineRule="auto"/>
+            </w:pPr>
+            <w:r>
+              <w:t xml:space="preserve">│                                                                     │</w:t>
+            </w:r>
+          </w:p>
+          <w:p>
+            <w:pPr>
+              <w:pStyle w:val="SourceCode"/>
+              <w:spacing w:before="0" w:after="0" w:line="200" w:lineRule="auto"/>
+            </w:pPr>
+            <w:r>
+              <w:t xml:space="preserve">│  Вісім слів працюють як зсувний регістр: кожне зсувається на        │</w:t>
+            </w:r>
+          </w:p>
+          <w:p>
+            <w:pPr>
+              <w:pStyle w:val="SourceCode"/>
+              <w:spacing w:before="0" w:after="0" w:line="200" w:lineRule="auto"/>
+            </w:pPr>
+            <w:r>
+              <w:t xml:space="preserve">│  одну позицію праворуч, а по-справжньому обчислюються лише          │</w:t>
+            </w:r>
+          </w:p>
+          <w:p>
+            <w:pPr>
+              <w:pStyle w:val="SourceCode"/>
+              <w:spacing w:before="0" w:after="0" w:line="200" w:lineRule="auto"/>
+            </w:pPr>
+            <w:r>
+              <w:t xml:space="preserve">│  два нові значення — a' = T1 + T2 і e' = d + T1.                    │</w:t>
+            </w:r>
+          </w:p>
+          <w:p>
+            <w:pPr>
+              <w:pStyle w:val="SourceCode"/>
+              <w:spacing w:before="0" w:after="0" w:line="200" w:lineRule="auto"/>
+            </w:pPr>
+            <w:r>
+              <w:t xml:space="preserve">│                                                                     │</w:t>
+            </w:r>
+          </w:p>
+          <w:p>
+            <w:pPr>
+              <w:pStyle w:val="SourceCode"/>
+              <w:spacing w:before="0" w:after="0" w:line="200" w:lineRule="auto"/>
+            </w:pPr>
+            <w:r>
+              <w:t xml:space="preserve">└─────────────────────────────────────────────────────────────────────┘</w:t>
             </w:r>
           </w:p>
         </w:tc>
